--- a/downloads/teacher/ai-1-week-01.docx
+++ b/downloads/teacher/ai-1-week-01.docx
@@ -2917,6 +2917,396 @@
         <w:t>For the Helpful Classroom Sorter, annotate which decisions follow written instructions and which, if any, were fitted from examples.</w:t>
       </w:r>
     </w:p>
+    <w:p>
+      <w:pPr>
+        <w:pStyle w:val="Heading1"/>
+      </w:pPr>
+      <w:r>
+        <w:t>07. Prepare, teach and assess</w:t>
+      </w:r>
+    </w:p>
+    <w:p>
+      <w:r>
+        <w:t>Teaching target: Distinguish an observed result from an explanation of how it was produced</w:t>
+      </w:r>
+    </w:p>
+    <w:p>
+      <w:r>
+        <w:t>Prepare the labelled worked-case picture, the matching workbook, fictional input cards and a place for individual responses. No paid AI account is required for the paper reasoning activities.</w:t>
+      </w:r>
+    </w:p>
+    <w:tbl>
+      <w:tblPr>
+        <w:tblStyle w:val="LightShading-Accent1"/>
+        <w:tblW w:type="auto" w:w="0"/>
+        <w:tblLook w:firstColumn="1" w:firstRow="1" w:lastColumn="0" w:lastRow="0" w:noHBand="0" w:noVBand="1" w:val="04A0"/>
+      </w:tblPr>
+      <w:tblGrid>
+        <w:gridCol w:w="3408"/>
+        <w:gridCol w:w="3408"/>
+        <w:gridCol w:w="3408"/>
+      </w:tblGrid>
+      <w:tr>
+        <w:trPr>
+          <w:tblHeader/>
+        </w:trPr>
+        <w:tc>
+          <w:tcPr>
+            <w:tcW w:type="dxa" w:w="3408"/>
+          </w:tcPr>
+          <w:p>
+            <w:r>
+              <w:t>Session</w:t>
+            </w:r>
+          </w:p>
+        </w:tc>
+        <w:tc>
+          <w:tcPr>
+            <w:tcW w:type="dxa" w:w="3408"/>
+          </w:tcPr>
+          <w:p>
+            <w:r>
+              <w:t>Plan</w:t>
+            </w:r>
+          </w:p>
+        </w:tc>
+        <w:tc>
+          <w:tcPr>
+            <w:tcW w:type="dxa" w:w="3408"/>
+          </w:tcPr>
+          <w:p>
+            <w:r>
+              <w:t>Resources</w:t>
+            </w:r>
+          </w:p>
+        </w:tc>
+      </w:tr>
+      <w:tr>
+        <w:tc>
+          <w:tcPr>
+            <w:tcW w:type="dxa" w:w="3408"/>
+          </w:tcPr>
+          <w:p>
+            <w:r>
+              <w:t>Session 1 · Understand · 45 min</w:t>
+            </w:r>
+          </w:p>
+        </w:tc>
+        <w:tc>
+          <w:tcPr>
+            <w:tcW w:type="dxa" w:w="3408"/>
+          </w:tcPr>
+          <w:p>
+            <w:r>
+              <w:t>0–7: recall and prerequisite; 7–15: inspect the concrete case and predict; 15–30: teacher models the worked trace; 30–40: learners explain a step using the text and visual; 40–45: check the core idea.</w:t>
+            </w:r>
+          </w:p>
+        </w:tc>
+        <w:tc>
+          <w:tcPr>
+            <w:tcW w:type="dxa" w:w="3408"/>
+          </w:tcPr>
+          <w:p>
+            <w:r>
+              <w:t>Sections 1–6; record the brief recall in the workbook.</w:t>
+            </w:r>
+          </w:p>
+        </w:tc>
+      </w:tr>
+      <w:tr>
+        <w:tc>
+          <w:tcPr>
+            <w:tcW w:type="dxa" w:w="3408"/>
+          </w:tcPr>
+          <w:p>
+            <w:r>
+              <w:t>Session 2 · Practise · 45 min</w:t>
+            </w:r>
+          </w:p>
+        </w:tc>
+        <w:tc>
+          <w:tcPr>
+            <w:tcW w:type="dxa" w:w="3408"/>
+          </w:tcPr>
+          <w:p>
+            <w:r>
+              <w:t>0–5: retrieve the procedure; 5–15: W2 completion practice; 15–23: explain and check with a partner; 23–30: each learner answers the misconception check; 30–40: targeted reteaching or a harder variation; 40–45: prepare the investigation.</w:t>
+            </w:r>
+          </w:p>
+        </w:tc>
+        <w:tc>
+          <w:tcPr>
+            <w:tcW w:type="dxa" w:w="3408"/>
+          </w:tcPr>
+          <w:p>
+            <w:r>
+              <w:t>Sections 7–10; use the matching workbook W2 and misconception check.</w:t>
+            </w:r>
+          </w:p>
+        </w:tc>
+      </w:tr>
+      <w:tr>
+        <w:tc>
+          <w:tcPr>
+            <w:tcW w:type="dxa" w:w="3408"/>
+          </w:tcPr>
+          <w:p>
+            <w:r>
+              <w:t>Session 3 · Investigate and transfer · 45 min</w:t>
+            </w:r>
+          </w:p>
+        </w:tc>
+        <w:tc>
+          <w:tcPr>
+            <w:tcW w:type="dxa" w:w="3408"/>
+          </w:tcPr>
+          <w:p>
+            <w:r>
+              <w:t>0–5: retrieve the decision rule; 5–20: investigate or trace; 20–30: start the independent case; 30–38: connect the project; 38–43: act on feedback; 43–45: plan the return check.</w:t>
+            </w:r>
+          </w:p>
+        </w:tc>
+        <w:tc>
+          <w:tcPr>
+            <w:tcW w:type="dxa" w:w="3408"/>
+          </w:tcPr>
+          <w:p>
+            <w:r>
+              <w:t>Sections 9 and 11–14. Give extra time to finish the full task set; use Section 15 when the week includes a coding lab.</w:t>
+            </w:r>
+          </w:p>
+        </w:tc>
+      </w:tr>
+    </w:tbl>
+    <w:p>
+      <w:r>
+        <w:t>Before class, solve the supported practice: Use the photo-library case from the lesson. Classify the prediction, album-placement rule and owner move. A bicycle photo is in the wrong album. Name the first two records you would inspect.</w:t>
+      </w:r>
+    </w:p>
+    <w:p>
+      <w:r>
+        <w:t>Reasoned practice answer: Prediction is learned because it was fitted using labelled pictures. Album placement is a written rule; the owner move is human control. Inspect the stored prediction and the placement or move record. A wrong album alone cannot distinguish prediction error from a later action.</w:t>
+      </w:r>
+    </w:p>
+    <w:p>
+      <w:r>
+        <w:t>Check every learner before discussion: Use the worked case for Evidence and decision mechanisms. Proposed explanation: “All rules are outside AI”. Decide whether this explanation is supported. Point to the step or supplied fact that decides; explain your repair if needed.</w:t>
+      </w:r>
+    </w:p>
+    <w:p>
+      <w:r>
+        <w:t>Misconception repair: Explain that AI also includes symbolic reasoning. In the specific bus case, the simple colour threshold is automation; the full system contains a fitted predictor.</w:t>
+      </w:r>
+    </w:p>
+    <w:p>
+      <w:r>
+        <w:t>Support: read the exact case aloud, enlarge the labelled picture, supply input cards and model only the first deciding step. Accept a spoken explanation or drawing; retain the reasoning goal.</w:t>
+      </w:r>
+    </w:p>
+    <w:p>
+      <w:r>
+        <w:t>Extension: Keep the forecast but raise the display boundary to 80%. Require a prediction and a reason before comparing. Expected result: The display no longer says TAKE ONE. Reason: 70 is below 80; changing a display rule does not refit the model.</w:t>
+      </w:r>
+    </w:p>
+    <w:p>
+      <w:r>
+        <w:t>Independent assessment: withhold the reserved answer until the learner has attempted the new case. Record support separately from correctness.</w:t>
+      </w:r>
+    </w:p>
+    <w:tbl>
+      <w:tblPr>
+        <w:tblStyle w:val="LightShading-Accent1"/>
+        <w:tblW w:type="auto" w:w="0"/>
+        <w:tblLook w:firstColumn="1" w:firstRow="1" w:lastColumn="0" w:lastRow="0" w:noHBand="0" w:noVBand="1" w:val="04A0"/>
+      </w:tblPr>
+      <w:tblGrid>
+        <w:gridCol w:w="2556"/>
+        <w:gridCol w:w="2556"/>
+        <w:gridCol w:w="2556"/>
+        <w:gridCol w:w="2556"/>
+      </w:tblGrid>
+      <w:tr>
+        <w:trPr>
+          <w:tblHeader/>
+        </w:trPr>
+        <w:tc>
+          <w:tcPr>
+            <w:tcW w:type="dxa" w:w="2556"/>
+          </w:tcPr>
+          <w:p>
+            <w:r>
+              <w:t>Criterion</w:t>
+            </w:r>
+          </w:p>
+        </w:tc>
+        <w:tc>
+          <w:tcPr>
+            <w:tcW w:type="dxa" w:w="2556"/>
+          </w:tcPr>
+          <w:p>
+            <w:r>
+              <w:t>Not yet</w:t>
+            </w:r>
+          </w:p>
+        </w:tc>
+        <w:tc>
+          <w:tcPr>
+            <w:tcW w:type="dxa" w:w="2556"/>
+          </w:tcPr>
+          <w:p>
+            <w:r>
+              <w:t>With support</w:t>
+            </w:r>
+          </w:p>
+        </w:tc>
+        <w:tc>
+          <w:tcPr>
+            <w:tcW w:type="dxa" w:w="2556"/>
+          </w:tcPr>
+          <w:p>
+            <w:r>
+              <w:t>Independent</w:t>
+            </w:r>
+          </w:p>
+        </w:tc>
+      </w:tr>
+      <w:tr>
+        <w:tc>
+          <w:tcPr>
+            <w:tcW w:type="dxa" w:w="2556"/>
+          </w:tcPr>
+          <w:p>
+            <w:r>
+              <w:t>Explanation</w:t>
+            </w:r>
+          </w:p>
+        </w:tc>
+        <w:tc>
+          <w:tcPr>
+            <w:tcW w:type="dxa" w:w="2556"/>
+          </w:tcPr>
+          <w:p>
+            <w:r>
+              <w:t>Names an answer without a deciding fact</w:t>
+            </w:r>
+          </w:p>
+        </w:tc>
+        <w:tc>
+          <w:tcPr>
+            <w:tcW w:type="dxa" w:w="2556"/>
+          </w:tcPr>
+          <w:p>
+            <w:r>
+              <w:t>Uses a hint to link fact and decision</w:t>
+            </w:r>
+          </w:p>
+        </w:tc>
+        <w:tc>
+          <w:tcPr>
+            <w:tcW w:type="dxa" w:w="2556"/>
+          </w:tcPr>
+          <w:p>
+            <w:r>
+              <w:t>Explains the deciding fact in own words</w:t>
+            </w:r>
+          </w:p>
+        </w:tc>
+      </w:tr>
+      <w:tr>
+        <w:tc>
+          <w:tcPr>
+            <w:tcW w:type="dxa" w:w="2556"/>
+          </w:tcPr>
+          <w:p>
+            <w:r>
+              <w:t>Trace or test</w:t>
+            </w:r>
+          </w:p>
+        </w:tc>
+        <w:tc>
+          <w:tcPr>
+            <w:tcW w:type="dxa" w:w="2556"/>
+          </w:tcPr>
+          <w:p>
+            <w:r>
+              <w:t>Cannot connect input and result</w:t>
+            </w:r>
+          </w:p>
+        </w:tc>
+        <w:tc>
+          <w:tcPr>
+            <w:tcW w:type="dxa" w:w="2556"/>
+          </w:tcPr>
+          <w:p>
+            <w:r>
+              <w:t>Completes steps with prompts</w:t>
+            </w:r>
+          </w:p>
+        </w:tc>
+        <w:tc>
+          <w:tcPr>
+            <w:tcW w:type="dxa" w:w="2556"/>
+          </w:tcPr>
+          <w:p>
+            <w:r>
+              <w:t>Traces or tests a changed case accurately</w:t>
+            </w:r>
+          </w:p>
+        </w:tc>
+      </w:tr>
+      <w:tr>
+        <w:tc>
+          <w:tcPr>
+            <w:tcW w:type="dxa" w:w="2556"/>
+          </w:tcPr>
+          <w:p>
+            <w:r>
+              <w:t>Limits and revision</w:t>
+            </w:r>
+          </w:p>
+        </w:tc>
+        <w:tc>
+          <w:tcPr>
+            <w:tcW w:type="dxa" w:w="2556"/>
+          </w:tcPr>
+          <w:p>
+            <w:r>
+              <w:t>Claims more than evidence supports</w:t>
+            </w:r>
+          </w:p>
+        </w:tc>
+        <w:tc>
+          <w:tcPr>
+            <w:tcW w:type="dxa" w:w="2556"/>
+          </w:tcPr>
+          <w:p>
+            <w:r>
+              <w:t>Names a limit after a prompt</w:t>
+            </w:r>
+          </w:p>
+        </w:tc>
+        <w:tc>
+          <w:tcPr>
+            <w:tcW w:type="dxa" w:w="2556"/>
+          </w:tcPr>
+          <w:p>
+            <w:r>
+              <w:t>States a defensible limit and useful next test</w:t>
+            </w:r>
+          </w:p>
+        </w:tc>
+      </w:tr>
+    </w:tbl>
+    <w:p>
+      <w:r>
+        <w:t>Project checkpoint: Frame the need. Name the user, the problem, allowed inputs and a safe simple starting method.</w:t>
+      </w:r>
+    </w:p>
+    <w:p>
+      <w:r>
+        <w:t>Use the weekly teacher answer for topic-specific reasoning. A saved progress tick is an activity record; judge mastery from the learner’s explanation and evidence.</w:t>
+      </w:r>
+    </w:p>
     <w:sectPr>
       <w:pgSz w:w="12240" w:h="15840"/>
       <w:pgMar w:top="936" w:right="1008" w:bottom="936" w:left="1008" w:header="720" w:footer="720" w:gutter="0"/>

--- a/downloads/teacher/ai-1-week-01.docx
+++ b/downloads/teacher/ai-1-week-01.docx
@@ -3307,6 +3307,39 @@
         <w:t>Use the weekly teacher answer for topic-specific reasoning. A saved progress tick is an activity record; judge mastery from the learner’s explanation and evidence.</w:t>
       </w:r>
     </w:p>
+    <w:p>
+      <w:pPr>
+        <w:pStyle w:val="Heading1"/>
+      </w:pPr>
+      <w:r>
+        <w:t>08. Use feedback, labs and repair paths</w:t>
+      </w:r>
+    </w:p>
+    <w:p>
+      <w:r>
+        <w:t>Use the two formative questions as supported practice, not as independent mastery scores. Discuss the deciding evidence rather than accepting a guessed selection.</w:t>
+      </w:r>
+    </w:p>
+    <w:p>
+      <w:r>
+        <w:t>The feedback comes from the reviewed public worked case. Do not reveal the separately reserved independent teacher answer until the learner has attempted that case.</w:t>
+      </w:r>
+    </w:p>
+    <w:p>
+      <w:r>
+        <w:t>Ask students to predict before running code. Preserve errors and actual outputs; collect a changed test and an explanation. The branch-boundary and indexing lessons deliberately include failure cases.</w:t>
+      </w:r>
+    </w:p>
+    <w:p>
+      <w:r>
+        <w:t>Use the earlier worked-explanation links to address a specific missing building block, then return to the current question. Adapt this suggestion after observing the learner; it is not an automatic diagnosis.</w:t>
+      </w:r>
+    </w:p>
+    <w:p>
+      <w:r>
+        <w:t>Collect the completed-work portfolio as evidence. Record support separately from correctness, and assess explanation, trace/test and limitations. Progress ticks and quiz selections alone do not establish mastery.</w:t>
+      </w:r>
+    </w:p>
     <w:sectPr>
       <w:pgSz w:w="12240" w:h="15840"/>
       <w:pgMar w:top="936" w:right="1008" w:bottom="936" w:left="1008" w:header="720" w:footer="720" w:gutter="0"/>

--- a/downloads/teacher/ai-1-week-01.docx
+++ b/downloads/teacher/ai-1-week-01.docx
@@ -29,6 +29,11 @@
       </w:r>
     </w:p>
     <w:p>
+      <w:r>
+        <w:t>Prepare the resources, check readiness and choose a realistic teaching schedule before starting the explanation.</w:t>
+      </w:r>
+    </w:p>
+    <w:p>
       <w:pPr>
         <w:pStyle w:val="Heading3"/>
       </w:pPr>
@@ -37,7 +42,13 @@
       </w:r>
     </w:p>
     <w:p>
-      <w:r>
+      <w:pPr>
+        <w:spacing w:line="336" w:lineRule="auto" w:after="180"/>
+      </w:pPr>
+      <w:r>
+        <w:rPr>
+          <w:b w:val="0"/>
+        </w:rPr>
         <w:t>Primary target: Distinguish an observed result from an explanation of how it was produced</w:t>
       </w:r>
     </w:p>
@@ -185,8 +196,37 @@
       </w:tr>
     </w:tbl>
     <w:p>
-      <w:r>
-        <w:t>This is a starting allocation of 135 minutes, not a validated duration. Preserve all named topics. Schedule extra time for connected examples, the full investigation, independent cases and project building. Repeated copies of a case share one recorded attempt; they are not new evidence.</w:t>
+      <w:pPr>
+        <w:spacing w:line="336" w:lineRule="auto" w:after="180"/>
+      </w:pPr>
+      <w:r>
+        <w:rPr>
+          <w:b w:val="0"/>
+        </w:rPr>
+        <w:t>This is a starting allocation of 135 minutes, not a validated duration. Preserve all named topics. Schedule extra time for connected examples, the full investigation, independent cases and project building.</w:t>
+      </w:r>
+    </w:p>
+    <w:p>
+      <w:pPr>
+        <w:spacing w:line="336" w:lineRule="auto" w:after="180"/>
+      </w:pPr>
+      <w:r>
+        <w:rPr>
+          <w:b w:val="0"/>
+        </w:rPr>
+        <w:t xml:space="preserve">Repeated copies of a case share one recorded attempt; they are not new </w:t>
+      </w:r>
+      <w:r>
+        <w:rPr>
+          <w:b/>
+        </w:rPr>
+        <w:t>evidence</w:t>
+      </w:r>
+      <w:r>
+        <w:rPr>
+          <w:b w:val="0"/>
+        </w:rPr>
+        <w:t>.</w:t>
       </w:r>
     </w:p>
     <w:p>
@@ -198,17 +238,35 @@
       </w:r>
     </w:p>
     <w:p>
-      <w:r>
+      <w:pPr>
+        <w:spacing w:line="336" w:lineRule="auto" w:after="180"/>
+      </w:pPr>
+      <w:r>
+        <w:rPr>
+          <w:b w:val="0"/>
+        </w:rPr>
         <w:t>A classroom clock speaks the time. Write one thing you observed and one thing you cannot determine just from hearing it.</w:t>
       </w:r>
     </w:p>
     <w:p>
-      <w:r>
+      <w:pPr>
+        <w:spacing w:line="336" w:lineRule="auto" w:after="180"/>
+      </w:pPr>
+      <w:r>
+        <w:rPr>
+          <w:b w:val="0"/>
+        </w:rPr>
         <w:t>You observed spoken time. Speech alone does not tell you whether the message was selected by a timetable, a learned system or a person.</w:t>
       </w:r>
     </w:p>
     <w:p>
-      <w:r>
+      <w:pPr>
+        <w:spacing w:line="336" w:lineRule="auto" w:after="180"/>
+      </w:pPr>
+      <w:r>
+        <w:rPr>
+          <w:b w:val="0"/>
+        </w:rPr>
         <w:t>Use the student module and workbook section with this exact week title. The worked case, independent question and answers below form one aligned lesson sequence.</w:t>
       </w:r>
     </w:p>
@@ -221,8 +279,63 @@
       </w:r>
     </w:p>
     <w:p>
-      <w:r>
-        <w:t>A bus displays a delay prediction learned from past journeys. A written rule turns the display red above 10 minutes. A driver can override the message. Identify all three mechanisms. Would seeing a red display prove that learning occurred?</w:t>
+      <w:pPr>
+        <w:spacing w:line="336" w:lineRule="auto" w:after="180"/>
+        <w:shd w:fill="F5F1FB"/>
+      </w:pPr>
+      <w:r>
+        <w:rPr>
+          <w:b w:val="0"/>
+        </w:rPr>
+        <w:t xml:space="preserve">A bus displays a delay </w:t>
+      </w:r>
+      <w:r>
+        <w:rPr>
+          <w:b/>
+        </w:rPr>
+        <w:t>prediction</w:t>
+      </w:r>
+      <w:r>
+        <w:rPr>
+          <w:b w:val="0"/>
+        </w:rPr>
+        <w:t xml:space="preserve"> learned from past journeys. A </w:t>
+      </w:r>
+      <w:r>
+        <w:rPr>
+          <w:b/>
+        </w:rPr>
+        <w:t>written rule</w:t>
+      </w:r>
+      <w:r>
+        <w:rPr>
+          <w:b w:val="0"/>
+        </w:rPr>
+        <w:t xml:space="preserve"> turns the display red above 10 minutes. A driver can override the message. Identify all three </w:t>
+      </w:r>
+      <w:r>
+        <w:rPr>
+          <w:b/>
+        </w:rPr>
+        <w:t>mechanism</w:t>
+      </w:r>
+      <w:r>
+        <w:rPr>
+          <w:b w:val="0"/>
+        </w:rPr>
+        <w:t>s.</w:t>
+      </w:r>
+    </w:p>
+    <w:p>
+      <w:pPr>
+        <w:spacing w:line="336" w:lineRule="auto" w:after="180"/>
+        <w:shd w:fill="F5F1FB"/>
+      </w:pPr>
+      <w:r>
+        <w:rPr>
+          <w:b w:val="0"/>
+        </w:rPr>
+        <w:t>Would seeing a red display prove that learning occurred?</w:t>
       </w:r>
     </w:p>
     <w:p>
@@ -234,8 +347,26 @@
       </w:r>
     </w:p>
     <w:p>
-      <w:r>
-        <w:t>Look for evidence of how the system reasons or learns, not just its label or screen.</w:t>
+      <w:pPr>
+        <w:spacing w:line="336" w:lineRule="auto" w:after="180"/>
+      </w:pPr>
+      <w:r>
+        <w:rPr>
+          <w:b w:val="0"/>
+        </w:rPr>
+        <w:t xml:space="preserve">Look for </w:t>
+      </w:r>
+      <w:r>
+        <w:rPr>
+          <w:b/>
+        </w:rPr>
+        <w:t>evidence</w:t>
+      </w:r>
+      <w:r>
+        <w:rPr>
+          <w:b w:val="0"/>
+        </w:rPr>
+        <w:t xml:space="preserve"> of how the system reasons or learns, not just its label or screen.</w:t>
       </w:r>
     </w:p>
     <w:tbl>
@@ -371,12 +502,38 @@
       </w:r>
     </w:p>
     <w:p>
-      <w:r>
+      <w:pPr>
+        <w:spacing w:line="336" w:lineRule="auto" w:after="180"/>
+      </w:pPr>
+      <w:r>
+        <w:rPr>
+          <w:b w:val="0"/>
+        </w:rPr>
         <w:t>Use the supplied scenario, student illustrations and blank paper. For numeric work, offer counters or a calculator after learners show the setup. Fictional records are supplied; personal data and paid accounts are unnecessary.</w:t>
       </w:r>
     </w:p>
     <w:p>
-      <w:r>
+      <w:pPr>
+        <w:pStyle w:val="Heading3"/>
+      </w:pPr>
+      <w:r>
+        <w:t>Compact overview · 80-minute option</w:t>
+      </w:r>
+    </w:p>
+    <w:p>
+      <w:r>
+        <w:t>This is an alternative compact allocation. The main starting plan above uses three 45-minute sessions; allow more time for the full investigation, independent work and project.</w:t>
+      </w:r>
+    </w:p>
+    <w:p>
+      <w:pPr>
+        <w:spacing w:line="336" w:lineRule="auto" w:after="180"/>
+        <w:shd w:fill="F1F6F8"/>
+      </w:pPr>
+      <w:r>
+        <w:rPr>
+          <w:b w:val="0"/>
+        </w:rPr>
         <w:t>Allow 80 minutes: recall 8; explanation 12; worked demonstration 15; guided practice 20; independent assessment 15; project and reflection 10. Extend the lab into a second session when needed.</w:t>
       </w:r>
     </w:p>
@@ -389,8 +546,85 @@
       </w:r>
     </w:p>
     <w:p>
-      <w:r>
-        <w:t>Avoid making AI a yes-or-no property of a whole product before defining the component and decision. Modern learned models and symbolic reasoning both belong in the broader AI discussion. The learning goal here is evidence-based mechanism classification, not memorising a list of smart objects. Do not infer training from responsiveness, language, movement or one correct output.</w:t>
+      <w:pPr>
+        <w:spacing w:line="336" w:lineRule="auto" w:after="180"/>
+      </w:pPr>
+      <w:r>
+        <w:rPr>
+          <w:b w:val="0"/>
+        </w:rPr>
+        <w:t xml:space="preserve">Avoid making AI a yes-or-no property of a whole product before defining the component and decision. Modern </w:t>
+      </w:r>
+      <w:r>
+        <w:rPr>
+          <w:b/>
+        </w:rPr>
+        <w:t>learned model</w:t>
+      </w:r>
+      <w:r>
+        <w:rPr>
+          <w:b w:val="0"/>
+        </w:rPr>
+        <w:t>s and symbolic reasoning both belong in the broader AI discussion.</w:t>
+      </w:r>
+    </w:p>
+    <w:p>
+      <w:pPr>
+        <w:spacing w:line="336" w:lineRule="auto" w:after="180"/>
+      </w:pPr>
+      <w:r>
+        <w:rPr>
+          <w:b w:val="0"/>
+        </w:rPr>
+        <w:t xml:space="preserve">The learning goal here is </w:t>
+      </w:r>
+      <w:r>
+        <w:rPr>
+          <w:b/>
+        </w:rPr>
+        <w:t>evidence</w:t>
+      </w:r>
+      <w:r>
+        <w:rPr>
+          <w:b w:val="0"/>
+        </w:rPr>
+        <w:t xml:space="preserve">-based </w:t>
+      </w:r>
+      <w:r>
+        <w:rPr>
+          <w:b/>
+        </w:rPr>
+        <w:t>mechanism</w:t>
+      </w:r>
+      <w:r>
+        <w:rPr>
+          <w:b w:val="0"/>
+        </w:rPr>
+        <w:t xml:space="preserve"> classification, not memorising a list of smart objects. Do not infer </w:t>
+      </w:r>
+      <w:r>
+        <w:rPr>
+          <w:b/>
+        </w:rPr>
+        <w:t>training</w:t>
+      </w:r>
+      <w:r>
+        <w:rPr>
+          <w:b w:val="0"/>
+        </w:rPr>
+        <w:t xml:space="preserve"> from responsiveness, language, movement or one correct </w:t>
+      </w:r>
+      <w:r>
+        <w:rPr>
+          <w:b/>
+        </w:rPr>
+        <w:t>output</w:t>
+      </w:r>
+      <w:r>
+        <w:rPr>
+          <w:b w:val="0"/>
+        </w:rPr>
+        <w:t>.</w:t>
       </w:r>
     </w:p>
     <w:p>
@@ -402,22 +636,54 @@
       </w:r>
     </w:p>
     <w:p>
-      <w:r>
+      <w:pPr>
+        <w:spacing w:line="336" w:lineRule="auto" w:after="180"/>
+      </w:pPr>
+      <w:r>
+        <w:rPr>
+          <w:b w:val="0"/>
+        </w:rPr>
         <w:t>You observed spoken time. Speech alone does not tell you whether the message was selected by a timetable, a learned system or a person.</w:t>
       </w:r>
     </w:p>
     <w:p>
-      <w:r>
+      <w:pPr>
+        <w:pStyle w:val="Heading3"/>
+      </w:pPr>
+      <w:r>
+        <w:t>Resources to prepare</w:t>
+      </w:r>
+    </w:p>
+    <w:p>
+      <w:pPr>
+        <w:spacing w:line="336" w:lineRule="auto" w:after="180"/>
+      </w:pPr>
+      <w:r>
+        <w:rPr>
+          <w:b w:val="0"/>
+        </w:rPr>
         <w:t>The bus diagram and photo-library case from the student chapter</w:t>
       </w:r>
     </w:p>
     <w:p>
-      <w:r>
+      <w:pPr>
+        <w:spacing w:line="336" w:lineRule="auto" w:after="180"/>
+      </w:pPr>
+      <w:r>
+        <w:rPr>
+          <w:b w:val="0"/>
+        </w:rPr>
         <w:t>Blank paper and three colours of pencil</w:t>
       </w:r>
     </w:p>
     <w:p>
-      <w:r>
+      <w:pPr>
+        <w:spacing w:line="336" w:lineRule="auto" w:after="180"/>
+      </w:pPr>
+      <w:r>
+        <w:rPr>
+          <w:b w:val="0"/>
+        </w:rPr>
         <w:t>A copy of workbook tasks W1 to W5; no online accounts or real student data</w:t>
       </w:r>
     </w:p>
@@ -430,12 +696,60 @@
       </w:r>
     </w:p>
     <w:p>
-      <w:r>
-        <w:t>By the end, I can separate a learned prediction, a written rule and a human decision.</w:t>
-      </w:r>
-    </w:p>
-    <w:p>
-      <w:r>
+      <w:pPr>
+        <w:spacing w:line="336" w:lineRule="auto" w:after="180"/>
+      </w:pPr>
+      <w:r>
+        <w:rPr>
+          <w:b w:val="0"/>
+        </w:rPr>
+        <w:t xml:space="preserve">By the end, I can separate a learned </w:t>
+      </w:r>
+      <w:r>
+        <w:rPr>
+          <w:b/>
+        </w:rPr>
+        <w:t>prediction</w:t>
+      </w:r>
+      <w:r>
+        <w:rPr>
+          <w:b w:val="0"/>
+        </w:rPr>
+        <w:t xml:space="preserve">, a </w:t>
+      </w:r>
+      <w:r>
+        <w:rPr>
+          <w:b/>
+        </w:rPr>
+        <w:t>written rule</w:t>
+      </w:r>
+      <w:r>
+        <w:rPr>
+          <w:b w:val="0"/>
+        </w:rPr>
+        <w:t xml:space="preserve"> and a </w:t>
+      </w:r>
+      <w:r>
+        <w:rPr>
+          <w:b/>
+        </w:rPr>
+        <w:t>human decision</w:t>
+      </w:r>
+      <w:r>
+        <w:rPr>
+          <w:b w:val="0"/>
+        </w:rPr>
+        <w:t>.</w:t>
+      </w:r>
+    </w:p>
+    <w:p>
+      <w:pPr>
+        <w:spacing w:line="336" w:lineRule="auto" w:after="180"/>
+      </w:pPr>
+      <w:r>
+        <w:rPr>
+          <w:b w:val="0"/>
+        </w:rPr>
         <w:t>This added worked case illustrates the week’s main idea. Retain all original and connected topics; schedule its practice within the teaching cycle.</w:t>
       </w:r>
     </w:p>
@@ -448,86 +762,463 @@
       </w:r>
     </w:p>
     <w:p>
+      <w:r>
+        <w:t>Teach the information path, distinguish the three mechanisms, and model how evidence supports a limited conclusion.</w:t>
+      </w:r>
+    </w:p>
+    <w:p>
       <w:pPr>
         <w:pStyle w:val="Heading3"/>
       </w:pPr>
       <w:r>
-        <w:t>Explain the mechanism</w:t>
-      </w:r>
-    </w:p>
-    <w:p>
-      <w:r>
+        <w:t>The organising idea</w:t>
+      </w:r>
+    </w:p>
+    <w:p>
+      <w:pPr>
+        <w:spacing w:line="336" w:lineRule="auto" w:after="180"/>
+      </w:pPr>
+      <w:r>
+        <w:rPr>
+          <w:b w:val="0"/>
+        </w:rPr>
         <w:t>Follow the information instead of imagining magic inside the machine.</w:t>
       </w:r>
     </w:p>
     <w:p>
-      <w:r>
-        <w:t>INPUT a command, signal, photo, sound, or number</w:t>
-      </w:r>
-    </w:p>
-    <w:p>
-      <w:r>
-        <w:t>PROCESS a human choice, fixed instruction, or learned pattern</w:t>
-      </w:r>
-    </w:p>
-    <w:p>
-      <w:r>
-        <w:t>OUTPUT movement, calculation, action, or prediction</w:t>
-      </w:r>
-    </w:p>
-    <w:p>
-      <w:r>
-        <w:t>CORE IDEA Look for evidence of how the system reasons or learns, not just its label or screen.</w:t>
-      </w:r>
-    </w:p>
-    <w:p>
-      <w:r>
-        <w:t>UNDER THE HOOD A system should be classified by its decision mechanism. Human control, fixed automation, and model-based prediction can produce similar visible behavior, so appearance and marketing words are weak evidence.</w:t>
-      </w:r>
-    </w:p>
-    <w:p>
-      <w:r>
+      <w:pPr>
+        <w:pStyle w:val="Heading3"/>
+      </w:pPr>
+      <w:r>
+        <w:t>1. Input — information entering</w:t>
+      </w:r>
+    </w:p>
+    <w:p>
+      <w:pPr>
+        <w:spacing w:line="336" w:lineRule="auto" w:after="180"/>
+        <w:shd w:fill="F4F9FC"/>
+      </w:pPr>
+      <w:r>
+        <w:rPr>
+          <w:b/>
+        </w:rPr>
+        <w:t>INPUT</w:t>
+      </w:r>
+      <w:r>
+        <w:rPr>
+          <w:b w:val="0"/>
+        </w:rPr>
+        <w:t xml:space="preserve"> a command, signal, photo, sound, or number</w:t>
+      </w:r>
+    </w:p>
+    <w:p>
+      <w:pPr>
+        <w:pStyle w:val="Heading3"/>
+      </w:pPr>
+      <w:r>
+        <w:t>2. Process — the deciding step</w:t>
+      </w:r>
+    </w:p>
+    <w:p>
+      <w:pPr>
+        <w:spacing w:line="336" w:lineRule="auto" w:after="180"/>
+        <w:shd w:fill="F4F9FC"/>
+      </w:pPr>
+      <w:r>
+        <w:rPr>
+          <w:b/>
+        </w:rPr>
+        <w:t>PROCESS</w:t>
+      </w:r>
+      <w:r>
+        <w:rPr>
+          <w:b w:val="0"/>
+        </w:rPr>
+        <w:t xml:space="preserve"> a human choice, fixed instruction, or learned pattern</w:t>
+      </w:r>
+    </w:p>
+    <w:p>
+      <w:pPr>
+        <w:pStyle w:val="Heading3"/>
+      </w:pPr>
+      <w:r>
+        <w:t>3. Output — the result</w:t>
+      </w:r>
+    </w:p>
+    <w:p>
+      <w:pPr>
+        <w:spacing w:line="336" w:lineRule="auto" w:after="180"/>
+        <w:shd w:fill="F4F9FC"/>
+      </w:pPr>
+      <w:r>
+        <w:rPr>
+          <w:b/>
+        </w:rPr>
+        <w:t>OUTPUT</w:t>
+      </w:r>
+      <w:r>
+        <w:rPr>
+          <w:b w:val="0"/>
+        </w:rPr>
+        <w:t xml:space="preserve"> movement, calculation, action, or </w:t>
+      </w:r>
+      <w:r>
+        <w:rPr>
+          <w:b/>
+        </w:rPr>
+        <w:t>prediction</w:t>
+      </w:r>
+    </w:p>
+    <w:p>
+      <w:pPr>
+        <w:pStyle w:val="Heading3"/>
+      </w:pPr>
+      <w:r>
+        <w:t>The principle to teach</w:t>
+      </w:r>
+    </w:p>
+    <w:p>
+      <w:pPr>
+        <w:spacing w:line="336" w:lineRule="auto" w:after="180"/>
+        <w:shd w:fill="EDF7F3"/>
+      </w:pPr>
+      <w:r>
+        <w:rPr>
+          <w:b w:val="0"/>
+        </w:rPr>
+        <w:t xml:space="preserve">CORE IDEA Look for </w:t>
+      </w:r>
+      <w:r>
+        <w:rPr>
+          <w:b/>
+        </w:rPr>
+        <w:t>evidence</w:t>
+      </w:r>
+      <w:r>
+        <w:rPr>
+          <w:b w:val="0"/>
+        </w:rPr>
+        <w:t xml:space="preserve"> of how the system reasons or learns, not just its label or screen.</w:t>
+      </w:r>
+    </w:p>
+    <w:p>
+      <w:pPr>
+        <w:pStyle w:val="Heading3"/>
+      </w:pPr>
+      <w:r>
+        <w:t>Mechanism, not appearance</w:t>
+      </w:r>
+    </w:p>
+    <w:p>
+      <w:pPr>
+        <w:spacing w:line="336" w:lineRule="auto" w:after="180"/>
+        <w:shd w:fill="F1F6F8"/>
+      </w:pPr>
+      <w:r>
+        <w:rPr>
+          <w:b w:val="0"/>
+        </w:rPr>
+        <w:t xml:space="preserve">UNDER THE HOOD A system should be classified by its decision </w:t>
+      </w:r>
+      <w:r>
+        <w:rPr>
+          <w:b/>
+        </w:rPr>
+        <w:t>mechanism</w:t>
+      </w:r>
+      <w:r>
+        <w:rPr>
+          <w:b w:val="0"/>
+        </w:rPr>
+        <w:t xml:space="preserve">. </w:t>
+      </w:r>
+      <w:r>
+        <w:rPr>
+          <w:b/>
+        </w:rPr>
+        <w:t>Human control</w:t>
+      </w:r>
+      <w:r>
+        <w:rPr>
+          <w:b w:val="0"/>
+        </w:rPr>
+        <w:t xml:space="preserve">, </w:t>
+      </w:r>
+      <w:r>
+        <w:rPr>
+          <w:b/>
+        </w:rPr>
+        <w:t>fixed automation</w:t>
+      </w:r>
+      <w:r>
+        <w:rPr>
+          <w:b w:val="0"/>
+        </w:rPr>
+        <w:t xml:space="preserve">, and model-based </w:t>
+      </w:r>
+      <w:r>
+        <w:rPr>
+          <w:b/>
+        </w:rPr>
+        <w:t>prediction</w:t>
+      </w:r>
+      <w:r>
+        <w:rPr>
+          <w:b w:val="0"/>
+        </w:rPr>
+        <w:t xml:space="preserve"> can produce similar visible behavior, so appearance and marketing words are weak </w:t>
+      </w:r>
+      <w:r>
+        <w:rPr>
+          <w:b/>
+        </w:rPr>
+        <w:t>evidence</w:t>
+      </w:r>
+      <w:r>
+        <w:rPr>
+          <w:b w:val="0"/>
+        </w:rPr>
+        <w:t>.</w:t>
+      </w:r>
+    </w:p>
+    <w:p>
+      <w:pPr>
+        <w:spacing w:line="336" w:lineRule="auto" w:after="180"/>
+      </w:pPr>
+      <w:r>
+        <w:rPr>
+          <w:b w:val="0"/>
+        </w:rPr>
         <w:t>Draw a fresh example with all three stages:</w:t>
       </w:r>
     </w:p>
     <w:p>
-      <w:r>
-        <w:t>Every step connects a claim to observable evidence.</w:t>
-      </w:r>
-    </w:p>
-    <w:p>
-      <w:r>
+      <w:pPr>
+        <w:pStyle w:val="Heading3"/>
+      </w:pPr>
+      <w:r>
+        <w:t>Connect a claim to its evidence</w:t>
+      </w:r>
+    </w:p>
+    <w:p>
+      <w:pPr>
+        <w:spacing w:line="336" w:lineRule="auto" w:after="180"/>
+      </w:pPr>
+      <w:r>
+        <w:rPr>
+          <w:b w:val="0"/>
+        </w:rPr>
+        <w:t xml:space="preserve">Every step connects a claim to observable </w:t>
+      </w:r>
+      <w:r>
+        <w:rPr>
+          <w:b/>
+        </w:rPr>
+        <w:t>evidence</w:t>
+      </w:r>
+      <w:r>
+        <w:rPr>
+          <w:b w:val="0"/>
+        </w:rPr>
+        <w:t>.</w:t>
+      </w:r>
+    </w:p>
+    <w:p>
+      <w:pPr>
+        <w:pStyle w:val="Heading3"/>
+      </w:pPr>
+      <w:r>
+        <w:t>The case to investigate</w:t>
+      </w:r>
+    </w:p>
+    <w:p>
+      <w:pPr>
+        <w:spacing w:line="336" w:lineRule="auto" w:after="180"/>
+        <w:shd w:fill="F1F6FC"/>
+      </w:pPr>
+      <w:r>
+        <w:rPr>
+          <w:b w:val="0"/>
+        </w:rPr>
         <w:t>CASE A remote-control car, calculator, motion light, smart speaker, photo sorter, and robot vacuum may all look clever, but they do not make decisions in the same way.</w:t>
       </w:r>
     </w:p>
     <w:p>
-      <w:r>
+      <w:pPr>
+        <w:pStyle w:val="Heading3"/>
+      </w:pPr>
+      <w:r>
+        <w:t>Step 1</w:t>
+      </w:r>
+    </w:p>
+    <w:p>
+      <w:pPr>
+        <w:spacing w:line="336" w:lineRule="auto" w:after="180"/>
+        <w:shd w:fill="F4F9FC"/>
+      </w:pPr>
+      <w:r>
+        <w:rPr>
+          <w:b w:val="0"/>
+        </w:rPr>
         <w:t>STEP 1 — OBSERVE a command, signal, photo, sound, or number</w:t>
       </w:r>
     </w:p>
     <w:p>
-      <w:r>
+      <w:pPr>
+        <w:pStyle w:val="Heading3"/>
+      </w:pPr>
+      <w:r>
+        <w:t>Step 2</w:t>
+      </w:r>
+    </w:p>
+    <w:p>
+      <w:pPr>
+        <w:spacing w:line="336" w:lineRule="auto" w:after="180"/>
+        <w:shd w:fill="F4F9FC"/>
+      </w:pPr>
+      <w:r>
+        <w:rPr>
+          <w:b w:val="0"/>
+        </w:rPr>
         <w:t>STEP 2 — TRACE a human choice, fixed instruction, or learned pattern</w:t>
       </w:r>
     </w:p>
     <w:p>
-      <w:r>
-        <w:t>STEP 3 — CONCLUDE movement, calculation, action, or prediction</w:t>
-      </w:r>
-    </w:p>
-    <w:p>
-      <w:r>
-        <w:t>MODEL REASONING Follow the information and identify who or what makes the important choice. A robot body, screen, voice, or the word smart cannot prove AI. If two mechanisms fit the evidence, say that more information is needed.</w:t>
-      </w:r>
-    </w:p>
-    <w:p>
-      <w:r>
+      <w:pPr>
+        <w:pStyle w:val="Heading3"/>
+      </w:pPr>
+      <w:r>
+        <w:t>Step 3</w:t>
+      </w:r>
+    </w:p>
+    <w:p>
+      <w:pPr>
+        <w:spacing w:line="336" w:lineRule="auto" w:after="180"/>
+        <w:shd w:fill="F4F9FC"/>
+      </w:pPr>
+      <w:r>
+        <w:rPr>
+          <w:b w:val="0"/>
+        </w:rPr>
+        <w:t xml:space="preserve">STEP 3 — CONCLUDE movement, calculation, action, or </w:t>
+      </w:r>
+      <w:r>
+        <w:rPr>
+          <w:b/>
+        </w:rPr>
+        <w:t>prediction</w:t>
+      </w:r>
+    </w:p>
+    <w:p>
+      <w:pPr>
+        <w:pStyle w:val="Heading3"/>
+      </w:pPr>
+      <w:r>
+        <w:t>Model answer</w:t>
+      </w:r>
+    </w:p>
+    <w:p>
+      <w:pPr>
+        <w:spacing w:line="336" w:lineRule="auto" w:after="180"/>
+        <w:shd w:fill="F1F6FC"/>
+      </w:pPr>
+      <w:r>
+        <w:rPr>
+          <w:b w:val="0"/>
+        </w:rPr>
+        <w:t>MODEL REASONING Follow the information and identify who or what makes the important choice. A robot body, screen, voice, or the word smart cannot prove AI.</w:t>
+      </w:r>
+    </w:p>
+    <w:p>
+      <w:pPr>
+        <w:spacing w:line="336" w:lineRule="auto" w:after="180"/>
+        <w:shd w:fill="F1F6FC"/>
+      </w:pPr>
+      <w:r>
+        <w:rPr>
+          <w:b w:val="0"/>
+        </w:rPr>
+        <w:t xml:space="preserve">If two </w:t>
+      </w:r>
+      <w:r>
+        <w:rPr>
+          <w:b/>
+        </w:rPr>
+        <w:t>mechanism</w:t>
+      </w:r>
+      <w:r>
+        <w:rPr>
+          <w:b w:val="0"/>
+        </w:rPr>
+        <w:t xml:space="preserve">s fit the </w:t>
+      </w:r>
+      <w:r>
+        <w:rPr>
+          <w:b/>
+        </w:rPr>
+        <w:t>evidence</w:t>
+      </w:r>
+      <w:r>
+        <w:rPr>
+          <w:b w:val="0"/>
+        </w:rPr>
+        <w:t xml:space="preserve">, say that </w:t>
+      </w:r>
+      <w:r>
+        <w:rPr>
+          <w:b/>
+        </w:rPr>
+        <w:t>more information</w:t>
+      </w:r>
+      <w:r>
+        <w:rPr>
+          <w:b w:val="0"/>
+        </w:rPr>
+        <w:t xml:space="preserve"> is needed.</w:t>
+      </w:r>
+    </w:p>
+    <w:p>
+      <w:pPr>
+        <w:pStyle w:val="Heading3"/>
+      </w:pPr>
+      <w:r>
+        <w:t>A claim to avoid</w:t>
+      </w:r>
+    </w:p>
+    <w:p>
+      <w:pPr>
+        <w:spacing w:line="336" w:lineRule="auto" w:after="180"/>
+        <w:shd w:fill="FFF5E6"/>
+      </w:pPr>
+      <w:r>
+        <w:rPr>
+          <w:b w:val="0"/>
+        </w:rPr>
         <w:t>DO NOT OVERCLAIM Do not call a system AI because it looks, moves, or talks like a person.</w:t>
       </w:r>
     </w:p>
     <w:p>
-      <w:r>
-        <w:t>What new evidence could change this answer?</w:t>
+      <w:pPr>
+        <w:spacing w:line="336" w:lineRule="auto" w:after="180"/>
+        <w:shd w:fill="F5F1FB"/>
+      </w:pPr>
+      <w:r>
+        <w:rPr>
+          <w:b w:val="0"/>
+        </w:rPr>
+        <w:t xml:space="preserve">What new </w:t>
+      </w:r>
+      <w:r>
+        <w:rPr>
+          <w:b/>
+        </w:rPr>
+        <w:t>evidence</w:t>
+      </w:r>
+      <w:r>
+        <w:rPr>
+          <w:b w:val="0"/>
+        </w:rPr>
+        <w:t xml:space="preserve"> could change this answer?</w:t>
       </w:r>
     </w:p>
     <w:p>
@@ -539,8 +1230,37 @@
       </w:r>
     </w:p>
     <w:p>
-      <w:r>
-        <w:t>This course concentrates on modern machine learning. AI also includes symbolic and rule-based approaches. A simple automatic switch or robot body is not, by itself, evidence of AI. Discuss how the system reasons or learns, rather than judging appearance.</w:t>
+      <w:pPr>
+        <w:spacing w:line="336" w:lineRule="auto" w:after="180"/>
+      </w:pPr>
+      <w:r>
+        <w:rPr>
+          <w:b w:val="0"/>
+        </w:rPr>
+        <w:t xml:space="preserve">This course concentrates on modern machine learning. AI also includes symbolic and rule-based approaches. A simple automatic switch or robot body is not, by itself, </w:t>
+      </w:r>
+      <w:r>
+        <w:rPr>
+          <w:b/>
+        </w:rPr>
+        <w:t>evidence</w:t>
+      </w:r>
+      <w:r>
+        <w:rPr>
+          <w:b w:val="0"/>
+        </w:rPr>
+        <w:t xml:space="preserve"> of AI.</w:t>
+      </w:r>
+    </w:p>
+    <w:p>
+      <w:pPr>
+        <w:spacing w:line="336" w:lineRule="auto" w:after="180"/>
+      </w:pPr>
+      <w:r>
+        <w:rPr>
+          <w:b w:val="0"/>
+        </w:rPr>
+        <w:t>Discuss how the system reasons or learns, rather than judging appearance.</w:t>
       </w:r>
     </w:p>
     <w:p>
@@ -552,13 +1272,62 @@
       </w:r>
     </w:p>
     <w:p>
-      <w:r>
+      <w:pPr>
+        <w:spacing w:line="336" w:lineRule="auto" w:after="180"/>
+      </w:pPr>
+      <w:r>
+        <w:rPr>
+          <w:b w:val="0"/>
+        </w:rPr>
         <w:t>Six devices are a motion-triggered lamp, a trained photo sorter, a remote-controlled car, a calculator, an unspecified smart speaker and an unspecified robot vacuum.</w:t>
       </w:r>
     </w:p>
     <w:p>
-      <w:r>
-        <w:t>Classify all six using mechanism evidence. Which two need more information?</w:t>
+      <w:pPr>
+        <w:spacing w:line="336" w:lineRule="auto" w:after="180"/>
+        <w:shd w:fill="F5F1FB"/>
+      </w:pPr>
+      <w:r>
+        <w:rPr>
+          <w:b w:val="0"/>
+        </w:rPr>
+        <w:t xml:space="preserve">Classify all six using </w:t>
+      </w:r>
+      <w:r>
+        <w:rPr>
+          <w:b/>
+        </w:rPr>
+        <w:t>mechanism</w:t>
+      </w:r>
+      <w:r>
+        <w:rPr>
+          <w:b w:val="0"/>
+        </w:rPr>
+        <w:t xml:space="preserve"> </w:t>
+      </w:r>
+      <w:r>
+        <w:rPr>
+          <w:b/>
+        </w:rPr>
+        <w:t>evidence</w:t>
+      </w:r>
+      <w:r>
+        <w:rPr>
+          <w:b w:val="0"/>
+        </w:rPr>
+        <w:t xml:space="preserve">. Which two need </w:t>
+      </w:r>
+      <w:r>
+        <w:rPr>
+          <w:b/>
+        </w:rPr>
+        <w:t>more information</w:t>
+      </w:r>
+      <w:r>
+        <w:rPr>
+          <w:b w:val="0"/>
+        </w:rPr>
+        <w:t>?</w:t>
       </w:r>
     </w:p>
     <w:p>
@@ -570,41 +1339,377 @@
       </w:r>
     </w:p>
     <w:p>
-      <w:r>
-        <w:t>The lamp uses a fixed rule; the photo sorter uses a learned model; the car follows human commands; the calculator performs arithmetic. The speaker and vacuum need mechanism details. Products can combine mechanisms. A robot body or smart label proves none of them.</w:t>
-      </w:r>
-    </w:p>
-    <w:p>
       <w:pPr>
         <w:pStyle w:val="Heading3"/>
       </w:pPr>
       <w:r>
+        <w:t>Reasoning for the six devices</w:t>
+      </w:r>
+    </w:p>
+    <w:p>
+      <w:pPr>
+        <w:spacing w:line="336" w:lineRule="auto" w:after="180"/>
+        <w:shd w:fill="F1F6FC"/>
+      </w:pPr>
+      <w:r>
+        <w:rPr>
+          <w:b w:val="0"/>
+        </w:rPr>
+        <w:t xml:space="preserve">The lamp uses a fixed rule; the photo sorter uses a </w:t>
+      </w:r>
+      <w:r>
+        <w:rPr>
+          <w:b/>
+        </w:rPr>
+        <w:t>learned model</w:t>
+      </w:r>
+      <w:r>
+        <w:rPr>
+          <w:b w:val="0"/>
+        </w:rPr>
+        <w:t xml:space="preserve">; the car follows human commands; the calculator performs arithmetic. The speaker and vacuum need </w:t>
+      </w:r>
+      <w:r>
+        <w:rPr>
+          <w:b/>
+        </w:rPr>
+        <w:t>mechanism</w:t>
+      </w:r>
+      <w:r>
+        <w:rPr>
+          <w:b w:val="0"/>
+        </w:rPr>
+        <w:t xml:space="preserve"> details. Products can combine </w:t>
+      </w:r>
+      <w:r>
+        <w:rPr>
+          <w:b/>
+        </w:rPr>
+        <w:t>mechanism</w:t>
+      </w:r>
+      <w:r>
+        <w:rPr>
+          <w:b w:val="0"/>
+        </w:rPr>
+        <w:t>s.</w:t>
+      </w:r>
+    </w:p>
+    <w:p>
+      <w:pPr>
+        <w:spacing w:line="336" w:lineRule="auto" w:after="180"/>
+        <w:shd w:fill="F1F6FC"/>
+      </w:pPr>
+      <w:r>
+        <w:rPr>
+          <w:b w:val="0"/>
+        </w:rPr>
+        <w:t>A robot body or smart label proves none of them.</w:t>
+      </w:r>
+    </w:p>
+    <w:p>
+      <w:pPr>
+        <w:pStyle w:val="Heading3"/>
+      </w:pPr>
+      <w:r>
         <w:t>Explain the added worked example</w:t>
       </w:r>
     </w:p>
     <w:p>
-      <w:r>
-        <w:t>The school bus display says DELAY 12 MINUTES in red. Leila calls it AI because it predicted the delay. Arun calls it a simple rule because the number turned red. Both have noticed a real part of the product, but neither has explained the whole system. To investigate, ask which decision you are talking about and what evidence reveals how that decision was made.</w:t>
-      </w:r>
-    </w:p>
-    <w:p>
-      <w:r>
-        <w:t>An output is what a system produces. A mechanism is how it produces that output. Seeing a red number establishes its colour; it does not reveal where the number came from. Similar outputs can come from different mechanisms, and one product can contain several mechanisms.</w:t>
-      </w:r>
-    </w:p>
-    <w:p>
-      <w:r>
-        <w:t>For this lesson we have an engineering note: the delay estimator was fitted using records of earlier bus journeys; a person wrote the colour instruction; and the driver can replace the message. These are supplied facts for our classroom case. In a real investigation, we would need trustworthy documentation, a demonstration of the process or another source of mechanism evidence.</w:t>
-      </w:r>
-    </w:p>
-    <w:p>
-      <w:r>
-        <w:t>In the first row, fitting means adjusting a model using examples. Applying the fitted model to a new journey is a different step. The model can produce an incorrect estimate even if it was trained carefully. In the second row, a written threshold compares the estimate with 10. It can follow its instructions perfectly while using a bad estimate. In the third row, a person makes the message decision.</w:t>
-      </w:r>
-    </w:p>
-    <w:p>
-      <w:r>
-        <w:t>AI is a broader field than learning from examples. It also includes approaches that represent knowledge and reason with rules. Therefore, do not use the shortcut that every rule is non-AI. In this case, a simple colour switch is ordinary automation; identifying that switch does not classify every other part of the bus system.</w:t>
+      <w:pPr>
+        <w:pStyle w:val="Heading3"/>
+      </w:pPr>
+      <w:r>
+        <w:t>Worked example · two explanations of the same display</w:t>
+      </w:r>
+    </w:p>
+    <w:p>
+      <w:pPr>
+        <w:spacing w:line="336" w:lineRule="auto" w:after="180"/>
+        <w:shd w:fill="F1F6FC"/>
+      </w:pPr>
+      <w:r>
+        <w:rPr>
+          <w:b w:val="0"/>
+        </w:rPr>
+        <w:t xml:space="preserve">The school bus display says DELAY </w:t>
+      </w:r>
+      <w:r>
+        <w:rPr>
+          <w:b/>
+        </w:rPr>
+        <w:t>12 MINUTES</w:t>
+      </w:r>
+      <w:r>
+        <w:rPr>
+          <w:b w:val="0"/>
+        </w:rPr>
+        <w:t xml:space="preserve"> in red. Leila calls it AI because it predicted the delay. Arun calls it a simple rule because the number turned red.</w:t>
+      </w:r>
+    </w:p>
+    <w:p>
+      <w:pPr>
+        <w:spacing w:line="336" w:lineRule="auto" w:after="180"/>
+        <w:shd w:fill="F1F6FC"/>
+      </w:pPr>
+      <w:r>
+        <w:rPr>
+          <w:b w:val="0"/>
+        </w:rPr>
+        <w:t xml:space="preserve">Both have noticed a real part of the product, but neither has explained the whole system. To investigate, ask which decision you are talking about and what </w:t>
+      </w:r>
+      <w:r>
+        <w:rPr>
+          <w:b/>
+        </w:rPr>
+        <w:t>evidence</w:t>
+      </w:r>
+      <w:r>
+        <w:rPr>
+          <w:b w:val="0"/>
+        </w:rPr>
+        <w:t xml:space="preserve"> reveals how that decision was made.</w:t>
+      </w:r>
+    </w:p>
+    <w:p>
+      <w:pPr>
+        <w:pStyle w:val="Heading3"/>
+      </w:pPr>
+      <w:r>
+        <w:t>Separate the result from the mechanism</w:t>
+      </w:r>
+    </w:p>
+    <w:p>
+      <w:pPr>
+        <w:spacing w:line="336" w:lineRule="auto" w:after="180"/>
+      </w:pPr>
+      <w:r>
+        <w:rPr>
+          <w:b w:val="0"/>
+        </w:rPr>
+        <w:t xml:space="preserve">An </w:t>
+      </w:r>
+      <w:r>
+        <w:rPr>
+          <w:b/>
+        </w:rPr>
+        <w:t>output</w:t>
+      </w:r>
+      <w:r>
+        <w:rPr>
+          <w:b w:val="0"/>
+        </w:rPr>
+        <w:t xml:space="preserve"> is what a system produces. A </w:t>
+      </w:r>
+      <w:r>
+        <w:rPr>
+          <w:b/>
+        </w:rPr>
+        <w:t>mechanism</w:t>
+      </w:r>
+      <w:r>
+        <w:rPr>
+          <w:b w:val="0"/>
+        </w:rPr>
+        <w:t xml:space="preserve"> is how it produces that </w:t>
+      </w:r>
+      <w:r>
+        <w:rPr>
+          <w:b/>
+        </w:rPr>
+        <w:t>output</w:t>
+      </w:r>
+      <w:r>
+        <w:rPr>
+          <w:b w:val="0"/>
+        </w:rPr>
+        <w:t>. Seeing a red number establishes its colour; it does not reveal where the number came from.</w:t>
+      </w:r>
+    </w:p>
+    <w:p>
+      <w:pPr>
+        <w:spacing w:line="336" w:lineRule="auto" w:after="180"/>
+      </w:pPr>
+      <w:r>
+        <w:rPr>
+          <w:b w:val="0"/>
+        </w:rPr>
+        <w:t xml:space="preserve">Similar </w:t>
+      </w:r>
+      <w:r>
+        <w:rPr>
+          <w:b/>
+        </w:rPr>
+        <w:t>output</w:t>
+      </w:r>
+      <w:r>
+        <w:rPr>
+          <w:b w:val="0"/>
+        </w:rPr>
+        <w:t xml:space="preserve">s can come from different </w:t>
+      </w:r>
+      <w:r>
+        <w:rPr>
+          <w:b/>
+        </w:rPr>
+        <w:t>mechanism</w:t>
+      </w:r>
+      <w:r>
+        <w:rPr>
+          <w:b w:val="0"/>
+        </w:rPr>
+        <w:t xml:space="preserve">s, and one product can contain several </w:t>
+      </w:r>
+      <w:r>
+        <w:rPr>
+          <w:b/>
+        </w:rPr>
+        <w:t>mechanism</w:t>
+      </w:r>
+      <w:r>
+        <w:rPr>
+          <w:b w:val="0"/>
+        </w:rPr>
+        <w:t>s.</w:t>
+      </w:r>
+    </w:p>
+    <w:p>
+      <w:pPr>
+        <w:pStyle w:val="Heading3"/>
+      </w:pPr>
+      <w:r>
+        <w:t>The supplied engineering evidence</w:t>
+      </w:r>
+    </w:p>
+    <w:p>
+      <w:pPr>
+        <w:spacing w:line="336" w:lineRule="auto" w:after="180"/>
+      </w:pPr>
+      <w:r>
+        <w:rPr>
+          <w:b w:val="0"/>
+        </w:rPr>
+        <w:t>For this lesson we have an engineering note: the delay estimator was fitted using records of earlier bus journeys; a person wrote the colour instruction; and the driver can replace the message.</w:t>
+      </w:r>
+    </w:p>
+    <w:p>
+      <w:pPr>
+        <w:spacing w:line="336" w:lineRule="auto" w:after="180"/>
+      </w:pPr>
+      <w:r>
+        <w:rPr>
+          <w:b w:val="0"/>
+        </w:rPr>
+        <w:t xml:space="preserve">These are supplied facts for our classroom case. In a real investigation, we would need trustworthy documentation, a demonstration of the </w:t>
+      </w:r>
+      <w:r>
+        <w:rPr>
+          <w:b/>
+        </w:rPr>
+        <w:t>process</w:t>
+      </w:r>
+      <w:r>
+        <w:rPr>
+          <w:b w:val="0"/>
+        </w:rPr>
+        <w:t xml:space="preserve"> or another source of </w:t>
+      </w:r>
+      <w:r>
+        <w:rPr>
+          <w:b/>
+        </w:rPr>
+        <w:t>mechanism</w:t>
+      </w:r>
+      <w:r>
+        <w:rPr>
+          <w:b w:val="0"/>
+        </w:rPr>
+        <w:t xml:space="preserve"> </w:t>
+      </w:r>
+      <w:r>
+        <w:rPr>
+          <w:b/>
+        </w:rPr>
+        <w:t>evidence</w:t>
+      </w:r>
+      <w:r>
+        <w:rPr>
+          <w:b w:val="0"/>
+        </w:rPr>
+        <w:t>.</w:t>
+      </w:r>
+    </w:p>
+    <w:p>
+      <w:pPr>
+        <w:pStyle w:val="Heading3"/>
+      </w:pPr>
+      <w:r>
+        <w:t>Explain the three decisions separately</w:t>
+      </w:r>
+    </w:p>
+    <w:p>
+      <w:pPr>
+        <w:spacing w:line="336" w:lineRule="auto" w:after="180"/>
+      </w:pPr>
+      <w:r>
+        <w:rPr>
+          <w:b w:val="0"/>
+        </w:rPr>
+        <w:t xml:space="preserve">In the first row, </w:t>
+      </w:r>
+      <w:r>
+        <w:rPr>
+          <w:b/>
+        </w:rPr>
+        <w:t>fitting</w:t>
+      </w:r>
+      <w:r>
+        <w:rPr>
+          <w:b w:val="0"/>
+        </w:rPr>
+        <w:t xml:space="preserve"> means adjusting a model using examples. Applying the fitted model to a new journey is a different step. The model can produce an incorrect estimate even if it was trained carefully.</w:t>
+      </w:r>
+    </w:p>
+    <w:p>
+      <w:pPr>
+        <w:spacing w:line="336" w:lineRule="auto" w:after="180"/>
+      </w:pPr>
+      <w:r>
+        <w:rPr>
+          <w:b w:val="0"/>
+        </w:rPr>
+        <w:t>In the second row, a written threshold compares the estimate with 10. It can follow its instructions perfectly while using a bad estimate. In the third row, a person makes the message decision.</w:t>
+      </w:r>
+    </w:p>
+    <w:p>
+      <w:pPr>
+        <w:pStyle w:val="Heading3"/>
+      </w:pPr>
+      <w:r>
+        <w:t>Precision · rules can also be part of AI</w:t>
+      </w:r>
+    </w:p>
+    <w:p>
+      <w:pPr>
+        <w:spacing w:line="336" w:lineRule="auto" w:after="180"/>
+        <w:shd w:fill="F1F6F8"/>
+      </w:pPr>
+      <w:r>
+        <w:rPr>
+          <w:b w:val="0"/>
+        </w:rPr>
+        <w:t>AI is a broader field than learning from examples. It also includes approaches that represent knowledge and reason with rules. Therefore, do not use the shortcut that every rule is non-AI.</w:t>
+      </w:r>
+    </w:p>
+    <w:p>
+      <w:pPr>
+        <w:spacing w:line="336" w:lineRule="auto" w:after="180"/>
+        <w:shd w:fill="F1F6F8"/>
+      </w:pPr>
+      <w:r>
+        <w:rPr>
+          <w:b w:val="0"/>
+        </w:rPr>
+        <w:t>In this case, a simple colour switch is ordinary automation; identifying that switch does not classify every other part of the bus system.</w:t>
       </w:r>
     </w:p>
     <w:p>
@@ -770,13 +1875,129 @@
       </w:r>
     </w:p>
     <w:p>
-      <w:r>
-        <w:t>Use the complete worked example below before asking learners to complete W2. Reveal a small part, invite a prediction, then explain the deciding step. These teacher notes contain solutions; do not reveal the independent case answer during modelling.</w:t>
-      </w:r>
-    </w:p>
-    <w:p>
-      <w:r>
-        <w:t>Question: Does the red display prove that a learned model was used? First separate the claim from the observation. The observation is that the displayed number is red. The claim concerns the process that produced the number. Next find relevant evidence. The engineering note says earlier journeys were used to fit the delay estimator. That note supports a learned-model classification for the estimator. The red colour alone does not.</w:t>
+      <w:pPr>
+        <w:spacing w:line="336" w:lineRule="auto" w:after="180"/>
+      </w:pPr>
+      <w:r>
+        <w:rPr>
+          <w:b w:val="0"/>
+        </w:rPr>
+        <w:t xml:space="preserve">Use the complete worked example below before asking learners to complete W2. Reveal a small part, invite a </w:t>
+      </w:r>
+      <w:r>
+        <w:rPr>
+          <w:b/>
+        </w:rPr>
+        <w:t>prediction</w:t>
+      </w:r>
+      <w:r>
+        <w:rPr>
+          <w:b w:val="0"/>
+        </w:rPr>
+        <w:t>, then explain the deciding step.</w:t>
+      </w:r>
+    </w:p>
+    <w:p>
+      <w:pPr>
+        <w:spacing w:line="336" w:lineRule="auto" w:after="180"/>
+      </w:pPr>
+      <w:r>
+        <w:rPr>
+          <w:b w:val="0"/>
+        </w:rPr>
+        <w:t>These teacher notes contain solutions; do not reveal the independent case answer during modelling.</w:t>
+      </w:r>
+    </w:p>
+    <w:p>
+      <w:pPr>
+        <w:pStyle w:val="Heading3"/>
+      </w:pPr>
+      <w:r>
+        <w:t>Think aloud · observation → evidence → conclusion</w:t>
+      </w:r>
+    </w:p>
+    <w:p>
+      <w:pPr>
+        <w:spacing w:line="336" w:lineRule="auto" w:after="180"/>
+        <w:shd w:fill="F1F6FC"/>
+      </w:pPr>
+      <w:r>
+        <w:rPr>
+          <w:b w:val="0"/>
+        </w:rPr>
+        <w:t xml:space="preserve">Question: Does the red display prove that a </w:t>
+      </w:r>
+      <w:r>
+        <w:rPr>
+          <w:b/>
+        </w:rPr>
+        <w:t>learned model</w:t>
+      </w:r>
+      <w:r>
+        <w:rPr>
+          <w:b w:val="0"/>
+        </w:rPr>
+        <w:t xml:space="preserve"> was used? First separate the claim from the </w:t>
+      </w:r>
+      <w:r>
+        <w:rPr>
+          <w:b/>
+        </w:rPr>
+        <w:t>observation</w:t>
+      </w:r>
+      <w:r>
+        <w:rPr>
+          <w:b w:val="0"/>
+        </w:rPr>
+        <w:t xml:space="preserve">. The </w:t>
+      </w:r>
+      <w:r>
+        <w:rPr>
+          <w:b/>
+        </w:rPr>
+        <w:t>observation</w:t>
+      </w:r>
+      <w:r>
+        <w:rPr>
+          <w:b w:val="0"/>
+        </w:rPr>
+        <w:t xml:space="preserve"> is that the displayed number is red. The claim concerns the </w:t>
+      </w:r>
+      <w:r>
+        <w:rPr>
+          <w:b/>
+        </w:rPr>
+        <w:t>process</w:t>
+      </w:r>
+      <w:r>
+        <w:rPr>
+          <w:b w:val="0"/>
+        </w:rPr>
+        <w:t xml:space="preserve"> that produced the number.</w:t>
+      </w:r>
+    </w:p>
+    <w:p>
+      <w:pPr>
+        <w:spacing w:line="336" w:lineRule="auto" w:after="180"/>
+        <w:shd w:fill="F1F6FC"/>
+      </w:pPr>
+      <w:r>
+        <w:rPr>
+          <w:b w:val="0"/>
+        </w:rPr>
+        <w:t xml:space="preserve">Next find relevant </w:t>
+      </w:r>
+      <w:r>
+        <w:rPr>
+          <w:b/>
+        </w:rPr>
+        <w:t>evidence</w:t>
+      </w:r>
+      <w:r>
+        <w:rPr>
+          <w:b w:val="0"/>
+        </w:rPr>
+        <w:t>. The engineering note says earlier journeys were used to fit the delay estimator. That note supports a learned-model classification for the estimator. The red colour alone does not.</w:t>
       </w:r>
     </w:p>
     <w:tbl>
@@ -794,6 +2015,38 @@
         <w:trPr>
           <w:tblHeader/>
         </w:trPr>
+        <w:tc>
+          <w:tcPr>
+            <w:tcW w:type="dxa" w:w="3408"/>
+          </w:tcPr>
+          <w:p>
+            <w:r>
+              <w:t>Claim</w:t>
+            </w:r>
+          </w:p>
+        </w:tc>
+        <w:tc>
+          <w:tcPr>
+            <w:tcW w:type="dxa" w:w="3408"/>
+          </w:tcPr>
+          <w:p>
+            <w:r>
+              <w:t>Relevant evidence</w:t>
+            </w:r>
+          </w:p>
+        </w:tc>
+        <w:tc>
+          <w:tcPr>
+            <w:tcW w:type="dxa" w:w="3408"/>
+          </w:tcPr>
+          <w:p>
+            <w:r>
+              <w:t>Conclusion</w:t>
+            </w:r>
+          </w:p>
+        </w:tc>
+      </w:tr>
+      <w:tr>
         <w:tc>
           <w:tcPr>
             <w:tcW w:type="dxa" w:w="3408"/>
@@ -891,8 +2144,57 @@
       </w:tr>
     </w:tbl>
     <w:p>
-      <w:r>
-        <w:t>A strong answer states its limit: I can identify these three mechanisms from the supplied note, but I cannot infer the model's accuracy from one estimate. Even if the bus arrives exactly 12 minutes late, one success does not establish that the estimator will always work.</w:t>
+      <w:pPr>
+        <w:pStyle w:val="Heading3"/>
+      </w:pPr>
+      <w:r>
+        <w:t>Model the limit of the conclusion</w:t>
+      </w:r>
+    </w:p>
+    <w:p>
+      <w:pPr>
+        <w:spacing w:line="336" w:lineRule="auto" w:after="180"/>
+      </w:pPr>
+      <w:r>
+        <w:rPr>
+          <w:b w:val="0"/>
+        </w:rPr>
+        <w:t xml:space="preserve">A strong answer states its limit: I can identify these three </w:t>
+      </w:r>
+      <w:r>
+        <w:rPr>
+          <w:b/>
+        </w:rPr>
+        <w:t>mechanism</w:t>
+      </w:r>
+      <w:r>
+        <w:rPr>
+          <w:b w:val="0"/>
+        </w:rPr>
+        <w:t>s from the supplied note, but I cannot infer the model's accuracy from one estimate.</w:t>
+      </w:r>
+    </w:p>
+    <w:p>
+      <w:pPr>
+        <w:spacing w:line="336" w:lineRule="auto" w:after="180"/>
+      </w:pPr>
+      <w:r>
+        <w:rPr>
+          <w:b w:val="0"/>
+        </w:rPr>
+        <w:t xml:space="preserve">Even if the bus arrives exactly </w:t>
+      </w:r>
+      <w:r>
+        <w:rPr>
+          <w:b/>
+        </w:rPr>
+        <w:t>12 minutes</w:t>
+      </w:r>
+      <w:r>
+        <w:rPr>
+          <w:b w:val="0"/>
+        </w:rPr>
+        <w:t xml:space="preserve"> late, one success does not establish that the estimator will always work.</w:t>
       </w:r>
     </w:p>
     <w:tbl>
@@ -998,7 +2300,21 @@
       </w:tr>
     </w:tbl>
     <w:p>
-      <w:r>
+      <w:pPr>
+        <w:pStyle w:val="Heading3"/>
+      </w:pPr>
+      <w:r>
+        <w:t>Teach with the picture and the explanation together</w:t>
+      </w:r>
+    </w:p>
+    <w:p>
+      <w:pPr>
+        <w:spacing w:line="336" w:lineRule="auto" w:after="180"/>
+      </w:pPr>
+      <w:r>
+        <w:rPr>
+          <w:b w:val="0"/>
+        </w:rPr>
         <w:t>Use the diagram and verbal explanation together. Ask learners to match a sentence to a specific visual step; do not assign learners fixed visual or auditory learning styles.</w:t>
       </w:r>
     </w:p>
@@ -1011,7 +2327,14 @@
       </w:r>
     </w:p>
     <w:p>
-      <w:r>
+      <w:pPr>
+        <w:spacing w:line="336" w:lineRule="auto" w:after="180"/>
+        <w:shd w:fill="F5F1FB"/>
+      </w:pPr>
+      <w:r>
+        <w:rPr>
+          <w:b w:val="0"/>
+        </w:rPr>
         <w:t>A fictional school umbrella display shows TAKE ONE before lunch. What produced that advice?</w:t>
       </w:r>
     </w:p>
@@ -1024,13 +2347,61 @@
       </w:r>
     </w:p>
     <w:p>
-      <w:r>
-        <w:t>A weather model was fitted on earlier weather records; its forecast is 70% rain.</w:t>
-      </w:r>
-    </w:p>
-    <w:p>
-      <w:r>
-        <w:t>A written rule shows TAKE ONE at rain forecasts of 60% or more. The teacher decides whether to distribute umbrellas.</w:t>
+      <w:pPr>
+        <w:spacing w:line="336" w:lineRule="auto" w:after="180"/>
+      </w:pPr>
+      <w:r>
+        <w:rPr>
+          <w:b w:val="0"/>
+        </w:rPr>
+        <w:t xml:space="preserve">A weather model was fitted on earlier weather records; its forecast is </w:t>
+      </w:r>
+      <w:r>
+        <w:rPr>
+          <w:b/>
+        </w:rPr>
+        <w:t>70%</w:t>
+      </w:r>
+      <w:r>
+        <w:rPr>
+          <w:b w:val="0"/>
+        </w:rPr>
+        <w:t xml:space="preserve"> rain.</w:t>
+      </w:r>
+    </w:p>
+    <w:p>
+      <w:pPr>
+        <w:spacing w:line="336" w:lineRule="auto" w:after="180"/>
+      </w:pPr>
+      <w:r>
+        <w:rPr>
+          <w:b w:val="0"/>
+        </w:rPr>
+        <w:t xml:space="preserve">A </w:t>
+      </w:r>
+      <w:r>
+        <w:rPr>
+          <w:b/>
+        </w:rPr>
+        <w:t>written rule</w:t>
+      </w:r>
+      <w:r>
+        <w:rPr>
+          <w:b w:val="0"/>
+        </w:rPr>
+        <w:t xml:space="preserve"> shows TAKE ONE at rain forecasts of </w:t>
+      </w:r>
+      <w:r>
+        <w:rPr>
+          <w:b/>
+        </w:rPr>
+        <w:t>60%</w:t>
+      </w:r>
+      <w:r>
+        <w:rPr>
+          <w:b w:val="0"/>
+        </w:rPr>
+        <w:t xml:space="preserve"> or more. The teacher decides whether to distribute umbrellas.</w:t>
       </w:r>
     </w:p>
     <w:p>
@@ -1215,8 +2586,73 @@
       </w:r>
     </w:p>
     <w:p>
-      <w:r>
-        <w:t>The fitting record supports calling the forecasting stage learned. Comparing 70 with 60 is an explicit rule. The final action belongs to a person. Merely seeing TAKE ONE would not reveal any of these mechanisms; the process notes supply that evidence.</w:t>
+      <w:pPr>
+        <w:spacing w:line="336" w:lineRule="auto" w:after="180"/>
+      </w:pPr>
+      <w:r>
+        <w:rPr>
+          <w:b w:val="0"/>
+        </w:rPr>
+        <w:t xml:space="preserve">The </w:t>
+      </w:r>
+      <w:r>
+        <w:rPr>
+          <w:b/>
+        </w:rPr>
+        <w:t>fitting</w:t>
+      </w:r>
+      <w:r>
+        <w:rPr>
+          <w:b w:val="0"/>
+        </w:rPr>
+        <w:t xml:space="preserve"> record supports calling the forecasting stage learned. Comparing 70 with 60 is an explicit rule. The final action belongs to a person.</w:t>
+      </w:r>
+    </w:p>
+    <w:p>
+      <w:pPr>
+        <w:spacing w:line="336" w:lineRule="auto" w:after="180"/>
+      </w:pPr>
+      <w:r>
+        <w:rPr>
+          <w:b w:val="0"/>
+        </w:rPr>
+        <w:t xml:space="preserve">Merely seeing TAKE ONE would not reveal any of these </w:t>
+      </w:r>
+      <w:r>
+        <w:rPr>
+          <w:b/>
+        </w:rPr>
+        <w:t>mechanism</w:t>
+      </w:r>
+      <w:r>
+        <w:rPr>
+          <w:b w:val="0"/>
+        </w:rPr>
+        <w:t xml:space="preserve">s; the </w:t>
+      </w:r>
+      <w:r>
+        <w:rPr>
+          <w:b/>
+        </w:rPr>
+        <w:t>process</w:t>
+      </w:r>
+      <w:r>
+        <w:rPr>
+          <w:b w:val="0"/>
+        </w:rPr>
+        <w:t xml:space="preserve"> notes supply that </w:t>
+      </w:r>
+      <w:r>
+        <w:rPr>
+          <w:b/>
+        </w:rPr>
+        <w:t>evidence</w:t>
+      </w:r>
+      <w:r>
+        <w:rPr>
+          <w:b w:val="0"/>
+        </w:rPr>
+        <w:t>.</w:t>
       </w:r>
     </w:p>
     <w:p>
@@ -1228,8 +2664,26 @@
       </w:r>
     </w:p>
     <w:p>
-      <w:r>
-        <w:t>A correct rule comparison does not establish that rain will occur or that 70% forecasts are followed by rain on about 70 out of 100 comparable days.</w:t>
+      <w:pPr>
+        <w:spacing w:line="336" w:lineRule="auto" w:after="180"/>
+      </w:pPr>
+      <w:r>
+        <w:rPr>
+          <w:b w:val="0"/>
+        </w:rPr>
+        <w:t xml:space="preserve">A correct rule comparison does not establish that rain will occur or that </w:t>
+      </w:r>
+      <w:r>
+        <w:rPr>
+          <w:b/>
+        </w:rPr>
+        <w:t>70%</w:t>
+      </w:r>
+      <w:r>
+        <w:rPr>
+          <w:b w:val="0"/>
+        </w:rPr>
+        <w:t xml:space="preserve"> forecasts are followed by rain on about 70 out of 100 comparable days.</w:t>
       </w:r>
     </w:p>
     <w:p>
@@ -1241,17 +2695,53 @@
       </w:r>
     </w:p>
     <w:p>
-      <w:r>
-        <w:t>Change: Keep the forecast but raise the display boundary to 80%.</w:t>
-      </w:r>
-    </w:p>
-    <w:p>
-      <w:r>
-        <w:t>Prediction: The display no longer says TAKE ONE.</w:t>
-      </w:r>
-    </w:p>
-    <w:p>
-      <w:r>
+      <w:pPr>
+        <w:spacing w:line="336" w:lineRule="auto" w:after="180"/>
+      </w:pPr>
+      <w:r>
+        <w:rPr>
+          <w:b w:val="0"/>
+        </w:rPr>
+        <w:t xml:space="preserve">Change: Keep the forecast but raise the display boundary to </w:t>
+      </w:r>
+      <w:r>
+        <w:rPr>
+          <w:b/>
+        </w:rPr>
+        <w:t>80%</w:t>
+      </w:r>
+      <w:r>
+        <w:rPr>
+          <w:b w:val="0"/>
+        </w:rPr>
+        <w:t>.</w:t>
+      </w:r>
+    </w:p>
+    <w:p>
+      <w:pPr>
+        <w:spacing w:line="336" w:lineRule="auto" w:after="180"/>
+      </w:pPr>
+      <w:r>
+        <w:rPr>
+          <w:b/>
+        </w:rPr>
+        <w:t>Prediction</w:t>
+      </w:r>
+      <w:r>
+        <w:rPr>
+          <w:b w:val="0"/>
+        </w:rPr>
+        <w:t>: The display no longer says TAKE ONE.</w:t>
+      </w:r>
+    </w:p>
+    <w:p>
+      <w:pPr>
+        <w:spacing w:line="336" w:lineRule="auto" w:after="180"/>
+      </w:pPr>
+      <w:r>
+        <w:rPr>
+          <w:b w:val="0"/>
+        </w:rPr>
         <w:t>Reason: 70 is below 80; changing a display rule does not refit the model.</w:t>
       </w:r>
     </w:p>
@@ -1264,8 +2754,57 @@
       </w:r>
     </w:p>
     <w:p>
-      <w:r>
-        <w:t>Cover the result. Ask learners to name the inputs and predict the next step. Uncover one step, connect the icon to the actual procedure, and explain its evidence. Then change the supplied condition and compare. The picture is a representation; it does not document execution of a real AI model.</w:t>
+      <w:pPr>
+        <w:pStyle w:val="Heading3"/>
+      </w:pPr>
+      <w:r>
+        <w:t>Reveal the picture one step at a time</w:t>
+      </w:r>
+    </w:p>
+    <w:p>
+      <w:pPr>
+        <w:spacing w:line="336" w:lineRule="auto" w:after="180"/>
+      </w:pPr>
+      <w:r>
+        <w:rPr>
+          <w:b w:val="0"/>
+        </w:rPr>
+        <w:t xml:space="preserve">Cover the result. Ask learners to name the </w:t>
+      </w:r>
+      <w:r>
+        <w:rPr>
+          <w:b/>
+        </w:rPr>
+        <w:t>input</w:t>
+      </w:r>
+      <w:r>
+        <w:rPr>
+          <w:b w:val="0"/>
+        </w:rPr>
+        <w:t xml:space="preserve">s and predict the next step. Uncover one step, connect the icon to the actual procedure, and explain its </w:t>
+      </w:r>
+      <w:r>
+        <w:rPr>
+          <w:b/>
+        </w:rPr>
+        <w:t>evidence</w:t>
+      </w:r>
+      <w:r>
+        <w:rPr>
+          <w:b w:val="0"/>
+        </w:rPr>
+        <w:t>. Then change the supplied condition and compare.</w:t>
+      </w:r>
+    </w:p>
+    <w:p>
+      <w:pPr>
+        <w:spacing w:line="336" w:lineRule="auto" w:after="180"/>
+      </w:pPr>
+      <w:r>
+        <w:rPr>
+          <w:b w:val="0"/>
+        </w:rPr>
+        <w:t>The picture is a representation; it does not document execution of a real AI model.</w:t>
       </w:r>
     </w:p>
     <w:p>
@@ -1277,11 +2816,16 @@
       </w:r>
     </w:p>
     <w:p>
+      <w:r>
+        <w:t>Use the board sequence and dialogue to model reasoning, reduce help, and check every learner before discussion.</w:t>
+      </w:r>
+    </w:p>
+    <w:p>
       <w:pPr>
         <w:pStyle w:val="Heading3"/>
       </w:pPr>
       <w:r>
-        <w:t>Demonstrate and guide practice</w:t>
+        <w:t>Board sequence</w:t>
       </w:r>
     </w:p>
     <w:p>
@@ -1289,55 +2833,293 @@
         <w:pStyle w:val="Heading3"/>
       </w:pPr>
       <w:r>
-        <w:t>Board sequence</w:t>
-      </w:r>
-    </w:p>
-    <w:p>
-      <w:r>
+        <w:t>1. Put the facts on the board</w:t>
+      </w:r>
+    </w:p>
+    <w:p>
+      <w:pPr>
+        <w:spacing w:line="336" w:lineRule="auto" w:after="180"/>
+        <w:shd w:fill="F4F9FC"/>
+      </w:pPr>
+      <w:r>
+        <w:rPr>
+          <w:b w:val="0"/>
+        </w:rPr>
         <w:t>Write the given facts: Six devices are a motion-triggered lamp, a trained photo sorter, a remote-controlled car, a calculator, an unspecified smart speaker and an unspecified robot vacuum.</w:t>
       </w:r>
     </w:p>
     <w:p>
-      <w:r>
-        <w:t>Write the question to explain: Classify all six using mechanism evidence. Which two need more information?</w:t>
-      </w:r>
-    </w:p>
-    <w:p>
-      <w:r>
-        <w:t>Reveal after predictions: The lamp uses a fixed rule; the photo sorter uses a learned model; the car follows human commands; the calculator performs arithmetic. The speaker and vacuum need mechanism details. Products can combine mechanisms. A robot body or smart label proves none of them.</w:t>
-      </w:r>
-    </w:p>
-    <w:p>
-      <w:r>
-        <w:t>Keep for an independent attempt: A toy follows your steering buttons. A photo app learned from labelled pictures. A talking clock follows a written timetable. Which uses a learned model? What evidence supports each classification?</w:t>
-      </w:r>
-    </w:p>
-    <w:p>
       <w:pPr>
         <w:pStyle w:val="Heading3"/>
       </w:pPr>
       <w:r>
+        <w:t>2. State the decision to explain</w:t>
+      </w:r>
+    </w:p>
+    <w:p>
+      <w:pPr>
+        <w:spacing w:line="336" w:lineRule="auto" w:after="180"/>
+        <w:shd w:fill="F4F9FC"/>
+      </w:pPr>
+      <w:r>
+        <w:rPr>
+          <w:b w:val="0"/>
+        </w:rPr>
+        <w:t xml:space="preserve">Write the question to explain: Classify all six using </w:t>
+      </w:r>
+      <w:r>
+        <w:rPr>
+          <w:b/>
+        </w:rPr>
+        <w:t>mechanism</w:t>
+      </w:r>
+      <w:r>
+        <w:rPr>
+          <w:b w:val="0"/>
+        </w:rPr>
+        <w:t xml:space="preserve"> </w:t>
+      </w:r>
+      <w:r>
+        <w:rPr>
+          <w:b/>
+        </w:rPr>
+        <w:t>evidence</w:t>
+      </w:r>
+      <w:r>
+        <w:rPr>
+          <w:b w:val="0"/>
+        </w:rPr>
+        <w:t xml:space="preserve">. Which two need </w:t>
+      </w:r>
+      <w:r>
+        <w:rPr>
+          <w:b/>
+        </w:rPr>
+        <w:t>more information</w:t>
+      </w:r>
+      <w:r>
+        <w:rPr>
+          <w:b w:val="0"/>
+        </w:rPr>
+        <w:t>?</w:t>
+      </w:r>
+    </w:p>
+    <w:p>
+      <w:pPr>
+        <w:pStyle w:val="Heading3"/>
+      </w:pPr>
+      <w:r>
+        <w:t>3. Reveal the worked reasoning</w:t>
+      </w:r>
+    </w:p>
+    <w:p>
+      <w:pPr>
+        <w:spacing w:line="336" w:lineRule="auto" w:after="180"/>
+        <w:shd w:fill="F1F6FC"/>
+      </w:pPr>
+      <w:r>
+        <w:rPr>
+          <w:b w:val="0"/>
+        </w:rPr>
+        <w:t xml:space="preserve">Reveal after </w:t>
+      </w:r>
+      <w:r>
+        <w:rPr>
+          <w:b/>
+        </w:rPr>
+        <w:t>prediction</w:t>
+      </w:r>
+      <w:r>
+        <w:rPr>
+          <w:b w:val="0"/>
+        </w:rPr>
+        <w:t xml:space="preserve">s: The lamp uses a fixed rule; the photo sorter uses a </w:t>
+      </w:r>
+      <w:r>
+        <w:rPr>
+          <w:b/>
+        </w:rPr>
+        <w:t>learned model</w:t>
+      </w:r>
+      <w:r>
+        <w:rPr>
+          <w:b w:val="0"/>
+        </w:rPr>
+        <w:t xml:space="preserve">; the car follows human commands; the calculator performs arithmetic. The speaker and vacuum need </w:t>
+      </w:r>
+      <w:r>
+        <w:rPr>
+          <w:b/>
+        </w:rPr>
+        <w:t>mechanism</w:t>
+      </w:r>
+      <w:r>
+        <w:rPr>
+          <w:b w:val="0"/>
+        </w:rPr>
+        <w:t xml:space="preserve"> details.</w:t>
+      </w:r>
+    </w:p>
+    <w:p>
+      <w:pPr>
+        <w:spacing w:line="336" w:lineRule="auto" w:after="180"/>
+        <w:shd w:fill="F1F6FC"/>
+      </w:pPr>
+      <w:r>
+        <w:rPr>
+          <w:b w:val="0"/>
+        </w:rPr>
+        <w:t xml:space="preserve">Products can combine </w:t>
+      </w:r>
+      <w:r>
+        <w:rPr>
+          <w:b/>
+        </w:rPr>
+        <w:t>mechanism</w:t>
+      </w:r>
+      <w:r>
+        <w:rPr>
+          <w:b w:val="0"/>
+        </w:rPr>
+        <w:t>s. A robot body or smart label proves none of them.</w:t>
+      </w:r>
+    </w:p>
+    <w:p>
+      <w:pPr>
+        <w:pStyle w:val="Heading3"/>
+      </w:pPr>
+      <w:r>
+        <w:t>4. Hold back the independent task</w:t>
+      </w:r>
+    </w:p>
+    <w:p>
+      <w:pPr>
+        <w:spacing w:line="336" w:lineRule="auto" w:after="180"/>
+        <w:shd w:fill="FFF5E6"/>
+      </w:pPr>
+      <w:r>
+        <w:rPr>
+          <w:b w:val="0"/>
+        </w:rPr>
+        <w:t xml:space="preserve">Keep for an independent attempt: A toy follows your steering buttons. A photo app learned from labelled pictures. A talking clock follows a written timetable. Which uses a </w:t>
+      </w:r>
+      <w:r>
+        <w:rPr>
+          <w:b/>
+        </w:rPr>
+        <w:t>learned model</w:t>
+      </w:r>
+      <w:r>
+        <w:rPr>
+          <w:b w:val="0"/>
+        </w:rPr>
+        <w:t>?</w:t>
+      </w:r>
+    </w:p>
+    <w:p>
+      <w:pPr>
+        <w:spacing w:line="336" w:lineRule="auto" w:after="180"/>
+        <w:shd w:fill="FFF5E6"/>
+      </w:pPr>
+      <w:r>
+        <w:rPr>
+          <w:b w:val="0"/>
+        </w:rPr>
+        <w:t xml:space="preserve">What </w:t>
+      </w:r>
+      <w:r>
+        <w:rPr>
+          <w:b/>
+        </w:rPr>
+        <w:t>evidence</w:t>
+      </w:r>
+      <w:r>
+        <w:rPr>
+          <w:b w:val="0"/>
+        </w:rPr>
+        <w:t xml:space="preserve"> supports each classification?</w:t>
+      </w:r>
+    </w:p>
+    <w:p>
+      <w:pPr>
+        <w:pStyle w:val="Heading3"/>
+      </w:pPr>
+      <w:r>
         <w:t>Classroom dialogue</w:t>
       </w:r>
     </w:p>
     <w:p>
-      <w:r>
+      <w:pPr>
+        <w:pStyle w:val="Heading3"/>
+      </w:pPr>
+      <w:r>
+        <w:t>Ask the class</w:t>
+      </w:r>
+    </w:p>
+    <w:p>
+      <w:pPr>
+        <w:spacing w:line="336" w:lineRule="auto" w:after="180"/>
+        <w:shd w:fill="F5F1FB"/>
+      </w:pPr>
+      <w:r>
+        <w:rPr>
+          <w:b w:val="0"/>
+        </w:rPr>
         <w:t>Ask: Which facts are given, and which would we have to assume? Learners mark relevant details before discussing answers.</w:t>
       </w:r>
     </w:p>
     <w:p>
-      <w:r>
+      <w:pPr>
+        <w:pStyle w:val="Heading3"/>
+      </w:pPr>
+      <w:r>
+        <w:t>Language to model</w:t>
+      </w:r>
+    </w:p>
+    <w:p>
+      <w:pPr>
+        <w:spacing w:line="336" w:lineRule="auto" w:after="180"/>
+        <w:shd w:fill="F1F6F8"/>
+      </w:pPr>
+      <w:r>
+        <w:rPr>
+          <w:b w:val="0"/>
+        </w:rPr>
         <w:t>Say: Predict first. Show the rule, information path or calculation that would produce the result. A correct guess is not yet an explanation.</w:t>
       </w:r>
     </w:p>
     <w:p>
-      <w:r>
+      <w:pPr>
+        <w:spacing w:line="336" w:lineRule="auto" w:after="180"/>
+      </w:pPr>
+      <w:r>
+        <w:rPr>
+          <w:b w:val="0"/>
+        </w:rPr>
         <w:t>Reveal reasoning one step at a time. Explain why a tempting alternative fails. Write units and denominators for arithmetic, trace conditions for decisions, and identify supporting sources for claims.</w:t>
       </w:r>
     </w:p>
     <w:p>
-      <w:r>
-        <w:t>In pairs, one learner solves while the other checks evidence; exchange roles. Remove the worked answer before independent assessment.</w:t>
+      <w:pPr>
+        <w:spacing w:line="336" w:lineRule="auto" w:after="180"/>
+      </w:pPr>
+      <w:r>
+        <w:rPr>
+          <w:b w:val="0"/>
+        </w:rPr>
+        <w:t xml:space="preserve">In pairs, one learner solves while the other checks </w:t>
+      </w:r>
+      <w:r>
+        <w:rPr>
+          <w:b/>
+        </w:rPr>
+        <w:t>evidence</w:t>
+      </w:r>
+      <w:r>
+        <w:rPr>
+          <w:b w:val="0"/>
+        </w:rPr>
+        <w:t>; exchange roles. Remove the worked answer before independent assessment.</w:t>
       </w:r>
     </w:p>
     <w:p>
@@ -1349,8 +3131,79 @@
       </w:r>
     </w:p>
     <w:p>
-      <w:r>
-        <w:t>Prediction stage is learned because labelled examples were used to fit the model; album placement follows the stated written rule; the owner move is human control. Inspect the predicted label and the album action record. A correct answer from a speaking device does not identify the mechanism because recordings, rules, learned models and human messages can all produce speech.</w:t>
+      <w:pPr>
+        <w:spacing w:line="336" w:lineRule="auto" w:after="180"/>
+      </w:pPr>
+      <w:r>
+        <w:rPr>
+          <w:b/>
+        </w:rPr>
+        <w:t>Prediction</w:t>
+      </w:r>
+      <w:r>
+        <w:rPr>
+          <w:b w:val="0"/>
+        </w:rPr>
+        <w:t xml:space="preserve"> stage is learned because labelled examples were used to fit the model; album placement follows the stated </w:t>
+      </w:r>
+      <w:r>
+        <w:rPr>
+          <w:b/>
+        </w:rPr>
+        <w:t>written rule</w:t>
+      </w:r>
+      <w:r>
+        <w:rPr>
+          <w:b w:val="0"/>
+        </w:rPr>
+        <w:t xml:space="preserve">; the owner move is </w:t>
+      </w:r>
+      <w:r>
+        <w:rPr>
+          <w:b/>
+        </w:rPr>
+        <w:t>human control</w:t>
+      </w:r>
+      <w:r>
+        <w:rPr>
+          <w:b w:val="0"/>
+        </w:rPr>
+        <w:t>. Inspect the predicted label and the album action record.</w:t>
+      </w:r>
+    </w:p>
+    <w:p>
+      <w:pPr>
+        <w:spacing w:line="336" w:lineRule="auto" w:after="180"/>
+      </w:pPr>
+      <w:r>
+        <w:rPr>
+          <w:b w:val="0"/>
+        </w:rPr>
+        <w:t xml:space="preserve">A correct answer from a speaking device does not identify the </w:t>
+      </w:r>
+      <w:r>
+        <w:rPr>
+          <w:b/>
+        </w:rPr>
+        <w:t>mechanism</w:t>
+      </w:r>
+      <w:r>
+        <w:rPr>
+          <w:b w:val="0"/>
+        </w:rPr>
+        <w:t xml:space="preserve"> because recordings, rules, </w:t>
+      </w:r>
+      <w:r>
+        <w:rPr>
+          <w:b/>
+        </w:rPr>
+        <w:t>learned model</w:t>
+      </w:r>
+      <w:r>
+        <w:rPr>
+          <w:b w:val="0"/>
+        </w:rPr>
+        <w:t>s and human messages can all produce speech.</w:t>
       </w:r>
     </w:p>
     <w:p>
@@ -1582,41 +3435,262 @@
       </w:r>
     </w:p>
     <w:p>
-      <w:r>
-        <w:t>Completion task: Use the photo-library case from the lesson. Classify the prediction, album-placement rule and owner move. A bicycle photo is in the wrong album. Name the first two records you would inspect.</w:t>
-      </w:r>
-    </w:p>
-    <w:p>
-      <w:r>
-        <w:t>Teacher check: Prediction is learned because it was fitted using labelled pictures. Album placement is a written rule; the owner move is human control. Inspect the stored prediction and the placement or move record. A wrong album alone cannot distinguish prediction error from a later action.</w:t>
-      </w:r>
-    </w:p>
-    <w:p>
-      <w:r>
-        <w:t>Start by identifying the given inputs together. Leave the intermediate steps blank. If needed, model one step, then withdraw that help on the next step. Move to a full trace only when the partial trace is understood. For partners, alternate explainer and checker; collect a response from every learner before discussion.</w:t>
-      </w:r>
-    </w:p>
-    <w:p>
       <w:pPr>
         <w:pStyle w:val="Heading3"/>
       </w:pPr>
       <w:r>
+        <w:t>Completion practice</w:t>
+      </w:r>
+    </w:p>
+    <w:p>
+      <w:pPr>
+        <w:spacing w:line="336" w:lineRule="auto" w:after="180"/>
+        <w:shd w:fill="F5F1FB"/>
+      </w:pPr>
+      <w:r>
+        <w:rPr>
+          <w:b w:val="0"/>
+        </w:rPr>
+        <w:t xml:space="preserve">Completion task: Use the photo-library case from the lesson. Classify the </w:t>
+      </w:r>
+      <w:r>
+        <w:rPr>
+          <w:b/>
+        </w:rPr>
+        <w:t>prediction</w:t>
+      </w:r>
+      <w:r>
+        <w:rPr>
+          <w:b w:val="0"/>
+        </w:rPr>
+        <w:t>, album-placement rule and owner move. A bicycle photo is in the wrong album. Name the first two records you would inspect.</w:t>
+      </w:r>
+    </w:p>
+    <w:p>
+      <w:pPr>
+        <w:pStyle w:val="Heading3"/>
+      </w:pPr>
+      <w:r>
+        <w:t>Reasoning to listen for</w:t>
+      </w:r>
+    </w:p>
+    <w:p>
+      <w:pPr>
+        <w:spacing w:line="336" w:lineRule="auto" w:after="180"/>
+        <w:shd w:fill="F1F6FC"/>
+      </w:pPr>
+      <w:r>
+        <w:rPr>
+          <w:b w:val="0"/>
+        </w:rPr>
+        <w:t xml:space="preserve">Teacher check: </w:t>
+      </w:r>
+      <w:r>
+        <w:rPr>
+          <w:b/>
+        </w:rPr>
+        <w:t>Prediction</w:t>
+      </w:r>
+      <w:r>
+        <w:rPr>
+          <w:b w:val="0"/>
+        </w:rPr>
+        <w:t xml:space="preserve"> is learned because it was fitted using labelled pictures. Album placement is a </w:t>
+      </w:r>
+      <w:r>
+        <w:rPr>
+          <w:b/>
+        </w:rPr>
+        <w:t>written rule</w:t>
+      </w:r>
+      <w:r>
+        <w:rPr>
+          <w:b w:val="0"/>
+        </w:rPr>
+        <w:t xml:space="preserve">; the owner move is </w:t>
+      </w:r>
+      <w:r>
+        <w:rPr>
+          <w:b/>
+        </w:rPr>
+        <w:t>human control</w:t>
+      </w:r>
+      <w:r>
+        <w:rPr>
+          <w:b w:val="0"/>
+        </w:rPr>
+        <w:t xml:space="preserve">. Inspect the stored </w:t>
+      </w:r>
+      <w:r>
+        <w:rPr>
+          <w:b/>
+        </w:rPr>
+        <w:t>prediction</w:t>
+      </w:r>
+      <w:r>
+        <w:rPr>
+          <w:b w:val="0"/>
+        </w:rPr>
+        <w:t xml:space="preserve"> and the placement or move record.</w:t>
+      </w:r>
+    </w:p>
+    <w:p>
+      <w:pPr>
+        <w:spacing w:line="336" w:lineRule="auto" w:after="180"/>
+        <w:shd w:fill="F1F6FC"/>
+      </w:pPr>
+      <w:r>
+        <w:rPr>
+          <w:b w:val="0"/>
+        </w:rPr>
+        <w:t xml:space="preserve">A wrong album alone cannot distinguish </w:t>
+      </w:r>
+      <w:r>
+        <w:rPr>
+          <w:b/>
+        </w:rPr>
+        <w:t>prediction</w:t>
+      </w:r>
+      <w:r>
+        <w:rPr>
+          <w:b w:val="0"/>
+        </w:rPr>
+        <w:t xml:space="preserve"> error from a later action.</w:t>
+      </w:r>
+    </w:p>
+    <w:p>
+      <w:r>
+        <w:t>The case-specific table above is a focused two-session sequence (90 minutes). Allow additional sessions for the rest of the weekly work; the allocations are planning examples, not validated durations.</w:t>
+      </w:r>
+    </w:p>
+    <w:p>
+      <w:pPr>
+        <w:spacing w:line="336" w:lineRule="auto" w:after="180"/>
+      </w:pPr>
+      <w:r>
+        <w:rPr>
+          <w:b w:val="0"/>
+        </w:rPr>
+        <w:t xml:space="preserve">Start by identifying the given </w:t>
+      </w:r>
+      <w:r>
+        <w:rPr>
+          <w:b/>
+        </w:rPr>
+        <w:t>input</w:t>
+      </w:r>
+      <w:r>
+        <w:rPr>
+          <w:b w:val="0"/>
+        </w:rPr>
+        <w:t>s together. Leave the intermediate steps blank. If needed, model one step, then withdraw that help on the next step. Move to a full trace only when the partial trace is understood.</w:t>
+      </w:r>
+    </w:p>
+    <w:p>
+      <w:pPr>
+        <w:spacing w:line="336" w:lineRule="auto" w:after="180"/>
+      </w:pPr>
+      <w:r>
+        <w:rPr>
+          <w:b w:val="0"/>
+        </w:rPr>
+        <w:t>For partners, alternate explainer and checker; collect a response from every learner before discussion.</w:t>
+      </w:r>
+    </w:p>
+    <w:p>
+      <w:pPr>
+        <w:pStyle w:val="Heading3"/>
+      </w:pPr>
+      <w:r>
         <w:t>Individual reasoning check</w:t>
       </w:r>
     </w:p>
     <w:p>
-      <w:r>
-        <w:t>Use the worked case for Evidence and decision mechanisms. Proposed explanation: “All rules are outside AI”. Decide whether this explanation is supported. Point to the step or supplied fact that decides; explain your repair if needed.</w:t>
-      </w:r>
-    </w:p>
-    <w:p>
-      <w:r>
+      <w:pPr>
+        <w:spacing w:line="336" w:lineRule="auto" w:after="180"/>
+      </w:pPr>
+      <w:r>
+        <w:rPr>
+          <w:b w:val="0"/>
+        </w:rPr>
+        <w:t xml:space="preserve">Use the worked case for </w:t>
+      </w:r>
+      <w:r>
+        <w:rPr>
+          <w:b/>
+        </w:rPr>
+        <w:t>Evidence</w:t>
+      </w:r>
+      <w:r>
+        <w:rPr>
+          <w:b w:val="0"/>
+        </w:rPr>
+        <w:t xml:space="preserve"> and decision </w:t>
+      </w:r>
+      <w:r>
+        <w:rPr>
+          <w:b/>
+        </w:rPr>
+        <w:t>mechanism</w:t>
+      </w:r>
+      <w:r>
+        <w:rPr>
+          <w:b w:val="0"/>
+        </w:rPr>
+        <w:t>s. Proposed explanation: “All rules are outside AI”. Decide whether this explanation is supported.</w:t>
+      </w:r>
+    </w:p>
+    <w:p>
+      <w:pPr>
+        <w:spacing w:line="336" w:lineRule="auto" w:after="180"/>
+      </w:pPr>
+      <w:r>
+        <w:rPr>
+          <w:b w:val="0"/>
+        </w:rPr>
+        <w:t>Point to the step or supplied fact that decides; explain your repair if needed.</w:t>
+      </w:r>
+    </w:p>
+    <w:p>
+      <w:pPr>
+        <w:pStyle w:val="Heading3"/>
+      </w:pPr>
+      <w:r>
+        <w:t>Expected repair</w:t>
+      </w:r>
+    </w:p>
+    <w:p>
+      <w:pPr>
+        <w:spacing w:line="336" w:lineRule="auto" w:after="180"/>
+        <w:shd w:fill="F1F6FC"/>
+      </w:pPr>
+      <w:r>
+        <w:rPr>
+          <w:b w:val="0"/>
+        </w:rPr>
         <w:t>Expected correction: Explain that AI also includes symbolic reasoning. In the specific bus case, the simple colour threshold is automation; the full system contains a fitted predictor.</w:t>
       </w:r>
     </w:p>
     <w:p>
-      <w:r>
-        <w:t>Collect explanations, not only yes/no votes. If a misunderstanding is common, re-model the relevant step for the class. If it affects a few learners, give a short targeted group explanation while others solve a more demanding variation.</w:t>
+      <w:pPr>
+        <w:spacing w:line="336" w:lineRule="auto" w:after="180"/>
+      </w:pPr>
+      <w:r>
+        <w:rPr>
+          <w:b w:val="0"/>
+        </w:rPr>
+        <w:t>Collect explanations, not only yes/no votes. If a misunderstanding is common, re-model the relevant step for the class.</w:t>
+      </w:r>
+    </w:p>
+    <w:p>
+      <w:pPr>
+        <w:spacing w:line="336" w:lineRule="auto" w:after="180"/>
+      </w:pPr>
+      <w:r>
+        <w:rPr>
+          <w:b w:val="0"/>
+        </w:rPr>
+        <w:t>If it affects a few learners, give a short targeted group explanation while others solve a more demanding variation.</w:t>
       </w:r>
     </w:p>
     <w:p>
@@ -1628,7 +3702,14 @@
       </w:r>
     </w:p>
     <w:p>
-      <w:r>
+      <w:pPr>
+        <w:spacing w:line="336" w:lineRule="auto" w:after="180"/>
+        <w:shd w:fill="F5F1FB"/>
+      </w:pPr>
+      <w:r>
+        <w:rPr>
+          <w:b w:val="0"/>
+        </w:rPr>
         <w:t>Point to the learned stage. Does the changed display prove the weather forecast changed?</w:t>
       </w:r>
     </w:p>
@@ -1641,18 +3722,72 @@
       </w:r>
     </w:p>
     <w:p>
-      <w:r>
-        <w:t>The forecast stage is learned; it remains 70%. Only the boundary and resulting message changed.</w:t>
-      </w:r>
-    </w:p>
-    <w:p>
-      <w:r>
+      <w:pPr>
+        <w:spacing w:line="336" w:lineRule="auto" w:after="180"/>
+      </w:pPr>
+      <w:r>
+        <w:rPr>
+          <w:b w:val="0"/>
+        </w:rPr>
+        <w:t xml:space="preserve">The forecast stage is learned; it remains </w:t>
+      </w:r>
+      <w:r>
+        <w:rPr>
+          <w:b/>
+        </w:rPr>
+        <w:t>70%</w:t>
+      </w:r>
+      <w:r>
+        <w:rPr>
+          <w:b w:val="0"/>
+        </w:rPr>
+        <w:t>. Only the boundary and resulting message changed.</w:t>
+      </w:r>
+    </w:p>
+    <w:p>
+      <w:pPr>
+        <w:spacing w:line="336" w:lineRule="auto" w:after="180"/>
+      </w:pPr>
+      <w:r>
+        <w:rPr>
+          <w:b w:val="0"/>
+        </w:rPr>
         <w:t>Changed-case reasoning: The display no longer says TAKE ONE. 70 is below 80; changing a display rule does not refit the model.</w:t>
       </w:r>
     </w:p>
     <w:p>
-      <w:r>
-        <w:t>Collect each learner’s explanation before discussion. Use the first missing connection between input, deciding step and result to choose support. This question is worked-case practice, not fresh mastery evidence.</w:t>
+      <w:pPr>
+        <w:spacing w:line="336" w:lineRule="auto" w:after="180"/>
+      </w:pPr>
+      <w:r>
+        <w:rPr>
+          <w:b w:val="0"/>
+        </w:rPr>
+        <w:t xml:space="preserve">Collect each learner’s explanation before discussion. Use the first missing connection between </w:t>
+      </w:r>
+      <w:r>
+        <w:rPr>
+          <w:b/>
+        </w:rPr>
+        <w:t>input</w:t>
+      </w:r>
+      <w:r>
+        <w:rPr>
+          <w:b w:val="0"/>
+        </w:rPr>
+        <w:t xml:space="preserve">, deciding step and result to choose support. This question is worked-case practice, not fresh mastery </w:t>
+      </w:r>
+      <w:r>
+        <w:rPr>
+          <w:b/>
+        </w:rPr>
+        <w:t>evidence</w:t>
+      </w:r>
+      <w:r>
+        <w:rPr>
+          <w:b w:val="0"/>
+        </w:rPr>
+        <w:t>.</w:t>
       </w:r>
     </w:p>
     <w:p>
@@ -1664,45 +3799,177 @@
       </w:r>
     </w:p>
     <w:p>
+      <w:r>
+        <w:t>Run the evidence investigation, capture actual observations and choose support from the first reasoning error.</w:t>
+      </w:r>
+    </w:p>
+    <w:p>
+      <w:pPr>
+        <w:spacing w:line="336" w:lineRule="auto" w:after="180"/>
+      </w:pPr>
+      <w:r>
+        <w:rPr>
+          <w:b w:val="0"/>
+        </w:rPr>
+        <w:t xml:space="preserve">Predict first, test honestly, and explain what the </w:t>
+      </w:r>
+      <w:r>
+        <w:rPr>
+          <w:b/>
+        </w:rPr>
+        <w:t>evidence</w:t>
+      </w:r>
+      <w:r>
+        <w:rPr>
+          <w:b w:val="0"/>
+        </w:rPr>
+        <w:t xml:space="preserve"> means.</w:t>
+      </w:r>
+    </w:p>
+    <w:p>
       <w:pPr>
         <w:pStyle w:val="Heading3"/>
       </w:pPr>
       <w:r>
-        <w:t>Run the weekly evidence lab</w:t>
-      </w:r>
-    </w:p>
-    <w:p>
-      <w:r>
-        <w:t>Predict first, test honestly, and explain what the evidence means.</w:t>
-      </w:r>
-    </w:p>
-    <w:p>
-      <w:r>
-        <w:t>State your prediction before the result is known.</w:t>
-      </w:r>
-    </w:p>
-    <w:p>
-      <w:r>
-        <w:t>Complete the task: Sort six devices by mechanism and defend two borderline cases.</w:t>
-      </w:r>
-    </w:p>
-    <w:p>
-      <w:r>
+        <w:t>1. Predict</w:t>
+      </w:r>
+    </w:p>
+    <w:p>
+      <w:pPr>
+        <w:spacing w:line="336" w:lineRule="auto" w:after="180"/>
+        <w:shd w:fill="F4F9FC"/>
+      </w:pPr>
+      <w:r>
+        <w:rPr>
+          <w:b w:val="0"/>
+        </w:rPr>
+        <w:t xml:space="preserve">State your </w:t>
+      </w:r>
+      <w:r>
+        <w:rPr>
+          <w:b/>
+        </w:rPr>
+        <w:t>prediction</w:t>
+      </w:r>
+      <w:r>
+        <w:rPr>
+          <w:b w:val="0"/>
+        </w:rPr>
+        <w:t xml:space="preserve"> before the result is known.</w:t>
+      </w:r>
+    </w:p>
+    <w:p>
+      <w:pPr>
+        <w:pStyle w:val="Heading3"/>
+      </w:pPr>
+      <w:r>
+        <w:t>2. Investigate</w:t>
+      </w:r>
+    </w:p>
+    <w:p>
+      <w:pPr>
+        <w:spacing w:line="336" w:lineRule="auto" w:after="180"/>
+        <w:shd w:fill="F4F9FC"/>
+      </w:pPr>
+      <w:r>
+        <w:rPr>
+          <w:b w:val="0"/>
+        </w:rPr>
+        <w:t xml:space="preserve">Complete the task: Sort six devices by </w:t>
+      </w:r>
+      <w:r>
+        <w:rPr>
+          <w:b/>
+        </w:rPr>
+        <w:t>mechanism</w:t>
+      </w:r>
+      <w:r>
+        <w:rPr>
+          <w:b w:val="0"/>
+        </w:rPr>
+        <w:t xml:space="preserve"> and defend two borderline cases.</w:t>
+      </w:r>
+    </w:p>
+    <w:p>
+      <w:pPr>
+        <w:pStyle w:val="Heading3"/>
+      </w:pPr>
+      <w:r>
+        <w:t>3. Compare cases</w:t>
+      </w:r>
+    </w:p>
+    <w:p>
+      <w:pPr>
+        <w:spacing w:line="336" w:lineRule="auto" w:after="180"/>
+        <w:shd w:fill="F4F9FC"/>
+      </w:pPr>
+      <w:r>
+        <w:rPr>
+          <w:b w:val="0"/>
+        </w:rPr>
         <w:t>Keep a normal case and an edge case clearly separated.</w:t>
       </w:r>
     </w:p>
     <w:p>
-      <w:r>
-        <w:t>Record what happened—even when it does not match your prediction.</w:t>
-      </w:r>
-    </w:p>
-    <w:p>
-      <w:r>
+      <w:pPr>
+        <w:pStyle w:val="Heading3"/>
+      </w:pPr>
+      <w:r>
+        <w:t>4. Record honestly</w:t>
+      </w:r>
+    </w:p>
+    <w:p>
+      <w:pPr>
+        <w:spacing w:line="336" w:lineRule="auto" w:after="180"/>
+        <w:shd w:fill="F4F9FC"/>
+      </w:pPr>
+      <w:r>
+        <w:rPr>
+          <w:b w:val="0"/>
+        </w:rPr>
+        <w:t xml:space="preserve">Record what happened—even when it does not match your </w:t>
+      </w:r>
+      <w:r>
+        <w:rPr>
+          <w:b/>
+        </w:rPr>
+        <w:t>prediction</w:t>
+      </w:r>
+      <w:r>
+        <w:rPr>
+          <w:b w:val="0"/>
+        </w:rPr>
+        <w:t>.</w:t>
+      </w:r>
+    </w:p>
+    <w:p>
+      <w:pPr>
+        <w:pStyle w:val="Heading3"/>
+      </w:pPr>
+      <w:r>
+        <w:t>5. Explain and plan the next test</w:t>
+      </w:r>
+    </w:p>
+    <w:p>
+      <w:pPr>
+        <w:spacing w:line="336" w:lineRule="auto" w:after="180"/>
+        <w:shd w:fill="F4F9FC"/>
+      </w:pPr>
+      <w:r>
+        <w:rPr>
+          <w:b w:val="0"/>
+        </w:rPr>
         <w:t>Explain the result, one limitation, and the next useful test.</w:t>
       </w:r>
     </w:p>
     <w:p>
-      <w:r>
+      <w:pPr>
+        <w:spacing w:line="336" w:lineRule="auto" w:after="180"/>
+      </w:pPr>
+      <w:r>
+        <w:rPr>
+          <w:b w:val="0"/>
+        </w:rPr>
         <w:t>INDEPENDENCE After support is removed, repeat the proof with a fresh case.</w:t>
       </w:r>
     </w:p>
@@ -1715,8 +3982,25 @@
       </w:r>
     </w:p>
     <w:p>
-      <w:r>
-        <w:t>Use the concrete case as the shared normal case and the independent question as a second case. Each pair creates a boundary or missing-information case and predicts its result before testing. Keep the expected result separate from an observed mistake.</w:t>
+      <w:pPr>
+        <w:spacing w:line="336" w:lineRule="auto" w:after="180"/>
+      </w:pPr>
+      <w:r>
+        <w:rPr>
+          <w:b w:val="0"/>
+        </w:rPr>
+        <w:t>Use the concrete case as the shared normal case and the independent question as a second case. Each pair creates a boundary or missing-information case and predicts its result before testing.</w:t>
+      </w:r>
+    </w:p>
+    <w:p>
+      <w:pPr>
+        <w:spacing w:line="336" w:lineRule="auto" w:after="180"/>
+      </w:pPr>
+      <w:r>
+        <w:rPr>
+          <w:b w:val="0"/>
+        </w:rPr>
+        <w:t>Keep the expected result separate from an observed mistake.</w:t>
       </w:r>
     </w:p>
     <w:tbl>
@@ -1874,13 +4158,45 @@
       </w:r>
     </w:p>
     <w:p>
-      <w:r>
+      <w:pPr>
+        <w:pStyle w:val="Heading3"/>
+      </w:pPr>
+      <w:r>
+        <w:t>Find the unsupported claim</w:t>
+      </w:r>
+    </w:p>
+    <w:p>
+      <w:pPr>
+        <w:spacing w:line="336" w:lineRule="auto" w:after="180"/>
+        <w:shd w:fill="F5F1FB"/>
+      </w:pPr>
+      <w:r>
+        <w:rPr>
+          <w:b w:val="0"/>
+        </w:rPr>
         <w:t>CLAIM TO REPAIR Talking proves that a machine learned.</w:t>
       </w:r>
     </w:p>
     <w:p>
-      <w:r>
-        <w:t>For guessing, return to given facts and request a trace. For vocabulary without application, use one example and one non-example. For arithmetic errors, check the setup before the calculation. Finish with a different uncoached case before recording mastery.</w:t>
+      <w:pPr>
+        <w:spacing w:line="336" w:lineRule="auto" w:after="180"/>
+      </w:pPr>
+      <w:r>
+        <w:rPr>
+          <w:b w:val="0"/>
+        </w:rPr>
+        <w:t>For guessing, return to given facts and request a trace. For vocabulary without application, use one example and one non-example. For arithmetic errors, check the setup before the calculation.</w:t>
+      </w:r>
+    </w:p>
+    <w:p>
+      <w:pPr>
+        <w:spacing w:line="336" w:lineRule="auto" w:after="180"/>
+      </w:pPr>
+      <w:r>
+        <w:rPr>
+          <w:b w:val="0"/>
+        </w:rPr>
+        <w:t>Finish with a different uncoached case before recording mastery.</w:t>
       </w:r>
     </w:p>
     <w:p>
@@ -1892,17 +4208,95 @@
       </w:r>
     </w:p>
     <w:p>
-      <w:r>
+      <w:pPr>
+        <w:spacing w:line="336" w:lineRule="auto" w:after="180"/>
+      </w:pPr>
+      <w:r>
+        <w:rPr>
+          <w:b w:val="0"/>
+        </w:rPr>
         <w:t>All rules are outside AI: Explain that AI also includes symbolic reasoning. In the specific bus case, the simple colour threshold is automation; the full system contains a fitted predictor.</w:t>
       </w:r>
     </w:p>
     <w:p>
-      <w:r>
-        <w:t>A correct output proves a learned model: Ask whether a calculator, recording or person could produce the same correct output. Require evidence about fitting or reasoning.</w:t>
-      </w:r>
-    </w:p>
-    <w:p>
-      <w:r>
+      <w:pPr>
+        <w:spacing w:line="336" w:lineRule="auto" w:after="180"/>
+      </w:pPr>
+      <w:r>
+        <w:rPr>
+          <w:b w:val="0"/>
+        </w:rPr>
+        <w:t xml:space="preserve">A correct </w:t>
+      </w:r>
+      <w:r>
+        <w:rPr>
+          <w:b/>
+        </w:rPr>
+        <w:t>output</w:t>
+      </w:r>
+      <w:r>
+        <w:rPr>
+          <w:b w:val="0"/>
+        </w:rPr>
+        <w:t xml:space="preserve"> proves a </w:t>
+      </w:r>
+      <w:r>
+        <w:rPr>
+          <w:b/>
+        </w:rPr>
+        <w:t>learned model</w:t>
+      </w:r>
+      <w:r>
+        <w:rPr>
+          <w:b w:val="0"/>
+        </w:rPr>
+        <w:t xml:space="preserve">: Ask whether a calculator, recording or person could produce the same correct </w:t>
+      </w:r>
+      <w:r>
+        <w:rPr>
+          <w:b/>
+        </w:rPr>
+        <w:t>output</w:t>
+      </w:r>
+      <w:r>
+        <w:rPr>
+          <w:b w:val="0"/>
+        </w:rPr>
+        <w:t xml:space="preserve">. Require </w:t>
+      </w:r>
+      <w:r>
+        <w:rPr>
+          <w:b/>
+        </w:rPr>
+        <w:t>evidence</w:t>
+      </w:r>
+      <w:r>
+        <w:rPr>
+          <w:b w:val="0"/>
+        </w:rPr>
+        <w:t xml:space="preserve"> about </w:t>
+      </w:r>
+      <w:r>
+        <w:rPr>
+          <w:b/>
+        </w:rPr>
+        <w:t>fitting</w:t>
+      </w:r>
+      <w:r>
+        <w:rPr>
+          <w:b w:val="0"/>
+        </w:rPr>
+        <w:t xml:space="preserve"> or reasoning.</w:t>
+      </w:r>
+    </w:p>
+    <w:p>
+      <w:pPr>
+        <w:spacing w:line="336" w:lineRule="auto" w:after="180"/>
+      </w:pPr>
+      <w:r>
+        <w:rPr>
+          <w:b w:val="0"/>
+        </w:rPr>
         <w:t>Unknown is a bad answer: Accept unknown when the learner identifies a specific missing fact and a useful way to obtain it.</w:t>
       </w:r>
     </w:p>
@@ -2061,8 +4455,25 @@
       </w:tr>
     </w:tbl>
     <w:p>
-      <w:r>
-        <w:t>Offer an oral explanation, drawing, enlarged visual or fewer examples when that removes a reading/writing barrier. Keep the same reasoning goal. Stretch secure learners by changing a boundary or assumption and asking them to defend the effect, not simply by assigning more of the same questions.</w:t>
+      <w:pPr>
+        <w:spacing w:line="336" w:lineRule="auto" w:after="180"/>
+      </w:pPr>
+      <w:r>
+        <w:rPr>
+          <w:b w:val="0"/>
+        </w:rPr>
+        <w:t>Offer an oral explanation, drawing, enlarged visual or fewer examples when that removes a reading/writing barrier. Keep the same reasoning goal.</w:t>
+      </w:r>
+    </w:p>
+    <w:p>
+      <w:pPr>
+        <w:spacing w:line="336" w:lineRule="auto" w:after="180"/>
+      </w:pPr>
+      <w:r>
+        <w:rPr>
+          <w:b w:val="0"/>
+        </w:rPr>
+        <w:t>Stretch secure learners by changing a boundary or assumption and asking them to defend the effect, not simply by assigning more of the same questions.</w:t>
       </w:r>
     </w:p>
     <w:p>
@@ -2074,11 +4485,16 @@
       </w:r>
     </w:p>
     <w:p>
+      <w:r>
+        <w:t>Use the keys after the relevant attempts. Previously discussed cases are practice; the reserved independent transfer question is the greenhouse case.</w:t>
+      </w:r>
+    </w:p>
+    <w:p>
       <w:pPr>
         <w:pStyle w:val="Heading3"/>
       </w:pPr>
       <w:r>
-        <w:t>Assess and explain the answers</w:t>
+        <w:t>Worked case answer</w:t>
       </w:r>
     </w:p>
     <w:p>
@@ -2086,12 +4502,67 @@
         <w:pStyle w:val="Heading3"/>
       </w:pPr>
       <w:r>
-        <w:t>Worked case answer</w:t>
-      </w:r>
-    </w:p>
-    <w:p>
-      <w:r>
-        <w:t>The lamp uses a fixed rule; the photo sorter uses a learned model; the car follows human commands; the calculator performs arithmetic. The speaker and vacuum need mechanism details. Products can combine mechanisms. A robot body or smart label proves none of them.</w:t>
+        <w:t>Teacher key · Worked case answer</w:t>
+      </w:r>
+    </w:p>
+    <w:p>
+      <w:pPr>
+        <w:spacing w:line="336" w:lineRule="auto" w:after="180"/>
+        <w:shd w:fill="F1F6FC"/>
+      </w:pPr>
+      <w:r>
+        <w:rPr>
+          <w:b w:val="0"/>
+        </w:rPr>
+        <w:t xml:space="preserve">The lamp uses a fixed rule; the photo sorter uses a </w:t>
+      </w:r>
+      <w:r>
+        <w:rPr>
+          <w:b/>
+        </w:rPr>
+        <w:t>learned model</w:t>
+      </w:r>
+      <w:r>
+        <w:rPr>
+          <w:b w:val="0"/>
+        </w:rPr>
+        <w:t xml:space="preserve">; the car follows human commands; the calculator performs arithmetic. The speaker and vacuum need </w:t>
+      </w:r>
+      <w:r>
+        <w:rPr>
+          <w:b/>
+        </w:rPr>
+        <w:t>mechanism</w:t>
+      </w:r>
+      <w:r>
+        <w:rPr>
+          <w:b w:val="0"/>
+        </w:rPr>
+        <w:t xml:space="preserve"> details. Products can combine </w:t>
+      </w:r>
+      <w:r>
+        <w:rPr>
+          <w:b/>
+        </w:rPr>
+        <w:t>mechanism</w:t>
+      </w:r>
+      <w:r>
+        <w:rPr>
+          <w:b w:val="0"/>
+        </w:rPr>
+        <w:t>s.</w:t>
+      </w:r>
+    </w:p>
+    <w:p>
+      <w:pPr>
+        <w:spacing w:line="336" w:lineRule="auto" w:after="180"/>
+        <w:shd w:fill="F1F6FC"/>
+      </w:pPr>
+      <w:r>
+        <w:rPr>
+          <w:b w:val="0"/>
+        </w:rPr>
+        <w:t>A robot body or smart label proves none of them.</w:t>
       </w:r>
     </w:p>
     <w:p>
@@ -2103,21 +4574,99 @@
       </w:r>
     </w:p>
     <w:p>
-      <w:r>
-        <w:t>A toy follows your steering buttons. A photo app learned from labelled pictures. A talking clock follows a written timetable. Which uses a learned model? What evidence supports each classification?</w:t>
-      </w:r>
-    </w:p>
-    <w:p>
       <w:pPr>
         <w:pStyle w:val="Heading3"/>
       </w:pPr>
       <w:r>
+        <w:t>Independent question · withhold the key</w:t>
+      </w:r>
+    </w:p>
+    <w:p>
+      <w:pPr>
+        <w:spacing w:line="336" w:lineRule="auto" w:after="180"/>
+        <w:shd w:fill="F5F1FB"/>
+      </w:pPr>
+      <w:r>
+        <w:rPr>
+          <w:b w:val="0"/>
+        </w:rPr>
+        <w:t xml:space="preserve">A toy follows your steering buttons. A photo app learned from labelled pictures. A talking clock follows a written timetable. Which uses a </w:t>
+      </w:r>
+      <w:r>
+        <w:rPr>
+          <w:b/>
+        </w:rPr>
+        <w:t>learned model</w:t>
+      </w:r>
+      <w:r>
+        <w:rPr>
+          <w:b w:val="0"/>
+        </w:rPr>
+        <w:t xml:space="preserve">? What </w:t>
+      </w:r>
+      <w:r>
+        <w:rPr>
+          <w:b/>
+        </w:rPr>
+        <w:t>evidence</w:t>
+      </w:r>
+      <w:r>
+        <w:rPr>
+          <w:b w:val="0"/>
+        </w:rPr>
+        <w:t xml:space="preserve"> supports each classification?</w:t>
+      </w:r>
+    </w:p>
+    <w:p>
+      <w:pPr>
+        <w:pStyle w:val="Heading3"/>
+      </w:pPr>
+      <w:r>
         <w:t>Expected independent answer</w:t>
       </w:r>
     </w:p>
     <w:p>
-      <w:r>
-        <w:t>The photo app uses a learned model because training examples shaped its behaviour. The toy is human-controlled; the clock follows fixed instructions. Speech and movement alone do not establish AI.</w:t>
+      <w:pPr>
+        <w:pStyle w:val="Heading3"/>
+      </w:pPr>
+      <w:r>
+        <w:t>Teacher key · Expected independent answer</w:t>
+      </w:r>
+    </w:p>
+    <w:p>
+      <w:pPr>
+        <w:spacing w:line="336" w:lineRule="auto" w:after="180"/>
+        <w:shd w:fill="F1F6FC"/>
+      </w:pPr>
+      <w:r>
+        <w:rPr>
+          <w:b w:val="0"/>
+        </w:rPr>
+        <w:t xml:space="preserve">The photo app uses a </w:t>
+      </w:r>
+      <w:r>
+        <w:rPr>
+          <w:b/>
+        </w:rPr>
+        <w:t>learned model</w:t>
+      </w:r>
+      <w:r>
+        <w:rPr>
+          <w:b w:val="0"/>
+        </w:rPr>
+        <w:t xml:space="preserve"> because </w:t>
+      </w:r>
+      <w:r>
+        <w:rPr>
+          <w:b/>
+        </w:rPr>
+        <w:t>training</w:t>
+      </w:r>
+      <w:r>
+        <w:rPr>
+          <w:b w:val="0"/>
+        </w:rPr>
+        <w:t xml:space="preserve"> examples shaped its behaviour. The toy is human-controlled; the clock follows fixed instructions. Speech and movement alone do not establish AI.</w:t>
       </w:r>
     </w:p>
     <w:p>
@@ -2355,8 +4904,25 @@
       </w:tr>
     </w:tbl>
     <w:p>
-      <w:r>
-        <w:t>Use 6/8 as a classroom checkpoint, with 2 required for both Result and Reasoning. This is a proposed teaching rule, not a validated certification threshold. Do not count a coached answer as independent mastery; correct unsafe or unsupported claims regardless of total.</w:t>
+      <w:pPr>
+        <w:spacing w:line="336" w:lineRule="auto" w:after="180"/>
+      </w:pPr>
+      <w:r>
+        <w:rPr>
+          <w:b w:val="0"/>
+        </w:rPr>
+        <w:t>Use 6/8 as a classroom checkpoint, with 2 required for both Result and Reasoning. This is a proposed teaching rule, not a validated certification threshold.</w:t>
+      </w:r>
+    </w:p>
+    <w:p>
+      <w:pPr>
+        <w:spacing w:line="336" w:lineRule="auto" w:after="180"/>
+      </w:pPr>
+      <w:r>
+        <w:rPr>
+          <w:b w:val="0"/>
+        </w:rPr>
+        <w:t>Do not count a coached answer as independent mastery; correct unsafe or unsupported claims regardless of total.</w:t>
       </w:r>
     </w:p>
     <w:p>
@@ -2368,8 +4934,26 @@
       </w:r>
     </w:p>
     <w:p>
-      <w:r>
-        <w:t>Ask the learner to find the evidence that challenges this claim: “Talking proves that a machine learned.” Keep the first attempt and an uncoached retry separate.</w:t>
+      <w:pPr>
+        <w:spacing w:line="336" w:lineRule="auto" w:after="180"/>
+      </w:pPr>
+      <w:r>
+        <w:rPr>
+          <w:b w:val="0"/>
+        </w:rPr>
+        <w:t xml:space="preserve">Ask the learner to find the </w:t>
+      </w:r>
+      <w:r>
+        <w:rPr>
+          <w:b/>
+        </w:rPr>
+        <w:t>evidence</w:t>
+      </w:r>
+      <w:r>
+        <w:rPr>
+          <w:b w:val="0"/>
+        </w:rPr>
+        <w:t xml:space="preserve"> that challenges this claim: “Talking proves that a machine learned.” Keep the first attempt and an uncoached retry separate.</w:t>
       </w:r>
     </w:p>
     <w:p>
@@ -2381,15 +4965,114 @@
       </w:r>
     </w:p>
     <w:p>
-      <w:r>
-        <w:t>The prediction uses a learned model; the colour uses a written threshold; the override is human control. The red display alone reveals no training evidence. Ask how the delay estimate was produced. One product can combine mechanisms; simple automation does not define all of AI.</w:t>
-      </w:r>
-    </w:p>
-    <w:p>
       <w:pPr>
         <w:pStyle w:val="Heading3"/>
       </w:pPr>
       <w:r>
+        <w:t>Teacher key · Original transfer answer</w:t>
+      </w:r>
+    </w:p>
+    <w:p>
+      <w:pPr>
+        <w:spacing w:line="336" w:lineRule="auto" w:after="180"/>
+        <w:shd w:fill="F1F6FC"/>
+      </w:pPr>
+      <w:r>
+        <w:rPr>
+          <w:b w:val="0"/>
+        </w:rPr>
+        <w:t xml:space="preserve">The </w:t>
+      </w:r>
+      <w:r>
+        <w:rPr>
+          <w:b/>
+        </w:rPr>
+        <w:t>prediction</w:t>
+      </w:r>
+      <w:r>
+        <w:rPr>
+          <w:b w:val="0"/>
+        </w:rPr>
+        <w:t xml:space="preserve"> uses a </w:t>
+      </w:r>
+      <w:r>
+        <w:rPr>
+          <w:b/>
+        </w:rPr>
+        <w:t>learned model</w:t>
+      </w:r>
+      <w:r>
+        <w:rPr>
+          <w:b w:val="0"/>
+        </w:rPr>
+        <w:t xml:space="preserve">; the colour uses a written threshold; the override is </w:t>
+      </w:r>
+      <w:r>
+        <w:rPr>
+          <w:b/>
+        </w:rPr>
+        <w:t>human control</w:t>
+      </w:r>
+      <w:r>
+        <w:rPr>
+          <w:b w:val="0"/>
+        </w:rPr>
+        <w:t xml:space="preserve">. The red display alone reveals no </w:t>
+      </w:r>
+      <w:r>
+        <w:rPr>
+          <w:b/>
+        </w:rPr>
+        <w:t>training</w:t>
+      </w:r>
+      <w:r>
+        <w:rPr>
+          <w:b w:val="0"/>
+        </w:rPr>
+        <w:t xml:space="preserve"> </w:t>
+      </w:r>
+      <w:r>
+        <w:rPr>
+          <w:b/>
+        </w:rPr>
+        <w:t>evidence</w:t>
+      </w:r>
+      <w:r>
+        <w:rPr>
+          <w:b w:val="0"/>
+        </w:rPr>
+        <w:t>. Ask how the delay estimate was produced.</w:t>
+      </w:r>
+    </w:p>
+    <w:p>
+      <w:pPr>
+        <w:spacing w:line="336" w:lineRule="auto" w:after="180"/>
+        <w:shd w:fill="F1F6FC"/>
+      </w:pPr>
+      <w:r>
+        <w:rPr>
+          <w:b w:val="0"/>
+        </w:rPr>
+        <w:t xml:space="preserve">One product can combine </w:t>
+      </w:r>
+      <w:r>
+        <w:rPr>
+          <w:b/>
+        </w:rPr>
+        <w:t>mechanism</w:t>
+      </w:r>
+      <w:r>
+        <w:rPr>
+          <w:b w:val="0"/>
+        </w:rPr>
+        <w:t>s; simple automation does not define all of AI.</w:t>
+      </w:r>
+    </w:p>
+    <w:p>
+      <w:pPr>
+        <w:pStyle w:val="Heading3"/>
+      </w:pPr>
+      <w:r>
         <w:t>Explanations for the additional workbook examples</w:t>
       </w:r>
     </w:p>
@@ -2402,98 +5085,637 @@
       </w:r>
     </w:p>
     <w:p>
-      <w:r>
-        <w:t>A door opens when a visitor approaches. Its label says intelligent entrance. List two observations and write one mechanism question whose answer would help classify the opening decision.</w:t>
-      </w:r>
-    </w:p>
-    <w:p>
-      <w:r>
-        <w:t>Observations include that the door opened when the visitor approached and that its label says intelligent entrance. A useful question asks whether a written sensor threshold, a model fitted on examples or a person controls opening. The label is an observed marketing claim, not mechanism evidence.</w:t>
-      </w:r>
-    </w:p>
-    <w:p>
       <w:pPr>
         <w:pStyle w:val="Heading3"/>
       </w:pPr>
       <w:r>
+        <w:t>Workbook question · W1</w:t>
+      </w:r>
+    </w:p>
+    <w:p>
+      <w:pPr>
+        <w:spacing w:line="336" w:lineRule="auto" w:after="180"/>
+        <w:shd w:fill="F5F1FB"/>
+      </w:pPr>
+      <w:r>
+        <w:rPr>
+          <w:b w:val="0"/>
+        </w:rPr>
+        <w:t xml:space="preserve">A door opens when a visitor approaches. Its label says intelligent entrance. List two </w:t>
+      </w:r>
+      <w:r>
+        <w:rPr>
+          <w:b/>
+        </w:rPr>
+        <w:t>observation</w:t>
+      </w:r>
+      <w:r>
+        <w:rPr>
+          <w:b w:val="0"/>
+        </w:rPr>
+        <w:t xml:space="preserve">s and write one </w:t>
+      </w:r>
+      <w:r>
+        <w:rPr>
+          <w:b/>
+        </w:rPr>
+        <w:t>mechanism</w:t>
+      </w:r>
+      <w:r>
+        <w:rPr>
+          <w:b w:val="0"/>
+        </w:rPr>
+        <w:t xml:space="preserve"> question whose answer would help classify the opening decision.</w:t>
+      </w:r>
+    </w:p>
+    <w:p>
+      <w:pPr>
+        <w:pStyle w:val="Heading3"/>
+      </w:pPr>
+      <w:r>
+        <w:t>Teacher reasoning · W1</w:t>
+      </w:r>
+    </w:p>
+    <w:p>
+      <w:pPr>
+        <w:spacing w:line="336" w:lineRule="auto" w:after="180"/>
+        <w:shd w:fill="F1F6FC"/>
+      </w:pPr>
+      <w:r>
+        <w:rPr>
+          <w:b/>
+        </w:rPr>
+        <w:t>Observation</w:t>
+      </w:r>
+      <w:r>
+        <w:rPr>
+          <w:b w:val="0"/>
+        </w:rPr>
+        <w:t>s include that the door opened when the visitor approached and that its label says intelligent entrance.</w:t>
+      </w:r>
+    </w:p>
+    <w:p>
+      <w:pPr>
+        <w:spacing w:line="336" w:lineRule="auto" w:after="180"/>
+        <w:shd w:fill="F1F6FC"/>
+      </w:pPr>
+      <w:r>
+        <w:rPr>
+          <w:b w:val="0"/>
+        </w:rPr>
+        <w:t xml:space="preserve">A useful question asks whether a written sensor threshold, a model fitted on examples or a person controls opening. The label is an observed marketing claim, not </w:t>
+      </w:r>
+      <w:r>
+        <w:rPr>
+          <w:b/>
+        </w:rPr>
+        <w:t>mechanism</w:t>
+      </w:r>
+      <w:r>
+        <w:rPr>
+          <w:b w:val="0"/>
+        </w:rPr>
+        <w:t xml:space="preserve"> </w:t>
+      </w:r>
+      <w:r>
+        <w:rPr>
+          <w:b/>
+        </w:rPr>
+        <w:t>evidence</w:t>
+      </w:r>
+      <w:r>
+        <w:rPr>
+          <w:b w:val="0"/>
+        </w:rPr>
+        <w:t>.</w:t>
+      </w:r>
+    </w:p>
+    <w:p>
+      <w:pPr>
+        <w:pStyle w:val="Heading3"/>
+      </w:pPr>
+      <w:r>
         <w:t>W2 Complete the photo library explanation</w:t>
       </w:r>
     </w:p>
     <w:p>
-      <w:r>
-        <w:t>Use the photo-library case from the lesson. Classify the prediction, album-placement rule and owner move. A bicycle photo is in the wrong album. Name the first two records you would inspect.</w:t>
-      </w:r>
-    </w:p>
-    <w:p>
-      <w:r>
-        <w:t>Prediction is learned because it was fitted using labelled pictures. Album placement is a written rule; the owner move is human control. Inspect the stored prediction and the placement or move record. A wrong album alone cannot distinguish prediction error from a later action.</w:t>
-      </w:r>
-    </w:p>
-    <w:p>
       <w:pPr>
         <w:pStyle w:val="Heading3"/>
       </w:pPr>
       <w:r>
+        <w:t>Workbook question · W2</w:t>
+      </w:r>
+    </w:p>
+    <w:p>
+      <w:pPr>
+        <w:spacing w:line="336" w:lineRule="auto" w:after="180"/>
+        <w:shd w:fill="F5F1FB"/>
+      </w:pPr>
+      <w:r>
+        <w:rPr>
+          <w:b w:val="0"/>
+        </w:rPr>
+        <w:t xml:space="preserve">Use the photo-library case from the lesson. Classify the </w:t>
+      </w:r>
+      <w:r>
+        <w:rPr>
+          <w:b/>
+        </w:rPr>
+        <w:t>prediction</w:t>
+      </w:r>
+      <w:r>
+        <w:rPr>
+          <w:b w:val="0"/>
+        </w:rPr>
+        <w:t>, album-placement rule and owner move. A bicycle photo is in the wrong album. Name the first two records you would inspect.</w:t>
+      </w:r>
+    </w:p>
+    <w:p>
+      <w:pPr>
+        <w:pStyle w:val="Heading3"/>
+      </w:pPr>
+      <w:r>
+        <w:t>Teacher reasoning · W2</w:t>
+      </w:r>
+    </w:p>
+    <w:p>
+      <w:pPr>
+        <w:spacing w:line="336" w:lineRule="auto" w:after="180"/>
+        <w:shd w:fill="F1F6FC"/>
+      </w:pPr>
+      <w:r>
+        <w:rPr>
+          <w:b/>
+        </w:rPr>
+        <w:t>Prediction</w:t>
+      </w:r>
+      <w:r>
+        <w:rPr>
+          <w:b w:val="0"/>
+        </w:rPr>
+        <w:t xml:space="preserve"> is learned because it was fitted using labelled pictures. Album placement is a </w:t>
+      </w:r>
+      <w:r>
+        <w:rPr>
+          <w:b/>
+        </w:rPr>
+        <w:t>written rule</w:t>
+      </w:r>
+      <w:r>
+        <w:rPr>
+          <w:b w:val="0"/>
+        </w:rPr>
+        <w:t xml:space="preserve">; the owner move is </w:t>
+      </w:r>
+      <w:r>
+        <w:rPr>
+          <w:b/>
+        </w:rPr>
+        <w:t>human control</w:t>
+      </w:r>
+      <w:r>
+        <w:rPr>
+          <w:b w:val="0"/>
+        </w:rPr>
+        <w:t xml:space="preserve">. Inspect the stored </w:t>
+      </w:r>
+      <w:r>
+        <w:rPr>
+          <w:b/>
+        </w:rPr>
+        <w:t>prediction</w:t>
+      </w:r>
+      <w:r>
+        <w:rPr>
+          <w:b w:val="0"/>
+        </w:rPr>
+        <w:t xml:space="preserve"> and the placement or move record.</w:t>
+      </w:r>
+    </w:p>
+    <w:p>
+      <w:pPr>
+        <w:spacing w:line="336" w:lineRule="auto" w:after="180"/>
+        <w:shd w:fill="F1F6FC"/>
+      </w:pPr>
+      <w:r>
+        <w:rPr>
+          <w:b w:val="0"/>
+        </w:rPr>
+        <w:t xml:space="preserve">A wrong album alone cannot distinguish </w:t>
+      </w:r>
+      <w:r>
+        <w:rPr>
+          <w:b/>
+        </w:rPr>
+        <w:t>prediction</w:t>
+      </w:r>
+      <w:r>
+        <w:rPr>
+          <w:b w:val="0"/>
+        </w:rPr>
+        <w:t xml:space="preserve"> error from a later action.</w:t>
+      </w:r>
+    </w:p>
+    <w:p>
+      <w:pPr>
+        <w:pStyle w:val="Heading3"/>
+      </w:pPr>
+      <w:r>
         <w:t>W3 Challenge an unsupported conclusion</w:t>
       </w:r>
     </w:p>
     <w:p>
-      <w:r>
-        <w:t>Maya says a vacuum must learn because it changes direction after hitting a chair. Give two different mechanisms consistent with that observation. What evidence would distinguish them?</w:t>
-      </w:r>
-    </w:p>
-    <w:p>
-      <w:r>
-        <w:t>A written contact-sensor rule could turn the vacuum, or a learned navigation model could choose a turn. A person could also control it. Documentation of the route-selection process or a controlled trace could distinguish these mechanisms. Direction change alone is insufficient.</w:t>
-      </w:r>
-    </w:p>
-    <w:p>
       <w:pPr>
         <w:pStyle w:val="Heading3"/>
       </w:pPr>
       <w:r>
+        <w:t>Workbook question · W3</w:t>
+      </w:r>
+    </w:p>
+    <w:p>
+      <w:pPr>
+        <w:spacing w:line="336" w:lineRule="auto" w:after="180"/>
+        <w:shd w:fill="F5F1FB"/>
+      </w:pPr>
+      <w:r>
+        <w:rPr>
+          <w:b w:val="0"/>
+        </w:rPr>
+        <w:t xml:space="preserve">Maya says a vacuum must learn because it changes direction after hitting a chair. Give two different </w:t>
+      </w:r>
+      <w:r>
+        <w:rPr>
+          <w:b/>
+        </w:rPr>
+        <w:t>mechanism</w:t>
+      </w:r>
+      <w:r>
+        <w:rPr>
+          <w:b w:val="0"/>
+        </w:rPr>
+        <w:t xml:space="preserve">s consistent with that </w:t>
+      </w:r>
+      <w:r>
+        <w:rPr>
+          <w:b/>
+        </w:rPr>
+        <w:t>observation</w:t>
+      </w:r>
+      <w:r>
+        <w:rPr>
+          <w:b w:val="0"/>
+        </w:rPr>
+        <w:t xml:space="preserve">. What </w:t>
+      </w:r>
+      <w:r>
+        <w:rPr>
+          <w:b/>
+        </w:rPr>
+        <w:t>evidence</w:t>
+      </w:r>
+      <w:r>
+        <w:rPr>
+          <w:b w:val="0"/>
+        </w:rPr>
+        <w:t xml:space="preserve"> would distinguish them?</w:t>
+      </w:r>
+    </w:p>
+    <w:p>
+      <w:pPr>
+        <w:pStyle w:val="Heading3"/>
+      </w:pPr>
+      <w:r>
+        <w:t>Teacher reasoning · W3</w:t>
+      </w:r>
+    </w:p>
+    <w:p>
+      <w:pPr>
+        <w:spacing w:line="336" w:lineRule="auto" w:after="180"/>
+        <w:shd w:fill="F1F6FC"/>
+      </w:pPr>
+      <w:r>
+        <w:rPr>
+          <w:b w:val="0"/>
+        </w:rPr>
+        <w:t>A written contact-sensor rule could turn the vacuum, or a learned navigation model could choose a turn. A person could also control it.</w:t>
+      </w:r>
+    </w:p>
+    <w:p>
+      <w:pPr>
+        <w:spacing w:line="336" w:lineRule="auto" w:after="180"/>
+        <w:shd w:fill="F1F6FC"/>
+      </w:pPr>
+      <w:r>
+        <w:rPr>
+          <w:b w:val="0"/>
+        </w:rPr>
+        <w:t xml:space="preserve">Documentation of the route-selection </w:t>
+      </w:r>
+      <w:r>
+        <w:rPr>
+          <w:b/>
+        </w:rPr>
+        <w:t>process</w:t>
+      </w:r>
+      <w:r>
+        <w:rPr>
+          <w:b w:val="0"/>
+        </w:rPr>
+        <w:t xml:space="preserve"> or a controlled trace could distinguish these </w:t>
+      </w:r>
+      <w:r>
+        <w:rPr>
+          <w:b/>
+        </w:rPr>
+        <w:t>mechanism</w:t>
+      </w:r>
+      <w:r>
+        <w:rPr>
+          <w:b w:val="0"/>
+        </w:rPr>
+        <w:t>s. Direction change alone is insufficient.</w:t>
+      </w:r>
+    </w:p>
+    <w:p>
+      <w:pPr>
+        <w:pStyle w:val="Heading3"/>
+      </w:pPr>
+      <w:r>
         <w:t>W4 Investigate a new hybrid system</w:t>
       </w:r>
     </w:p>
     <w:p>
-      <w:r>
-        <w:t>A school greenhouse estimates tomorrow's temperature using a model fitted on historical weather. A written rule displays CHECK PLANTS above 30 degrees C. A caretaker chooses whether to open a vent. Identify each mechanism and explain why a correct CHECK PLANTS message would not prove an accurate temperature prediction.</w:t>
-      </w:r>
-    </w:p>
-    <w:p>
-      <w:r>
-        <w:t>The forecast is learned-model prediction; the message is a written threshold; vent opening is the caretaker's decision. The message may correctly follow a forecast that is itself inaccurate. Compare the forecast with a predefined temperature observation at the relevant place and time before judging prediction accuracy.</w:t>
-      </w:r>
-    </w:p>
-    <w:p>
       <w:pPr>
         <w:pStyle w:val="Heading3"/>
       </w:pPr>
       <w:r>
+        <w:t>Workbook question · W4</w:t>
+      </w:r>
+    </w:p>
+    <w:p>
+      <w:pPr>
+        <w:spacing w:line="336" w:lineRule="auto" w:after="180"/>
+        <w:shd w:fill="F5F1FB"/>
+      </w:pPr>
+      <w:r>
+        <w:rPr>
+          <w:b w:val="0"/>
+        </w:rPr>
+        <w:t xml:space="preserve">A school greenhouse estimates tomorrow's temperature using a model fitted on historical weather. A </w:t>
+      </w:r>
+      <w:r>
+        <w:rPr>
+          <w:b/>
+        </w:rPr>
+        <w:t>written rule</w:t>
+      </w:r>
+      <w:r>
+        <w:rPr>
+          <w:b w:val="0"/>
+        </w:rPr>
+        <w:t xml:space="preserve"> displays CHECK PLANTS above 30 degrees C. A caretaker chooses whether to open a vent.</w:t>
+      </w:r>
+    </w:p>
+    <w:p>
+      <w:pPr>
+        <w:spacing w:line="336" w:lineRule="auto" w:after="180"/>
+        <w:shd w:fill="F5F1FB"/>
+      </w:pPr>
+      <w:r>
+        <w:rPr>
+          <w:b w:val="0"/>
+        </w:rPr>
+        <w:t xml:space="preserve">Identify each </w:t>
+      </w:r>
+      <w:r>
+        <w:rPr>
+          <w:b/>
+        </w:rPr>
+        <w:t>mechanism</w:t>
+      </w:r>
+      <w:r>
+        <w:rPr>
+          <w:b w:val="0"/>
+        </w:rPr>
+        <w:t xml:space="preserve"> and explain why a correct CHECK PLANTS message would not prove an accurate temperature </w:t>
+      </w:r>
+      <w:r>
+        <w:rPr>
+          <w:b/>
+        </w:rPr>
+        <w:t>prediction</w:t>
+      </w:r>
+      <w:r>
+        <w:rPr>
+          <w:b w:val="0"/>
+        </w:rPr>
+        <w:t>.</w:t>
+      </w:r>
+    </w:p>
+    <w:p>
+      <w:pPr>
+        <w:pStyle w:val="Heading3"/>
+      </w:pPr>
+      <w:r>
+        <w:t>Teacher reasoning · W4</w:t>
+      </w:r>
+    </w:p>
+    <w:p>
+      <w:pPr>
+        <w:spacing w:line="336" w:lineRule="auto" w:after="180"/>
+        <w:shd w:fill="F1F6FC"/>
+      </w:pPr>
+      <w:r>
+        <w:rPr>
+          <w:b w:val="0"/>
+        </w:rPr>
+        <w:t xml:space="preserve">The forecast is learned-model </w:t>
+      </w:r>
+      <w:r>
+        <w:rPr>
+          <w:b/>
+        </w:rPr>
+        <w:t>prediction</w:t>
+      </w:r>
+      <w:r>
+        <w:rPr>
+          <w:b w:val="0"/>
+        </w:rPr>
+        <w:t>; the message is a written threshold; vent opening is the caretaker's decision. The message may correctly follow a forecast that is itself inaccurate.</w:t>
+      </w:r>
+    </w:p>
+    <w:p>
+      <w:pPr>
+        <w:spacing w:line="336" w:lineRule="auto" w:after="180"/>
+        <w:shd w:fill="F1F6FC"/>
+      </w:pPr>
+      <w:r>
+        <w:rPr>
+          <w:b w:val="0"/>
+        </w:rPr>
+        <w:t xml:space="preserve">Compare the forecast with a predefined temperature </w:t>
+      </w:r>
+      <w:r>
+        <w:rPr>
+          <w:b/>
+        </w:rPr>
+        <w:t>observation</w:t>
+      </w:r>
+      <w:r>
+        <w:rPr>
+          <w:b w:val="0"/>
+        </w:rPr>
+        <w:t xml:space="preserve"> at the relevant place and time before judging </w:t>
+      </w:r>
+      <w:r>
+        <w:rPr>
+          <w:b/>
+        </w:rPr>
+        <w:t>prediction</w:t>
+      </w:r>
+      <w:r>
+        <w:rPr>
+          <w:b w:val="0"/>
+        </w:rPr>
+        <w:t xml:space="preserve"> accuracy.</w:t>
+      </w:r>
+    </w:p>
+    <w:p>
+      <w:pPr>
+        <w:pStyle w:val="Heading3"/>
+      </w:pPr>
+      <w:r>
         <w:t>W5 Design an evidence card</w:t>
       </w:r>
     </w:p>
     <w:p>
-      <w:r>
-        <w:t>Invent one product containing two mechanisms. State the supplied facts, draw an information path and write one claim the facts support and one they do not. Do not use real classmates' personal information.</w:t>
-      </w:r>
-    </w:p>
-    <w:p>
-      <w:r>
-        <w:t>Accept a coherent case such as a trained speech recogniser supplying text to a written keyword rule. The support must connect to supplied facts, and the unsupported claim must exceed them, such as assuming perfect recognition. Check that the learner distinguishes the two decisions rather than merely naming two devices.</w:t>
-      </w:r>
-    </w:p>
-    <w:p>
       <w:pPr>
         <w:pStyle w:val="Heading3"/>
       </w:pPr>
       <w:r>
+        <w:t>Workbook question · W5</w:t>
+      </w:r>
+    </w:p>
+    <w:p>
+      <w:pPr>
+        <w:spacing w:line="336" w:lineRule="auto" w:after="180"/>
+        <w:shd w:fill="F5F1FB"/>
+      </w:pPr>
+      <w:r>
+        <w:rPr>
+          <w:b w:val="0"/>
+        </w:rPr>
+        <w:t xml:space="preserve">Invent one product containing two </w:t>
+      </w:r>
+      <w:r>
+        <w:rPr>
+          <w:b/>
+        </w:rPr>
+        <w:t>mechanism</w:t>
+      </w:r>
+      <w:r>
+        <w:rPr>
+          <w:b w:val="0"/>
+        </w:rPr>
+        <w:t>s. State the supplied facts, draw an information path and write one claim the facts support and one they do not. Do not use real classmates' personal information.</w:t>
+      </w:r>
+    </w:p>
+    <w:p>
+      <w:pPr>
+        <w:pStyle w:val="Heading3"/>
+      </w:pPr>
+      <w:r>
+        <w:t>Teacher reasoning · W5</w:t>
+      </w:r>
+    </w:p>
+    <w:p>
+      <w:pPr>
+        <w:spacing w:line="336" w:lineRule="auto" w:after="180"/>
+        <w:shd w:fill="F1F6FC"/>
+      </w:pPr>
+      <w:r>
+        <w:rPr>
+          <w:b w:val="0"/>
+        </w:rPr>
+        <w:t>Accept a coherent case such as a trained speech recogniser supplying text to a written keyword rule. The support must connect to supplied facts, and the unsupported claim must exceed them, such as assuming perfect recognition.</w:t>
+      </w:r>
+    </w:p>
+    <w:p>
+      <w:pPr>
+        <w:spacing w:line="336" w:lineRule="auto" w:after="180"/>
+        <w:shd w:fill="F1F6FC"/>
+      </w:pPr>
+      <w:r>
+        <w:rPr>
+          <w:b w:val="0"/>
+        </w:rPr>
+        <w:t>Check that the learner distinguishes the two decisions rather than merely naming two devices.</w:t>
+      </w:r>
+    </w:p>
+    <w:p>
+      <w:pPr>
+        <w:pStyle w:val="Heading3"/>
+      </w:pPr>
+      <w:r>
         <w:t>Assess independent transfer</w:t>
       </w:r>
     </w:p>
     <w:p>
-      <w:r>
-        <w:t>Selected case: A school greenhouse estimates tomorrow's temperature using a model fitted on historical weather. A written rule displays CHECK PLANTS above 30 degrees C. A caretaker chooses whether to open a vent. Identify each mechanism and explain why a correct CHECK PLANTS message would not prove an accurate temperature prediction.</w:t>
+      <w:pPr>
+        <w:spacing w:line="336" w:lineRule="auto" w:after="180"/>
+      </w:pPr>
+      <w:r>
+        <w:rPr>
+          <w:b w:val="0"/>
+        </w:rPr>
+        <w:t xml:space="preserve">Selected case: A school greenhouse estimates tomorrow's temperature using a model fitted on historical weather. A </w:t>
+      </w:r>
+      <w:r>
+        <w:rPr>
+          <w:b/>
+        </w:rPr>
+        <w:t>written rule</w:t>
+      </w:r>
+      <w:r>
+        <w:rPr>
+          <w:b w:val="0"/>
+        </w:rPr>
+        <w:t xml:space="preserve"> displays CHECK PLANTS above 30 degrees C. A caretaker chooses whether to open a vent.</w:t>
+      </w:r>
+    </w:p>
+    <w:p>
+      <w:pPr>
+        <w:spacing w:line="336" w:lineRule="auto" w:after="180"/>
+      </w:pPr>
+      <w:r>
+        <w:rPr>
+          <w:b w:val="0"/>
+        </w:rPr>
+        <w:t xml:space="preserve">Identify each </w:t>
+      </w:r>
+      <w:r>
+        <w:rPr>
+          <w:b/>
+        </w:rPr>
+        <w:t>mechanism</w:t>
+      </w:r>
+      <w:r>
+        <w:rPr>
+          <w:b w:val="0"/>
+        </w:rPr>
+        <w:t xml:space="preserve"> and explain why a correct CHECK PLANTS message would not prove an accurate temperature </w:t>
+      </w:r>
+      <w:r>
+        <w:rPr>
+          <w:b/>
+        </w:rPr>
+        <w:t>prediction</w:t>
+      </w:r>
+      <w:r>
+        <w:rPr>
+          <w:b w:val="0"/>
+        </w:rPr>
+        <w:t>.</w:t>
       </w:r>
     </w:p>
     <w:p>
@@ -2505,8 +5727,71 @@
       </w:r>
     </w:p>
     <w:p>
-      <w:r>
-        <w:t>The forecast is learned-model prediction; the message is a written threshold; vent opening is the caretaker's decision. The message may correctly follow a forecast that is itself inaccurate. Compare the forecast with a predefined temperature observation at the relevant place and time before judging prediction accuracy.</w:t>
+      <w:pPr>
+        <w:pStyle w:val="Heading3"/>
+      </w:pPr>
+      <w:r>
+        <w:t>Teacher key · Selected case answer</w:t>
+      </w:r>
+    </w:p>
+    <w:p>
+      <w:pPr>
+        <w:spacing w:line="336" w:lineRule="auto" w:after="180"/>
+        <w:shd w:fill="F1F6FC"/>
+      </w:pPr>
+      <w:r>
+        <w:rPr>
+          <w:b w:val="0"/>
+        </w:rPr>
+        <w:t xml:space="preserve">The forecast is learned-model </w:t>
+      </w:r>
+      <w:r>
+        <w:rPr>
+          <w:b/>
+        </w:rPr>
+        <w:t>prediction</w:t>
+      </w:r>
+      <w:r>
+        <w:rPr>
+          <w:b w:val="0"/>
+        </w:rPr>
+        <w:t>; the message is a written threshold; vent opening is the caretaker's decision. The message may correctly follow a forecast that is itself inaccurate.</w:t>
+      </w:r>
+    </w:p>
+    <w:p>
+      <w:pPr>
+        <w:spacing w:line="336" w:lineRule="auto" w:after="180"/>
+        <w:shd w:fill="F1F6FC"/>
+      </w:pPr>
+      <w:r>
+        <w:rPr>
+          <w:b w:val="0"/>
+        </w:rPr>
+        <w:t xml:space="preserve">Compare the forecast with a predefined temperature </w:t>
+      </w:r>
+      <w:r>
+        <w:rPr>
+          <w:b/>
+        </w:rPr>
+        <w:t>observation</w:t>
+      </w:r>
+      <w:r>
+        <w:rPr>
+          <w:b w:val="0"/>
+        </w:rPr>
+        <w:t xml:space="preserve"> at the relevant place and time before judging </w:t>
+      </w:r>
+      <w:r>
+        <w:rPr>
+          <w:b/>
+        </w:rPr>
+        <w:t>prediction</w:t>
+      </w:r>
+      <w:r>
+        <w:rPr>
+          <w:b w:val="0"/>
+        </w:rPr>
+        <w:t xml:space="preserve"> accuracy.</w:t>
       </w:r>
     </w:p>
     <w:tbl>
@@ -2612,21 +5897,77 @@
       </w:tr>
     </w:tbl>
     <w:p>
-      <w:r>
-        <w:t>Record each dimension as not yet, with support, or independent. Accept a valid alternative procedure with a defensible trace. Do not penalise an honestly recorded model failure if the learner correctly explains its evidence and limits.</w:t>
-      </w:r>
-    </w:p>
-    <w:p>
       <w:pPr>
         <w:pStyle w:val="Heading3"/>
       </w:pPr>
       <w:r>
+        <w:t>Teacher key · Selected case answer</w:t>
+      </w:r>
+    </w:p>
+    <w:p>
+      <w:pPr>
+        <w:spacing w:line="336" w:lineRule="auto" w:after="180"/>
+        <w:shd w:fill="F1F6FC"/>
+      </w:pPr>
+      <w:r>
+        <w:rPr>
+          <w:b w:val="0"/>
+        </w:rPr>
+        <w:t>Record each dimension as not yet, with support, or independent. Accept a valid alternative procedure with a defensible trace.</w:t>
+      </w:r>
+    </w:p>
+    <w:p>
+      <w:pPr>
+        <w:spacing w:line="336" w:lineRule="auto" w:after="180"/>
+        <w:shd w:fill="F1F6FC"/>
+      </w:pPr>
+      <w:r>
+        <w:rPr>
+          <w:b w:val="0"/>
+        </w:rPr>
+        <w:t xml:space="preserve">Do not penalise an honestly recorded model failure if the learner correctly explains its </w:t>
+      </w:r>
+      <w:r>
+        <w:rPr>
+          <w:b/>
+        </w:rPr>
+        <w:t>evidence</w:t>
+      </w:r>
+      <w:r>
+        <w:rPr>
+          <w:b w:val="0"/>
+        </w:rPr>
+        <w:t xml:space="preserve"> and limits.</w:t>
+      </w:r>
+    </w:p>
+    <w:p>
+      <w:pPr>
+        <w:pStyle w:val="Heading3"/>
+      </w:pPr>
+      <w:r>
         <w:t>Feedback that the learner uses</w:t>
       </w:r>
     </w:p>
     <w:p>
-      <w:r>
-        <w:t>Name the earliest unsupported step and give one action to repair it. Have the learner make that repair now and explain why. Then assess the relevant skill on a fresh, fully specified case. Confirm it was not previously practised with feedback; solve and check the new case before assigning it. A follow-up design prompt is a starting brief, not automatically an equivalent test.</w:t>
+      <w:pPr>
+        <w:spacing w:line="336" w:lineRule="auto" w:after="180"/>
+      </w:pPr>
+      <w:r>
+        <w:rPr>
+          <w:b w:val="0"/>
+        </w:rPr>
+        <w:t>Name the earliest unsupported step and give one action to repair it. Have the learner make that repair now and explain why. Then assess the relevant skill on a fresh, fully specified case.</w:t>
+      </w:r>
+    </w:p>
+    <w:p>
+      <w:pPr>
+        <w:spacing w:line="336" w:lineRule="auto" w:after="180"/>
+      </w:pPr>
+      <w:r>
+        <w:rPr>
+          <w:b w:val="0"/>
+        </w:rPr>
+        <w:t>Confirm it was not previously practised with feedback; solve and check the new case before assigning it. A follow-up design prompt is a starting brief, not automatically an equivalent test.</w:t>
       </w:r>
     </w:p>
     <w:p>
@@ -2638,11 +5979,74 @@
       </w:r>
     </w:p>
     <w:p>
+      <w:r>
+        <w:t>Connect the explanation to the project, plan extensions and revisit prerequisites where needed.</w:t>
+      </w:r>
+    </w:p>
+    <w:p>
       <w:pPr>
         <w:pStyle w:val="Heading3"/>
       </w:pPr>
       <w:r>
-        <w:t>Connect and extend learning</w:t>
+        <w:t>Helpful Classroom Sorter</w:t>
+      </w:r>
+    </w:p>
+    <w:p>
+      <w:pPr>
+        <w:spacing w:line="336" w:lineRule="auto" w:after="180"/>
+      </w:pPr>
+      <w:r>
+        <w:rPr>
+          <w:b w:val="0"/>
+        </w:rPr>
+        <w:t xml:space="preserve">Choose whether the Helpful Classroom Sorter needs a person, fixed rule, or </w:t>
+      </w:r>
+      <w:r>
+        <w:rPr>
+          <w:b/>
+        </w:rPr>
+        <w:t>learned model</w:t>
+      </w:r>
+      <w:r>
+        <w:rPr>
+          <w:b w:val="0"/>
+        </w:rPr>
+        <w:t>; justify the smallest safe solution.</w:t>
+      </w:r>
+    </w:p>
+    <w:p>
+      <w:pPr>
+        <w:spacing w:line="336" w:lineRule="auto" w:after="180"/>
+      </w:pPr>
+      <w:r>
+        <w:rPr>
+          <w:b w:val="0"/>
+        </w:rPr>
+        <w:t xml:space="preserve">Keep the decision, </w:t>
+      </w:r>
+      <w:r>
+        <w:rPr>
+          <w:b/>
+        </w:rPr>
+        <w:t>input</w:t>
+      </w:r>
+      <w:r>
+        <w:rPr>
+          <w:b w:val="0"/>
+        </w:rPr>
+        <w:t xml:space="preserve">, result, explanation and remaining limitation in the project </w:t>
+      </w:r>
+      <w:r>
+        <w:rPr>
+          <w:b/>
+        </w:rPr>
+        <w:t>evidence</w:t>
+      </w:r>
+      <w:r>
+        <w:rPr>
+          <w:b w:val="0"/>
+        </w:rPr>
+        <w:t xml:space="preserve"> record. Retrieve this record next week rather than restarting the project.</w:t>
       </w:r>
     </w:p>
     <w:p>
@@ -2650,17 +6054,54 @@
         <w:pStyle w:val="Heading3"/>
       </w:pPr>
       <w:r>
-        <w:t>Helpful Classroom Sorter</w:t>
-      </w:r>
-    </w:p>
-    <w:p>
-      <w:r>
-        <w:t>Choose whether the Helpful Classroom Sorter needs a person, fixed rule, or learned model; justify the smallest safe solution.</w:t>
-      </w:r>
-    </w:p>
-    <w:p>
-      <w:r>
-        <w:t>Keep the decision, input, result, explanation and remaining limitation in the project evidence record. Retrieve this record next week rather than restarting the project.</w:t>
+        <w:t>Support and stretch</w:t>
+      </w:r>
+    </w:p>
+    <w:p>
+      <w:pPr>
+        <w:spacing w:line="336" w:lineRule="auto" w:after="180"/>
+      </w:pPr>
+      <w:r>
+        <w:rPr>
+          <w:b w:val="0"/>
+        </w:rPr>
+        <w:t xml:space="preserve">Use physical cards, spoken explanations and a three-stage drawing. Read aloud without giving the answer. Stretch: compare two </w:t>
+      </w:r>
+      <w:r>
+        <w:rPr>
+          <w:b/>
+        </w:rPr>
+        <w:t>mechanism</w:t>
+      </w:r>
+      <w:r>
+        <w:rPr>
+          <w:b w:val="0"/>
+        </w:rPr>
+        <w:t xml:space="preserve">s with the same visible </w:t>
+      </w:r>
+      <w:r>
+        <w:rPr>
+          <w:b/>
+        </w:rPr>
+        <w:t>output</w:t>
+      </w:r>
+      <w:r>
+        <w:rPr>
+          <w:b w:val="0"/>
+        </w:rPr>
+        <w:t xml:space="preserve"> and explain what </w:t>
+      </w:r>
+      <w:r>
+        <w:rPr>
+          <w:b/>
+        </w:rPr>
+        <w:t>evidence</w:t>
+      </w:r>
+      <w:r>
+        <w:rPr>
+          <w:b w:val="0"/>
+        </w:rPr>
+        <w:t xml:space="preserve"> distinguishes them.</w:t>
       </w:r>
     </w:p>
     <w:p>
@@ -2668,12 +6109,30 @@
         <w:pStyle w:val="Heading3"/>
       </w:pPr>
       <w:r>
-        <w:t>Support and stretch</w:t>
-      </w:r>
-    </w:p>
-    <w:p>
-      <w:r>
-        <w:t>Use physical cards, spoken explanations and a three-stage drawing. Read aloud without giving the answer. Stretch: compare two mechanisms with the same visible output and explain what evidence distinguishes them.</w:t>
+        <w:t>Exit reflection</w:t>
+      </w:r>
+    </w:p>
+    <w:p>
+      <w:pPr>
+        <w:spacing w:line="336" w:lineRule="auto" w:after="180"/>
+      </w:pPr>
+      <w:r>
+        <w:rPr>
+          <w:b w:val="0"/>
+        </w:rPr>
+        <w:t xml:space="preserve">Ask for one decision the learner can now justify and one situation requiring more </w:t>
+      </w:r>
+      <w:r>
+        <w:rPr>
+          <w:b/>
+        </w:rPr>
+        <w:t>evidence</w:t>
+      </w:r>
+      <w:r>
+        <w:rPr>
+          <w:b w:val="0"/>
+        </w:rPr>
+        <w:t xml:space="preserve"> or human review. Confidence ratings are separate from correct independent performance.</w:t>
       </w:r>
     </w:p>
     <w:p>
@@ -2681,12 +6140,66 @@
         <w:pStyle w:val="Heading3"/>
       </w:pPr>
       <w:r>
-        <w:t>Exit reflection</w:t>
-      </w:r>
-    </w:p>
-    <w:p>
-      <w:r>
-        <w:t>Ask for one decision the learner can now justify and one situation requiring more evidence or human review. Confidence ratings are separate from correct independent performance.</w:t>
+        <w:t>Bridge to the next week</w:t>
+      </w:r>
+    </w:p>
+    <w:p>
+      <w:pPr>
+        <w:spacing w:line="336" w:lineRule="auto" w:after="180"/>
+      </w:pPr>
+      <w:r>
+        <w:rPr>
+          <w:b w:val="0"/>
+        </w:rPr>
+        <w:t xml:space="preserve">Next: Week 2: </w:t>
+      </w:r>
+      <w:r>
+        <w:rPr>
+          <w:b/>
+        </w:rPr>
+        <w:t>Input</w:t>
+      </w:r>
+      <w:r>
+        <w:rPr>
+          <w:b w:val="0"/>
+        </w:rPr>
+        <w:t xml:space="preserve">, </w:t>
+      </w:r>
+      <w:r>
+        <w:rPr>
+          <w:b/>
+        </w:rPr>
+        <w:t>Process</w:t>
+      </w:r>
+      <w:r>
+        <w:rPr>
+          <w:b w:val="0"/>
+        </w:rPr>
+        <w:t xml:space="preserve">, </w:t>
+      </w:r>
+      <w:r>
+        <w:rPr>
+          <w:b/>
+        </w:rPr>
+        <w:t>Output</w:t>
+      </w:r>
+      <w:r>
+        <w:rPr>
+          <w:b w:val="0"/>
+        </w:rPr>
+        <w:t xml:space="preserve">. Retrieve today’s </w:t>
+      </w:r>
+      <w:r>
+        <w:rPr>
+          <w:b/>
+        </w:rPr>
+        <w:t>evidence</w:t>
+      </w:r>
+      <w:r>
+        <w:rPr>
+          <w:b w:val="0"/>
+        </w:rPr>
+        <w:t xml:space="preserve"> and identify what carries forward and what is new.</w:t>
       </w:r>
     </w:p>
     <w:p>
@@ -2694,12 +6207,134 @@
         <w:pStyle w:val="Heading3"/>
       </w:pPr>
       <w:r>
-        <w:t>Bridge to the next week</w:t>
-      </w:r>
-    </w:p>
-    <w:p>
-      <w:r>
-        <w:t>Next: Week 2: Input, Process, Output. Retrieve today’s evidence and identify what carries forward and what is new.</w:t>
+        <w:t>Support and fresh reassessment</w:t>
+      </w:r>
+    </w:p>
+    <w:p>
+      <w:pPr>
+        <w:spacing w:line="336" w:lineRule="auto" w:after="180"/>
+      </w:pPr>
+      <w:r>
+        <w:rPr>
+          <w:b w:val="0"/>
+        </w:rPr>
+        <w:t xml:space="preserve">Read the cases aloud and let students use arrows or spoken explanations. Supply the three </w:t>
+      </w:r>
+      <w:r>
+        <w:rPr>
+          <w:b/>
+        </w:rPr>
+        <w:t>mechanism</w:t>
+      </w:r>
+      <w:r>
+        <w:rPr>
+          <w:b w:val="0"/>
+        </w:rPr>
+        <w:t xml:space="preserve"> labels if vocabulary is the barrier, but record that support.</w:t>
+      </w:r>
+    </w:p>
+    <w:p>
+      <w:pPr>
+        <w:spacing w:line="336" w:lineRule="auto" w:after="180"/>
+      </w:pPr>
+      <w:r>
+        <w:rPr>
+          <w:b w:val="0"/>
+        </w:rPr>
+        <w:t xml:space="preserve">Extension students should design two </w:t>
+      </w:r>
+      <w:r>
+        <w:rPr>
+          <w:b/>
+        </w:rPr>
+        <w:t>mechanism</w:t>
+      </w:r>
+      <w:r>
+        <w:rPr>
+          <w:b w:val="0"/>
+        </w:rPr>
+        <w:t xml:space="preserve">s producing the same </w:t>
+      </w:r>
+      <w:r>
+        <w:rPr>
+          <w:b/>
+        </w:rPr>
+        <w:t>output</w:t>
+      </w:r>
+      <w:r>
+        <w:rPr>
+          <w:b w:val="0"/>
+        </w:rPr>
+        <w:t xml:space="preserve"> and propose </w:t>
+      </w:r>
+      <w:r>
+        <w:rPr>
+          <w:b/>
+        </w:rPr>
+        <w:t>evidence</w:t>
+      </w:r>
+      <w:r>
+        <w:rPr>
+          <w:b w:val="0"/>
+        </w:rPr>
+        <w:t xml:space="preserve"> that would distinguish them.</w:t>
+      </w:r>
+    </w:p>
+    <w:p>
+      <w:pPr>
+        <w:spacing w:line="336" w:lineRule="auto" w:after="180"/>
+      </w:pPr>
+      <w:r>
+        <w:rPr>
+          <w:b w:val="0"/>
+        </w:rPr>
+        <w:t xml:space="preserve">For W4, require all three components classified with their supplied </w:t>
+      </w:r>
+      <w:r>
+        <w:rPr>
+          <w:b/>
+        </w:rPr>
+        <w:t>evidence</w:t>
+      </w:r>
+      <w:r>
+        <w:rPr>
+          <w:b w:val="0"/>
+        </w:rPr>
+        <w:t xml:space="preserve"> and an explanation that a downstream rule can operate correctly on a wrong estimate. A label without supporting </w:t>
+      </w:r>
+      <w:r>
+        <w:rPr>
+          <w:b/>
+        </w:rPr>
+        <w:t>evidence</w:t>
+      </w:r>
+      <w:r>
+        <w:rPr>
+          <w:b w:val="0"/>
+        </w:rPr>
+        <w:t xml:space="preserve"> is developing.</w:t>
+      </w:r>
+    </w:p>
+    <w:p>
+      <w:pPr>
+        <w:spacing w:line="336" w:lineRule="auto" w:after="180"/>
+      </w:pPr>
+      <w:r>
+        <w:rPr>
+          <w:b w:val="0"/>
+        </w:rPr>
+        <w:t>If the learner says the display proves accuracy, return to the two bus rows and ask what each row actually checks. After feedback, assess a fresh case rather than awarding independent mastery for the corrected W4 answer.</w:t>
+      </w:r>
+    </w:p>
+    <w:p>
+      <w:pPr>
+        <w:spacing w:line="336" w:lineRule="auto" w:after="180"/>
+      </w:pPr>
+      <w:r>
+        <w:rPr>
+          <w:b w:val="0"/>
+        </w:rPr>
+        <w:t>Week 2 follows how information is represented and changed between components. Keep the three-row bus diagram: the delay number and the warning colour are different representations of related information.</w:t>
       </w:r>
     </w:p>
     <w:p>
@@ -2707,40 +6342,40 @@
         <w:pStyle w:val="Heading3"/>
       </w:pPr>
       <w:r>
-        <w:t>Support and fresh reassessment</w:t>
-      </w:r>
-    </w:p>
-    <w:p>
-      <w:r>
-        <w:t>Read the cases aloud and let students use arrows or spoken explanations. Supply the three mechanism labels if vocabulary is the barrier, but record that support. Extension students should design two mechanisms producing the same output and propose evidence that would distinguish them.</w:t>
-      </w:r>
-    </w:p>
-    <w:p>
-      <w:r>
-        <w:t>For W4, require all three components classified with their supplied evidence and an explanation that a downstream rule can operate correctly on a wrong estimate. A label without supporting evidence is developing. If the learner says the display proves accuracy, return to the two bus rows and ask what each row actually checks. After feedback, assess a fresh case rather than awarding independent mastery for the corrected W4 answer.</w:t>
-      </w:r>
-    </w:p>
-    <w:p>
-      <w:r>
-        <w:t>Week 2 follows how information is represented and changed between components. Keep the three-row bus diagram: the delay number and the warning colour are different representations of related information.</w:t>
-      </w:r>
-    </w:p>
-    <w:p>
-      <w:pPr>
-        <w:pStyle w:val="Heading3"/>
-      </w:pPr>
-      <w:r>
         <w:t>Plan the delayed return</w:t>
       </w:r>
     </w:p>
     <w:p>
-      <w:r>
+      <w:pPr>
+        <w:spacing w:line="336" w:lineRule="auto" w:after="180"/>
+      </w:pPr>
+      <w:r>
+        <w:rPr>
+          <w:b w:val="0"/>
+        </w:rPr>
         <w:t>Suggested return points in this level: ai-1/2, ai-1/4, ai-1/7. Use actual classroom dates, adjusting for holidays and gaps. One, three and six teaching weeks are scheduling choices, not a claimed optimal spacing.</w:t>
       </w:r>
     </w:p>
     <w:p>
-      <w:r>
-        <w:t>At a delayed check, ask for the idea from memory and a changed application. Compare with the earlier independent response and record support used. For a new level, revisit the previous capstone before checking the new prerequisites.</w:t>
+      <w:pPr>
+        <w:spacing w:line="336" w:lineRule="auto" w:after="180"/>
+      </w:pPr>
+      <w:r>
+        <w:rPr>
+          <w:b w:val="0"/>
+        </w:rPr>
+        <w:t>At a delayed check, ask for the idea from memory and a changed application. Compare with the earlier independent response and record support used.</w:t>
+      </w:r>
+    </w:p>
+    <w:p>
+      <w:pPr>
+        <w:spacing w:line="336" w:lineRule="auto" w:after="180"/>
+      </w:pPr>
+      <w:r>
+        <w:rPr>
+          <w:b w:val="0"/>
+        </w:rPr>
+        <w:t>For a new level, revisit the previous capstone before checking the new prerequisites.</w:t>
       </w:r>
     </w:p>
     <w:tbl>
@@ -2900,8 +6535,26 @@
       </w:tr>
     </w:tbl>
     <w:p>
-      <w:r>
-        <w:t>Use the evidence to choose reteaching or the next step. A completed page, confidence rating or attractive project does not by itself demonstrate understanding.</w:t>
+      <w:pPr>
+        <w:spacing w:line="336" w:lineRule="auto" w:after="180"/>
+      </w:pPr>
+      <w:r>
+        <w:rPr>
+          <w:b w:val="0"/>
+        </w:rPr>
+        <w:t xml:space="preserve">Use the </w:t>
+      </w:r>
+      <w:r>
+        <w:rPr>
+          <w:b/>
+        </w:rPr>
+        <w:t>evidence</w:t>
+      </w:r>
+      <w:r>
+        <w:rPr>
+          <w:b w:val="0"/>
+        </w:rPr>
+        <w:t xml:space="preserve"> to choose reteaching or the next step. A completed page, confidence rating or attractive project does not by itself demonstrate understanding.</w:t>
       </w:r>
     </w:p>
     <w:p>
@@ -2913,7 +6566,13 @@
       </w:r>
     </w:p>
     <w:p>
-      <w:r>
+      <w:pPr>
+        <w:spacing w:line="336" w:lineRule="auto" w:after="180"/>
+      </w:pPr>
+      <w:r>
+        <w:rPr>
+          <w:b w:val="0"/>
+        </w:rPr>
         <w:t>For the Helpful Classroom Sorter, annotate which decisions follow written instructions and which, if any, were fitted from examples.</w:t>
       </w:r>
     </w:p>
@@ -2927,12 +6586,50 @@
     </w:p>
     <w:p>
       <w:r>
+        <w:t>Use this preparation summary alongside the detailed sections; it is a checklist, not a replacement lesson.</w:t>
+      </w:r>
+    </w:p>
+    <w:p>
+      <w:pPr>
+        <w:pStyle w:val="Heading3"/>
+      </w:pPr>
+      <w:r>
+        <w:t>Teaching target</w:t>
+      </w:r>
+    </w:p>
+    <w:p>
+      <w:pPr>
+        <w:spacing w:line="336" w:lineRule="auto" w:after="180"/>
+        <w:shd w:fill="EDF7F3"/>
+      </w:pPr>
+      <w:r>
+        <w:rPr>
+          <w:b w:val="0"/>
+        </w:rPr>
         <w:t>Teaching target: Distinguish an observed result from an explanation of how it was produced</w:t>
       </w:r>
     </w:p>
     <w:p>
-      <w:r>
-        <w:t>Prepare the labelled worked-case picture, the matching workbook, fictional input cards and a place for individual responses. No paid AI account is required for the paper reasoning activities.</w:t>
+      <w:pPr>
+        <w:spacing w:line="336" w:lineRule="auto" w:after="180"/>
+      </w:pPr>
+      <w:r>
+        <w:rPr>
+          <w:b w:val="0"/>
+        </w:rPr>
+        <w:t xml:space="preserve">Prepare the labelled worked-case picture, the matching workbook, fictional </w:t>
+      </w:r>
+      <w:r>
+        <w:rPr>
+          <w:b/>
+        </w:rPr>
+        <w:t>input</w:t>
+      </w:r>
+      <w:r>
+        <w:rPr>
+          <w:b w:val="0"/>
+        </w:rPr>
+        <w:t xml:space="preserve"> cards and a place for individual responses. No paid AI account is required for the paper reasoning activities.</w:t>
       </w:r>
     </w:p>
     <w:tbl>
@@ -3079,37 +6776,302 @@
       </w:tr>
     </w:tbl>
     <w:p>
-      <w:r>
-        <w:t>Before class, solve the supported practice: Use the photo-library case from the lesson. Classify the prediction, album-placement rule and owner move. A bicycle photo is in the wrong album. Name the first two records you would inspect.</w:t>
-      </w:r>
-    </w:p>
-    <w:p>
-      <w:r>
-        <w:t>Reasoned practice answer: Prediction is learned because it was fitted using labelled pictures. Album placement is a written rule; the owner move is human control. Inspect the stored prediction and the placement or move record. A wrong album alone cannot distinguish prediction error from a later action.</w:t>
-      </w:r>
-    </w:p>
-    <w:p>
-      <w:r>
-        <w:t>Check every learner before discussion: Use the worked case for Evidence and decision mechanisms. Proposed explanation: “All rules are outside AI”. Decide whether this explanation is supported. Point to the step or supplied fact that decides; explain your repair if needed.</w:t>
-      </w:r>
-    </w:p>
-    <w:p>
-      <w:r>
+      <w:pPr>
+        <w:spacing w:line="336" w:lineRule="auto" w:after="180"/>
+      </w:pPr>
+      <w:r>
+        <w:rPr>
+          <w:b w:val="0"/>
+        </w:rPr>
+        <w:t xml:space="preserve">Before class, solve the supported practice: Use the photo-library case from the lesson. Classify the </w:t>
+      </w:r>
+      <w:r>
+        <w:rPr>
+          <w:b/>
+        </w:rPr>
+        <w:t>prediction</w:t>
+      </w:r>
+      <w:r>
+        <w:rPr>
+          <w:b w:val="0"/>
+        </w:rPr>
+        <w:t>, album-placement rule and owner move. A bicycle photo is in the wrong album.</w:t>
+      </w:r>
+    </w:p>
+    <w:p>
+      <w:pPr>
+        <w:spacing w:line="336" w:lineRule="auto" w:after="180"/>
+      </w:pPr>
+      <w:r>
+        <w:rPr>
+          <w:b w:val="0"/>
+        </w:rPr>
+        <w:t>Name the first two records you would inspect.</w:t>
+      </w:r>
+    </w:p>
+    <w:p>
+      <w:pPr>
+        <w:pStyle w:val="Heading3"/>
+      </w:pPr>
+      <w:r>
+        <w:t>Supported practice answer</w:t>
+      </w:r>
+    </w:p>
+    <w:p>
+      <w:pPr>
+        <w:spacing w:line="336" w:lineRule="auto" w:after="180"/>
+        <w:shd w:fill="F1F6FC"/>
+      </w:pPr>
+      <w:r>
+        <w:rPr>
+          <w:b w:val="0"/>
+        </w:rPr>
+        <w:t xml:space="preserve">Reasoned practice answer: </w:t>
+      </w:r>
+      <w:r>
+        <w:rPr>
+          <w:b/>
+        </w:rPr>
+        <w:t>Prediction</w:t>
+      </w:r>
+      <w:r>
+        <w:rPr>
+          <w:b w:val="0"/>
+        </w:rPr>
+        <w:t xml:space="preserve"> is learned because it was fitted using labelled pictures. Album placement is a </w:t>
+      </w:r>
+      <w:r>
+        <w:rPr>
+          <w:b/>
+        </w:rPr>
+        <w:t>written rule</w:t>
+      </w:r>
+      <w:r>
+        <w:rPr>
+          <w:b w:val="0"/>
+        </w:rPr>
+        <w:t xml:space="preserve">; the owner move is </w:t>
+      </w:r>
+      <w:r>
+        <w:rPr>
+          <w:b/>
+        </w:rPr>
+        <w:t>human control</w:t>
+      </w:r>
+      <w:r>
+        <w:rPr>
+          <w:b w:val="0"/>
+        </w:rPr>
+        <w:t xml:space="preserve">. Inspect the stored </w:t>
+      </w:r>
+      <w:r>
+        <w:rPr>
+          <w:b/>
+        </w:rPr>
+        <w:t>prediction</w:t>
+      </w:r>
+      <w:r>
+        <w:rPr>
+          <w:b w:val="0"/>
+        </w:rPr>
+        <w:t xml:space="preserve"> and the placement or move record.</w:t>
+      </w:r>
+    </w:p>
+    <w:p>
+      <w:pPr>
+        <w:spacing w:line="336" w:lineRule="auto" w:after="180"/>
+        <w:shd w:fill="F1F6FC"/>
+      </w:pPr>
+      <w:r>
+        <w:rPr>
+          <w:b w:val="0"/>
+        </w:rPr>
+        <w:t xml:space="preserve">A wrong album alone cannot distinguish </w:t>
+      </w:r>
+      <w:r>
+        <w:rPr>
+          <w:b/>
+        </w:rPr>
+        <w:t>prediction</w:t>
+      </w:r>
+      <w:r>
+        <w:rPr>
+          <w:b w:val="0"/>
+        </w:rPr>
+        <w:t xml:space="preserve"> error from a later action.</w:t>
+      </w:r>
+    </w:p>
+    <w:p>
+      <w:pPr>
+        <w:spacing w:line="336" w:lineRule="auto" w:after="180"/>
+      </w:pPr>
+      <w:r>
+        <w:rPr>
+          <w:b w:val="0"/>
+        </w:rPr>
+        <w:t xml:space="preserve">Check every learner before discussion: Use the worked case for </w:t>
+      </w:r>
+      <w:r>
+        <w:rPr>
+          <w:b/>
+        </w:rPr>
+        <w:t>Evidence</w:t>
+      </w:r>
+      <w:r>
+        <w:rPr>
+          <w:b w:val="0"/>
+        </w:rPr>
+        <w:t xml:space="preserve"> and decision </w:t>
+      </w:r>
+      <w:r>
+        <w:rPr>
+          <w:b/>
+        </w:rPr>
+        <w:t>mechanism</w:t>
+      </w:r>
+      <w:r>
+        <w:rPr>
+          <w:b w:val="0"/>
+        </w:rPr>
+        <w:t>s. Proposed explanation: “All rules are outside AI”. Decide whether this explanation is supported.</w:t>
+      </w:r>
+    </w:p>
+    <w:p>
+      <w:pPr>
+        <w:spacing w:line="336" w:lineRule="auto" w:after="180"/>
+      </w:pPr>
+      <w:r>
+        <w:rPr>
+          <w:b w:val="0"/>
+        </w:rPr>
+        <w:t>Point to the step or supplied fact that decides; explain your repair if needed.</w:t>
+      </w:r>
+    </w:p>
+    <w:p>
+      <w:pPr>
+        <w:pStyle w:val="Heading3"/>
+      </w:pPr>
+      <w:r>
+        <w:t>Repair the misconception</w:t>
+      </w:r>
+    </w:p>
+    <w:p>
+      <w:pPr>
+        <w:spacing w:line="336" w:lineRule="auto" w:after="180"/>
+        <w:shd w:fill="FFF5E6"/>
+      </w:pPr>
+      <w:r>
+        <w:rPr>
+          <w:b w:val="0"/>
+        </w:rPr>
         <w:t>Misconception repair: Explain that AI also includes symbolic reasoning. In the specific bus case, the simple colour threshold is automation; the full system contains a fitted predictor.</w:t>
       </w:r>
     </w:p>
     <w:p>
-      <w:r>
-        <w:t>Support: read the exact case aloud, enlarge the labelled picture, supply input cards and model only the first deciding step. Accept a spoken explanation or drawing; retain the reasoning goal.</w:t>
-      </w:r>
-    </w:p>
-    <w:p>
-      <w:r>
-        <w:t>Extension: Keep the forecast but raise the display boundary to 80%. Require a prediction and a reason before comparing. Expected result: The display no longer says TAKE ONE. Reason: 70 is below 80; changing a display rule does not refit the model.</w:t>
-      </w:r>
-    </w:p>
-    <w:p>
-      <w:r>
+      <w:pPr>
+        <w:pStyle w:val="Heading3"/>
+      </w:pPr>
+      <w:r>
+        <w:t>Support without giving away the answer</w:t>
+      </w:r>
+    </w:p>
+    <w:p>
+      <w:pPr>
+        <w:spacing w:line="336" w:lineRule="auto" w:after="180"/>
+        <w:shd w:fill="F1F6F8"/>
+      </w:pPr>
+      <w:r>
+        <w:rPr>
+          <w:b w:val="0"/>
+        </w:rPr>
+        <w:t xml:space="preserve">Support: read the exact case aloud, enlarge the labelled picture, supply </w:t>
+      </w:r>
+      <w:r>
+        <w:rPr>
+          <w:b/>
+        </w:rPr>
+        <w:t>input</w:t>
+      </w:r>
+      <w:r>
+        <w:rPr>
+          <w:b w:val="0"/>
+        </w:rPr>
+        <w:t xml:space="preserve"> cards and model only the first deciding step. Accept a spoken explanation or drawing; retain the reasoning goal.</w:t>
+      </w:r>
+    </w:p>
+    <w:p>
+      <w:pPr>
+        <w:pStyle w:val="Heading3"/>
+      </w:pPr>
+      <w:r>
+        <w:t>Extend the reasoning</w:t>
+      </w:r>
+    </w:p>
+    <w:p>
+      <w:pPr>
+        <w:spacing w:line="336" w:lineRule="auto" w:after="180"/>
+        <w:shd w:fill="F5F1FB"/>
+      </w:pPr>
+      <w:r>
+        <w:rPr>
+          <w:b w:val="0"/>
+        </w:rPr>
+        <w:t xml:space="preserve">Extension: Keep the forecast but raise the display boundary to </w:t>
+      </w:r>
+      <w:r>
+        <w:rPr>
+          <w:b/>
+        </w:rPr>
+        <w:t>80%</w:t>
+      </w:r>
+      <w:r>
+        <w:rPr>
+          <w:b w:val="0"/>
+        </w:rPr>
+        <w:t xml:space="preserve">. Require a </w:t>
+      </w:r>
+      <w:r>
+        <w:rPr>
+          <w:b/>
+        </w:rPr>
+        <w:t>prediction</w:t>
+      </w:r>
+      <w:r>
+        <w:rPr>
+          <w:b w:val="0"/>
+        </w:rPr>
+        <w:t xml:space="preserve"> and a reason before comparing. Expected result: The display no longer says TAKE ONE.</w:t>
+      </w:r>
+    </w:p>
+    <w:p>
+      <w:pPr>
+        <w:spacing w:line="336" w:lineRule="auto" w:after="180"/>
+        <w:shd w:fill="F5F1FB"/>
+      </w:pPr>
+      <w:r>
+        <w:rPr>
+          <w:b w:val="0"/>
+        </w:rPr>
+        <w:t>Reason: 70 is below 80; changing a display rule does not refit the model.</w:t>
+      </w:r>
+    </w:p>
+    <w:p>
+      <w:pPr>
+        <w:pStyle w:val="Heading3"/>
+      </w:pPr>
+      <w:r>
+        <w:t>Protect the independent attempt</w:t>
+      </w:r>
+    </w:p>
+    <w:p>
+      <w:pPr>
+        <w:spacing w:line="336" w:lineRule="auto" w:after="180"/>
+        <w:shd w:fill="FFF5E6"/>
+      </w:pPr>
+      <w:r>
+        <w:rPr>
+          <w:b w:val="0"/>
+        </w:rPr>
         <w:t>Independent assessment: withhold the reserved answer until the learner has attempted the new case. Record support separately from correctness.</w:t>
       </w:r>
     </w:p>
@@ -3298,13 +7260,58 @@
       </w:tr>
     </w:tbl>
     <w:p>
-      <w:r>
-        <w:t>Project checkpoint: Frame the need. Name the user, the problem, allowed inputs and a safe simple starting method.</w:t>
-      </w:r>
-    </w:p>
-    <w:p>
-      <w:r>
-        <w:t>Use the weekly teacher answer for topic-specific reasoning. A saved progress tick is an activity record; judge mastery from the learner’s explanation and evidence.</w:t>
+      <w:pPr>
+        <w:pStyle w:val="Heading3"/>
+      </w:pPr>
+      <w:r>
+        <w:t>Project checkpoint</w:t>
+      </w:r>
+    </w:p>
+    <w:p>
+      <w:pPr>
+        <w:spacing w:line="336" w:lineRule="auto" w:after="180"/>
+        <w:shd w:fill="EDF7F3"/>
+      </w:pPr>
+      <w:r>
+        <w:rPr>
+          <w:b w:val="0"/>
+        </w:rPr>
+        <w:t xml:space="preserve">Project checkpoint: Frame the need. Name the user, the problem, allowed </w:t>
+      </w:r>
+      <w:r>
+        <w:rPr>
+          <w:b/>
+        </w:rPr>
+        <w:t>input</w:t>
+      </w:r>
+      <w:r>
+        <w:rPr>
+          <w:b w:val="0"/>
+        </w:rPr>
+        <w:t>s and a safe simple starting method.</w:t>
+      </w:r>
+    </w:p>
+    <w:p>
+      <w:pPr>
+        <w:spacing w:line="336" w:lineRule="auto" w:after="180"/>
+      </w:pPr>
+      <w:r>
+        <w:rPr>
+          <w:b w:val="0"/>
+        </w:rPr>
+        <w:t xml:space="preserve">Use the weekly teacher answer for topic-specific reasoning. A saved progress tick is an activity record; judge mastery from the learner’s explanation and </w:t>
+      </w:r>
+      <w:r>
+        <w:rPr>
+          <w:b/>
+        </w:rPr>
+        <w:t>evidence</w:t>
+      </w:r>
+      <w:r>
+        <w:rPr>
+          <w:b w:val="0"/>
+        </w:rPr>
+        <w:t>.</w:t>
       </w:r>
     </w:p>
     <w:p>
@@ -3317,27 +7324,982 @@
     </w:p>
     <w:p>
       <w:r>
-        <w:t>Use the two formative questions as supported practice, not as independent mastery scores. Discuss the deciding evidence rather than accepting a guessed selection.</w:t>
-      </w:r>
-    </w:p>
-    <w:p>
-      <w:r>
+        <w:t>Use feedback, review links and portfolios purposefully. Coding guidance applies when a later lesson contains a lab.</w:t>
+      </w:r>
+    </w:p>
+    <w:p>
+      <w:pPr>
+        <w:spacing w:line="336" w:lineRule="auto" w:after="180"/>
+      </w:pPr>
+      <w:r>
+        <w:rPr>
+          <w:b w:val="0"/>
+        </w:rPr>
+        <w:t xml:space="preserve">Use the two formative questions as supported practice, not as independent mastery scores. Discuss the deciding </w:t>
+      </w:r>
+      <w:r>
+        <w:rPr>
+          <w:b/>
+        </w:rPr>
+        <w:t>evidence</w:t>
+      </w:r>
+      <w:r>
+        <w:rPr>
+          <w:b w:val="0"/>
+        </w:rPr>
+        <w:t xml:space="preserve"> rather than accepting a guessed selection.</w:t>
+      </w:r>
+    </w:p>
+    <w:p>
+      <w:pPr>
+        <w:spacing w:line="336" w:lineRule="auto" w:after="180"/>
+      </w:pPr>
+      <w:r>
+        <w:rPr>
+          <w:b w:val="0"/>
+        </w:rPr>
         <w:t>The feedback comes from the reviewed public worked case. Do not reveal the separately reserved independent teacher answer until the learner has attempted that case.</w:t>
       </w:r>
     </w:p>
     <w:p>
-      <w:r>
-        <w:t>Ask students to predict before running code. Preserve errors and actual outputs; collect a changed test and an explanation. The branch-boundary and indexing lessons deliberately include failure cases.</w:t>
-      </w:r>
-    </w:p>
-    <w:p>
-      <w:r>
+      <w:pPr>
+        <w:pStyle w:val="Heading3"/>
+      </w:pPr>
+      <w:r>
+        <w:t>For lessons with executable code</w:t>
+      </w:r>
+    </w:p>
+    <w:p>
+      <w:r>
+        <w:t>Week 1 has no Python lab. Retain this routine for later coding weeks.</w:t>
+      </w:r>
+    </w:p>
+    <w:p>
+      <w:pPr>
+        <w:spacing w:line="336" w:lineRule="auto" w:after="180"/>
+        <w:shd w:fill="F1F6F8"/>
+      </w:pPr>
+      <w:r>
+        <w:rPr>
+          <w:b w:val="0"/>
+        </w:rPr>
+        <w:t xml:space="preserve">Ask students to predict before running code. Preserve errors and actual </w:t>
+      </w:r>
+      <w:r>
+        <w:rPr>
+          <w:b/>
+        </w:rPr>
+        <w:t>output</w:t>
+      </w:r>
+      <w:r>
+        <w:rPr>
+          <w:b w:val="0"/>
+        </w:rPr>
+        <w:t>s; collect a changed test and an explanation. The branch-boundary and indexing lessons deliberately include failure cases.</w:t>
+      </w:r>
+    </w:p>
+    <w:p>
+      <w:pPr>
+        <w:spacing w:line="336" w:lineRule="auto" w:after="180"/>
+      </w:pPr>
+      <w:r>
+        <w:rPr>
+          <w:b w:val="0"/>
+        </w:rPr>
         <w:t>Use the earlier worked-explanation links to address a specific missing building block, then return to the current question. Adapt this suggestion after observing the learner; it is not an automatic diagnosis.</w:t>
       </w:r>
     </w:p>
     <w:p>
-      <w:r>
-        <w:t>Collect the completed-work portfolio as evidence. Record support separately from correctness, and assess explanation, trace/test and limitations. Progress ticks and quiz selections alone do not establish mastery.</w:t>
+      <w:pPr>
+        <w:spacing w:line="336" w:lineRule="auto" w:after="180"/>
+      </w:pPr>
+      <w:r>
+        <w:rPr>
+          <w:b w:val="0"/>
+        </w:rPr>
+        <w:t xml:space="preserve">Collect the completed-work portfolio as </w:t>
+      </w:r>
+      <w:r>
+        <w:rPr>
+          <w:b/>
+        </w:rPr>
+        <w:t>evidence</w:t>
+      </w:r>
+      <w:r>
+        <w:rPr>
+          <w:b w:val="0"/>
+        </w:rPr>
+        <w:t>. Record support separately from correctness, and assess explanation, trace/test and limitations. Progress ticks and quiz selections alone do not establish mastery.</w:t>
+      </w:r>
+    </w:p>
+    <w:p>
+      <w:pPr>
+        <w:pStyle w:val="Heading1"/>
+      </w:pPr>
+      <w:r>
+        <w:t>09. Visual concept journey</w:t>
+      </w:r>
+    </w:p>
+    <w:p>
+      <w:r>
+        <w:t>Show one graphic at a time, ask for a prediction, then use the labelled trace and teacher reasoning to discuss it.</w:t>
+      </w:r>
+    </w:p>
+    <w:p>
+      <w:pPr>
+        <w:spacing w:line="336" w:lineRule="auto" w:after="180"/>
+      </w:pPr>
+      <w:r>
+        <w:rPr>
+          <w:b w:val="0"/>
+        </w:rPr>
+        <w:t xml:space="preserve">Use one picture at a time. Hide a worked result before asking for a </w:t>
+      </w:r>
+      <w:r>
+        <w:rPr>
+          <w:b/>
+        </w:rPr>
+        <w:t>prediction</w:t>
+      </w:r>
+      <w:r>
+        <w:rPr>
+          <w:b w:val="0"/>
+        </w:rPr>
+        <w:t>, then reveal it for feedback. These are supported teaching cases; retain the separate independent assessment for a fresh first attempt.</w:t>
+      </w:r>
+    </w:p>
+    <w:p>
+      <w:pPr>
+        <w:pStyle w:val="Heading3"/>
+      </w:pPr>
+      <w:r>
+        <w:t>01. Seeing a result is not explaining it</w:t>
+      </w:r>
+    </w:p>
+    <w:p>
+      <w:r>
+        <w:drawing>
+          <wp:inline xmlns:a="http://schemas.openxmlformats.org/drawingml/2006/main" xmlns:pic="http://schemas.openxmlformats.org/drawingml/2006/picture">
+            <wp:extent cx="5486400" cy="3291840"/>
+            <wp:docPr id="2" name="Picture 2" descr="A bus has a red display showing a 12-minute delay. That is an observation. A supplied engineering note says past journeys fitted the delay model; that is evidence about its mechanism."/>
+            <wp:cNvGraphicFramePr>
+              <a:graphicFrameLocks noChangeAspect="1"/>
+            </wp:cNvGraphicFramePr>
+            <a:graphic>
+              <a:graphicData uri="http://schemas.openxmlformats.org/drawingml/2006/picture">
+                <pic:pic>
+                  <pic:nvPicPr>
+                    <pic:cNvPr id="0" name="academy-story-ai-1-1-01.png"/>
+                    <pic:cNvPicPr/>
+                  </pic:nvPicPr>
+                  <pic:blipFill>
+                    <a:blip r:embed="rId10"/>
+                    <a:stretch>
+                      <a:fillRect/>
+                    </a:stretch>
+                  </pic:blipFill>
+                  <pic:spPr>
+                    <a:xfrm>
+                      <a:off x="0" y="0"/>
+                      <a:ext cx="5486400" cy="3291840"/>
+                    </a:xfrm>
+                    <a:prstGeom prst="rect"/>
+                  </pic:spPr>
+                </pic:pic>
+              </a:graphicData>
+            </a:graphic>
+          </wp:inline>
+        </w:drawing>
+      </w:r>
+    </w:p>
+    <w:p>
+      <w:pPr>
+        <w:spacing w:line="336" w:lineRule="auto" w:after="180"/>
+      </w:pPr>
+      <w:r>
+        <w:rPr>
+          <w:b w:val="0"/>
+        </w:rPr>
+        <w:t xml:space="preserve">A bus has a red display showing a 12-minute delay. That is an </w:t>
+      </w:r>
+      <w:r>
+        <w:rPr>
+          <w:b/>
+        </w:rPr>
+        <w:t>observation</w:t>
+      </w:r>
+      <w:r>
+        <w:rPr>
+          <w:b w:val="0"/>
+        </w:rPr>
+        <w:t xml:space="preserve">. A supplied engineering note says past journeys fitted the delay model; that is </w:t>
+      </w:r>
+      <w:r>
+        <w:rPr>
+          <w:b/>
+        </w:rPr>
+        <w:t>evidence</w:t>
+      </w:r>
+      <w:r>
+        <w:rPr>
+          <w:b w:val="0"/>
+        </w:rPr>
+        <w:t xml:space="preserve"> about its </w:t>
+      </w:r>
+      <w:r>
+        <w:rPr>
+          <w:b/>
+        </w:rPr>
+        <w:t>mechanism</w:t>
+      </w:r>
+      <w:r>
+        <w:rPr>
+          <w:b w:val="0"/>
+        </w:rPr>
+        <w:t>.</w:t>
+      </w:r>
+    </w:p>
+    <w:p>
+      <w:pPr>
+        <w:spacing w:line="336" w:lineRule="auto" w:after="180"/>
+        <w:shd w:fill="F5F1FB"/>
+      </w:pPr>
+      <w:r>
+        <w:rPr>
+          <w:b w:val="0"/>
+        </w:rPr>
+        <w:t xml:space="preserve">Name one </w:t>
+      </w:r>
+      <w:r>
+        <w:rPr>
+          <w:b/>
+        </w:rPr>
+        <w:t>observation</w:t>
+      </w:r>
+      <w:r>
+        <w:rPr>
+          <w:b w:val="0"/>
+        </w:rPr>
+        <w:t xml:space="preserve"> and one claim that needs more </w:t>
+      </w:r>
+      <w:r>
+        <w:rPr>
+          <w:b/>
+        </w:rPr>
+        <w:t>evidence</w:t>
+      </w:r>
+      <w:r>
+        <w:rPr>
+          <w:b w:val="0"/>
+        </w:rPr>
+        <w:t>.</w:t>
+      </w:r>
+    </w:p>
+    <w:p>
+      <w:pPr>
+        <w:pStyle w:val="Heading3"/>
+      </w:pPr>
+      <w:r>
+        <w:t>Discuss while showing the picture</w:t>
+      </w:r>
+    </w:p>
+    <w:p>
+      <w:pPr>
+        <w:spacing w:line="336" w:lineRule="auto" w:after="180"/>
+        <w:shd w:fill="F1F6F8"/>
+      </w:pPr>
+      <w:r>
+        <w:rPr>
+          <w:b w:val="0"/>
+        </w:rPr>
+        <w:t xml:space="preserve">Teacher prompt: Name one </w:t>
+      </w:r>
+      <w:r>
+        <w:rPr>
+          <w:b/>
+        </w:rPr>
+        <w:t>observation</w:t>
+      </w:r>
+      <w:r>
+        <w:rPr>
+          <w:b w:val="0"/>
+        </w:rPr>
+        <w:t xml:space="preserve"> and one claim that needs more </w:t>
+      </w:r>
+      <w:r>
+        <w:rPr>
+          <w:b/>
+        </w:rPr>
+        <w:t>evidence</w:t>
+      </w:r>
+      <w:r>
+        <w:rPr>
+          <w:b w:val="0"/>
+        </w:rPr>
+        <w:t>. Ask learners to describe one label or arrow in ordinary words. Use the adjacent transcript if the image is difficult to see.</w:t>
+      </w:r>
+    </w:p>
+    <w:p>
+      <w:pPr>
+        <w:pStyle w:val="Heading3"/>
+      </w:pPr>
+      <w:r>
+        <w:t>02. Who or what makes this decision?</w:t>
+      </w:r>
+    </w:p>
+    <w:p>
+      <w:r>
+        <w:drawing>
+          <wp:inline xmlns:a="http://schemas.openxmlformats.org/drawingml/2006/main" xmlns:pic="http://schemas.openxmlformats.org/drawingml/2006/picture">
+            <wp:extent cx="5486400" cy="3291840"/>
+            <wp:docPr id="3" name="Picture 3" descr="A remote-controlled car follows human commands, a motion lamp follows a written rule, and a trained photo sorter applies a learned model. A product can combine mechanisms. AI also includes symbolic reasoning."/>
+            <wp:cNvGraphicFramePr>
+              <a:graphicFrameLocks noChangeAspect="1"/>
+            </wp:cNvGraphicFramePr>
+            <a:graphic>
+              <a:graphicData uri="http://schemas.openxmlformats.org/drawingml/2006/picture">
+                <pic:pic>
+                  <pic:nvPicPr>
+                    <pic:cNvPr id="0" name="academy-story-ai-1-1-02.png"/>
+                    <pic:cNvPicPr/>
+                  </pic:nvPicPr>
+                  <pic:blipFill>
+                    <a:blip r:embed="rId11"/>
+                    <a:stretch>
+                      <a:fillRect/>
+                    </a:stretch>
+                  </pic:blipFill>
+                  <pic:spPr>
+                    <a:xfrm>
+                      <a:off x="0" y="0"/>
+                      <a:ext cx="5486400" cy="3291840"/>
+                    </a:xfrm>
+                    <a:prstGeom prst="rect"/>
+                  </pic:spPr>
+                </pic:pic>
+              </a:graphicData>
+            </a:graphic>
+          </wp:inline>
+        </w:drawing>
+      </w:r>
+    </w:p>
+    <w:p>
+      <w:pPr>
+        <w:spacing w:line="336" w:lineRule="auto" w:after="180"/>
+      </w:pPr>
+      <w:r>
+        <w:rPr>
+          <w:b w:val="0"/>
+        </w:rPr>
+        <w:t xml:space="preserve">A remote-controlled car follows human commands, a motion lamp follows a </w:t>
+      </w:r>
+      <w:r>
+        <w:rPr>
+          <w:b/>
+        </w:rPr>
+        <w:t>written rule</w:t>
+      </w:r>
+      <w:r>
+        <w:rPr>
+          <w:b w:val="0"/>
+        </w:rPr>
+        <w:t xml:space="preserve">, and a trained photo sorter applies a </w:t>
+      </w:r>
+      <w:r>
+        <w:rPr>
+          <w:b/>
+        </w:rPr>
+        <w:t>learned model</w:t>
+      </w:r>
+      <w:r>
+        <w:rPr>
+          <w:b w:val="0"/>
+        </w:rPr>
+        <w:t xml:space="preserve">. A product can combine </w:t>
+      </w:r>
+      <w:r>
+        <w:rPr>
+          <w:b/>
+        </w:rPr>
+        <w:t>mechanism</w:t>
+      </w:r>
+      <w:r>
+        <w:rPr>
+          <w:b w:val="0"/>
+        </w:rPr>
+        <w:t>s. AI also includes symbolic reasoning.</w:t>
+      </w:r>
+    </w:p>
+    <w:p>
+      <w:pPr>
+        <w:spacing w:line="336" w:lineRule="auto" w:after="180"/>
+        <w:shd w:fill="F5F1FB"/>
+      </w:pPr>
+      <w:r>
+        <w:rPr>
+          <w:b w:val="0"/>
+        </w:rPr>
+        <w:t>Point to who or what makes each decision.</w:t>
+      </w:r>
+    </w:p>
+    <w:p>
+      <w:pPr>
+        <w:pStyle w:val="Heading3"/>
+      </w:pPr>
+      <w:r>
+        <w:t>Discuss while showing the picture</w:t>
+      </w:r>
+    </w:p>
+    <w:p>
+      <w:pPr>
+        <w:spacing w:line="336" w:lineRule="auto" w:after="180"/>
+        <w:shd w:fill="F1F6F8"/>
+      </w:pPr>
+      <w:r>
+        <w:rPr>
+          <w:b w:val="0"/>
+        </w:rPr>
+        <w:t>Teacher prompt: Point to who or what makes each decision. Ask learners to describe one label or arrow in ordinary words. Use the adjacent transcript if the image is difficult to see.</w:t>
+      </w:r>
+    </w:p>
+    <w:p>
+      <w:pPr>
+        <w:pStyle w:val="Heading3"/>
+      </w:pPr>
+      <w:r>
+        <w:t>03. One bus display. Three different decisions.</w:t>
+      </w:r>
+    </w:p>
+    <w:p>
+      <w:r>
+        <w:drawing>
+          <wp:inline xmlns:a="http://schemas.openxmlformats.org/drawingml/2006/main" xmlns:pic="http://schemas.openxmlformats.org/drawingml/2006/picture">
+            <wp:extent cx="5486400" cy="3291840"/>
+            <wp:docPr id="4" name="Picture 4" descr="Three separate rows trace the bus estimate, display colour and driver override. The fitted model estimates 12 minutes; the written greater-than-10 rule makes the display red; the driver can choose ROUTE CLOSED."/>
+            <wp:cNvGraphicFramePr>
+              <a:graphicFrameLocks noChangeAspect="1"/>
+            </wp:cNvGraphicFramePr>
+            <a:graphic>
+              <a:graphicData uri="http://schemas.openxmlformats.org/drawingml/2006/picture">
+                <pic:pic>
+                  <pic:nvPicPr>
+                    <pic:cNvPr id="0" name="academy-story-ai-1-1-03.png"/>
+                    <pic:cNvPicPr/>
+                  </pic:nvPicPr>
+                  <pic:blipFill>
+                    <a:blip r:embed="rId12"/>
+                    <a:stretch>
+                      <a:fillRect/>
+                    </a:stretch>
+                  </pic:blipFill>
+                  <pic:spPr>
+                    <a:xfrm>
+                      <a:off x="0" y="0"/>
+                      <a:ext cx="5486400" cy="3291840"/>
+                    </a:xfrm>
+                    <a:prstGeom prst="rect"/>
+                  </pic:spPr>
+                </pic:pic>
+              </a:graphicData>
+            </a:graphic>
+          </wp:inline>
+        </w:drawing>
+      </w:r>
+    </w:p>
+    <w:p>
+      <w:pPr>
+        <w:spacing w:line="336" w:lineRule="auto" w:after="180"/>
+      </w:pPr>
+      <w:r>
+        <w:rPr>
+          <w:b w:val="0"/>
+        </w:rPr>
+        <w:t xml:space="preserve">Three separate rows trace the bus estimate, display colour and driver override. The fitted model estimates </w:t>
+      </w:r>
+      <w:r>
+        <w:rPr>
+          <w:b/>
+        </w:rPr>
+        <w:t>12 minutes</w:t>
+      </w:r>
+      <w:r>
+        <w:rPr>
+          <w:b w:val="0"/>
+        </w:rPr>
+        <w:t>; the written greater-than-10 rule makes the display red; the driver can choose ROUTE CLOSED.</w:t>
+      </w:r>
+    </w:p>
+    <w:p>
+      <w:pPr>
+        <w:spacing w:line="336" w:lineRule="auto" w:after="180"/>
+        <w:shd w:fill="F5F1FB"/>
+      </w:pPr>
+      <w:r>
+        <w:rPr>
+          <w:b w:val="0"/>
+        </w:rPr>
+        <w:t>Trace the number, colour and override separately.</w:t>
+      </w:r>
+    </w:p>
+    <w:p>
+      <w:pPr>
+        <w:pStyle w:val="Heading3"/>
+      </w:pPr>
+      <w:r>
+        <w:t>Discuss while showing the picture</w:t>
+      </w:r>
+    </w:p>
+    <w:p>
+      <w:pPr>
+        <w:spacing w:line="336" w:lineRule="auto" w:after="180"/>
+        <w:shd w:fill="F1F6F8"/>
+      </w:pPr>
+      <w:r>
+        <w:rPr>
+          <w:b w:val="0"/>
+        </w:rPr>
+        <w:t>Teacher prompt: Trace the number, colour and override separately. Ask learners to describe one label or arrow in ordinary words. Use the adjacent transcript if the image is difficult to see.</w:t>
+      </w:r>
+    </w:p>
+    <w:p>
+      <w:pPr>
+        <w:pStyle w:val="Heading3"/>
+      </w:pPr>
+      <w:r>
+        <w:t>04. Learn first. Predict later.</w:t>
+      </w:r>
+    </w:p>
+    <w:p>
+      <w:r>
+        <w:drawing>
+          <wp:inline xmlns:a="http://schemas.openxmlformats.org/drawingml/2006/main" xmlns:pic="http://schemas.openxmlformats.org/drawingml/2006/picture">
+            <wp:extent cx="5486400" cy="3291840"/>
+            <wp:docPr id="5" name="Picture 5" descr="Earlier weather records are used to fit a model. Later, new measurements are passed to that fitted model to obtain a 70 percent rain forecast. It is an estimate, not a guarantee."/>
+            <wp:cNvGraphicFramePr>
+              <a:graphicFrameLocks noChangeAspect="1"/>
+            </wp:cNvGraphicFramePr>
+            <a:graphic>
+              <a:graphicData uri="http://schemas.openxmlformats.org/drawingml/2006/picture">
+                <pic:pic>
+                  <pic:nvPicPr>
+                    <pic:cNvPr id="0" name="academy-story-ai-1-1-04.png"/>
+                    <pic:cNvPicPr/>
+                  </pic:nvPicPr>
+                  <pic:blipFill>
+                    <a:blip r:embed="rId13"/>
+                    <a:stretch>
+                      <a:fillRect/>
+                    </a:stretch>
+                  </pic:blipFill>
+                  <pic:spPr>
+                    <a:xfrm>
+                      <a:off x="0" y="0"/>
+                      <a:ext cx="5486400" cy="3291840"/>
+                    </a:xfrm>
+                    <a:prstGeom prst="rect"/>
+                  </pic:spPr>
+                </pic:pic>
+              </a:graphicData>
+            </a:graphic>
+          </wp:inline>
+        </w:drawing>
+      </w:r>
+    </w:p>
+    <w:p>
+      <w:pPr>
+        <w:spacing w:line="336" w:lineRule="auto" w:after="180"/>
+      </w:pPr>
+      <w:r>
+        <w:rPr>
+          <w:b w:val="0"/>
+        </w:rPr>
+        <w:t>Earlier weather records are used to fit a model. Later, new measurements are passed to that fitted model to obtain a 70 percent rain forecast. It is an estimate, not a guarantee.</w:t>
+      </w:r>
+    </w:p>
+    <w:p>
+      <w:pPr>
+        <w:spacing w:line="336" w:lineRule="auto" w:after="180"/>
+        <w:shd w:fill="F5F1FB"/>
+      </w:pPr>
+      <w:r>
+        <w:rPr>
+          <w:b w:val="0"/>
+        </w:rPr>
+        <w:t>Which steps use earlier examples, and which use a fitted model?</w:t>
+      </w:r>
+    </w:p>
+    <w:p>
+      <w:pPr>
+        <w:pStyle w:val="Heading3"/>
+      </w:pPr>
+      <w:r>
+        <w:t>Discuss while showing the picture</w:t>
+      </w:r>
+    </w:p>
+    <w:p>
+      <w:pPr>
+        <w:spacing w:line="336" w:lineRule="auto" w:after="180"/>
+        <w:shd w:fill="F1F6F8"/>
+      </w:pPr>
+      <w:r>
+        <w:rPr>
+          <w:b w:val="0"/>
+        </w:rPr>
+        <w:t>Teacher prompt: Which steps use earlier examples, and which use a fitted model? Ask learners to describe one label or arrow in ordinary words. Use the adjacent transcript if the image is difficult to see.</w:t>
+      </w:r>
+    </w:p>
+    <w:p>
+      <w:pPr>
+        <w:spacing w:line="336" w:lineRule="auto" w:after="180"/>
+        <w:shd w:fill="F1F6F8"/>
+      </w:pPr>
+      <w:r>
+        <w:rPr>
+          <w:b w:val="0"/>
+        </w:rPr>
+        <w:t>Changed-case reasoning: 70 is below 80; changing a display rule does not refit the model.</w:t>
+      </w:r>
+    </w:p>
+    <w:p>
+      <w:pPr>
+        <w:pStyle w:val="Heading3"/>
+      </w:pPr>
+      <w:r>
+        <w:t>05. Change the rule. Keep the forecast.</w:t>
+      </w:r>
+    </w:p>
+    <w:p>
+      <w:r>
+        <w:drawing>
+          <wp:inline xmlns:a="http://schemas.openxmlformats.org/drawingml/2006/main" xmlns:pic="http://schemas.openxmlformats.org/drawingml/2006/picture">
+            <wp:extent cx="5486400" cy="3291840"/>
+            <wp:docPr id="6" name="Picture 6" descr="With a 70 percent rain forecast, a 60 percent-or-more rule displays TAKE ONE. An 80 percent-or-more rule does not trigger that message. Only the boundary changed; the fitted model and forecast did not."/>
+            <wp:cNvGraphicFramePr>
+              <a:graphicFrameLocks noChangeAspect="1"/>
+            </wp:cNvGraphicFramePr>
+            <a:graphic>
+              <a:graphicData uri="http://schemas.openxmlformats.org/drawingml/2006/picture">
+                <pic:pic>
+                  <pic:nvPicPr>
+                    <pic:cNvPr id="0" name="academy-story-ai-1-1-05.png"/>
+                    <pic:cNvPicPr/>
+                  </pic:nvPicPr>
+                  <pic:blipFill>
+                    <a:blip r:embed="rId14"/>
+                    <a:stretch>
+                      <a:fillRect/>
+                    </a:stretch>
+                  </pic:blipFill>
+                  <pic:spPr>
+                    <a:xfrm>
+                      <a:off x="0" y="0"/>
+                      <a:ext cx="5486400" cy="3291840"/>
+                    </a:xfrm>
+                    <a:prstGeom prst="rect"/>
+                  </pic:spPr>
+                </pic:pic>
+              </a:graphicData>
+            </a:graphic>
+          </wp:inline>
+        </w:drawing>
+      </w:r>
+    </w:p>
+    <w:p>
+      <w:pPr>
+        <w:spacing w:line="336" w:lineRule="auto" w:after="180"/>
+      </w:pPr>
+      <w:r>
+        <w:rPr>
+          <w:b w:val="0"/>
+        </w:rPr>
+        <w:t>With a 70 percent rain forecast, a 60 percent-or-more rule displays TAKE ONE. An 80 percent-or-more rule does not trigger that message. Only the boundary changed; the fitted model and forecast did not.</w:t>
+      </w:r>
+    </w:p>
+    <w:p>
+      <w:pPr>
+        <w:spacing w:line="336" w:lineRule="auto" w:after="180"/>
+        <w:shd w:fill="F5F1FB"/>
+      </w:pPr>
+      <w:r>
+        <w:rPr>
+          <w:b w:val="0"/>
+        </w:rPr>
+        <w:t xml:space="preserve">Keep the forecast fixed at </w:t>
+      </w:r>
+      <w:r>
+        <w:rPr>
+          <w:b/>
+        </w:rPr>
+        <w:t>70%</w:t>
+      </w:r>
+      <w:r>
+        <w:rPr>
+          <w:b w:val="0"/>
+        </w:rPr>
+        <w:t xml:space="preserve">. What changes when the boundary becomes </w:t>
+      </w:r>
+      <w:r>
+        <w:rPr>
+          <w:b/>
+        </w:rPr>
+        <w:t>80%</w:t>
+      </w:r>
+      <w:r>
+        <w:rPr>
+          <w:b w:val="0"/>
+        </w:rPr>
+        <w:t>?</w:t>
+      </w:r>
+    </w:p>
+    <w:p>
+      <w:pPr>
+        <w:pStyle w:val="Heading3"/>
+      </w:pPr>
+      <w:r>
+        <w:t>Discuss while showing the picture</w:t>
+      </w:r>
+    </w:p>
+    <w:p>
+      <w:pPr>
+        <w:spacing w:line="336" w:lineRule="auto" w:after="180"/>
+        <w:shd w:fill="F1F6F8"/>
+      </w:pPr>
+      <w:r>
+        <w:rPr>
+          <w:b w:val="0"/>
+        </w:rPr>
+        <w:t xml:space="preserve">Teacher prompt: Keep the forecast fixed at </w:t>
+      </w:r>
+      <w:r>
+        <w:rPr>
+          <w:b/>
+        </w:rPr>
+        <w:t>70%</w:t>
+      </w:r>
+      <w:r>
+        <w:rPr>
+          <w:b w:val="0"/>
+        </w:rPr>
+        <w:t xml:space="preserve">. What changes when the boundary becomes </w:t>
+      </w:r>
+      <w:r>
+        <w:rPr>
+          <w:b/>
+        </w:rPr>
+        <w:t>80%</w:t>
+      </w:r>
+      <w:r>
+        <w:rPr>
+          <w:b w:val="0"/>
+        </w:rPr>
+        <w:t>? Ask learners to describe one label or arrow in ordinary words. Use the adjacent transcript if the image is difficult to see.</w:t>
+      </w:r>
+    </w:p>
+    <w:p>
+      <w:pPr>
+        <w:spacing w:line="336" w:lineRule="auto" w:after="180"/>
+        <w:shd w:fill="F1F6F8"/>
+      </w:pPr>
+      <w:r>
+        <w:rPr>
+          <w:b w:val="0"/>
+        </w:rPr>
+        <w:t xml:space="preserve">Keep the stated scope: A correct rule comparison does not establish that rain will occur or that </w:t>
+      </w:r>
+      <w:r>
+        <w:rPr>
+          <w:b/>
+        </w:rPr>
+        <w:t>70%</w:t>
+      </w:r>
+      <w:r>
+        <w:rPr>
+          <w:b w:val="0"/>
+        </w:rPr>
+        <w:t xml:space="preserve"> forecasts are followed by rain on about 70 out of 100 comparable days.</w:t>
+      </w:r>
+    </w:p>
+    <w:p>
+      <w:pPr>
+        <w:pStyle w:val="Heading3"/>
+      </w:pPr>
+      <w:r>
+        <w:t>06. “Not enough information” is a useful answer</w:t>
+      </w:r>
+    </w:p>
+    <w:p>
+      <w:r>
+        <w:drawing>
+          <wp:inline xmlns:a="http://schemas.openxmlformats.org/drawingml/2006/main" xmlns:pic="http://schemas.openxmlformats.org/drawingml/2006/picture">
+            <wp:extent cx="5486400" cy="3291840"/>
+            <wp:docPr id="7" name="Picture 7" descr="An unspecified smart robot vacuum moves and cleans, but its route mechanism is unknown. Ask for evidence of human commands, written rules or model fitting, and allow combinations. Apply this reasoning to a classroom sorter."/>
+            <wp:cNvGraphicFramePr>
+              <a:graphicFrameLocks noChangeAspect="1"/>
+            </wp:cNvGraphicFramePr>
+            <a:graphic>
+              <a:graphicData uri="http://schemas.openxmlformats.org/drawingml/2006/picture">
+                <pic:pic>
+                  <pic:nvPicPr>
+                    <pic:cNvPr id="0" name="academy-story-ai-1-1-06.png"/>
+                    <pic:cNvPicPr/>
+                  </pic:nvPicPr>
+                  <pic:blipFill>
+                    <a:blip r:embed="rId15"/>
+                    <a:stretch>
+                      <a:fillRect/>
+                    </a:stretch>
+                  </pic:blipFill>
+                  <pic:spPr>
+                    <a:xfrm>
+                      <a:off x="0" y="0"/>
+                      <a:ext cx="5486400" cy="3291840"/>
+                    </a:xfrm>
+                    <a:prstGeom prst="rect"/>
+                  </pic:spPr>
+                </pic:pic>
+              </a:graphicData>
+            </a:graphic>
+          </wp:inline>
+        </w:drawing>
+      </w:r>
+    </w:p>
+    <w:p>
+      <w:pPr>
+        <w:spacing w:line="336" w:lineRule="auto" w:after="180"/>
+      </w:pPr>
+      <w:r>
+        <w:rPr>
+          <w:b w:val="0"/>
+        </w:rPr>
+        <w:t xml:space="preserve">An unspecified smart robot vacuum moves and cleans, but its route </w:t>
+      </w:r>
+      <w:r>
+        <w:rPr>
+          <w:b/>
+        </w:rPr>
+        <w:t>mechanism</w:t>
+      </w:r>
+      <w:r>
+        <w:rPr>
+          <w:b w:val="0"/>
+        </w:rPr>
+        <w:t xml:space="preserve"> is unknown. Ask for </w:t>
+      </w:r>
+      <w:r>
+        <w:rPr>
+          <w:b/>
+        </w:rPr>
+        <w:t>evidence</w:t>
+      </w:r>
+      <w:r>
+        <w:rPr>
+          <w:b w:val="0"/>
+        </w:rPr>
+        <w:t xml:space="preserve"> of human commands, </w:t>
+      </w:r>
+      <w:r>
+        <w:rPr>
+          <w:b/>
+        </w:rPr>
+        <w:t>written rule</w:t>
+      </w:r>
+      <w:r>
+        <w:rPr>
+          <w:b w:val="0"/>
+        </w:rPr>
+        <w:t xml:space="preserve">s or model </w:t>
+      </w:r>
+      <w:r>
+        <w:rPr>
+          <w:b/>
+        </w:rPr>
+        <w:t>fitting</w:t>
+      </w:r>
+      <w:r>
+        <w:rPr>
+          <w:b w:val="0"/>
+        </w:rPr>
+        <w:t>, and allow combinations. Apply this reasoning to a classroom sorter.</w:t>
+      </w:r>
+    </w:p>
+    <w:p>
+      <w:pPr>
+        <w:spacing w:line="336" w:lineRule="auto" w:after="180"/>
+        <w:shd w:fill="F5F1FB"/>
+      </w:pPr>
+      <w:r>
+        <w:rPr>
+          <w:b w:val="0"/>
+        </w:rPr>
+        <w:t xml:space="preserve">Which </w:t>
+      </w:r>
+      <w:r>
+        <w:rPr>
+          <w:b/>
+        </w:rPr>
+        <w:t>evidence</w:t>
+      </w:r>
+      <w:r>
+        <w:rPr>
+          <w:b w:val="0"/>
+        </w:rPr>
+        <w:t xml:space="preserve"> would change your answer about the vacuum?</w:t>
+      </w:r>
+    </w:p>
+    <w:p>
+      <w:pPr>
+        <w:pStyle w:val="Heading3"/>
+      </w:pPr>
+      <w:r>
+        <w:t>Discuss while showing the picture</w:t>
+      </w:r>
+    </w:p>
+    <w:p>
+      <w:pPr>
+        <w:spacing w:line="336" w:lineRule="auto" w:after="180"/>
+        <w:shd w:fill="F1F6F8"/>
+      </w:pPr>
+      <w:r>
+        <w:rPr>
+          <w:b w:val="0"/>
+        </w:rPr>
+        <w:t xml:space="preserve">Teacher prompt: Which </w:t>
+      </w:r>
+      <w:r>
+        <w:rPr>
+          <w:b/>
+        </w:rPr>
+        <w:t>evidence</w:t>
+      </w:r>
+      <w:r>
+        <w:rPr>
+          <w:b w:val="0"/>
+        </w:rPr>
+        <w:t xml:space="preserve"> would change your answer about the vacuum? Ask learners to describe one label or arrow in ordinary words. Use the adjacent transcript if the image is difficult to see.</w:t>
+      </w:r>
+    </w:p>
+    <w:p>
+      <w:pPr>
+        <w:spacing w:line="336" w:lineRule="auto" w:after="180"/>
+        <w:shd w:fill="F1F6F8"/>
+      </w:pPr>
+      <w:r>
+        <w:rPr>
+          <w:b w:val="0"/>
+        </w:rPr>
+        <w:t xml:space="preserve">Supported practice key: The forecast stage is learned; it remains </w:t>
+      </w:r>
+      <w:r>
+        <w:rPr>
+          <w:b/>
+        </w:rPr>
+        <w:t>70%</w:t>
+      </w:r>
+      <w:r>
+        <w:rPr>
+          <w:b w:val="0"/>
+        </w:rPr>
+        <w:t>. Only the boundary and resulting message changed.</w:t>
       </w:r>
     </w:p>
     <w:sectPr>

--- a/downloads/teacher/ai-1-week-01.docx
+++ b/downloads/teacher/ai-1-week-01.docx
@@ -125,7 +125,7 @@
           </w:tcPr>
           <w:p>
             <w:r>
-              <w:t>Sections 1–6; record the brief recall in the workbook.</w:t>
+              <w:t>Use Your mission, Notice the evidence, See how it works, Compare the cases, Words that unlock the idea and Follow a worked example; record the brief recall in the workbook.</w:t>
             </w:r>
           </w:p>
         </w:tc>
@@ -157,7 +157,7 @@
           </w:tcPr>
           <w:p>
             <w:r>
-              <w:t>Sections 7–10; use the matching workbook W2 and misconception check.</w:t>
+              <w:t>Use Find and repair a mistake, Practise together, Run the investigation and Build your understanding; use the matching workbook W2 and misconception check.</w:t>
             </w:r>
           </w:p>
         </w:tc>
@@ -189,7 +189,7 @@
           </w:tcPr>
           <w:p>
             <w:r>
-              <w:t>Sections 9 and 11–14. Give extra time to finish the full task set; use Section 15 when the week includes a coding lab.</w:t>
+              <w:t>Use Run the investigation, Connect your project, Show what you know, Study a complete case and Try a new case independently. Allow extra time for the full task set. Use a coding lab only when this week actually provides one; Your lesson route is the planning section.</w:t>
             </w:r>
           </w:p>
         </w:tc>
@@ -6705,7 +6705,7 @@
           </w:tcPr>
           <w:p>
             <w:r>
-              <w:t>Sections 1–6; record the brief recall in the workbook.</w:t>
+              <w:t>Use Your mission, Notice the evidence, See how it works, Compare the cases, Words that unlock the idea and Follow a worked example; record the brief recall in the workbook.</w:t>
             </w:r>
           </w:p>
         </w:tc>
@@ -6737,7 +6737,7 @@
           </w:tcPr>
           <w:p>
             <w:r>
-              <w:t>Sections 7–10; use the matching workbook W2 and misconception check.</w:t>
+              <w:t>Use Find and repair a mistake, Practise together, Run the investigation and Build your understanding; use the matching workbook W2 and misconception check.</w:t>
             </w:r>
           </w:p>
         </w:tc>
@@ -6769,7 +6769,7 @@
           </w:tcPr>
           <w:p>
             <w:r>
-              <w:t>Sections 9 and 11–14. Give extra time to finish the full task set; use Section 15 when the week includes a coding lab.</w:t>
+              <w:t>Use Run the investigation, Connect your project, Show what you know, Study a complete case and Try a new case independently. Allow extra time for the full task set. Use a coding lab only when this week actually provides one; Your lesson route is the planning section.</w:t>
             </w:r>
           </w:p>
         </w:tc>

--- a/downloads/teacher/ai-1-week-01.docx
+++ b/downloads/teacher/ai-1-week-01.docx
@@ -25,20 +25,38 @@
         <w:pStyle w:val="Heading1"/>
       </w:pPr>
       <w:r>
-        <w:t>01. AI or Not?</w:t>
-      </w:r>
-    </w:p>
-    <w:p>
-      <w:r>
-        <w:t>Prepare the resources, check readiness and choose a realistic teaching schedule before starting the explanation.</w:t>
-      </w:r>
-    </w:p>
-    <w:p>
-      <w:pPr>
-        <w:pStyle w:val="Heading3"/>
-      </w:pPr>
-      <w:r>
-        <w:t>Teach the learning cycle</w:t>
+        <w:t>Teach one connected idea.</w:t>
+      </w:r>
+    </w:p>
+    <w:p>
+      <w:r>
+        <w:t>Model the bus, transfer to umbrellas, guide the photo-library explanation, then reserve the greenhouse for independent evidence.</w:t>
+      </w:r>
+    </w:p>
+    <w:p>
+      <w:r>
+        <w:t>Look for a mechanism, the deciding fact, and a defensible limit.</w:t>
+      </w:r>
+    </w:p>
+    <w:p>
+      <w:pPr>
+        <w:pStyle w:val="Heading1"/>
+      </w:pPr>
+      <w:r>
+        <w:t>01. Prepare this week</w:t>
+      </w:r>
+    </w:p>
+    <w:p>
+      <w:r>
+        <w:t>One learning aim, one main teaching plan, and a clear boundary between practice and independent evidence.</w:t>
+      </w:r>
+    </w:p>
+    <w:p>
+      <w:pPr>
+        <w:pStyle w:val="Heading2"/>
+      </w:pPr>
+      <w:r>
+        <w:t>What learners must understand</w:t>
       </w:r>
     </w:p>
     <w:p>
@@ -50,6 +68,183 @@
           <w:b w:val="0"/>
         </w:rPr>
         <w:t>Primary target: Distinguish an observed result from an explanation of how it was produced</w:t>
+      </w:r>
+    </w:p>
+    <w:p>
+      <w:pPr>
+        <w:spacing w:line="336" w:lineRule="auto" w:after="180"/>
+      </w:pPr>
+      <w:r>
+        <w:rPr>
+          <w:b w:val="0"/>
+        </w:rPr>
+        <w:t xml:space="preserve">Avoid making AI a yes-or-no property of a whole product before defining the component and decision. Modern </w:t>
+      </w:r>
+      <w:r>
+        <w:rPr>
+          <w:b/>
+        </w:rPr>
+        <w:t>learned model</w:t>
+      </w:r>
+      <w:r>
+        <w:rPr>
+          <w:b w:val="0"/>
+        </w:rPr>
+        <w:t>s and symbolic reasoning both belong in the broader AI discussion.</w:t>
+      </w:r>
+    </w:p>
+    <w:p>
+      <w:pPr>
+        <w:spacing w:line="336" w:lineRule="auto" w:after="180"/>
+      </w:pPr>
+      <w:r>
+        <w:rPr>
+          <w:b w:val="0"/>
+        </w:rPr>
+        <w:t xml:space="preserve">The learning goal here is </w:t>
+      </w:r>
+      <w:r>
+        <w:rPr>
+          <w:b/>
+        </w:rPr>
+        <w:t>evidence</w:t>
+      </w:r>
+      <w:r>
+        <w:rPr>
+          <w:b w:val="0"/>
+        </w:rPr>
+        <w:t xml:space="preserve">-based </w:t>
+      </w:r>
+      <w:r>
+        <w:rPr>
+          <w:b/>
+        </w:rPr>
+        <w:t>mechanism</w:t>
+      </w:r>
+      <w:r>
+        <w:rPr>
+          <w:b w:val="0"/>
+        </w:rPr>
+        <w:t xml:space="preserve"> classification, not memorising a list of smart objects. Do not infer </w:t>
+      </w:r>
+      <w:r>
+        <w:rPr>
+          <w:b/>
+        </w:rPr>
+        <w:t>training</w:t>
+      </w:r>
+      <w:r>
+        <w:rPr>
+          <w:b w:val="0"/>
+        </w:rPr>
+        <w:t xml:space="preserve"> from responsiveness, language, movement or one correct </w:t>
+      </w:r>
+      <w:r>
+        <w:rPr>
+          <w:b/>
+        </w:rPr>
+        <w:t>output</w:t>
+      </w:r>
+      <w:r>
+        <w:rPr>
+          <w:b w:val="0"/>
+        </w:rPr>
+        <w:t>.</w:t>
+      </w:r>
+    </w:p>
+    <w:p>
+      <w:pPr>
+        <w:spacing w:line="336" w:lineRule="auto" w:after="180"/>
+      </w:pPr>
+      <w:r>
+        <w:rPr>
+          <w:b w:val="0"/>
+        </w:rPr>
+        <w:t xml:space="preserve">By the end, I can separate a learned </w:t>
+      </w:r>
+      <w:r>
+        <w:rPr>
+          <w:b/>
+        </w:rPr>
+        <w:t>prediction</w:t>
+      </w:r>
+      <w:r>
+        <w:rPr>
+          <w:b w:val="0"/>
+        </w:rPr>
+        <w:t xml:space="preserve">, a </w:t>
+      </w:r>
+      <w:r>
+        <w:rPr>
+          <w:b/>
+        </w:rPr>
+        <w:t>written rule</w:t>
+      </w:r>
+      <w:r>
+        <w:rPr>
+          <w:b w:val="0"/>
+        </w:rPr>
+        <w:t xml:space="preserve"> and a </w:t>
+      </w:r>
+      <w:r>
+        <w:rPr>
+          <w:b/>
+        </w:rPr>
+        <w:t>human decision</w:t>
+      </w:r>
+      <w:r>
+        <w:rPr>
+          <w:b w:val="0"/>
+        </w:rPr>
+        <w:t>.</w:t>
+      </w:r>
+    </w:p>
+    <w:p>
+      <w:pPr>
+        <w:pStyle w:val="Heading2"/>
+      </w:pPr>
+      <w:r>
+        <w:t>What to prepare</w:t>
+      </w:r>
+    </w:p>
+    <w:p>
+      <w:pPr>
+        <w:pStyle w:val="ListBullet"/>
+      </w:pPr>
+      <w:r>
+        <w:t>Use the supplied scenario, student illustrations and blank paper. For numeric work, offer counters or a calculator after learners show the setup. Fictional records are supplied; personal data and paid accounts are unnecessary.</w:t>
+      </w:r>
+    </w:p>
+    <w:p>
+      <w:pPr>
+        <w:pStyle w:val="ListBullet"/>
+      </w:pPr>
+      <w:r>
+        <w:t>The bus diagram and photo-library case from the student chapter</w:t>
+      </w:r>
+    </w:p>
+    <w:p>
+      <w:pPr>
+        <w:pStyle w:val="ListBullet"/>
+      </w:pPr>
+      <w:r>
+        <w:t>Blank paper and three colours of pencil</w:t>
+      </w:r>
+    </w:p>
+    <w:p>
+      <w:pPr>
+        <w:pStyle w:val="ListBullet"/>
+      </w:pPr>
+      <w:r>
+        <w:t>A copy of workbook tasks W1 to W5; no online accounts or real student data</w:t>
+      </w:r>
+    </w:p>
+    <w:p>
+      <w:pPr>
+        <w:pStyle w:val="Heading2"/>
+      </w:pPr>
+      <w:r>
+        <w:t>Main route: three sessions</w:t>
       </w:r>
     </w:p>
     <w:tbl>
@@ -231,9 +426,55 @@
     </w:p>
     <w:p>
       <w:pPr>
+        <w:pStyle w:val="Heading2"/>
+      </w:pPr>
+      <w:r>
+        <w:t>Opening question and what to listen for</w:t>
+      </w:r>
+    </w:p>
+    <w:p>
+      <w:pPr>
+        <w:spacing w:line="336" w:lineRule="auto" w:after="180"/>
+      </w:pPr>
+      <w:r>
+        <w:rPr>
+          <w:b w:val="0"/>
+        </w:rPr>
+        <w:t>A classroom clock speaks the time. Write one thing you observed and one thing you cannot determine just from hearing it.</w:t>
+      </w:r>
+    </w:p>
+    <w:p>
+      <w:pPr>
+        <w:spacing w:line="336" w:lineRule="auto" w:after="180"/>
+      </w:pPr>
+      <w:r>
+        <w:rPr>
+          <w:b w:val="0"/>
+        </w:rPr>
+        <w:t>You observed spoken time. Speech alone does not tell you whether the message was selected by a timetable, a learned system or a person.</w:t>
+      </w:r>
+    </w:p>
+    <w:p>
+      <w:pPr>
+        <w:pStyle w:val="Heading2"/>
+      </w:pPr>
+      <w:r>
+        <w:t>Alternative timing options, repeated targets and vocabulary · reference / check after trying</w:t>
+      </w:r>
+    </w:p>
+    <w:p>
+      <w:pPr>
         <w:pStyle w:val="Heading3"/>
       </w:pPr>
       <w:r>
+        <w:t>Teach the learning cycle</w:t>
+      </w:r>
+    </w:p>
+    <w:p>
+      <w:pPr>
+        <w:pStyle w:val="Heading3"/>
+      </w:pPr>
+      <w:r>
         <w:t>Retrieval answer guidance</w:t>
       </w:r>
     </w:p>
@@ -245,7 +486,15 @@
         <w:rPr>
           <w:b w:val="0"/>
         </w:rPr>
-        <w:t>A classroom clock speaks the time. Write one thing you observed and one thing you cannot determine just from hearing it.</w:t>
+        <w:t>Use the student module and workbook section with this exact week title. The worked case, independent question and answers below form one aligned lesson sequence.</w:t>
+      </w:r>
+    </w:p>
+    <w:p>
+      <w:pPr>
+        <w:pStyle w:val="Heading3"/>
+      </w:pPr>
+      <w:r>
+        <w:t>What the learner must demonstrate</w:t>
       </w:r>
     </w:p>
     <w:p>
@@ -256,80 +505,48 @@
         <w:rPr>
           <w:b w:val="0"/>
         </w:rPr>
-        <w:t>You observed spoken time. Speech alone does not tell you whether the message was selected by a timetable, a learned system or a person.</w:t>
+        <w:t xml:space="preserve">A bus displays a delay </w:t>
+      </w:r>
+      <w:r>
+        <w:rPr>
+          <w:b/>
+        </w:rPr>
+        <w:t>prediction</w:t>
+      </w:r>
+      <w:r>
+        <w:rPr>
+          <w:b w:val="0"/>
+        </w:rPr>
+        <w:t xml:space="preserve"> learned from past journeys. A </w:t>
+      </w:r>
+      <w:r>
+        <w:rPr>
+          <w:b/>
+        </w:rPr>
+        <w:t>written rule</w:t>
+      </w:r>
+      <w:r>
+        <w:rPr>
+          <w:b w:val="0"/>
+        </w:rPr>
+        <w:t xml:space="preserve"> turns the display red above 10 minutes. A driver can override the message. Identify all three </w:t>
+      </w:r>
+      <w:r>
+        <w:rPr>
+          <w:b/>
+        </w:rPr>
+        <w:t>mechanism</w:t>
+      </w:r>
+      <w:r>
+        <w:rPr>
+          <w:b w:val="0"/>
+        </w:rPr>
+        <w:t>s.</w:t>
       </w:r>
     </w:p>
     <w:p>
       <w:pPr>
         <w:spacing w:line="336" w:lineRule="auto" w:after="180"/>
-      </w:pPr>
-      <w:r>
-        <w:rPr>
-          <w:b w:val="0"/>
-        </w:rPr>
-        <w:t>Use the student module and workbook section with this exact week title. The worked case, independent question and answers below form one aligned lesson sequence.</w:t>
-      </w:r>
-    </w:p>
-    <w:p>
-      <w:pPr>
-        <w:pStyle w:val="Heading3"/>
-      </w:pPr>
-      <w:r>
-        <w:t>What the learner must demonstrate</w:t>
-      </w:r>
-    </w:p>
-    <w:p>
-      <w:pPr>
-        <w:spacing w:line="336" w:lineRule="auto" w:after="180"/>
-        <w:shd w:fill="F5F1FB"/>
-      </w:pPr>
-      <w:r>
-        <w:rPr>
-          <w:b w:val="0"/>
-        </w:rPr>
-        <w:t xml:space="preserve">A bus displays a delay </w:t>
-      </w:r>
-      <w:r>
-        <w:rPr>
-          <w:b/>
-        </w:rPr>
-        <w:t>prediction</w:t>
-      </w:r>
-      <w:r>
-        <w:rPr>
-          <w:b w:val="0"/>
-        </w:rPr>
-        <w:t xml:space="preserve"> learned from past journeys. A </w:t>
-      </w:r>
-      <w:r>
-        <w:rPr>
-          <w:b/>
-        </w:rPr>
-        <w:t>written rule</w:t>
-      </w:r>
-      <w:r>
-        <w:rPr>
-          <w:b w:val="0"/>
-        </w:rPr>
-        <w:t xml:space="preserve"> turns the display red above 10 minutes. A driver can override the message. Identify all three </w:t>
-      </w:r>
-      <w:r>
-        <w:rPr>
-          <w:b/>
-        </w:rPr>
-        <w:t>mechanism</w:t>
-      </w:r>
-      <w:r>
-        <w:rPr>
-          <w:b w:val="0"/>
-        </w:rPr>
-        <w:t>s.</w:t>
-      </w:r>
-    </w:p>
-    <w:p>
-      <w:pPr>
-        <w:spacing w:line="336" w:lineRule="auto" w:after="180"/>
-        <w:shd w:fill="F5F1FB"/>
       </w:pPr>
       <w:r>
         <w:rPr>
@@ -502,6 +719,11 @@
       </w:r>
     </w:p>
     <w:p>
+      <w:r>
+        <w:t>This is an alternative compact allocation. The main starting plan above uses three 45-minute sessions; allow more time for the full investigation, independent work and project.</w:t>
+      </w:r>
+    </w:p>
+    <w:p>
       <w:pPr>
         <w:spacing w:line="336" w:lineRule="auto" w:after="180"/>
       </w:pPr>
@@ -509,7 +731,7 @@
         <w:rPr>
           <w:b w:val="0"/>
         </w:rPr>
-        <w:t>Use the supplied scenario, student illustrations and blank paper. For numeric work, offer counters or a calculator after learners show the setup. Fictional records are supplied; personal data and paid accounts are unnecessary.</w:t>
+        <w:t>Allow 80 minutes: recall 8; explanation 12; worked demonstration 15; guided practice 20; independent assessment 15; project and reflection 10. Extend the lab into a second session when needed.</w:t>
       </w:r>
     </w:p>
     <w:p>
@@ -517,24 +739,26 @@
         <w:pStyle w:val="Heading3"/>
       </w:pPr>
       <w:r>
-        <w:t>Compact overview · 80-minute option</w:t>
-      </w:r>
-    </w:p>
-    <w:p>
-      <w:r>
-        <w:t>This is an alternative compact allocation. The main starting plan above uses three 45-minute sessions; allow more time for the full investigation, independent work and project.</w:t>
+        <w:t>Preparation for the connected explanation</w:t>
+      </w:r>
+    </w:p>
+    <w:p>
+      <w:pPr>
+        <w:pStyle w:val="Heading3"/>
+      </w:pPr>
+      <w:r>
+        <w:t>Readiness answer</w:t>
       </w:r>
     </w:p>
     <w:p>
       <w:pPr>
         <w:spacing w:line="336" w:lineRule="auto" w:after="180"/>
-        <w:shd w:fill="F1F6F8"/>
-      </w:pPr>
-      <w:r>
-        <w:rPr>
-          <w:b w:val="0"/>
-        </w:rPr>
-        <w:t>Allow 80 minutes: recall 8; explanation 12; worked demonstration 15; guided practice 20; independent assessment 15; project and reflection 10. Extend the lab into a second session when needed.</w:t>
+      </w:pPr>
+      <w:r>
+        <w:rPr>
+          <w:b w:val="0"/>
+        </w:rPr>
+        <w:t>You observed spoken time. Speech alone does not tell you whether the message was selected by a timetable, a learned system or a person.</w:t>
       </w:r>
     </w:p>
     <w:p>
@@ -542,7 +766,7 @@
         <w:pStyle w:val="Heading3"/>
       </w:pPr>
       <w:r>
-        <w:t>Preparation for the connected explanation</w:t>
+        <w:t>End goal for the pictorial case</w:t>
       </w:r>
     </w:p>
     <w:p>
@@ -553,19 +777,87 @@
         <w:rPr>
           <w:b w:val="0"/>
         </w:rPr>
-        <w:t xml:space="preserve">Avoid making AI a yes-or-no property of a whole product before defining the component and decision. Modern </w:t>
+        <w:t>This added worked case illustrates the week’s main idea. Retain all original and connected topics; schedule its practice within the teaching cycle.</w:t>
+      </w:r>
+    </w:p>
+    <w:p>
+      <w:pPr>
+        <w:pStyle w:val="Heading1"/>
+      </w:pPr>
+      <w:r>
+        <w:t>02. Teach the three mechanisms clearly</w:t>
+      </w:r>
+    </w:p>
+    <w:p>
+      <w:r>
+        <w:t>Keep every explanation attached to the specific decision and the evidence supporting it.</w:t>
+      </w:r>
+    </w:p>
+    <w:p>
+      <w:pPr>
+        <w:pStyle w:val="Heading2"/>
+      </w:pPr>
+      <w:r>
+        <w:t>Begin with the bus display</w:t>
+      </w:r>
+    </w:p>
+    <w:p>
+      <w:r>
+        <w:drawing>
+          <wp:inline xmlns:a="http://schemas.openxmlformats.org/drawingml/2006/main" xmlns:pic="http://schemas.openxmlformats.org/drawingml/2006/picture">
+            <wp:extent cx="5486400" cy="3291840"/>
+            <wp:docPr id="1" name="Picture 1" descr="Three separate rows trace the bus estimate, display colour and driver override. The fitted model estimates 12 minutes; the written greater-than-10 rule makes the display red; the driver can choose ROUTE CLOSED."/>
+            <wp:cNvGraphicFramePr>
+              <a:graphicFrameLocks noChangeAspect="1"/>
+            </wp:cNvGraphicFramePr>
+            <a:graphic>
+              <a:graphicData uri="http://schemas.openxmlformats.org/drawingml/2006/picture">
+                <pic:pic>
+                  <pic:nvPicPr>
+                    <pic:cNvPr id="0" name="academy-story-ai-1-1-03.png"/>
+                    <pic:cNvPicPr/>
+                  </pic:nvPicPr>
+                  <pic:blipFill>
+                    <a:blip r:embed="rId9"/>
+                    <a:stretch>
+                      <a:fillRect/>
+                    </a:stretch>
+                  </pic:blipFill>
+                  <pic:spPr>
+                    <a:xfrm>
+                      <a:off x="0" y="0"/>
+                      <a:ext cx="5486400" cy="3291840"/>
+                    </a:xfrm>
+                    <a:prstGeom prst="rect"/>
+                  </pic:spPr>
+                </pic:pic>
+              </a:graphicData>
+            </a:graphic>
+          </wp:inline>
+        </w:drawing>
+      </w:r>
+    </w:p>
+    <w:p>
+      <w:pPr>
+        <w:spacing w:line="336" w:lineRule="auto" w:after="180"/>
+      </w:pPr>
+      <w:r>
+        <w:rPr>
+          <w:b w:val="0"/>
+        </w:rPr>
+        <w:t xml:space="preserve">The school bus display says DELAY </w:t>
       </w:r>
       <w:r>
         <w:rPr>
           <w:b/>
         </w:rPr>
-        <w:t>learned model</w:t>
-      </w:r>
-      <w:r>
-        <w:rPr>
-          <w:b w:val="0"/>
-        </w:rPr>
-        <w:t>s and symbolic reasoning both belong in the broader AI discussion.</w:t>
+        <w:t>12 MINUTES</w:t>
+      </w:r>
+      <w:r>
+        <w:rPr>
+          <w:b w:val="0"/>
+        </w:rPr>
+        <w:t xml:space="preserve"> in red. Leila calls it AI because it predicted the delay. Arun calls it a simple rule because the number turned red.</w:t>
       </w:r>
     </w:p>
     <w:p>
@@ -576,7 +868,7 @@
         <w:rPr>
           <w:b w:val="0"/>
         </w:rPr>
-        <w:t xml:space="preserve">The learning goal here is </w:t>
+        <w:t xml:space="preserve">Both have noticed a real part of the product, but neither has explained the whole system. To investigate, ask which decision you are talking about and what </w:t>
       </w:r>
       <w:r>
         <w:rPr>
@@ -588,31 +880,65 @@
         <w:rPr>
           <w:b w:val="0"/>
         </w:rPr>
-        <w:t xml:space="preserve">-based </w:t>
+        <w:t xml:space="preserve"> reveals how that decision was made.</w:t>
+      </w:r>
+    </w:p>
+    <w:p>
+      <w:pPr>
+        <w:spacing w:line="336" w:lineRule="auto" w:after="180"/>
+      </w:pPr>
+      <w:r>
+        <w:rPr>
+          <w:b w:val="0"/>
+        </w:rPr>
+        <w:t xml:space="preserve">An </w:t>
       </w:r>
       <w:r>
         <w:rPr>
           <w:b/>
         </w:rPr>
+        <w:t>output</w:t>
+      </w:r>
+      <w:r>
+        <w:rPr>
+          <w:b w:val="0"/>
+        </w:rPr>
+        <w:t xml:space="preserve"> is what a system produces. A </w:t>
+      </w:r>
+      <w:r>
+        <w:rPr>
+          <w:b/>
+        </w:rPr>
         <w:t>mechanism</w:t>
       </w:r>
       <w:r>
         <w:rPr>
           <w:b w:val="0"/>
         </w:rPr>
-        <w:t xml:space="preserve"> classification, not memorising a list of smart objects. Do not infer </w:t>
+        <w:t xml:space="preserve"> is how it produces that </w:t>
       </w:r>
       <w:r>
         <w:rPr>
           <w:b/>
         </w:rPr>
-        <w:t>training</w:t>
-      </w:r>
-      <w:r>
-        <w:rPr>
-          <w:b w:val="0"/>
-        </w:rPr>
-        <w:t xml:space="preserve"> from responsiveness, language, movement or one correct </w:t>
+        <w:t>output</w:t>
+      </w:r>
+      <w:r>
+        <w:rPr>
+          <w:b w:val="0"/>
+        </w:rPr>
+        <w:t>. Seeing a red number establishes its colour; it does not reveal where the number came from.</w:t>
+      </w:r>
+    </w:p>
+    <w:p>
+      <w:pPr>
+        <w:spacing w:line="336" w:lineRule="auto" w:after="180"/>
+      </w:pPr>
+      <w:r>
+        <w:rPr>
+          <w:b w:val="0"/>
+        </w:rPr>
+        <w:t xml:space="preserve">Similar </w:t>
       </w:r>
       <w:r>
         <w:rPr>
@@ -624,165 +950,97 @@
         <w:rPr>
           <w:b w:val="0"/>
         </w:rPr>
+        <w:t xml:space="preserve">s can come from different </w:t>
+      </w:r>
+      <w:r>
+        <w:rPr>
+          <w:b/>
+        </w:rPr>
+        <w:t>mechanism</w:t>
+      </w:r>
+      <w:r>
+        <w:rPr>
+          <w:b w:val="0"/>
+        </w:rPr>
+        <w:t xml:space="preserve">s, and one product can contain several </w:t>
+      </w:r>
+      <w:r>
+        <w:rPr>
+          <w:b/>
+        </w:rPr>
+        <w:t>mechanism</w:t>
+      </w:r>
+      <w:r>
+        <w:rPr>
+          <w:b w:val="0"/>
+        </w:rPr>
+        <w:t>s.</w:t>
+      </w:r>
+    </w:p>
+    <w:p>
+      <w:pPr>
+        <w:spacing w:line="336" w:lineRule="auto" w:after="180"/>
+      </w:pPr>
+      <w:r>
+        <w:rPr>
+          <w:b w:val="0"/>
+        </w:rPr>
+        <w:t>For this lesson we have an engineering note: the delay estimator was fitted using records of earlier bus journeys; a person wrote the colour instruction; and the driver can replace the message.</w:t>
+      </w:r>
+    </w:p>
+    <w:p>
+      <w:pPr>
+        <w:spacing w:line="336" w:lineRule="auto" w:after="180"/>
+      </w:pPr>
+      <w:r>
+        <w:rPr>
+          <w:b w:val="0"/>
+        </w:rPr>
+        <w:t xml:space="preserve">These are supplied facts for our classroom case. In a real investigation, we would need trustworthy documentation, a demonstration of the </w:t>
+      </w:r>
+      <w:r>
+        <w:rPr>
+          <w:b/>
+        </w:rPr>
+        <w:t>process</w:t>
+      </w:r>
+      <w:r>
+        <w:rPr>
+          <w:b w:val="0"/>
+        </w:rPr>
+        <w:t xml:space="preserve"> or another source of </w:t>
+      </w:r>
+      <w:r>
+        <w:rPr>
+          <w:b/>
+        </w:rPr>
+        <w:t>mechanism</w:t>
+      </w:r>
+      <w:r>
+        <w:rPr>
+          <w:b w:val="0"/>
+        </w:rPr>
+        <w:t xml:space="preserve"> </w:t>
+      </w:r>
+      <w:r>
+        <w:rPr>
+          <w:b/>
+        </w:rPr>
+        <w:t>evidence</w:t>
+      </w:r>
+      <w:r>
+        <w:rPr>
+          <w:b w:val="0"/>
+        </w:rPr>
         <w:t>.</w:t>
       </w:r>
     </w:p>
     <w:p>
       <w:pPr>
-        <w:pStyle w:val="Heading3"/>
-      </w:pPr>
-      <w:r>
-        <w:t>Readiness answer</w:t>
-      </w:r>
-    </w:p>
-    <w:p>
-      <w:pPr>
-        <w:spacing w:line="336" w:lineRule="auto" w:after="180"/>
-      </w:pPr>
-      <w:r>
-        <w:rPr>
-          <w:b w:val="0"/>
-        </w:rPr>
-        <w:t>You observed spoken time. Speech alone does not tell you whether the message was selected by a timetable, a learned system or a person.</w:t>
-      </w:r>
-    </w:p>
-    <w:p>
-      <w:pPr>
-        <w:pStyle w:val="Heading3"/>
-      </w:pPr>
-      <w:r>
-        <w:t>Resources to prepare</w:t>
-      </w:r>
-    </w:p>
-    <w:p>
-      <w:pPr>
-        <w:spacing w:line="336" w:lineRule="auto" w:after="180"/>
-      </w:pPr>
-      <w:r>
-        <w:rPr>
-          <w:b w:val="0"/>
-        </w:rPr>
-        <w:t>The bus diagram and photo-library case from the student chapter</w:t>
-      </w:r>
-    </w:p>
-    <w:p>
-      <w:pPr>
-        <w:spacing w:line="336" w:lineRule="auto" w:after="180"/>
-      </w:pPr>
-      <w:r>
-        <w:rPr>
-          <w:b w:val="0"/>
-        </w:rPr>
-        <w:t>Blank paper and three colours of pencil</w:t>
-      </w:r>
-    </w:p>
-    <w:p>
-      <w:pPr>
-        <w:spacing w:line="336" w:lineRule="auto" w:after="180"/>
-      </w:pPr>
-      <w:r>
-        <w:rPr>
-          <w:b w:val="0"/>
-        </w:rPr>
-        <w:t>A copy of workbook tasks W1 to W5; no online accounts or real student data</w:t>
-      </w:r>
-    </w:p>
-    <w:p>
-      <w:pPr>
-        <w:pStyle w:val="Heading3"/>
-      </w:pPr>
-      <w:r>
-        <w:t>End goal for the pictorial case</w:t>
-      </w:r>
-    </w:p>
-    <w:p>
-      <w:pPr>
-        <w:spacing w:line="336" w:lineRule="auto" w:after="180"/>
-      </w:pPr>
-      <w:r>
-        <w:rPr>
-          <w:b w:val="0"/>
-        </w:rPr>
-        <w:t xml:space="preserve">By the end, I can separate a learned </w:t>
-      </w:r>
-      <w:r>
-        <w:rPr>
-          <w:b/>
-        </w:rPr>
-        <w:t>prediction</w:t>
-      </w:r>
-      <w:r>
-        <w:rPr>
-          <w:b w:val="0"/>
-        </w:rPr>
-        <w:t xml:space="preserve">, a </w:t>
-      </w:r>
-      <w:r>
-        <w:rPr>
-          <w:b/>
-        </w:rPr>
-        <w:t>written rule</w:t>
-      </w:r>
-      <w:r>
-        <w:rPr>
-          <w:b w:val="0"/>
-        </w:rPr>
-        <w:t xml:space="preserve"> and a </w:t>
-      </w:r>
-      <w:r>
-        <w:rPr>
-          <w:b/>
-        </w:rPr>
-        <w:t>human decision</w:t>
-      </w:r>
-      <w:r>
-        <w:rPr>
-          <w:b w:val="0"/>
-        </w:rPr>
-        <w:t>.</w:t>
-      </w:r>
-    </w:p>
-    <w:p>
-      <w:pPr>
-        <w:spacing w:line="336" w:lineRule="auto" w:after="180"/>
-      </w:pPr>
-      <w:r>
-        <w:rPr>
-          <w:b w:val="0"/>
-        </w:rPr>
-        <w:t>This added worked case illustrates the week’s main idea. Retain all original and connected topics; schedule its practice within the teaching cycle.</w:t>
-      </w:r>
-    </w:p>
-    <w:p>
-      <w:pPr>
-        <w:pStyle w:val="Heading1"/>
-      </w:pPr>
-      <w:r>
-        <w:t>02. Explain the mechanism</w:t>
-      </w:r>
-    </w:p>
-    <w:p>
-      <w:r>
-        <w:t>Teach the information path, distinguish the three mechanisms, and model how evidence supports a limited conclusion.</w:t>
-      </w:r>
-    </w:p>
-    <w:p>
-      <w:pPr>
-        <w:pStyle w:val="Heading3"/>
-      </w:pPr>
-      <w:r>
-        <w:t>The organising idea</w:t>
-      </w:r>
-    </w:p>
-    <w:p>
-      <w:pPr>
-        <w:spacing w:line="336" w:lineRule="auto" w:after="180"/>
-      </w:pPr>
-      <w:r>
-        <w:rPr>
-          <w:b w:val="0"/>
-        </w:rPr>
-        <w:t>Follow the information instead of imagining magic inside the machine.</w:t>
+        <w:pStyle w:val="Heading2"/>
+      </w:pPr>
+      <w:r>
+        <w:t>Explain the information path</w:t>
       </w:r>
     </w:p>
     <w:p>
@@ -871,34 +1129,1064 @@
     </w:p>
     <w:p>
       <w:pPr>
+        <w:spacing w:line="336" w:lineRule="auto" w:after="180"/>
+      </w:pPr>
+      <w:r>
+        <w:rPr>
+          <w:b w:val="0"/>
+        </w:rPr>
+        <w:t xml:space="preserve">In the first row, </w:t>
+      </w:r>
+      <w:r>
+        <w:rPr>
+          <w:b/>
+        </w:rPr>
+        <w:t>fitting</w:t>
+      </w:r>
+      <w:r>
+        <w:rPr>
+          <w:b w:val="0"/>
+        </w:rPr>
+        <w:t xml:space="preserve"> means adjusting a model using examples. Applying the fitted model to a new journey is a different step. The model can produce an incorrect estimate even if it was trained carefully.</w:t>
+      </w:r>
+    </w:p>
+    <w:p>
+      <w:pPr>
+        <w:spacing w:line="336" w:lineRule="auto" w:after="180"/>
+      </w:pPr>
+      <w:r>
+        <w:rPr>
+          <w:b w:val="0"/>
+        </w:rPr>
+        <w:t>In the second row, a written threshold compares the estimate with 10. It can follow its instructions perfectly while using a bad estimate. In the third row, a person makes the message decision.</w:t>
+      </w:r>
+    </w:p>
+    <w:p>
+      <w:pPr>
+        <w:pStyle w:val="Heading2"/>
+      </w:pPr>
+      <w:r>
+        <w:t>Model: claim → evidence → limited conclusion</w:t>
+      </w:r>
+    </w:p>
+    <w:p>
+      <w:pPr>
+        <w:spacing w:line="336" w:lineRule="auto" w:after="180"/>
+      </w:pPr>
+      <w:r>
+        <w:rPr>
+          <w:b w:val="0"/>
+        </w:rPr>
+        <w:t xml:space="preserve">Question: Does the red display prove that a </w:t>
+      </w:r>
+      <w:r>
+        <w:rPr>
+          <w:b/>
+        </w:rPr>
+        <w:t>learned model</w:t>
+      </w:r>
+      <w:r>
+        <w:rPr>
+          <w:b w:val="0"/>
+        </w:rPr>
+        <w:t xml:space="preserve"> was used? First separate the claim from the </w:t>
+      </w:r>
+      <w:r>
+        <w:rPr>
+          <w:b/>
+        </w:rPr>
+        <w:t>observation</w:t>
+      </w:r>
+      <w:r>
+        <w:rPr>
+          <w:b w:val="0"/>
+        </w:rPr>
+        <w:t xml:space="preserve">. The </w:t>
+      </w:r>
+      <w:r>
+        <w:rPr>
+          <w:b/>
+        </w:rPr>
+        <w:t>observation</w:t>
+      </w:r>
+      <w:r>
+        <w:rPr>
+          <w:b w:val="0"/>
+        </w:rPr>
+        <w:t xml:space="preserve"> is that the displayed number is red. The claim concerns the </w:t>
+      </w:r>
+      <w:r>
+        <w:rPr>
+          <w:b/>
+        </w:rPr>
+        <w:t>process</w:t>
+      </w:r>
+      <w:r>
+        <w:rPr>
+          <w:b w:val="0"/>
+        </w:rPr>
+        <w:t xml:space="preserve"> that produced the number.</w:t>
+      </w:r>
+    </w:p>
+    <w:p>
+      <w:pPr>
+        <w:spacing w:line="336" w:lineRule="auto" w:after="180"/>
+      </w:pPr>
+      <w:r>
+        <w:rPr>
+          <w:b w:val="0"/>
+        </w:rPr>
+        <w:t xml:space="preserve">Next find relevant </w:t>
+      </w:r>
+      <w:r>
+        <w:rPr>
+          <w:b/>
+        </w:rPr>
+        <w:t>evidence</w:t>
+      </w:r>
+      <w:r>
+        <w:rPr>
+          <w:b w:val="0"/>
+        </w:rPr>
+        <w:t>. The engineering note says earlier journeys were used to fit the delay estimator. That note supports a learned-model classification for the estimator. The red colour alone does not.</w:t>
+      </w:r>
+    </w:p>
+    <w:tbl>
+      <w:tblPr>
+        <w:tblStyle w:val="LightShading-Accent1"/>
+        <w:tblW w:type="auto" w:w="0"/>
+        <w:tblLook w:firstColumn="1" w:firstRow="1" w:lastColumn="0" w:lastRow="0" w:noHBand="0" w:noVBand="1" w:val="04A0"/>
+      </w:tblPr>
+      <w:tblGrid>
+        <w:gridCol w:w="3408"/>
+        <w:gridCol w:w="3408"/>
+        <w:gridCol w:w="3408"/>
+      </w:tblGrid>
+      <w:tr>
+        <w:trPr>
+          <w:tblHeader/>
+        </w:trPr>
+        <w:tc>
+          <w:tcPr>
+            <w:tcW w:type="dxa" w:w="3408"/>
+          </w:tcPr>
+          <w:p>
+            <w:r>
+              <w:t>Claim</w:t>
+            </w:r>
+          </w:p>
+        </w:tc>
+        <w:tc>
+          <w:tcPr>
+            <w:tcW w:type="dxa" w:w="3408"/>
+          </w:tcPr>
+          <w:p>
+            <w:r>
+              <w:t>Relevant evidence</w:t>
+            </w:r>
+          </w:p>
+        </w:tc>
+        <w:tc>
+          <w:tcPr>
+            <w:tcW w:type="dxa" w:w="3408"/>
+          </w:tcPr>
+          <w:p>
+            <w:r>
+              <w:t>Conclusion</w:t>
+            </w:r>
+          </w:p>
+        </w:tc>
+      </w:tr>
+      <w:tr>
+        <w:tc>
+          <w:tcPr>
+            <w:tcW w:type="dxa" w:w="3408"/>
+          </w:tcPr>
+          <w:p>
+            <w:r>
+              <w:t>The estimator uses a learned model</w:t>
+            </w:r>
+          </w:p>
+        </w:tc>
+        <w:tc>
+          <w:tcPr>
+            <w:tcW w:type="dxa" w:w="3408"/>
+          </w:tcPr>
+          <w:p>
+            <w:r>
+              <w:t>The note describes fitting on past journeys</w:t>
+            </w:r>
+          </w:p>
+        </w:tc>
+        <w:tc>
+          <w:tcPr>
+            <w:tcW w:type="dxa" w:w="3408"/>
+          </w:tcPr>
+          <w:p>
+            <w:r>
+              <w:t>Supported for the estimator</w:t>
+            </w:r>
+          </w:p>
+        </w:tc>
+      </w:tr>
+      <w:tr>
+        <w:tc>
+          <w:tcPr>
+            <w:tcW w:type="dxa" w:w="3408"/>
+          </w:tcPr>
+          <w:p>
+            <w:r>
+              <w:t>The red colour proves learning</w:t>
+            </w:r>
+          </w:p>
+        </w:tc>
+        <w:tc>
+          <w:tcPr>
+            <w:tcW w:type="dxa" w:w="3408"/>
+          </w:tcPr>
+          <w:p>
+            <w:r>
+              <w:t>Only the displayed colour is observed</w:t>
+            </w:r>
+          </w:p>
+        </w:tc>
+        <w:tc>
+          <w:tcPr>
+            <w:tcW w:type="dxa" w:w="3408"/>
+          </w:tcPr>
+          <w:p>
+            <w:r>
+              <w:t>Not supported by colour alone</w:t>
+            </w:r>
+          </w:p>
+        </w:tc>
+      </w:tr>
+      <w:tr>
+        <w:tc>
+          <w:tcPr>
+            <w:tcW w:type="dxa" w:w="3408"/>
+          </w:tcPr>
+          <w:p>
+            <w:r>
+              <w:t>The driver override is a model prediction</w:t>
+            </w:r>
+          </w:p>
+        </w:tc>
+        <w:tc>
+          <w:tcPr>
+            <w:tcW w:type="dxa" w:w="3408"/>
+          </w:tcPr>
+          <w:p>
+            <w:r>
+              <w:t>A driver selects the replacement message</w:t>
+            </w:r>
+          </w:p>
+        </w:tc>
+        <w:tc>
+          <w:tcPr>
+            <w:tcW w:type="dxa" w:w="3408"/>
+          </w:tcPr>
+          <w:p>
+            <w:r>
+              <w:t>Contradicted in this case</w:t>
+            </w:r>
+          </w:p>
+        </w:tc>
+      </w:tr>
+    </w:tbl>
+    <w:p>
+      <w:pPr>
+        <w:spacing w:line="336" w:lineRule="auto" w:after="180"/>
+      </w:pPr>
+      <w:r>
+        <w:rPr>
+          <w:b w:val="0"/>
+        </w:rPr>
+        <w:t xml:space="preserve">A strong answer states its limit: I can identify these three </w:t>
+      </w:r>
+      <w:r>
+        <w:rPr>
+          <w:b/>
+        </w:rPr>
+        <w:t>mechanism</w:t>
+      </w:r>
+      <w:r>
+        <w:rPr>
+          <w:b w:val="0"/>
+        </w:rPr>
+        <w:t>s from the supplied note, but I cannot infer the model's accuracy from one estimate.</w:t>
+      </w:r>
+    </w:p>
+    <w:p>
+      <w:pPr>
+        <w:spacing w:line="336" w:lineRule="auto" w:after="180"/>
+      </w:pPr>
+      <w:r>
+        <w:rPr>
+          <w:b w:val="0"/>
+        </w:rPr>
+        <w:t xml:space="preserve">Even if the bus arrives exactly </w:t>
+      </w:r>
+      <w:r>
+        <w:rPr>
+          <w:b/>
+        </w:rPr>
+        <w:t>12 minutes</w:t>
+      </w:r>
+      <w:r>
+        <w:rPr>
+          <w:b w:val="0"/>
+        </w:rPr>
+        <w:t xml:space="preserve"> late, one success does not establish that the estimator will always work.</w:t>
+      </w:r>
+    </w:p>
+    <w:p>
+      <w:pPr>
+        <w:pStyle w:val="Heading2"/>
+      </w:pPr>
+      <w:r>
+        <w:t>Prevent the “all rules are non-AI” shortcut</w:t>
+      </w:r>
+    </w:p>
+    <w:p>
+      <w:pPr>
+        <w:spacing w:line="336" w:lineRule="auto" w:after="180"/>
+      </w:pPr>
+      <w:r>
+        <w:rPr>
+          <w:b w:val="0"/>
+        </w:rPr>
+        <w:t xml:space="preserve">This course concentrates on modern machine learning. AI also includes symbolic and rule-based approaches. A simple automatic switch or robot body is not, by itself, </w:t>
+      </w:r>
+      <w:r>
+        <w:rPr>
+          <w:b/>
+        </w:rPr>
+        <w:t>evidence</w:t>
+      </w:r>
+      <w:r>
+        <w:rPr>
+          <w:b w:val="0"/>
+        </w:rPr>
+        <w:t xml:space="preserve"> of AI.</w:t>
+      </w:r>
+    </w:p>
+    <w:p>
+      <w:pPr>
+        <w:spacing w:line="336" w:lineRule="auto" w:after="180"/>
+      </w:pPr>
+      <w:r>
+        <w:rPr>
+          <w:b w:val="0"/>
+        </w:rPr>
+        <w:t>Discuss how the system reasons or learns, rather than judging appearance.</w:t>
+      </w:r>
+    </w:p>
+    <w:p>
+      <w:pPr>
+        <w:spacing w:line="336" w:lineRule="auto" w:after="180"/>
+      </w:pPr>
+      <w:r>
+        <w:rPr>
+          <w:b w:val="0"/>
+        </w:rPr>
+        <w:t>AI is a broader field than learning from examples. It also includes approaches that represent knowledge and reason with rules. Therefore, do not use the shortcut that every rule is non-AI.</w:t>
+      </w:r>
+    </w:p>
+    <w:p>
+      <w:pPr>
+        <w:spacing w:line="336" w:lineRule="auto" w:after="180"/>
+      </w:pPr>
+      <w:r>
+        <w:rPr>
+          <w:b w:val="0"/>
+        </w:rPr>
+        <w:t>In this case, a simple colour switch is ordinary automation; identifying that switch does not classify every other part of the bus system.</w:t>
+      </w:r>
+    </w:p>
+    <w:p>
+      <w:pPr>
+        <w:pStyle w:val="Heading2"/>
+      </w:pPr>
+      <w:r>
+        <w:t>Transfer the explanation to umbrellas</w:t>
+      </w:r>
+    </w:p>
+    <w:p>
+      <w:pPr>
+        <w:spacing w:line="336" w:lineRule="auto" w:after="180"/>
+      </w:pPr>
+      <w:r>
+        <w:rPr>
+          <w:b w:val="0"/>
+        </w:rPr>
+        <w:t>A fictional school umbrella display shows TAKE ONE before lunch. What produced that advice?</w:t>
+      </w:r>
+    </w:p>
+    <w:p>
+      <w:pPr>
+        <w:spacing w:line="336" w:lineRule="auto" w:after="180"/>
+      </w:pPr>
+      <w:r>
+        <w:rPr>
+          <w:b w:val="0"/>
+        </w:rPr>
+        <w:t xml:space="preserve">A weather model was fitted on earlier weather records; its forecast is </w:t>
+      </w:r>
+      <w:r>
+        <w:rPr>
+          <w:b/>
+        </w:rPr>
+        <w:t>70%</w:t>
+      </w:r>
+      <w:r>
+        <w:rPr>
+          <w:b w:val="0"/>
+        </w:rPr>
+        <w:t xml:space="preserve"> rain.</w:t>
+      </w:r>
+    </w:p>
+    <w:p>
+      <w:pPr>
+        <w:spacing w:line="336" w:lineRule="auto" w:after="180"/>
+      </w:pPr>
+      <w:r>
+        <w:rPr>
+          <w:b w:val="0"/>
+        </w:rPr>
+        <w:t xml:space="preserve">A </w:t>
+      </w:r>
+      <w:r>
+        <w:rPr>
+          <w:b/>
+        </w:rPr>
+        <w:t>written rule</w:t>
+      </w:r>
+      <w:r>
+        <w:rPr>
+          <w:b w:val="0"/>
+        </w:rPr>
+        <w:t xml:space="preserve"> shows TAKE ONE at rain forecasts of </w:t>
+      </w:r>
+      <w:r>
+        <w:rPr>
+          <w:b/>
+        </w:rPr>
+        <w:t>60%</w:t>
+      </w:r>
+      <w:r>
+        <w:rPr>
+          <w:b w:val="0"/>
+        </w:rPr>
+        <w:t xml:space="preserve"> or more. The teacher decides whether to distribute umbrellas.</w:t>
+      </w:r>
+    </w:p>
+    <w:p>
+      <w:r>
+        <w:drawing>
+          <wp:inline xmlns:a="http://schemas.openxmlformats.org/drawingml/2006/main" xmlns:pic="http://schemas.openxmlformats.org/drawingml/2006/picture">
+            <wp:extent cx="5276995" cy="5943599"/>
+            <wp:docPr id="2" name="Picture 2" descr="AI or Not?. Weather records: Earlier observations were used to fit the forecasting model.. Forecast: The learned model outputs 70% rain, not a guaranteed shower.. Display rule: 70 is at least 60, so the written rule displays TAKE ONE.. Final decision: The teacher checks current conditions before distributing umbrellas."/>
+            <wp:cNvGraphicFramePr>
+              <a:graphicFrameLocks noChangeAspect="1"/>
+            </wp:cNvGraphicFramePr>
+            <a:graphic>
+              <a:graphicData uri="http://schemas.openxmlformats.org/drawingml/2006/picture">
+                <pic:pic>
+                  <pic:nvPicPr>
+                    <pic:cNvPr id="0" name="academy-visual-ai-1-1.png"/>
+                    <pic:cNvPicPr/>
+                  </pic:nvPicPr>
+                  <pic:blipFill>
+                    <a:blip r:embed="rId10"/>
+                    <a:stretch>
+                      <a:fillRect/>
+                    </a:stretch>
+                  </pic:blipFill>
+                  <pic:spPr>
+                    <a:xfrm>
+                      <a:off x="0" y="0"/>
+                      <a:ext cx="5276995" cy="5943599"/>
+                    </a:xfrm>
+                    <a:prstGeom prst="rect"/>
+                  </pic:spPr>
+                </pic:pic>
+              </a:graphicData>
+            </a:graphic>
+          </wp:inline>
+        </w:drawing>
+      </w:r>
+    </w:p>
+    <w:p>
+      <w:pPr>
+        <w:spacing w:line="336" w:lineRule="auto" w:after="180"/>
+      </w:pPr>
+      <w:r>
+        <w:rPr>
+          <w:b w:val="0"/>
+        </w:rPr>
+        <w:t xml:space="preserve">The </w:t>
+      </w:r>
+      <w:r>
+        <w:rPr>
+          <w:b/>
+        </w:rPr>
+        <w:t>fitting</w:t>
+      </w:r>
+      <w:r>
+        <w:rPr>
+          <w:b w:val="0"/>
+        </w:rPr>
+        <w:t xml:space="preserve"> record supports calling the forecasting stage learned. Comparing 70 with 60 is an explicit rule. The final action belongs to a person.</w:t>
+      </w:r>
+    </w:p>
+    <w:p>
+      <w:pPr>
+        <w:spacing w:line="336" w:lineRule="auto" w:after="180"/>
+      </w:pPr>
+      <w:r>
+        <w:rPr>
+          <w:b w:val="0"/>
+        </w:rPr>
+        <w:t xml:space="preserve">Merely seeing TAKE ONE would not reveal any of these </w:t>
+      </w:r>
+      <w:r>
+        <w:rPr>
+          <w:b/>
+        </w:rPr>
+        <w:t>mechanism</w:t>
+      </w:r>
+      <w:r>
+        <w:rPr>
+          <w:b w:val="0"/>
+        </w:rPr>
+        <w:t xml:space="preserve">s; the </w:t>
+      </w:r>
+      <w:r>
+        <w:rPr>
+          <w:b/>
+        </w:rPr>
+        <w:t>process</w:t>
+      </w:r>
+      <w:r>
+        <w:rPr>
+          <w:b w:val="0"/>
+        </w:rPr>
+        <w:t xml:space="preserve"> notes supply that </w:t>
+      </w:r>
+      <w:r>
+        <w:rPr>
+          <w:b/>
+        </w:rPr>
+        <w:t>evidence</w:t>
+      </w:r>
+      <w:r>
+        <w:rPr>
+          <w:b w:val="0"/>
+        </w:rPr>
+        <w:t>.</w:t>
+      </w:r>
+    </w:p>
+    <w:p>
+      <w:pPr>
+        <w:pStyle w:val="Heading2"/>
+      </w:pPr>
+      <w:r>
+        <w:t>Change the rule, not the forecast</w:t>
+      </w:r>
+    </w:p>
+    <w:p>
+      <w:pPr>
+        <w:pStyle w:val="ListNumber"/>
+      </w:pPr>
+      <w:r>
+        <w:t>Change: Keep the forecast but raise the display boundary to 80%.</w:t>
+      </w:r>
+    </w:p>
+    <w:p>
+      <w:pPr>
+        <w:pStyle w:val="ListNumber"/>
+      </w:pPr>
+      <w:r>
+        <w:t>Prediction: The display no longer says TAKE ONE.</w:t>
+      </w:r>
+    </w:p>
+    <w:p>
+      <w:pPr>
+        <w:pStyle w:val="ListNumber"/>
+      </w:pPr>
+      <w:r>
+        <w:t>Reason: 70 is below 80; changing a display rule does not refit the model.</w:t>
+      </w:r>
+    </w:p>
+    <w:p>
+      <w:pPr>
+        <w:pStyle w:val="Heading2"/>
+      </w:pPr>
+      <w:r>
+        <w:t>Respect the limit</w:t>
+      </w:r>
+    </w:p>
+    <w:p>
+      <w:pPr>
+        <w:spacing w:line="336" w:lineRule="auto" w:after="180"/>
+      </w:pPr>
+      <w:r>
+        <w:rPr>
+          <w:b w:val="0"/>
+        </w:rPr>
+        <w:t xml:space="preserve">A correct rule comparison does not establish that rain will occur or that </w:t>
+      </w:r>
+      <w:r>
+        <w:rPr>
+          <w:b/>
+        </w:rPr>
+        <w:t>70%</w:t>
+      </w:r>
+      <w:r>
+        <w:rPr>
+          <w:b w:val="0"/>
+        </w:rPr>
+        <w:t xml:space="preserve"> forecasts are followed by rain on about 70 out of 100 comparable days.</w:t>
+      </w:r>
+    </w:p>
+    <w:p>
+      <w:pPr>
+        <w:pStyle w:val="Heading2"/>
+      </w:pPr>
+      <w:r>
+        <w:t>Use the picture deliberately</w:t>
+      </w:r>
+    </w:p>
+    <w:p>
+      <w:pPr>
+        <w:spacing w:line="336" w:lineRule="auto" w:after="180"/>
+      </w:pPr>
+      <w:r>
+        <w:rPr>
+          <w:b w:val="0"/>
+        </w:rPr>
+        <w:t>Use the diagram and verbal explanation together. Ask learners to match a sentence to a specific visual step; do not assign learners fixed visual or auditory learning styles.</w:t>
+      </w:r>
+    </w:p>
+    <w:p>
+      <w:pPr>
+        <w:spacing w:line="336" w:lineRule="auto" w:after="180"/>
+      </w:pPr>
+      <w:r>
+        <w:rPr>
+          <w:b w:val="0"/>
+        </w:rPr>
+        <w:t xml:space="preserve">Cover the result. Ask learners to name the </w:t>
+      </w:r>
+      <w:r>
+        <w:rPr>
+          <w:b/>
+        </w:rPr>
+        <w:t>input</w:t>
+      </w:r>
+      <w:r>
+        <w:rPr>
+          <w:b w:val="0"/>
+        </w:rPr>
+        <w:t xml:space="preserve">s and predict the next step. Uncover one step, connect the icon to the actual procedure, and explain its </w:t>
+      </w:r>
+      <w:r>
+        <w:rPr>
+          <w:b/>
+        </w:rPr>
+        <w:t>evidence</w:t>
+      </w:r>
+      <w:r>
+        <w:rPr>
+          <w:b w:val="0"/>
+        </w:rPr>
+        <w:t>. Then change the supplied condition and compare.</w:t>
+      </w:r>
+    </w:p>
+    <w:p>
+      <w:pPr>
+        <w:spacing w:line="336" w:lineRule="auto" w:after="180"/>
+      </w:pPr>
+      <w:r>
+        <w:rPr>
+          <w:b w:val="0"/>
+        </w:rPr>
+        <w:t>The picture is a representation; it does not document execution of a real AI model.</w:t>
+      </w:r>
+    </w:p>
+    <w:p>
+      <w:pPr>
+        <w:pStyle w:val="Heading2"/>
+      </w:pPr>
+      <w:r>
+        <w:t>Six-device key, vocabulary and additional explanation prompts · reference / check after trying</w:t>
+      </w:r>
+    </w:p>
+    <w:p>
+      <w:pPr>
+        <w:spacing w:line="336" w:lineRule="auto" w:after="180"/>
+      </w:pPr>
+      <w:r>
+        <w:rPr>
+          <w:b w:val="0"/>
+        </w:rPr>
+        <w:t>Explain the mechanism</w:t>
+      </w:r>
+    </w:p>
+    <w:p>
+      <w:pPr>
+        <w:spacing w:line="336" w:lineRule="auto" w:after="180"/>
+      </w:pPr>
+      <w:r>
+        <w:rPr>
+          <w:b w:val="0"/>
+        </w:rPr>
+        <w:t>Follow the information instead of imagining magic inside the machine.</w:t>
+      </w:r>
+    </w:p>
+    <w:p>
+      <w:pPr>
+        <w:spacing w:line="336" w:lineRule="auto" w:after="180"/>
+      </w:pPr>
+      <w:r>
+        <w:rPr>
+          <w:b w:val="0"/>
+        </w:rPr>
+        <w:t xml:space="preserve">CORE IDEA Look for </w:t>
+      </w:r>
+      <w:r>
+        <w:rPr>
+          <w:b/>
+        </w:rPr>
+        <w:t>evidence</w:t>
+      </w:r>
+      <w:r>
+        <w:rPr>
+          <w:b w:val="0"/>
+        </w:rPr>
+        <w:t xml:space="preserve"> of how the system reasons or learns, not just its label or screen.</w:t>
+      </w:r>
+    </w:p>
+    <w:p>
+      <w:pPr>
+        <w:spacing w:line="336" w:lineRule="auto" w:after="180"/>
+      </w:pPr>
+      <w:r>
+        <w:rPr>
+          <w:b w:val="0"/>
+        </w:rPr>
+        <w:t xml:space="preserve">UNDER THE HOOD A system should be classified by its decision </w:t>
+      </w:r>
+      <w:r>
+        <w:rPr>
+          <w:b/>
+        </w:rPr>
+        <w:t>mechanism</w:t>
+      </w:r>
+      <w:r>
+        <w:rPr>
+          <w:b w:val="0"/>
+        </w:rPr>
+        <w:t xml:space="preserve">. </w:t>
+      </w:r>
+      <w:r>
+        <w:rPr>
+          <w:b/>
+        </w:rPr>
+        <w:t>Human control</w:t>
+      </w:r>
+      <w:r>
+        <w:rPr>
+          <w:b w:val="0"/>
+        </w:rPr>
+        <w:t xml:space="preserve">, </w:t>
+      </w:r>
+      <w:r>
+        <w:rPr>
+          <w:b/>
+        </w:rPr>
+        <w:t>fixed automation</w:t>
+      </w:r>
+      <w:r>
+        <w:rPr>
+          <w:b w:val="0"/>
+        </w:rPr>
+        <w:t xml:space="preserve">, and model-based </w:t>
+      </w:r>
+      <w:r>
+        <w:rPr>
+          <w:b/>
+        </w:rPr>
+        <w:t>prediction</w:t>
+      </w:r>
+      <w:r>
+        <w:rPr>
+          <w:b w:val="0"/>
+        </w:rPr>
+        <w:t xml:space="preserve"> can produce similar visible behavior, so appearance and marketing words are weak </w:t>
+      </w:r>
+      <w:r>
+        <w:rPr>
+          <w:b/>
+        </w:rPr>
+        <w:t>evidence</w:t>
+      </w:r>
+      <w:r>
+        <w:rPr>
+          <w:b w:val="0"/>
+        </w:rPr>
+        <w:t>.</w:t>
+      </w:r>
+    </w:p>
+    <w:p>
+      <w:pPr>
+        <w:spacing w:line="336" w:lineRule="auto" w:after="180"/>
+      </w:pPr>
+      <w:r>
+        <w:rPr>
+          <w:b w:val="0"/>
+        </w:rPr>
+        <w:t>Draw a fresh example with all three stages:</w:t>
+      </w:r>
+    </w:p>
+    <w:p>
+      <w:pPr>
+        <w:spacing w:line="336" w:lineRule="auto" w:after="180"/>
+      </w:pPr>
+      <w:r>
+        <w:rPr>
+          <w:b w:val="0"/>
+        </w:rPr>
+        <w:t xml:space="preserve">Every step connects a claim to observable </w:t>
+      </w:r>
+      <w:r>
+        <w:rPr>
+          <w:b/>
+        </w:rPr>
+        <w:t>evidence</w:t>
+      </w:r>
+      <w:r>
+        <w:rPr>
+          <w:b w:val="0"/>
+        </w:rPr>
+        <w:t>.</w:t>
+      </w:r>
+    </w:p>
+    <w:p>
+      <w:pPr>
+        <w:spacing w:line="336" w:lineRule="auto" w:after="180"/>
+      </w:pPr>
+      <w:r>
+        <w:rPr>
+          <w:b w:val="0"/>
+        </w:rPr>
+        <w:t>CASE A remote-control car, calculator, motion light, smart speaker, photo sorter, and robot vacuum may all look clever, but they do not make decisions in the same way.</w:t>
+      </w:r>
+    </w:p>
+    <w:p>
+      <w:pPr>
+        <w:spacing w:line="336" w:lineRule="auto" w:after="180"/>
+      </w:pPr>
+      <w:r>
+        <w:rPr>
+          <w:b w:val="0"/>
+        </w:rPr>
+        <w:t>STEP 1 — OBSERVE a command, signal, photo, sound, or number</w:t>
+      </w:r>
+    </w:p>
+    <w:p>
+      <w:pPr>
+        <w:spacing w:line="336" w:lineRule="auto" w:after="180"/>
+      </w:pPr>
+      <w:r>
+        <w:rPr>
+          <w:b w:val="0"/>
+        </w:rPr>
+        <w:t>STEP 2 — TRACE a human choice, fixed instruction, or learned pattern</w:t>
+      </w:r>
+    </w:p>
+    <w:p>
+      <w:pPr>
+        <w:spacing w:line="336" w:lineRule="auto" w:after="180"/>
+      </w:pPr>
+      <w:r>
+        <w:rPr>
+          <w:b w:val="0"/>
+        </w:rPr>
+        <w:t xml:space="preserve">STEP 3 — CONCLUDE movement, calculation, action, or </w:t>
+      </w:r>
+      <w:r>
+        <w:rPr>
+          <w:b/>
+        </w:rPr>
+        <w:t>prediction</w:t>
+      </w:r>
+    </w:p>
+    <w:p>
+      <w:pPr>
+        <w:spacing w:line="336" w:lineRule="auto" w:after="180"/>
+      </w:pPr>
+      <w:r>
+        <w:rPr>
+          <w:b w:val="0"/>
+        </w:rPr>
+        <w:t>MODEL REASONING Follow the information and identify who or what makes the important choice. A robot body, screen, voice, or the word smart cannot prove AI.</w:t>
+      </w:r>
+    </w:p>
+    <w:p>
+      <w:pPr>
+        <w:spacing w:line="336" w:lineRule="auto" w:after="180"/>
+      </w:pPr>
+      <w:r>
+        <w:rPr>
+          <w:b w:val="0"/>
+        </w:rPr>
+        <w:t xml:space="preserve">If two </w:t>
+      </w:r>
+      <w:r>
+        <w:rPr>
+          <w:b/>
+        </w:rPr>
+        <w:t>mechanism</w:t>
+      </w:r>
+      <w:r>
+        <w:rPr>
+          <w:b w:val="0"/>
+        </w:rPr>
+        <w:t xml:space="preserve">s fit the </w:t>
+      </w:r>
+      <w:r>
+        <w:rPr>
+          <w:b/>
+        </w:rPr>
+        <w:t>evidence</w:t>
+      </w:r>
+      <w:r>
+        <w:rPr>
+          <w:b w:val="0"/>
+        </w:rPr>
+        <w:t xml:space="preserve">, say that </w:t>
+      </w:r>
+      <w:r>
+        <w:rPr>
+          <w:b/>
+        </w:rPr>
+        <w:t>more information</w:t>
+      </w:r>
+      <w:r>
+        <w:rPr>
+          <w:b w:val="0"/>
+        </w:rPr>
+        <w:t xml:space="preserve"> is needed.</w:t>
+      </w:r>
+    </w:p>
+    <w:p>
+      <w:pPr>
+        <w:spacing w:line="336" w:lineRule="auto" w:after="180"/>
+      </w:pPr>
+      <w:r>
+        <w:rPr>
+          <w:b w:val="0"/>
+        </w:rPr>
+        <w:t>DO NOT OVERCLAIM Do not call a system AI because it looks, moves, or talks like a person.</w:t>
+      </w:r>
+    </w:p>
+    <w:p>
+      <w:pPr>
+        <w:spacing w:line="336" w:lineRule="auto" w:after="180"/>
+      </w:pPr>
+      <w:r>
+        <w:rPr>
+          <w:b w:val="0"/>
+        </w:rPr>
+        <w:t xml:space="preserve">What new </w:t>
+      </w:r>
+      <w:r>
+        <w:rPr>
+          <w:b/>
+        </w:rPr>
+        <w:t>evidence</w:t>
+      </w:r>
+      <w:r>
+        <w:rPr>
+          <w:b w:val="0"/>
+        </w:rPr>
+        <w:t xml:space="preserve"> could change this answer?</w:t>
+      </w:r>
+    </w:p>
+    <w:p>
+      <w:pPr>
         <w:pStyle w:val="Heading3"/>
       </w:pPr>
       <w:r>
-        <w:t>The principle to teach</w:t>
+        <w:t>Teacher precision note</w:t>
+      </w:r>
+    </w:p>
+    <w:p>
+      <w:pPr>
+        <w:pStyle w:val="Heading3"/>
+      </w:pPr>
+      <w:r>
+        <w:t>Concrete teaching case</w:t>
       </w:r>
     </w:p>
     <w:p>
       <w:pPr>
         <w:spacing w:line="336" w:lineRule="auto" w:after="180"/>
-        <w:shd w:fill="EDF7F3"/>
-      </w:pPr>
-      <w:r>
-        <w:rPr>
-          <w:b w:val="0"/>
-        </w:rPr>
-        <w:t xml:space="preserve">CORE IDEA Look for </w:t>
+      </w:pPr>
+      <w:r>
+        <w:rPr>
+          <w:b w:val="0"/>
+        </w:rPr>
+        <w:t>Six devices are a motion-triggered lamp, a trained photo sorter, a remote-controlled car, a calculator, an unspecified smart speaker and an unspecified robot vacuum.</w:t>
+      </w:r>
+    </w:p>
+    <w:p>
+      <w:pPr>
+        <w:spacing w:line="336" w:lineRule="auto" w:after="180"/>
+      </w:pPr>
+      <w:r>
+        <w:rPr>
+          <w:b w:val="0"/>
+        </w:rPr>
+        <w:t xml:space="preserve">Classify all six using </w:t>
       </w:r>
       <w:r>
         <w:rPr>
           <w:b/>
         </w:rPr>
+        <w:t>mechanism</w:t>
+      </w:r>
+      <w:r>
+        <w:rPr>
+          <w:b w:val="0"/>
+        </w:rPr>
+        <w:t xml:space="preserve"> </w:t>
+      </w:r>
+      <w:r>
+        <w:rPr>
+          <w:b/>
+        </w:rPr>
         <w:t>evidence</w:t>
       </w:r>
       <w:r>
         <w:rPr>
           <w:b w:val="0"/>
         </w:rPr>
-        <w:t xml:space="preserve"> of how the system reasons or learns, not just its label or screen.</w:t>
+        <w:t xml:space="preserve">. Which two need </w:t>
+      </w:r>
+      <w:r>
+        <w:rPr>
+          <w:b/>
+        </w:rPr>
+        <w:t>more information</w:t>
+      </w:r>
+      <w:r>
+        <w:rPr>
+          <w:b w:val="0"/>
+        </w:rPr>
+        <w:t>?</w:t>
       </w:r>
     </w:p>
     <w:p>
@@ -906,79 +2194,54 @@
         <w:pStyle w:val="Heading3"/>
       </w:pPr>
       <w:r>
-        <w:t>Mechanism, not appearance</w:t>
+        <w:t>Exact explanation to model</w:t>
       </w:r>
     </w:p>
     <w:p>
       <w:pPr>
         <w:spacing w:line="336" w:lineRule="auto" w:after="180"/>
-        <w:shd w:fill="F1F6F8"/>
-      </w:pPr>
-      <w:r>
-        <w:rPr>
-          <w:b w:val="0"/>
-        </w:rPr>
-        <w:t xml:space="preserve">UNDER THE HOOD A system should be classified by its decision </w:t>
+      </w:pPr>
+      <w:r>
+        <w:rPr>
+          <w:b w:val="0"/>
+        </w:rPr>
+        <w:t xml:space="preserve">The lamp uses a fixed rule; the photo sorter uses a </w:t>
       </w:r>
       <w:r>
         <w:rPr>
           <w:b/>
         </w:rPr>
+        <w:t>learned model</w:t>
+      </w:r>
+      <w:r>
+        <w:rPr>
+          <w:b w:val="0"/>
+        </w:rPr>
+        <w:t xml:space="preserve">; the car follows human commands; the calculator performs arithmetic. The speaker and vacuum need </w:t>
+      </w:r>
+      <w:r>
+        <w:rPr>
+          <w:b/>
+        </w:rPr>
         <w:t>mechanism</w:t>
       </w:r>
       <w:r>
         <w:rPr>
           <w:b w:val="0"/>
         </w:rPr>
-        <w:t xml:space="preserve">. </w:t>
+        <w:t xml:space="preserve"> details. Products can combine </w:t>
       </w:r>
       <w:r>
         <w:rPr>
           <w:b/>
         </w:rPr>
-        <w:t>Human control</w:t>
-      </w:r>
-      <w:r>
-        <w:rPr>
-          <w:b w:val="0"/>
-        </w:rPr>
-        <w:t xml:space="preserve">, </w:t>
-      </w:r>
-      <w:r>
-        <w:rPr>
-          <w:b/>
-        </w:rPr>
-        <w:t>fixed automation</w:t>
-      </w:r>
-      <w:r>
-        <w:rPr>
-          <w:b w:val="0"/>
-        </w:rPr>
-        <w:t xml:space="preserve">, and model-based </w:t>
-      </w:r>
-      <w:r>
-        <w:rPr>
-          <w:b/>
-        </w:rPr>
-        <w:t>prediction</w:t>
-      </w:r>
-      <w:r>
-        <w:rPr>
-          <w:b w:val="0"/>
-        </w:rPr>
-        <w:t xml:space="preserve"> can produce similar visible behavior, so appearance and marketing words are weak </w:t>
-      </w:r>
-      <w:r>
-        <w:rPr>
-          <w:b/>
-        </w:rPr>
-        <w:t>evidence</w:t>
-      </w:r>
-      <w:r>
-        <w:rPr>
-          <w:b w:val="0"/>
-        </w:rPr>
-        <w:t>.</w:t>
+        <w:t>mechanism</w:t>
+      </w:r>
+      <w:r>
+        <w:rPr>
+          <w:b w:val="0"/>
+        </w:rPr>
+        <w:t>s.</w:t>
       </w:r>
     </w:p>
     <w:p>
@@ -989,7 +2252,7 @@
         <w:rPr>
           <w:b w:val="0"/>
         </w:rPr>
-        <w:t>Draw a fresh example with all three stages:</w:t>
+        <w:t>A robot body or smart label proves none of them.</w:t>
       </w:r>
     </w:p>
     <w:p>
@@ -997,719 +2260,7 @@
         <w:pStyle w:val="Heading3"/>
       </w:pPr>
       <w:r>
-        <w:t>Connect a claim to its evidence</w:t>
-      </w:r>
-    </w:p>
-    <w:p>
-      <w:pPr>
-        <w:spacing w:line="336" w:lineRule="auto" w:after="180"/>
-      </w:pPr>
-      <w:r>
-        <w:rPr>
-          <w:b w:val="0"/>
-        </w:rPr>
-        <w:t xml:space="preserve">Every step connects a claim to observable </w:t>
-      </w:r>
-      <w:r>
-        <w:rPr>
-          <w:b/>
-        </w:rPr>
-        <w:t>evidence</w:t>
-      </w:r>
-      <w:r>
-        <w:rPr>
-          <w:b w:val="0"/>
-        </w:rPr>
-        <w:t>.</w:t>
-      </w:r>
-    </w:p>
-    <w:p>
-      <w:pPr>
-        <w:pStyle w:val="Heading3"/>
-      </w:pPr>
-      <w:r>
-        <w:t>The case to investigate</w:t>
-      </w:r>
-    </w:p>
-    <w:p>
-      <w:pPr>
-        <w:spacing w:line="336" w:lineRule="auto" w:after="180"/>
-        <w:shd w:fill="F1F6FC"/>
-      </w:pPr>
-      <w:r>
-        <w:rPr>
-          <w:b w:val="0"/>
-        </w:rPr>
-        <w:t>CASE A remote-control car, calculator, motion light, smart speaker, photo sorter, and robot vacuum may all look clever, but they do not make decisions in the same way.</w:t>
-      </w:r>
-    </w:p>
-    <w:p>
-      <w:pPr>
-        <w:pStyle w:val="Heading3"/>
-      </w:pPr>
-      <w:r>
-        <w:t>Step 1</w:t>
-      </w:r>
-    </w:p>
-    <w:p>
-      <w:pPr>
-        <w:spacing w:line="336" w:lineRule="auto" w:after="180"/>
-        <w:shd w:fill="F4F9FC"/>
-      </w:pPr>
-      <w:r>
-        <w:rPr>
-          <w:b w:val="0"/>
-        </w:rPr>
-        <w:t>STEP 1 — OBSERVE a command, signal, photo, sound, or number</w:t>
-      </w:r>
-    </w:p>
-    <w:p>
-      <w:pPr>
-        <w:pStyle w:val="Heading3"/>
-      </w:pPr>
-      <w:r>
-        <w:t>Step 2</w:t>
-      </w:r>
-    </w:p>
-    <w:p>
-      <w:pPr>
-        <w:spacing w:line="336" w:lineRule="auto" w:after="180"/>
-        <w:shd w:fill="F4F9FC"/>
-      </w:pPr>
-      <w:r>
-        <w:rPr>
-          <w:b w:val="0"/>
-        </w:rPr>
-        <w:t>STEP 2 — TRACE a human choice, fixed instruction, or learned pattern</w:t>
-      </w:r>
-    </w:p>
-    <w:p>
-      <w:pPr>
-        <w:pStyle w:val="Heading3"/>
-      </w:pPr>
-      <w:r>
-        <w:t>Step 3</w:t>
-      </w:r>
-    </w:p>
-    <w:p>
-      <w:pPr>
-        <w:spacing w:line="336" w:lineRule="auto" w:after="180"/>
-        <w:shd w:fill="F4F9FC"/>
-      </w:pPr>
-      <w:r>
-        <w:rPr>
-          <w:b w:val="0"/>
-        </w:rPr>
-        <w:t xml:space="preserve">STEP 3 — CONCLUDE movement, calculation, action, or </w:t>
-      </w:r>
-      <w:r>
-        <w:rPr>
-          <w:b/>
-        </w:rPr>
-        <w:t>prediction</w:t>
-      </w:r>
-    </w:p>
-    <w:p>
-      <w:pPr>
-        <w:pStyle w:val="Heading3"/>
-      </w:pPr>
-      <w:r>
-        <w:t>Model answer</w:t>
-      </w:r>
-    </w:p>
-    <w:p>
-      <w:pPr>
-        <w:spacing w:line="336" w:lineRule="auto" w:after="180"/>
-        <w:shd w:fill="F1F6FC"/>
-      </w:pPr>
-      <w:r>
-        <w:rPr>
-          <w:b w:val="0"/>
-        </w:rPr>
-        <w:t>MODEL REASONING Follow the information and identify who or what makes the important choice. A robot body, screen, voice, or the word smart cannot prove AI.</w:t>
-      </w:r>
-    </w:p>
-    <w:p>
-      <w:pPr>
-        <w:spacing w:line="336" w:lineRule="auto" w:after="180"/>
-        <w:shd w:fill="F1F6FC"/>
-      </w:pPr>
-      <w:r>
-        <w:rPr>
-          <w:b w:val="0"/>
-        </w:rPr>
-        <w:t xml:space="preserve">If two </w:t>
-      </w:r>
-      <w:r>
-        <w:rPr>
-          <w:b/>
-        </w:rPr>
-        <w:t>mechanism</w:t>
-      </w:r>
-      <w:r>
-        <w:rPr>
-          <w:b w:val="0"/>
-        </w:rPr>
-        <w:t xml:space="preserve">s fit the </w:t>
-      </w:r>
-      <w:r>
-        <w:rPr>
-          <w:b/>
-        </w:rPr>
-        <w:t>evidence</w:t>
-      </w:r>
-      <w:r>
-        <w:rPr>
-          <w:b w:val="0"/>
-        </w:rPr>
-        <w:t xml:space="preserve">, say that </w:t>
-      </w:r>
-      <w:r>
-        <w:rPr>
-          <w:b/>
-        </w:rPr>
-        <w:t>more information</w:t>
-      </w:r>
-      <w:r>
-        <w:rPr>
-          <w:b w:val="0"/>
-        </w:rPr>
-        <w:t xml:space="preserve"> is needed.</w:t>
-      </w:r>
-    </w:p>
-    <w:p>
-      <w:pPr>
-        <w:pStyle w:val="Heading3"/>
-      </w:pPr>
-      <w:r>
-        <w:t>A claim to avoid</w:t>
-      </w:r>
-    </w:p>
-    <w:p>
-      <w:pPr>
-        <w:spacing w:line="336" w:lineRule="auto" w:after="180"/>
-        <w:shd w:fill="FFF5E6"/>
-      </w:pPr>
-      <w:r>
-        <w:rPr>
-          <w:b w:val="0"/>
-        </w:rPr>
-        <w:t>DO NOT OVERCLAIM Do not call a system AI because it looks, moves, or talks like a person.</w:t>
-      </w:r>
-    </w:p>
-    <w:p>
-      <w:pPr>
-        <w:spacing w:line="336" w:lineRule="auto" w:after="180"/>
-        <w:shd w:fill="F5F1FB"/>
-      </w:pPr>
-      <w:r>
-        <w:rPr>
-          <w:b w:val="0"/>
-        </w:rPr>
-        <w:t xml:space="preserve">What new </w:t>
-      </w:r>
-      <w:r>
-        <w:rPr>
-          <w:b/>
-        </w:rPr>
-        <w:t>evidence</w:t>
-      </w:r>
-      <w:r>
-        <w:rPr>
-          <w:b w:val="0"/>
-        </w:rPr>
-        <w:t xml:space="preserve"> could change this answer?</w:t>
-      </w:r>
-    </w:p>
-    <w:p>
-      <w:pPr>
-        <w:pStyle w:val="Heading3"/>
-      </w:pPr>
-      <w:r>
-        <w:t>Teacher precision note</w:t>
-      </w:r>
-    </w:p>
-    <w:p>
-      <w:pPr>
-        <w:spacing w:line="336" w:lineRule="auto" w:after="180"/>
-      </w:pPr>
-      <w:r>
-        <w:rPr>
-          <w:b w:val="0"/>
-        </w:rPr>
-        <w:t xml:space="preserve">This course concentrates on modern machine learning. AI also includes symbolic and rule-based approaches. A simple automatic switch or robot body is not, by itself, </w:t>
-      </w:r>
-      <w:r>
-        <w:rPr>
-          <w:b/>
-        </w:rPr>
-        <w:t>evidence</w:t>
-      </w:r>
-      <w:r>
-        <w:rPr>
-          <w:b w:val="0"/>
-        </w:rPr>
-        <w:t xml:space="preserve"> of AI.</w:t>
-      </w:r>
-    </w:p>
-    <w:p>
-      <w:pPr>
-        <w:spacing w:line="336" w:lineRule="auto" w:after="180"/>
-      </w:pPr>
-      <w:r>
-        <w:rPr>
-          <w:b w:val="0"/>
-        </w:rPr>
-        <w:t>Discuss how the system reasons or learns, rather than judging appearance.</w:t>
-      </w:r>
-    </w:p>
-    <w:p>
-      <w:pPr>
-        <w:pStyle w:val="Heading3"/>
-      </w:pPr>
-      <w:r>
-        <w:t>Concrete teaching case</w:t>
-      </w:r>
-    </w:p>
-    <w:p>
-      <w:pPr>
-        <w:spacing w:line="336" w:lineRule="auto" w:after="180"/>
-      </w:pPr>
-      <w:r>
-        <w:rPr>
-          <w:b w:val="0"/>
-        </w:rPr>
-        <w:t>Six devices are a motion-triggered lamp, a trained photo sorter, a remote-controlled car, a calculator, an unspecified smart speaker and an unspecified robot vacuum.</w:t>
-      </w:r>
-    </w:p>
-    <w:p>
-      <w:pPr>
-        <w:spacing w:line="336" w:lineRule="auto" w:after="180"/>
-        <w:shd w:fill="F5F1FB"/>
-      </w:pPr>
-      <w:r>
-        <w:rPr>
-          <w:b w:val="0"/>
-        </w:rPr>
-        <w:t xml:space="preserve">Classify all six using </w:t>
-      </w:r>
-      <w:r>
-        <w:rPr>
-          <w:b/>
-        </w:rPr>
-        <w:t>mechanism</w:t>
-      </w:r>
-      <w:r>
-        <w:rPr>
-          <w:b w:val="0"/>
-        </w:rPr>
-        <w:t xml:space="preserve"> </w:t>
-      </w:r>
-      <w:r>
-        <w:rPr>
-          <w:b/>
-        </w:rPr>
-        <w:t>evidence</w:t>
-      </w:r>
-      <w:r>
-        <w:rPr>
-          <w:b w:val="0"/>
-        </w:rPr>
-        <w:t xml:space="preserve">. Which two need </w:t>
-      </w:r>
-      <w:r>
-        <w:rPr>
-          <w:b/>
-        </w:rPr>
-        <w:t>more information</w:t>
-      </w:r>
-      <w:r>
-        <w:rPr>
-          <w:b w:val="0"/>
-        </w:rPr>
-        <w:t>?</w:t>
-      </w:r>
-    </w:p>
-    <w:p>
-      <w:pPr>
-        <w:pStyle w:val="Heading3"/>
-      </w:pPr>
-      <w:r>
-        <w:t>Exact explanation to model</w:t>
-      </w:r>
-    </w:p>
-    <w:p>
-      <w:pPr>
-        <w:pStyle w:val="Heading3"/>
-      </w:pPr>
-      <w:r>
-        <w:t>Reasoning for the six devices</w:t>
-      </w:r>
-    </w:p>
-    <w:p>
-      <w:pPr>
-        <w:spacing w:line="336" w:lineRule="auto" w:after="180"/>
-        <w:shd w:fill="F1F6FC"/>
-      </w:pPr>
-      <w:r>
-        <w:rPr>
-          <w:b w:val="0"/>
-        </w:rPr>
-        <w:t xml:space="preserve">The lamp uses a fixed rule; the photo sorter uses a </w:t>
-      </w:r>
-      <w:r>
-        <w:rPr>
-          <w:b/>
-        </w:rPr>
-        <w:t>learned model</w:t>
-      </w:r>
-      <w:r>
-        <w:rPr>
-          <w:b w:val="0"/>
-        </w:rPr>
-        <w:t xml:space="preserve">; the car follows human commands; the calculator performs arithmetic. The speaker and vacuum need </w:t>
-      </w:r>
-      <w:r>
-        <w:rPr>
-          <w:b/>
-        </w:rPr>
-        <w:t>mechanism</w:t>
-      </w:r>
-      <w:r>
-        <w:rPr>
-          <w:b w:val="0"/>
-        </w:rPr>
-        <w:t xml:space="preserve"> details. Products can combine </w:t>
-      </w:r>
-      <w:r>
-        <w:rPr>
-          <w:b/>
-        </w:rPr>
-        <w:t>mechanism</w:t>
-      </w:r>
-      <w:r>
-        <w:rPr>
-          <w:b w:val="0"/>
-        </w:rPr>
-        <w:t>s.</w:t>
-      </w:r>
-    </w:p>
-    <w:p>
-      <w:pPr>
-        <w:spacing w:line="336" w:lineRule="auto" w:after="180"/>
-        <w:shd w:fill="F1F6FC"/>
-      </w:pPr>
-      <w:r>
-        <w:rPr>
-          <w:b w:val="0"/>
-        </w:rPr>
-        <w:t>A robot body or smart label proves none of them.</w:t>
-      </w:r>
-    </w:p>
-    <w:p>
-      <w:pPr>
-        <w:pStyle w:val="Heading3"/>
-      </w:pPr>
-      <w:r>
         <w:t>Explain the added worked example</w:t>
-      </w:r>
-    </w:p>
-    <w:p>
-      <w:pPr>
-        <w:pStyle w:val="Heading3"/>
-      </w:pPr>
-      <w:r>
-        <w:t>Worked example · two explanations of the same display</w:t>
-      </w:r>
-    </w:p>
-    <w:p>
-      <w:pPr>
-        <w:spacing w:line="336" w:lineRule="auto" w:after="180"/>
-        <w:shd w:fill="F1F6FC"/>
-      </w:pPr>
-      <w:r>
-        <w:rPr>
-          <w:b w:val="0"/>
-        </w:rPr>
-        <w:t xml:space="preserve">The school bus display says DELAY </w:t>
-      </w:r>
-      <w:r>
-        <w:rPr>
-          <w:b/>
-        </w:rPr>
-        <w:t>12 MINUTES</w:t>
-      </w:r>
-      <w:r>
-        <w:rPr>
-          <w:b w:val="0"/>
-        </w:rPr>
-        <w:t xml:space="preserve"> in red. Leila calls it AI because it predicted the delay. Arun calls it a simple rule because the number turned red.</w:t>
-      </w:r>
-    </w:p>
-    <w:p>
-      <w:pPr>
-        <w:spacing w:line="336" w:lineRule="auto" w:after="180"/>
-        <w:shd w:fill="F1F6FC"/>
-      </w:pPr>
-      <w:r>
-        <w:rPr>
-          <w:b w:val="0"/>
-        </w:rPr>
-        <w:t xml:space="preserve">Both have noticed a real part of the product, but neither has explained the whole system. To investigate, ask which decision you are talking about and what </w:t>
-      </w:r>
-      <w:r>
-        <w:rPr>
-          <w:b/>
-        </w:rPr>
-        <w:t>evidence</w:t>
-      </w:r>
-      <w:r>
-        <w:rPr>
-          <w:b w:val="0"/>
-        </w:rPr>
-        <w:t xml:space="preserve"> reveals how that decision was made.</w:t>
-      </w:r>
-    </w:p>
-    <w:p>
-      <w:pPr>
-        <w:pStyle w:val="Heading3"/>
-      </w:pPr>
-      <w:r>
-        <w:t>Separate the result from the mechanism</w:t>
-      </w:r>
-    </w:p>
-    <w:p>
-      <w:pPr>
-        <w:spacing w:line="336" w:lineRule="auto" w:after="180"/>
-      </w:pPr>
-      <w:r>
-        <w:rPr>
-          <w:b w:val="0"/>
-        </w:rPr>
-        <w:t xml:space="preserve">An </w:t>
-      </w:r>
-      <w:r>
-        <w:rPr>
-          <w:b/>
-        </w:rPr>
-        <w:t>output</w:t>
-      </w:r>
-      <w:r>
-        <w:rPr>
-          <w:b w:val="0"/>
-        </w:rPr>
-        <w:t xml:space="preserve"> is what a system produces. A </w:t>
-      </w:r>
-      <w:r>
-        <w:rPr>
-          <w:b/>
-        </w:rPr>
-        <w:t>mechanism</w:t>
-      </w:r>
-      <w:r>
-        <w:rPr>
-          <w:b w:val="0"/>
-        </w:rPr>
-        <w:t xml:space="preserve"> is how it produces that </w:t>
-      </w:r>
-      <w:r>
-        <w:rPr>
-          <w:b/>
-        </w:rPr>
-        <w:t>output</w:t>
-      </w:r>
-      <w:r>
-        <w:rPr>
-          <w:b w:val="0"/>
-        </w:rPr>
-        <w:t>. Seeing a red number establishes its colour; it does not reveal where the number came from.</w:t>
-      </w:r>
-    </w:p>
-    <w:p>
-      <w:pPr>
-        <w:spacing w:line="336" w:lineRule="auto" w:after="180"/>
-      </w:pPr>
-      <w:r>
-        <w:rPr>
-          <w:b w:val="0"/>
-        </w:rPr>
-        <w:t xml:space="preserve">Similar </w:t>
-      </w:r>
-      <w:r>
-        <w:rPr>
-          <w:b/>
-        </w:rPr>
-        <w:t>output</w:t>
-      </w:r>
-      <w:r>
-        <w:rPr>
-          <w:b w:val="0"/>
-        </w:rPr>
-        <w:t xml:space="preserve">s can come from different </w:t>
-      </w:r>
-      <w:r>
-        <w:rPr>
-          <w:b/>
-        </w:rPr>
-        <w:t>mechanism</w:t>
-      </w:r>
-      <w:r>
-        <w:rPr>
-          <w:b w:val="0"/>
-        </w:rPr>
-        <w:t xml:space="preserve">s, and one product can contain several </w:t>
-      </w:r>
-      <w:r>
-        <w:rPr>
-          <w:b/>
-        </w:rPr>
-        <w:t>mechanism</w:t>
-      </w:r>
-      <w:r>
-        <w:rPr>
-          <w:b w:val="0"/>
-        </w:rPr>
-        <w:t>s.</w:t>
-      </w:r>
-    </w:p>
-    <w:p>
-      <w:pPr>
-        <w:pStyle w:val="Heading3"/>
-      </w:pPr>
-      <w:r>
-        <w:t>The supplied engineering evidence</w:t>
-      </w:r>
-    </w:p>
-    <w:p>
-      <w:pPr>
-        <w:spacing w:line="336" w:lineRule="auto" w:after="180"/>
-      </w:pPr>
-      <w:r>
-        <w:rPr>
-          <w:b w:val="0"/>
-        </w:rPr>
-        <w:t>For this lesson we have an engineering note: the delay estimator was fitted using records of earlier bus journeys; a person wrote the colour instruction; and the driver can replace the message.</w:t>
-      </w:r>
-    </w:p>
-    <w:p>
-      <w:pPr>
-        <w:spacing w:line="336" w:lineRule="auto" w:after="180"/>
-      </w:pPr>
-      <w:r>
-        <w:rPr>
-          <w:b w:val="0"/>
-        </w:rPr>
-        <w:t xml:space="preserve">These are supplied facts for our classroom case. In a real investigation, we would need trustworthy documentation, a demonstration of the </w:t>
-      </w:r>
-      <w:r>
-        <w:rPr>
-          <w:b/>
-        </w:rPr>
-        <w:t>process</w:t>
-      </w:r>
-      <w:r>
-        <w:rPr>
-          <w:b w:val="0"/>
-        </w:rPr>
-        <w:t xml:space="preserve"> or another source of </w:t>
-      </w:r>
-      <w:r>
-        <w:rPr>
-          <w:b/>
-        </w:rPr>
-        <w:t>mechanism</w:t>
-      </w:r>
-      <w:r>
-        <w:rPr>
-          <w:b w:val="0"/>
-        </w:rPr>
-        <w:t xml:space="preserve"> </w:t>
-      </w:r>
-      <w:r>
-        <w:rPr>
-          <w:b/>
-        </w:rPr>
-        <w:t>evidence</w:t>
-      </w:r>
-      <w:r>
-        <w:rPr>
-          <w:b w:val="0"/>
-        </w:rPr>
-        <w:t>.</w:t>
-      </w:r>
-    </w:p>
-    <w:p>
-      <w:pPr>
-        <w:pStyle w:val="Heading3"/>
-      </w:pPr>
-      <w:r>
-        <w:t>Explain the three decisions separately</w:t>
-      </w:r>
-    </w:p>
-    <w:p>
-      <w:pPr>
-        <w:spacing w:line="336" w:lineRule="auto" w:after="180"/>
-      </w:pPr>
-      <w:r>
-        <w:rPr>
-          <w:b w:val="0"/>
-        </w:rPr>
-        <w:t xml:space="preserve">In the first row, </w:t>
-      </w:r>
-      <w:r>
-        <w:rPr>
-          <w:b/>
-        </w:rPr>
-        <w:t>fitting</w:t>
-      </w:r>
-      <w:r>
-        <w:rPr>
-          <w:b w:val="0"/>
-        </w:rPr>
-        <w:t xml:space="preserve"> means adjusting a model using examples. Applying the fitted model to a new journey is a different step. The model can produce an incorrect estimate even if it was trained carefully.</w:t>
-      </w:r>
-    </w:p>
-    <w:p>
-      <w:pPr>
-        <w:spacing w:line="336" w:lineRule="auto" w:after="180"/>
-      </w:pPr>
-      <w:r>
-        <w:rPr>
-          <w:b w:val="0"/>
-        </w:rPr>
-        <w:t>In the second row, a written threshold compares the estimate with 10. It can follow its instructions perfectly while using a bad estimate. In the third row, a person makes the message decision.</w:t>
-      </w:r>
-    </w:p>
-    <w:p>
-      <w:pPr>
-        <w:pStyle w:val="Heading3"/>
-      </w:pPr>
-      <w:r>
-        <w:t>Precision · rules can also be part of AI</w:t>
-      </w:r>
-    </w:p>
-    <w:p>
-      <w:pPr>
-        <w:spacing w:line="336" w:lineRule="auto" w:after="180"/>
-        <w:shd w:fill="F1F6F8"/>
-      </w:pPr>
-      <w:r>
-        <w:rPr>
-          <w:b w:val="0"/>
-        </w:rPr>
-        <w:t>AI is a broader field than learning from examples. It also includes approaches that represent knowledge and reason with rules. Therefore, do not use the shortcut that every rule is non-AI.</w:t>
-      </w:r>
-    </w:p>
-    <w:p>
-      <w:pPr>
-        <w:spacing w:line="336" w:lineRule="auto" w:after="180"/>
-        <w:shd w:fill="F1F6F8"/>
-      </w:pPr>
-      <w:r>
-        <w:rPr>
-          <w:b w:val="0"/>
-        </w:rPr>
-        <w:t>In this case, a simple colour switch is ordinary automation; identifying that switch does not classify every other part of the bus system.</w:t>
       </w:r>
     </w:p>
     <w:p>
@@ -1908,295 +2459,6 @@
         <w:t>These teacher notes contain solutions; do not reveal the independent case answer during modelling.</w:t>
       </w:r>
     </w:p>
-    <w:p>
-      <w:pPr>
-        <w:pStyle w:val="Heading3"/>
-      </w:pPr>
-      <w:r>
-        <w:t>Think aloud · observation → evidence → conclusion</w:t>
-      </w:r>
-    </w:p>
-    <w:p>
-      <w:pPr>
-        <w:spacing w:line="336" w:lineRule="auto" w:after="180"/>
-        <w:shd w:fill="F1F6FC"/>
-      </w:pPr>
-      <w:r>
-        <w:rPr>
-          <w:b w:val="0"/>
-        </w:rPr>
-        <w:t xml:space="preserve">Question: Does the red display prove that a </w:t>
-      </w:r>
-      <w:r>
-        <w:rPr>
-          <w:b/>
-        </w:rPr>
-        <w:t>learned model</w:t>
-      </w:r>
-      <w:r>
-        <w:rPr>
-          <w:b w:val="0"/>
-        </w:rPr>
-        <w:t xml:space="preserve"> was used? First separate the claim from the </w:t>
-      </w:r>
-      <w:r>
-        <w:rPr>
-          <w:b/>
-        </w:rPr>
-        <w:t>observation</w:t>
-      </w:r>
-      <w:r>
-        <w:rPr>
-          <w:b w:val="0"/>
-        </w:rPr>
-        <w:t xml:space="preserve">. The </w:t>
-      </w:r>
-      <w:r>
-        <w:rPr>
-          <w:b/>
-        </w:rPr>
-        <w:t>observation</w:t>
-      </w:r>
-      <w:r>
-        <w:rPr>
-          <w:b w:val="0"/>
-        </w:rPr>
-        <w:t xml:space="preserve"> is that the displayed number is red. The claim concerns the </w:t>
-      </w:r>
-      <w:r>
-        <w:rPr>
-          <w:b/>
-        </w:rPr>
-        <w:t>process</w:t>
-      </w:r>
-      <w:r>
-        <w:rPr>
-          <w:b w:val="0"/>
-        </w:rPr>
-        <w:t xml:space="preserve"> that produced the number.</w:t>
-      </w:r>
-    </w:p>
-    <w:p>
-      <w:pPr>
-        <w:spacing w:line="336" w:lineRule="auto" w:after="180"/>
-        <w:shd w:fill="F1F6FC"/>
-      </w:pPr>
-      <w:r>
-        <w:rPr>
-          <w:b w:val="0"/>
-        </w:rPr>
-        <w:t xml:space="preserve">Next find relevant </w:t>
-      </w:r>
-      <w:r>
-        <w:rPr>
-          <w:b/>
-        </w:rPr>
-        <w:t>evidence</w:t>
-      </w:r>
-      <w:r>
-        <w:rPr>
-          <w:b w:val="0"/>
-        </w:rPr>
-        <w:t>. The engineering note says earlier journeys were used to fit the delay estimator. That note supports a learned-model classification for the estimator. The red colour alone does not.</w:t>
-      </w:r>
-    </w:p>
-    <w:tbl>
-      <w:tblPr>
-        <w:tblStyle w:val="LightShading-Accent1"/>
-        <w:tblW w:type="auto" w:w="0"/>
-        <w:tblLook w:firstColumn="1" w:firstRow="1" w:lastColumn="0" w:lastRow="0" w:noHBand="0" w:noVBand="1" w:val="04A0"/>
-      </w:tblPr>
-      <w:tblGrid>
-        <w:gridCol w:w="3408"/>
-        <w:gridCol w:w="3408"/>
-        <w:gridCol w:w="3408"/>
-      </w:tblGrid>
-      <w:tr>
-        <w:trPr>
-          <w:tblHeader/>
-        </w:trPr>
-        <w:tc>
-          <w:tcPr>
-            <w:tcW w:type="dxa" w:w="3408"/>
-          </w:tcPr>
-          <w:p>
-            <w:r>
-              <w:t>Claim</w:t>
-            </w:r>
-          </w:p>
-        </w:tc>
-        <w:tc>
-          <w:tcPr>
-            <w:tcW w:type="dxa" w:w="3408"/>
-          </w:tcPr>
-          <w:p>
-            <w:r>
-              <w:t>Relevant evidence</w:t>
-            </w:r>
-          </w:p>
-        </w:tc>
-        <w:tc>
-          <w:tcPr>
-            <w:tcW w:type="dxa" w:w="3408"/>
-          </w:tcPr>
-          <w:p>
-            <w:r>
-              <w:t>Conclusion</w:t>
-            </w:r>
-          </w:p>
-        </w:tc>
-      </w:tr>
-      <w:tr>
-        <w:tc>
-          <w:tcPr>
-            <w:tcW w:type="dxa" w:w="3408"/>
-          </w:tcPr>
-          <w:p>
-            <w:r>
-              <w:t>The estimator uses a learned model</w:t>
-            </w:r>
-          </w:p>
-        </w:tc>
-        <w:tc>
-          <w:tcPr>
-            <w:tcW w:type="dxa" w:w="3408"/>
-          </w:tcPr>
-          <w:p>
-            <w:r>
-              <w:t>The note describes fitting on past journeys</w:t>
-            </w:r>
-          </w:p>
-        </w:tc>
-        <w:tc>
-          <w:tcPr>
-            <w:tcW w:type="dxa" w:w="3408"/>
-          </w:tcPr>
-          <w:p>
-            <w:r>
-              <w:t>Supported for the estimator</w:t>
-            </w:r>
-          </w:p>
-        </w:tc>
-      </w:tr>
-      <w:tr>
-        <w:tc>
-          <w:tcPr>
-            <w:tcW w:type="dxa" w:w="3408"/>
-          </w:tcPr>
-          <w:p>
-            <w:r>
-              <w:t>The red colour proves learning</w:t>
-            </w:r>
-          </w:p>
-        </w:tc>
-        <w:tc>
-          <w:tcPr>
-            <w:tcW w:type="dxa" w:w="3408"/>
-          </w:tcPr>
-          <w:p>
-            <w:r>
-              <w:t>Only the displayed colour is observed</w:t>
-            </w:r>
-          </w:p>
-        </w:tc>
-        <w:tc>
-          <w:tcPr>
-            <w:tcW w:type="dxa" w:w="3408"/>
-          </w:tcPr>
-          <w:p>
-            <w:r>
-              <w:t>Not supported by colour alone</w:t>
-            </w:r>
-          </w:p>
-        </w:tc>
-      </w:tr>
-      <w:tr>
-        <w:tc>
-          <w:tcPr>
-            <w:tcW w:type="dxa" w:w="3408"/>
-          </w:tcPr>
-          <w:p>
-            <w:r>
-              <w:t>The driver override is a model prediction</w:t>
-            </w:r>
-          </w:p>
-        </w:tc>
-        <w:tc>
-          <w:tcPr>
-            <w:tcW w:type="dxa" w:w="3408"/>
-          </w:tcPr>
-          <w:p>
-            <w:r>
-              <w:t>A driver selects the replacement message</w:t>
-            </w:r>
-          </w:p>
-        </w:tc>
-        <w:tc>
-          <w:tcPr>
-            <w:tcW w:type="dxa" w:w="3408"/>
-          </w:tcPr>
-          <w:p>
-            <w:r>
-              <w:t>Contradicted in this case</w:t>
-            </w:r>
-          </w:p>
-        </w:tc>
-      </w:tr>
-    </w:tbl>
-    <w:p>
-      <w:pPr>
-        <w:pStyle w:val="Heading3"/>
-      </w:pPr>
-      <w:r>
-        <w:t>Model the limit of the conclusion</w:t>
-      </w:r>
-    </w:p>
-    <w:p>
-      <w:pPr>
-        <w:spacing w:line="336" w:lineRule="auto" w:after="180"/>
-      </w:pPr>
-      <w:r>
-        <w:rPr>
-          <w:b w:val="0"/>
-        </w:rPr>
-        <w:t xml:space="preserve">A strong answer states its limit: I can identify these three </w:t>
-      </w:r>
-      <w:r>
-        <w:rPr>
-          <w:b/>
-        </w:rPr>
-        <w:t>mechanism</w:t>
-      </w:r>
-      <w:r>
-        <w:rPr>
-          <w:b w:val="0"/>
-        </w:rPr>
-        <w:t>s from the supplied note, but I cannot infer the model's accuracy from one estimate.</w:t>
-      </w:r>
-    </w:p>
-    <w:p>
-      <w:pPr>
-        <w:spacing w:line="336" w:lineRule="auto" w:after="180"/>
-      </w:pPr>
-      <w:r>
-        <w:rPr>
-          <w:b w:val="0"/>
-        </w:rPr>
-        <w:t xml:space="preserve">Even if the bus arrives exactly </w:t>
-      </w:r>
-      <w:r>
-        <w:rPr>
-          <w:b/>
-        </w:rPr>
-        <w:t>12 minutes</w:t>
-      </w:r>
-      <w:r>
-        <w:rPr>
-          <w:b w:val="0"/>
-        </w:rPr>
-        <w:t xml:space="preserve"> late, one success does not establish that the estimator will always work.</w:t>
-      </w:r>
-    </w:p>
     <w:tbl>
       <w:tblPr>
         <w:tblStyle w:val="LightShading-Accent1"/>
@@ -2304,18 +2566,7 @@
         <w:pStyle w:val="Heading3"/>
       </w:pPr>
       <w:r>
-        <w:t>Teach with the picture and the explanation together</w:t>
-      </w:r>
-    </w:p>
-    <w:p>
-      <w:pPr>
-        <w:spacing w:line="336" w:lineRule="auto" w:after="180"/>
-      </w:pPr>
-      <w:r>
-        <w:rPr>
-          <w:b w:val="0"/>
-        </w:rPr>
-        <w:t>Use the diagram and verbal explanation together. Ask learners to match a sentence to a specific visual step; do not assign learners fixed visual or auditory learning styles.</w:t>
+        <w:t>A pictorial worked case: AI or Not?</w:t>
       </w:r>
     </w:p>
     <w:p>
@@ -2323,19 +2574,7 @@
         <w:pStyle w:val="Heading3"/>
       </w:pPr>
       <w:r>
-        <w:t>A pictorial worked case: AI or Not?</w:t>
-      </w:r>
-    </w:p>
-    <w:p>
-      <w:pPr>
-        <w:spacing w:line="336" w:lineRule="auto" w:after="180"/>
-        <w:shd w:fill="F5F1FB"/>
-      </w:pPr>
-      <w:r>
-        <w:rPr>
-          <w:b w:val="0"/>
-        </w:rPr>
-        <w:t>A fictional school umbrella display shows TAKE ONE before lunch. What produced that advice?</w:t>
+        <w:t>The facts we will use</w:t>
       </w:r>
     </w:p>
     <w:p>
@@ -2343,101 +2582,31 @@
         <w:pStyle w:val="Heading3"/>
       </w:pPr>
       <w:r>
-        <w:t>The facts we will use</w:t>
-      </w:r>
-    </w:p>
-    <w:p>
-      <w:pPr>
-        <w:spacing w:line="336" w:lineRule="auto" w:after="180"/>
-      </w:pPr>
-      <w:r>
-        <w:rPr>
-          <w:b w:val="0"/>
-        </w:rPr>
-        <w:t xml:space="preserve">A weather model was fitted on earlier weather records; its forecast is </w:t>
-      </w:r>
-      <w:r>
-        <w:rPr>
-          <w:b/>
-        </w:rPr>
-        <w:t>70%</w:t>
-      </w:r>
-      <w:r>
-        <w:rPr>
-          <w:b w:val="0"/>
-        </w:rPr>
-        <w:t xml:space="preserve"> rain.</w:t>
-      </w:r>
-    </w:p>
-    <w:p>
-      <w:pPr>
-        <w:spacing w:line="336" w:lineRule="auto" w:after="180"/>
-      </w:pPr>
-      <w:r>
-        <w:rPr>
-          <w:b w:val="0"/>
-        </w:rPr>
-        <w:t xml:space="preserve">A </w:t>
-      </w:r>
-      <w:r>
-        <w:rPr>
-          <w:b/>
-        </w:rPr>
-        <w:t>written rule</w:t>
-      </w:r>
-      <w:r>
-        <w:rPr>
-          <w:b w:val="0"/>
-        </w:rPr>
-        <w:t xml:space="preserve"> shows TAKE ONE at rain forecasts of </w:t>
-      </w:r>
-      <w:r>
-        <w:rPr>
-          <w:b/>
-        </w:rPr>
-        <w:t>60%</w:t>
-      </w:r>
-      <w:r>
-        <w:rPr>
-          <w:b w:val="0"/>
-        </w:rPr>
-        <w:t xml:space="preserve"> or more. The teacher decides whether to distribute umbrellas.</w:t>
-      </w:r>
-    </w:p>
-    <w:p>
-      <w:r>
-        <w:drawing>
-          <wp:inline xmlns:a="http://schemas.openxmlformats.org/drawingml/2006/main" xmlns:pic="http://schemas.openxmlformats.org/drawingml/2006/picture">
-            <wp:extent cx="5276995" cy="5943599"/>
-            <wp:docPr id="1" name="Picture 1" descr="AI or Not?. Weather records: Earlier observations were used to fit the forecasting model.. Forecast: The learned model outputs 70% rain, not a guaranteed shower.. Display rule: 70 is at least 60, so the written rule displays TAKE ONE.. Final decision: The teacher checks current conditions before distributing umbrellas."/>
-            <wp:cNvGraphicFramePr>
-              <a:graphicFrameLocks noChangeAspect="1"/>
-            </wp:cNvGraphicFramePr>
-            <a:graphic>
-              <a:graphicData uri="http://schemas.openxmlformats.org/drawingml/2006/picture">
-                <pic:pic>
-                  <pic:nvPicPr>
-                    <pic:cNvPr id="0" name="academy-visual-ai-1-1.png"/>
-                    <pic:cNvPicPr/>
-                  </pic:nvPicPr>
-                  <pic:blipFill>
-                    <a:blip r:embed="rId9"/>
-                    <a:stretch>
-                      <a:fillRect/>
-                    </a:stretch>
-                  </pic:blipFill>
-                  <pic:spPr>
-                    <a:xfrm>
-                      <a:off x="0" y="0"/>
-                      <a:ext cx="5276995" cy="5943599"/>
-                    </a:xfrm>
-                    <a:prstGeom prst="rect"/>
-                  </pic:spPr>
-                </pic:pic>
-              </a:graphicData>
-            </a:graphic>
-          </wp:inline>
-        </w:drawing>
+        <w:t>Why this result follows</w:t>
+      </w:r>
+    </w:p>
+    <w:p>
+      <w:pPr>
+        <w:pStyle w:val="Heading3"/>
+      </w:pPr>
+      <w:r>
+        <w:t>What this example does not establish</w:t>
+      </w:r>
+    </w:p>
+    <w:p>
+      <w:pPr>
+        <w:pStyle w:val="Heading3"/>
+      </w:pPr>
+      <w:r>
+        <w:t>Change one thing in the pictured case</w:t>
+      </w:r>
+    </w:p>
+    <w:p>
+      <w:pPr>
+        <w:pStyle w:val="Heading3"/>
+      </w:pPr>
+      <w:r>
+        <w:t>Ask while showing the picture</w:t>
       </w:r>
     </w:p>
     <w:p>
@@ -2579,10 +2748,409 @@
     </w:p>
     <w:p>
       <w:pPr>
+        <w:pStyle w:val="Heading1"/>
+      </w:pPr>
+      <w:r>
+        <w:t>03. Model, then remove the help</w:t>
+      </w:r>
+    </w:p>
+    <w:p>
+      <w:r>
+        <w:t>Use the photo-library question to check whether learners can transfer the bus explanation.</w:t>
+      </w:r>
+    </w:p>
+    <w:p>
+      <w:pPr>
+        <w:pStyle w:val="Heading2"/>
+      </w:pPr>
+      <w:r>
+        <w:t>Prompt, then listen</w:t>
+      </w:r>
+    </w:p>
+    <w:p>
+      <w:pPr>
+        <w:spacing w:line="336" w:lineRule="auto" w:after="180"/>
+      </w:pPr>
+      <w:r>
+        <w:rPr>
+          <w:b w:val="0"/>
+        </w:rPr>
+        <w:t xml:space="preserve">Completion task: Use the photo-library case from the lesson. Classify the </w:t>
+      </w:r>
+      <w:r>
+        <w:rPr>
+          <w:b/>
+        </w:rPr>
+        <w:t>prediction</w:t>
+      </w:r>
+      <w:r>
+        <w:rPr>
+          <w:b w:val="0"/>
+        </w:rPr>
+        <w:t>, album-placement rule and owner move. A bicycle photo is in the wrong album. Name the first two records you would inspect.</w:t>
+      </w:r>
+    </w:p>
+    <w:p>
+      <w:pPr>
+        <w:pStyle w:val="Heading2"/>
+      </w:pPr>
+      <w:r>
+        <w:t>Reasoning to listen for</w:t>
+      </w:r>
+    </w:p>
+    <w:p>
+      <w:pPr>
+        <w:spacing w:line="336" w:lineRule="auto" w:after="180"/>
+      </w:pPr>
+      <w:r>
+        <w:rPr>
+          <w:b w:val="0"/>
+        </w:rPr>
+        <w:t xml:space="preserve">Teacher check: </w:t>
+      </w:r>
+      <w:r>
+        <w:rPr>
+          <w:b/>
+        </w:rPr>
+        <w:t>Prediction</w:t>
+      </w:r>
+      <w:r>
+        <w:rPr>
+          <w:b w:val="0"/>
+        </w:rPr>
+        <w:t xml:space="preserve"> is learned because it was fitted using labelled pictures. Album placement is a </w:t>
+      </w:r>
+      <w:r>
+        <w:rPr>
+          <w:b/>
+        </w:rPr>
+        <w:t>written rule</w:t>
+      </w:r>
+      <w:r>
+        <w:rPr>
+          <w:b w:val="0"/>
+        </w:rPr>
+        <w:t xml:space="preserve">; the owner move is </w:t>
+      </w:r>
+      <w:r>
+        <w:rPr>
+          <w:b/>
+        </w:rPr>
+        <w:t>human control</w:t>
+      </w:r>
+      <w:r>
+        <w:rPr>
+          <w:b w:val="0"/>
+        </w:rPr>
+        <w:t xml:space="preserve">. Inspect the stored </w:t>
+      </w:r>
+      <w:r>
+        <w:rPr>
+          <w:b/>
+        </w:rPr>
+        <w:t>prediction</w:t>
+      </w:r>
+      <w:r>
+        <w:rPr>
+          <w:b w:val="0"/>
+        </w:rPr>
+        <w:t xml:space="preserve"> and the placement or move record.</w:t>
+      </w:r>
+    </w:p>
+    <w:p>
+      <w:pPr>
+        <w:spacing w:line="336" w:lineRule="auto" w:after="180"/>
+      </w:pPr>
+      <w:r>
+        <w:rPr>
+          <w:b w:val="0"/>
+        </w:rPr>
+        <w:t xml:space="preserve">A wrong album alone cannot distinguish </w:t>
+      </w:r>
+      <w:r>
+        <w:rPr>
+          <w:b/>
+        </w:rPr>
+        <w:t>prediction</w:t>
+      </w:r>
+      <w:r>
+        <w:rPr>
+          <w:b w:val="0"/>
+        </w:rPr>
+        <w:t xml:space="preserve"> error from a later action.</w:t>
+      </w:r>
+    </w:p>
+    <w:p>
+      <w:r>
+        <w:t>The case-specific table above is a focused two-session sequence (90 minutes). Allow additional sessions for the rest of the weekly work; the allocations are planning examples, not validated durations.</w:t>
+      </w:r>
+    </w:p>
+    <w:p>
+      <w:pPr>
+        <w:spacing w:line="336" w:lineRule="auto" w:after="180"/>
+      </w:pPr>
+      <w:r>
+        <w:rPr>
+          <w:b w:val="0"/>
+        </w:rPr>
+        <w:t xml:space="preserve">Start by identifying the given </w:t>
+      </w:r>
+      <w:r>
+        <w:rPr>
+          <w:b/>
+        </w:rPr>
+        <w:t>input</w:t>
+      </w:r>
+      <w:r>
+        <w:rPr>
+          <w:b w:val="0"/>
+        </w:rPr>
+        <w:t>s together. Leave the intermediate steps blank. If needed, model one step, then withdraw that help on the next step. Move to a full trace only when the partial trace is understood.</w:t>
+      </w:r>
+    </w:p>
+    <w:p>
+      <w:pPr>
+        <w:spacing w:line="336" w:lineRule="auto" w:after="180"/>
+      </w:pPr>
+      <w:r>
+        <w:rPr>
+          <w:b w:val="0"/>
+        </w:rPr>
+        <w:t>For partners, alternate explainer and checker; collect a response from every learner before discussion.</w:t>
+      </w:r>
+    </w:p>
+    <w:p>
+      <w:pPr>
+        <w:pStyle w:val="Heading2"/>
+      </w:pPr>
+      <w:r>
+        <w:t>Check the misconception before discussion</w:t>
+      </w:r>
+    </w:p>
+    <w:p>
+      <w:pPr>
+        <w:spacing w:line="336" w:lineRule="auto" w:after="180"/>
+      </w:pPr>
+      <w:r>
+        <w:rPr>
+          <w:b w:val="0"/>
+        </w:rPr>
+        <w:t xml:space="preserve">Use the worked case for </w:t>
+      </w:r>
+      <w:r>
+        <w:rPr>
+          <w:b/>
+        </w:rPr>
+        <w:t>Evidence</w:t>
+      </w:r>
+      <w:r>
+        <w:rPr>
+          <w:b w:val="0"/>
+        </w:rPr>
+        <w:t xml:space="preserve"> and decision </w:t>
+      </w:r>
+      <w:r>
+        <w:rPr>
+          <w:b/>
+        </w:rPr>
+        <w:t>mechanism</w:t>
+      </w:r>
+      <w:r>
+        <w:rPr>
+          <w:b w:val="0"/>
+        </w:rPr>
+        <w:t>s. Proposed explanation: “All rules are outside AI”. Decide whether this explanation is supported.</w:t>
+      </w:r>
+    </w:p>
+    <w:p>
+      <w:pPr>
+        <w:spacing w:line="336" w:lineRule="auto" w:after="180"/>
+      </w:pPr>
+      <w:r>
+        <w:rPr>
+          <w:b w:val="0"/>
+        </w:rPr>
+        <w:t>Point to the step or supplied fact that decides; explain your repair if needed.</w:t>
+      </w:r>
+    </w:p>
+    <w:p>
+      <w:pPr>
+        <w:spacing w:line="336" w:lineRule="auto" w:after="180"/>
+      </w:pPr>
+      <w:r>
+        <w:rPr>
+          <w:b w:val="0"/>
+        </w:rPr>
+        <w:t>Expected correction: Explain that AI also includes symbolic reasoning. In the specific bus case, the simple colour threshold is automation; the full system contains a fitted predictor.</w:t>
+      </w:r>
+    </w:p>
+    <w:p>
+      <w:pPr>
+        <w:spacing w:line="336" w:lineRule="auto" w:after="180"/>
+      </w:pPr>
+      <w:r>
+        <w:rPr>
+          <w:b w:val="0"/>
+        </w:rPr>
+        <w:t>Collect explanations, not only yes/no votes. If a misunderstanding is common, re-model the relevant step for the class.</w:t>
+      </w:r>
+    </w:p>
+    <w:p>
+      <w:pPr>
+        <w:spacing w:line="336" w:lineRule="auto" w:after="180"/>
+      </w:pPr>
+      <w:r>
+        <w:rPr>
+          <w:b w:val="0"/>
+        </w:rPr>
+        <w:t>If it affects a few learners, give a short targeted group explanation while others solve a more demanding variation.</w:t>
+      </w:r>
+    </w:p>
+    <w:p>
+      <w:pPr>
+        <w:pStyle w:val="Heading2"/>
+      </w:pPr>
+      <w:r>
+        <w:t>Use the umbrella picture as a quick check</w:t>
+      </w:r>
+    </w:p>
+    <w:p>
+      <w:pPr>
+        <w:spacing w:line="336" w:lineRule="auto" w:after="180"/>
+      </w:pPr>
+      <w:r>
+        <w:rPr>
+          <w:b w:val="0"/>
+        </w:rPr>
+        <w:t>Point to the learned stage. Does the changed display prove the weather forecast changed?</w:t>
+      </w:r>
+    </w:p>
+    <w:p>
+      <w:pPr>
+        <w:spacing w:line="336" w:lineRule="auto" w:after="180"/>
+      </w:pPr>
+      <w:r>
+        <w:rPr>
+          <w:b w:val="0"/>
+        </w:rPr>
+        <w:t xml:space="preserve">The forecast stage is learned; it remains </w:t>
+      </w:r>
+      <w:r>
+        <w:rPr>
+          <w:b/>
+        </w:rPr>
+        <w:t>70%</w:t>
+      </w:r>
+      <w:r>
+        <w:rPr>
+          <w:b w:val="0"/>
+        </w:rPr>
+        <w:t>. Only the boundary and resulting message changed.</w:t>
+      </w:r>
+    </w:p>
+    <w:p>
+      <w:pPr>
+        <w:spacing w:line="336" w:lineRule="auto" w:after="180"/>
+      </w:pPr>
+      <w:r>
+        <w:rPr>
+          <w:b w:val="0"/>
+        </w:rPr>
+        <w:t>Changed-case reasoning: The display no longer says TAKE ONE. 70 is below 80; changing a display rule does not refit the model.</w:t>
+      </w:r>
+    </w:p>
+    <w:p>
+      <w:pPr>
+        <w:spacing w:line="336" w:lineRule="auto" w:after="180"/>
+      </w:pPr>
+      <w:r>
+        <w:rPr>
+          <w:b w:val="0"/>
+        </w:rPr>
+        <w:t xml:space="preserve">Collect each learner’s explanation before discussion. Use the first missing connection between </w:t>
+      </w:r>
+      <w:r>
+        <w:rPr>
+          <w:b/>
+        </w:rPr>
+        <w:t>input</w:t>
+      </w:r>
+      <w:r>
+        <w:rPr>
+          <w:b w:val="0"/>
+        </w:rPr>
+        <w:t xml:space="preserve">, deciding step and result to choose support. This question is worked-case practice, not fresh mastery </w:t>
+      </w:r>
+      <w:r>
+        <w:rPr>
+          <w:b/>
+        </w:rPr>
+        <w:t>evidence</w:t>
+      </w:r>
+      <w:r>
+        <w:rPr>
+          <w:b w:val="0"/>
+        </w:rPr>
+        <w:t>.</w:t>
+      </w:r>
+    </w:p>
+    <w:p>
+      <w:pPr>
+        <w:pStyle w:val="Heading2"/>
+      </w:pPr>
+      <w:r>
+        <w:t>Keep the dialogue focused</w:t>
+      </w:r>
+    </w:p>
+    <w:p>
+      <w:pPr>
+        <w:pStyle w:val="ListBullet"/>
+      </w:pPr>
+      <w:r>
+        <w:t>Ask: Which facts are given, and which would we have to assume? Learners mark relevant details before discussing answers.</w:t>
+      </w:r>
+    </w:p>
+    <w:p>
+      <w:pPr>
+        <w:pStyle w:val="ListBullet"/>
+      </w:pPr>
+      <w:r>
+        <w:t>Say: Predict first. Show the rule, information path or calculation that would produce the result. A correct guess is not yet an explanation.</w:t>
+      </w:r>
+    </w:p>
+    <w:p>
+      <w:pPr>
+        <w:pStyle w:val="ListBullet"/>
+      </w:pPr>
+      <w:r>
+        <w:t>In pairs, one learner solves while the other checks evidence; exchange roles. Remove the worked answer before independent assessment.</w:t>
+      </w:r>
+    </w:p>
+    <w:p>
+      <w:pPr>
+        <w:pStyle w:val="Heading2"/>
+      </w:pPr>
+      <w:r>
+        <w:t>Earlier board sequence and alternative case-specific schedule · reference / check after trying</w:t>
+      </w:r>
+    </w:p>
+    <w:p>
+      <w:pPr>
+        <w:spacing w:line="336" w:lineRule="auto" w:after="180"/>
+      </w:pPr>
+      <w:r>
+        <w:rPr>
+          <w:b w:val="0"/>
+        </w:rPr>
+        <w:t>Demonstrate and guide practice</w:t>
+      </w:r>
+    </w:p>
+    <w:p>
+      <w:pPr>
         <w:pStyle w:val="Heading3"/>
       </w:pPr>
       <w:r>
-        <w:t>Why this result follows</w:t>
+        <w:t>Board sequence</w:t>
       </w:r>
     </w:p>
     <w:p>
@@ -2593,19 +3161,54 @@
         <w:rPr>
           <w:b w:val="0"/>
         </w:rPr>
-        <w:t xml:space="preserve">The </w:t>
+        <w:t>Write the given facts: Six devices are a motion-triggered lamp, a trained photo sorter, a remote-controlled car, a calculator, an unspecified smart speaker and an unspecified robot vacuum.</w:t>
+      </w:r>
+    </w:p>
+    <w:p>
+      <w:pPr>
+        <w:spacing w:line="336" w:lineRule="auto" w:after="180"/>
+      </w:pPr>
+      <w:r>
+        <w:rPr>
+          <w:b w:val="0"/>
+        </w:rPr>
+        <w:t xml:space="preserve">Write the question to explain: Classify all six using </w:t>
       </w:r>
       <w:r>
         <w:rPr>
           <w:b/>
         </w:rPr>
-        <w:t>fitting</w:t>
-      </w:r>
-      <w:r>
-        <w:rPr>
-          <w:b w:val="0"/>
-        </w:rPr>
-        <w:t xml:space="preserve"> record supports calling the forecasting stage learned. Comparing 70 with 60 is an explicit rule. The final action belongs to a person.</w:t>
+        <w:t>mechanism</w:t>
+      </w:r>
+      <w:r>
+        <w:rPr>
+          <w:b w:val="0"/>
+        </w:rPr>
+        <w:t xml:space="preserve"> </w:t>
+      </w:r>
+      <w:r>
+        <w:rPr>
+          <w:b/>
+        </w:rPr>
+        <w:t>evidence</w:t>
+      </w:r>
+      <w:r>
+        <w:rPr>
+          <w:b w:val="0"/>
+        </w:rPr>
+        <w:t xml:space="preserve">. Which two need </w:t>
+      </w:r>
+      <w:r>
+        <w:rPr>
+          <w:b/>
+        </w:rPr>
+        <w:t>more information</w:t>
+      </w:r>
+      <w:r>
+        <w:rPr>
+          <w:b w:val="0"/>
+        </w:rPr>
+        <w:t>?</w:t>
       </w:r>
     </w:p>
     <w:p>
@@ -2616,43 +3219,101 @@
         <w:rPr>
           <w:b w:val="0"/>
         </w:rPr>
-        <w:t xml:space="preserve">Merely seeing TAKE ONE would not reveal any of these </w:t>
+        <w:t xml:space="preserve">Reveal after </w:t>
       </w:r>
       <w:r>
         <w:rPr>
           <w:b/>
         </w:rPr>
+        <w:t>prediction</w:t>
+      </w:r>
+      <w:r>
+        <w:rPr>
+          <w:b w:val="0"/>
+        </w:rPr>
+        <w:t xml:space="preserve">s: The lamp uses a fixed rule; the photo sorter uses a </w:t>
+      </w:r>
+      <w:r>
+        <w:rPr>
+          <w:b/>
+        </w:rPr>
+        <w:t>learned model</w:t>
+      </w:r>
+      <w:r>
+        <w:rPr>
+          <w:b w:val="0"/>
+        </w:rPr>
+        <w:t xml:space="preserve">; the car follows human commands; the calculator performs arithmetic. The speaker and vacuum need </w:t>
+      </w:r>
+      <w:r>
+        <w:rPr>
+          <w:b/>
+        </w:rPr>
         <w:t>mechanism</w:t>
       </w:r>
       <w:r>
         <w:rPr>
           <w:b w:val="0"/>
         </w:rPr>
-        <w:t xml:space="preserve">s; the </w:t>
+        <w:t xml:space="preserve"> details.</w:t>
+      </w:r>
+    </w:p>
+    <w:p>
+      <w:pPr>
+        <w:spacing w:line="336" w:lineRule="auto" w:after="180"/>
+      </w:pPr>
+      <w:r>
+        <w:rPr>
+          <w:b w:val="0"/>
+        </w:rPr>
+        <w:t xml:space="preserve">Products can combine </w:t>
       </w:r>
       <w:r>
         <w:rPr>
           <w:b/>
         </w:rPr>
-        <w:t>process</w:t>
-      </w:r>
-      <w:r>
-        <w:rPr>
-          <w:b w:val="0"/>
-        </w:rPr>
-        <w:t xml:space="preserve"> notes supply that </w:t>
+        <w:t>mechanism</w:t>
+      </w:r>
+      <w:r>
+        <w:rPr>
+          <w:b w:val="0"/>
+        </w:rPr>
+        <w:t>s. A robot body or smart label proves none of them.</w:t>
+      </w:r>
+    </w:p>
+    <w:p>
+      <w:pPr>
+        <w:spacing w:line="336" w:lineRule="auto" w:after="180"/>
+      </w:pPr>
+      <w:r>
+        <w:rPr>
+          <w:b w:val="0"/>
+        </w:rPr>
+        <w:t xml:space="preserve">Optional later transfer practice: A toy follows your steering buttons. A photo app learned from labelled pictures. A talking clock follows a written timetable. Which uses a </w:t>
       </w:r>
       <w:r>
         <w:rPr>
           <w:b/>
         </w:rPr>
+        <w:t>learned model</w:t>
+      </w:r>
+      <w:r>
+        <w:rPr>
+          <w:b w:val="0"/>
+        </w:rPr>
+        <w:t xml:space="preserve">? What </w:t>
+      </w:r>
+      <w:r>
+        <w:rPr>
+          <w:b/>
+        </w:rPr>
         <w:t>evidence</w:t>
       </w:r>
       <w:r>
         <w:rPr>
           <w:b w:val="0"/>
         </w:rPr>
-        <w:t>.</w:t>
+        <w:t xml:space="preserve"> supports each classification? Keep the greenhouse as the selected independent assessment.</w:t>
       </w:r>
     </w:p>
     <w:p>
@@ -2660,7 +3321,7 @@
         <w:pStyle w:val="Heading3"/>
       </w:pPr>
       <w:r>
-        <w:t>What this example does not establish</w:t>
+        <w:t>Classroom dialogue</w:t>
       </w:r>
     </w:p>
     <w:p>
@@ -2671,455 +3332,7 @@
         <w:rPr>
           <w:b w:val="0"/>
         </w:rPr>
-        <w:t xml:space="preserve">A correct rule comparison does not establish that rain will occur or that </w:t>
-      </w:r>
-      <w:r>
-        <w:rPr>
-          <w:b/>
-        </w:rPr>
-        <w:t>70%</w:t>
-      </w:r>
-      <w:r>
-        <w:rPr>
-          <w:b w:val="0"/>
-        </w:rPr>
-        <w:t xml:space="preserve"> forecasts are followed by rain on about 70 out of 100 comparable days.</w:t>
-      </w:r>
-    </w:p>
-    <w:p>
-      <w:pPr>
-        <w:pStyle w:val="Heading3"/>
-      </w:pPr>
-      <w:r>
-        <w:t>Change one thing in the pictured case</w:t>
-      </w:r>
-    </w:p>
-    <w:p>
-      <w:pPr>
-        <w:spacing w:line="336" w:lineRule="auto" w:after="180"/>
-      </w:pPr>
-      <w:r>
-        <w:rPr>
-          <w:b w:val="0"/>
-        </w:rPr>
-        <w:t xml:space="preserve">Change: Keep the forecast but raise the display boundary to </w:t>
-      </w:r>
-      <w:r>
-        <w:rPr>
-          <w:b/>
-        </w:rPr>
-        <w:t>80%</w:t>
-      </w:r>
-      <w:r>
-        <w:rPr>
-          <w:b w:val="0"/>
-        </w:rPr>
-        <w:t>.</w:t>
-      </w:r>
-    </w:p>
-    <w:p>
-      <w:pPr>
-        <w:spacing w:line="336" w:lineRule="auto" w:after="180"/>
-      </w:pPr>
-      <w:r>
-        <w:rPr>
-          <w:b/>
-        </w:rPr>
-        <w:t>Prediction</w:t>
-      </w:r>
-      <w:r>
-        <w:rPr>
-          <w:b w:val="0"/>
-        </w:rPr>
-        <w:t>: The display no longer says TAKE ONE.</w:t>
-      </w:r>
-    </w:p>
-    <w:p>
-      <w:pPr>
-        <w:spacing w:line="336" w:lineRule="auto" w:after="180"/>
-      </w:pPr>
-      <w:r>
-        <w:rPr>
-          <w:b w:val="0"/>
-        </w:rPr>
-        <w:t>Reason: 70 is below 80; changing a display rule does not refit the model.</w:t>
-      </w:r>
-    </w:p>
-    <w:p>
-      <w:pPr>
-        <w:pStyle w:val="Heading3"/>
-      </w:pPr>
-      <w:r>
-        <w:t>Ask while showing the picture</w:t>
-      </w:r>
-    </w:p>
-    <w:p>
-      <w:pPr>
-        <w:pStyle w:val="Heading3"/>
-      </w:pPr>
-      <w:r>
-        <w:t>Reveal the picture one step at a time</w:t>
-      </w:r>
-    </w:p>
-    <w:p>
-      <w:pPr>
-        <w:spacing w:line="336" w:lineRule="auto" w:after="180"/>
-      </w:pPr>
-      <w:r>
-        <w:rPr>
-          <w:b w:val="0"/>
-        </w:rPr>
-        <w:t xml:space="preserve">Cover the result. Ask learners to name the </w:t>
-      </w:r>
-      <w:r>
-        <w:rPr>
-          <w:b/>
-        </w:rPr>
-        <w:t>input</w:t>
-      </w:r>
-      <w:r>
-        <w:rPr>
-          <w:b w:val="0"/>
-        </w:rPr>
-        <w:t xml:space="preserve">s and predict the next step. Uncover one step, connect the icon to the actual procedure, and explain its </w:t>
-      </w:r>
-      <w:r>
-        <w:rPr>
-          <w:b/>
-        </w:rPr>
-        <w:t>evidence</w:t>
-      </w:r>
-      <w:r>
-        <w:rPr>
-          <w:b w:val="0"/>
-        </w:rPr>
-        <w:t>. Then change the supplied condition and compare.</w:t>
-      </w:r>
-    </w:p>
-    <w:p>
-      <w:pPr>
-        <w:spacing w:line="336" w:lineRule="auto" w:after="180"/>
-      </w:pPr>
-      <w:r>
-        <w:rPr>
-          <w:b w:val="0"/>
-        </w:rPr>
-        <w:t>The picture is a representation; it does not document execution of a real AI model.</w:t>
-      </w:r>
-    </w:p>
-    <w:p>
-      <w:pPr>
-        <w:pStyle w:val="Heading1"/>
-      </w:pPr>
-      <w:r>
-        <w:t>03. Demonstrate and guide practice</w:t>
-      </w:r>
-    </w:p>
-    <w:p>
-      <w:r>
-        <w:t>Use the board sequence and dialogue to model reasoning, reduce help, and check every learner before discussion.</w:t>
-      </w:r>
-    </w:p>
-    <w:p>
-      <w:pPr>
-        <w:pStyle w:val="Heading3"/>
-      </w:pPr>
-      <w:r>
-        <w:t>Board sequence</w:t>
-      </w:r>
-    </w:p>
-    <w:p>
-      <w:pPr>
-        <w:pStyle w:val="Heading3"/>
-      </w:pPr>
-      <w:r>
-        <w:t>1. Put the facts on the board</w:t>
-      </w:r>
-    </w:p>
-    <w:p>
-      <w:pPr>
-        <w:spacing w:line="336" w:lineRule="auto" w:after="180"/>
-        <w:shd w:fill="F4F9FC"/>
-      </w:pPr>
-      <w:r>
-        <w:rPr>
-          <w:b w:val="0"/>
-        </w:rPr>
-        <w:t>Write the given facts: Six devices are a motion-triggered lamp, a trained photo sorter, a remote-controlled car, a calculator, an unspecified smart speaker and an unspecified robot vacuum.</w:t>
-      </w:r>
-    </w:p>
-    <w:p>
-      <w:pPr>
-        <w:pStyle w:val="Heading3"/>
-      </w:pPr>
-      <w:r>
-        <w:t>2. State the decision to explain</w:t>
-      </w:r>
-    </w:p>
-    <w:p>
-      <w:pPr>
-        <w:spacing w:line="336" w:lineRule="auto" w:after="180"/>
-        <w:shd w:fill="F4F9FC"/>
-      </w:pPr>
-      <w:r>
-        <w:rPr>
-          <w:b w:val="0"/>
-        </w:rPr>
-        <w:t xml:space="preserve">Write the question to explain: Classify all six using </w:t>
-      </w:r>
-      <w:r>
-        <w:rPr>
-          <w:b/>
-        </w:rPr>
-        <w:t>mechanism</w:t>
-      </w:r>
-      <w:r>
-        <w:rPr>
-          <w:b w:val="0"/>
-        </w:rPr>
-        <w:t xml:space="preserve"> </w:t>
-      </w:r>
-      <w:r>
-        <w:rPr>
-          <w:b/>
-        </w:rPr>
-        <w:t>evidence</w:t>
-      </w:r>
-      <w:r>
-        <w:rPr>
-          <w:b w:val="0"/>
-        </w:rPr>
-        <w:t xml:space="preserve">. Which two need </w:t>
-      </w:r>
-      <w:r>
-        <w:rPr>
-          <w:b/>
-        </w:rPr>
-        <w:t>more information</w:t>
-      </w:r>
-      <w:r>
-        <w:rPr>
-          <w:b w:val="0"/>
-        </w:rPr>
-        <w:t>?</w:t>
-      </w:r>
-    </w:p>
-    <w:p>
-      <w:pPr>
-        <w:pStyle w:val="Heading3"/>
-      </w:pPr>
-      <w:r>
-        <w:t>3. Reveal the worked reasoning</w:t>
-      </w:r>
-    </w:p>
-    <w:p>
-      <w:pPr>
-        <w:spacing w:line="336" w:lineRule="auto" w:after="180"/>
-        <w:shd w:fill="F1F6FC"/>
-      </w:pPr>
-      <w:r>
-        <w:rPr>
-          <w:b w:val="0"/>
-        </w:rPr>
-        <w:t xml:space="preserve">Reveal after </w:t>
-      </w:r>
-      <w:r>
-        <w:rPr>
-          <w:b/>
-        </w:rPr>
-        <w:t>prediction</w:t>
-      </w:r>
-      <w:r>
-        <w:rPr>
-          <w:b w:val="0"/>
-        </w:rPr>
-        <w:t xml:space="preserve">s: The lamp uses a fixed rule; the photo sorter uses a </w:t>
-      </w:r>
-      <w:r>
-        <w:rPr>
-          <w:b/>
-        </w:rPr>
-        <w:t>learned model</w:t>
-      </w:r>
-      <w:r>
-        <w:rPr>
-          <w:b w:val="0"/>
-        </w:rPr>
-        <w:t xml:space="preserve">; the car follows human commands; the calculator performs arithmetic. The speaker and vacuum need </w:t>
-      </w:r>
-      <w:r>
-        <w:rPr>
-          <w:b/>
-        </w:rPr>
-        <w:t>mechanism</w:t>
-      </w:r>
-      <w:r>
-        <w:rPr>
-          <w:b w:val="0"/>
-        </w:rPr>
-        <w:t xml:space="preserve"> details.</w:t>
-      </w:r>
-    </w:p>
-    <w:p>
-      <w:pPr>
-        <w:spacing w:line="336" w:lineRule="auto" w:after="180"/>
-        <w:shd w:fill="F1F6FC"/>
-      </w:pPr>
-      <w:r>
-        <w:rPr>
-          <w:b w:val="0"/>
-        </w:rPr>
-        <w:t xml:space="preserve">Products can combine </w:t>
-      </w:r>
-      <w:r>
-        <w:rPr>
-          <w:b/>
-        </w:rPr>
-        <w:t>mechanism</w:t>
-      </w:r>
-      <w:r>
-        <w:rPr>
-          <w:b w:val="0"/>
-        </w:rPr>
-        <w:t>s. A robot body or smart label proves none of them.</w:t>
-      </w:r>
-    </w:p>
-    <w:p>
-      <w:pPr>
-        <w:pStyle w:val="Heading3"/>
-      </w:pPr>
-      <w:r>
-        <w:t>4. Hold back the independent task</w:t>
-      </w:r>
-    </w:p>
-    <w:p>
-      <w:pPr>
-        <w:spacing w:line="336" w:lineRule="auto" w:after="180"/>
-        <w:shd w:fill="FFF5E6"/>
-      </w:pPr>
-      <w:r>
-        <w:rPr>
-          <w:b w:val="0"/>
-        </w:rPr>
-        <w:t xml:space="preserve">Keep for an independent attempt: A toy follows your steering buttons. A photo app learned from labelled pictures. A talking clock follows a written timetable. Which uses a </w:t>
-      </w:r>
-      <w:r>
-        <w:rPr>
-          <w:b/>
-        </w:rPr>
-        <w:t>learned model</w:t>
-      </w:r>
-      <w:r>
-        <w:rPr>
-          <w:b w:val="0"/>
-        </w:rPr>
-        <w:t>?</w:t>
-      </w:r>
-    </w:p>
-    <w:p>
-      <w:pPr>
-        <w:spacing w:line="336" w:lineRule="auto" w:after="180"/>
-        <w:shd w:fill="FFF5E6"/>
-      </w:pPr>
-      <w:r>
-        <w:rPr>
-          <w:b w:val="0"/>
-        </w:rPr>
-        <w:t xml:space="preserve">What </w:t>
-      </w:r>
-      <w:r>
-        <w:rPr>
-          <w:b/>
-        </w:rPr>
-        <w:t>evidence</w:t>
-      </w:r>
-      <w:r>
-        <w:rPr>
-          <w:b w:val="0"/>
-        </w:rPr>
-        <w:t xml:space="preserve"> supports each classification?</w:t>
-      </w:r>
-    </w:p>
-    <w:p>
-      <w:pPr>
-        <w:pStyle w:val="Heading3"/>
-      </w:pPr>
-      <w:r>
-        <w:t>Classroom dialogue</w:t>
-      </w:r>
-    </w:p>
-    <w:p>
-      <w:pPr>
-        <w:pStyle w:val="Heading3"/>
-      </w:pPr>
-      <w:r>
-        <w:t>Ask the class</w:t>
-      </w:r>
-    </w:p>
-    <w:p>
-      <w:pPr>
-        <w:spacing w:line="336" w:lineRule="auto" w:after="180"/>
-        <w:shd w:fill="F5F1FB"/>
-      </w:pPr>
-      <w:r>
-        <w:rPr>
-          <w:b w:val="0"/>
-        </w:rPr>
-        <w:t>Ask: Which facts are given, and which would we have to assume? Learners mark relevant details before discussing answers.</w:t>
-      </w:r>
-    </w:p>
-    <w:p>
-      <w:pPr>
-        <w:pStyle w:val="Heading3"/>
-      </w:pPr>
-      <w:r>
-        <w:t>Language to model</w:t>
-      </w:r>
-    </w:p>
-    <w:p>
-      <w:pPr>
-        <w:spacing w:line="336" w:lineRule="auto" w:after="180"/>
-        <w:shd w:fill="F1F6F8"/>
-      </w:pPr>
-      <w:r>
-        <w:rPr>
-          <w:b w:val="0"/>
-        </w:rPr>
-        <w:t>Say: Predict first. Show the rule, information path or calculation that would produce the result. A correct guess is not yet an explanation.</w:t>
-      </w:r>
-    </w:p>
-    <w:p>
-      <w:pPr>
-        <w:spacing w:line="336" w:lineRule="auto" w:after="180"/>
-      </w:pPr>
-      <w:r>
-        <w:rPr>
-          <w:b w:val="0"/>
-        </w:rPr>
         <w:t>Reveal reasoning one step at a time. Explain why a tempting alternative fails. Write units and denominators for arithmetic, trace conditions for decisions, and identify supporting sources for claims.</w:t>
-      </w:r>
-    </w:p>
-    <w:p>
-      <w:pPr>
-        <w:spacing w:line="336" w:lineRule="auto" w:after="180"/>
-      </w:pPr>
-      <w:r>
-        <w:rPr>
-          <w:b w:val="0"/>
-        </w:rPr>
-        <w:t xml:space="preserve">In pairs, one learner solves while the other checks </w:t>
-      </w:r>
-      <w:r>
-        <w:rPr>
-          <w:b/>
-        </w:rPr>
-        <w:t>evidence</w:t>
-      </w:r>
-      <w:r>
-        <w:rPr>
-          <w:b w:val="0"/>
-        </w:rPr>
-        <w:t>; exchange roles. Remove the worked answer before independent assessment.</w:t>
       </w:r>
     </w:p>
     <w:p>
@@ -3439,31 +3652,7 @@
         <w:pStyle w:val="Heading3"/>
       </w:pPr>
       <w:r>
-        <w:t>Completion practice</w:t>
-      </w:r>
-    </w:p>
-    <w:p>
-      <w:pPr>
-        <w:spacing w:line="336" w:lineRule="auto" w:after="180"/>
-        <w:shd w:fill="F5F1FB"/>
-      </w:pPr>
-      <w:r>
-        <w:rPr>
-          <w:b w:val="0"/>
-        </w:rPr>
-        <w:t xml:space="preserve">Completion task: Use the photo-library case from the lesson. Classify the </w:t>
-      </w:r>
-      <w:r>
-        <w:rPr>
-          <w:b/>
-        </w:rPr>
-        <w:t>prediction</w:t>
-      </w:r>
-      <w:r>
-        <w:rPr>
-          <w:b w:val="0"/>
-        </w:rPr>
-        <w:t>, album-placement rule and owner move. A bicycle photo is in the wrong album. Name the first two records you would inspect.</w:t>
+        <w:t>Individual reasoning check</w:t>
       </w:r>
     </w:p>
     <w:p>
@@ -3471,130 +3660,7 @@
         <w:pStyle w:val="Heading3"/>
       </w:pPr>
       <w:r>
-        <w:t>Reasoning to listen for</w:t>
-      </w:r>
-    </w:p>
-    <w:p>
-      <w:pPr>
-        <w:spacing w:line="336" w:lineRule="auto" w:after="180"/>
-        <w:shd w:fill="F1F6FC"/>
-      </w:pPr>
-      <w:r>
-        <w:rPr>
-          <w:b w:val="0"/>
-        </w:rPr>
-        <w:t xml:space="preserve">Teacher check: </w:t>
-      </w:r>
-      <w:r>
-        <w:rPr>
-          <w:b/>
-        </w:rPr>
-        <w:t>Prediction</w:t>
-      </w:r>
-      <w:r>
-        <w:rPr>
-          <w:b w:val="0"/>
-        </w:rPr>
-        <w:t xml:space="preserve"> is learned because it was fitted using labelled pictures. Album placement is a </w:t>
-      </w:r>
-      <w:r>
-        <w:rPr>
-          <w:b/>
-        </w:rPr>
-        <w:t>written rule</w:t>
-      </w:r>
-      <w:r>
-        <w:rPr>
-          <w:b w:val="0"/>
-        </w:rPr>
-        <w:t xml:space="preserve">; the owner move is </w:t>
-      </w:r>
-      <w:r>
-        <w:rPr>
-          <w:b/>
-        </w:rPr>
-        <w:t>human control</w:t>
-      </w:r>
-      <w:r>
-        <w:rPr>
-          <w:b w:val="0"/>
-        </w:rPr>
-        <w:t xml:space="preserve">. Inspect the stored </w:t>
-      </w:r>
-      <w:r>
-        <w:rPr>
-          <w:b/>
-        </w:rPr>
-        <w:t>prediction</w:t>
-      </w:r>
-      <w:r>
-        <w:rPr>
-          <w:b w:val="0"/>
-        </w:rPr>
-        <w:t xml:space="preserve"> and the placement or move record.</w:t>
-      </w:r>
-    </w:p>
-    <w:p>
-      <w:pPr>
-        <w:spacing w:line="336" w:lineRule="auto" w:after="180"/>
-        <w:shd w:fill="F1F6FC"/>
-      </w:pPr>
-      <w:r>
-        <w:rPr>
-          <w:b w:val="0"/>
-        </w:rPr>
-        <w:t xml:space="preserve">A wrong album alone cannot distinguish </w:t>
-      </w:r>
-      <w:r>
-        <w:rPr>
-          <w:b/>
-        </w:rPr>
-        <w:t>prediction</w:t>
-      </w:r>
-      <w:r>
-        <w:rPr>
-          <w:b w:val="0"/>
-        </w:rPr>
-        <w:t xml:space="preserve"> error from a later action.</w:t>
-      </w:r>
-    </w:p>
-    <w:p>
-      <w:r>
-        <w:t>The case-specific table above is a focused two-session sequence (90 minutes). Allow additional sessions for the rest of the weekly work; the allocations are planning examples, not validated durations.</w:t>
-      </w:r>
-    </w:p>
-    <w:p>
-      <w:pPr>
-        <w:spacing w:line="336" w:lineRule="auto" w:after="180"/>
-      </w:pPr>
-      <w:r>
-        <w:rPr>
-          <w:b w:val="0"/>
-        </w:rPr>
-        <w:t xml:space="preserve">Start by identifying the given </w:t>
-      </w:r>
-      <w:r>
-        <w:rPr>
-          <w:b/>
-        </w:rPr>
-        <w:t>input</w:t>
-      </w:r>
-      <w:r>
-        <w:rPr>
-          <w:b w:val="0"/>
-        </w:rPr>
-        <w:t>s together. Leave the intermediate steps blank. If needed, model one step, then withdraw that help on the next step. Move to a full trace only when the partial trace is understood.</w:t>
-      </w:r>
-    </w:p>
-    <w:p>
-      <w:pPr>
-        <w:spacing w:line="336" w:lineRule="auto" w:after="180"/>
-      </w:pPr>
-      <w:r>
-        <w:rPr>
-          <w:b w:val="0"/>
-        </w:rPr>
-        <w:t>For partners, alternate explainer and checker; collect a response from every learner before discussion.</w:t>
+        <w:t>Pictorial practice question</w:t>
       </w:r>
     </w:p>
     <w:p>
@@ -3602,405 +3668,68 @@
         <w:pStyle w:val="Heading3"/>
       </w:pPr>
       <w:r>
-        <w:t>Individual reasoning check</w:t>
-      </w:r>
-    </w:p>
-    <w:p>
-      <w:pPr>
-        <w:spacing w:line="336" w:lineRule="auto" w:after="180"/>
-      </w:pPr>
-      <w:r>
-        <w:rPr>
-          <w:b w:val="0"/>
-        </w:rPr>
-        <w:t xml:space="preserve">Use the worked case for </w:t>
-      </w:r>
-      <w:r>
-        <w:rPr>
-          <w:b/>
-        </w:rPr>
-        <w:t>Evidence</w:t>
-      </w:r>
-      <w:r>
-        <w:rPr>
-          <w:b w:val="0"/>
-        </w:rPr>
-        <w:t xml:space="preserve"> and decision </w:t>
-      </w:r>
-      <w:r>
-        <w:rPr>
-          <w:b/>
-        </w:rPr>
-        <w:t>mechanism</w:t>
-      </w:r>
-      <w:r>
-        <w:rPr>
-          <w:b w:val="0"/>
-        </w:rPr>
-        <w:t>s. Proposed explanation: “All rules are outside AI”. Decide whether this explanation is supported.</w:t>
-      </w:r>
-    </w:p>
-    <w:p>
-      <w:pPr>
-        <w:spacing w:line="336" w:lineRule="auto" w:after="180"/>
-      </w:pPr>
-      <w:r>
-        <w:rPr>
-          <w:b w:val="0"/>
-        </w:rPr>
-        <w:t>Point to the step or supplied fact that decides; explain your repair if needed.</w:t>
-      </w:r>
-    </w:p>
-    <w:p>
-      <w:pPr>
-        <w:pStyle w:val="Heading3"/>
-      </w:pPr>
-      <w:r>
-        <w:t>Expected repair</w:t>
-      </w:r>
-    </w:p>
-    <w:p>
-      <w:pPr>
-        <w:spacing w:line="336" w:lineRule="auto" w:after="180"/>
-        <w:shd w:fill="F1F6FC"/>
-      </w:pPr>
-      <w:r>
-        <w:rPr>
-          <w:b w:val="0"/>
-        </w:rPr>
-        <w:t>Expected correction: Explain that AI also includes symbolic reasoning. In the specific bus case, the simple colour threshold is automation; the full system contains a fitted predictor.</w:t>
-      </w:r>
-    </w:p>
-    <w:p>
-      <w:pPr>
-        <w:spacing w:line="336" w:lineRule="auto" w:after="180"/>
-      </w:pPr>
-      <w:r>
-        <w:rPr>
-          <w:b w:val="0"/>
-        </w:rPr>
-        <w:t>Collect explanations, not only yes/no votes. If a misunderstanding is common, re-model the relevant step for the class.</w:t>
-      </w:r>
-    </w:p>
-    <w:p>
-      <w:pPr>
-        <w:spacing w:line="336" w:lineRule="auto" w:after="180"/>
-      </w:pPr>
-      <w:r>
-        <w:rPr>
-          <w:b w:val="0"/>
-        </w:rPr>
-        <w:t>If it affects a few learners, give a short targeted group explanation while others solve a more demanding variation.</w:t>
-      </w:r>
-    </w:p>
-    <w:p>
-      <w:pPr>
-        <w:pStyle w:val="Heading3"/>
-      </w:pPr>
-      <w:r>
-        <w:t>Pictorial practice question</w:t>
-      </w:r>
-    </w:p>
-    <w:p>
-      <w:pPr>
-        <w:spacing w:line="336" w:lineRule="auto" w:after="180"/>
-        <w:shd w:fill="F5F1FB"/>
-      </w:pPr>
-      <w:r>
-        <w:rPr>
-          <w:b w:val="0"/>
-        </w:rPr>
-        <w:t>Point to the learned stage. Does the changed display prove the weather forecast changed?</w:t>
-      </w:r>
-    </w:p>
-    <w:p>
-      <w:pPr>
-        <w:pStyle w:val="Heading3"/>
-      </w:pPr>
-      <w:r>
         <w:t>Reasoned teacher answer</w:t>
       </w:r>
     </w:p>
     <w:p>
       <w:pPr>
-        <w:spacing w:line="336" w:lineRule="auto" w:after="180"/>
-      </w:pPr>
-      <w:r>
-        <w:rPr>
-          <w:b w:val="0"/>
-        </w:rPr>
-        <w:t xml:space="preserve">The forecast stage is learned; it remains </w:t>
-      </w:r>
-      <w:r>
-        <w:rPr>
-          <w:b/>
-        </w:rPr>
-        <w:t>70%</w:t>
-      </w:r>
-      <w:r>
-        <w:rPr>
-          <w:b w:val="0"/>
-        </w:rPr>
-        <w:t>. Only the boundary and resulting message changed.</w:t>
-      </w:r>
-    </w:p>
-    <w:p>
-      <w:pPr>
-        <w:spacing w:line="336" w:lineRule="auto" w:after="180"/>
-      </w:pPr>
-      <w:r>
-        <w:rPr>
-          <w:b w:val="0"/>
-        </w:rPr>
-        <w:t>Changed-case reasoning: The display no longer says TAKE ONE. 70 is below 80; changing a display rule does not refit the model.</w:t>
-      </w:r>
-    </w:p>
-    <w:p>
-      <w:pPr>
-        <w:spacing w:line="336" w:lineRule="auto" w:after="180"/>
-      </w:pPr>
-      <w:r>
-        <w:rPr>
-          <w:b w:val="0"/>
-        </w:rPr>
-        <w:t xml:space="preserve">Collect each learner’s explanation before discussion. Use the first missing connection between </w:t>
-      </w:r>
-      <w:r>
-        <w:rPr>
-          <w:b/>
-        </w:rPr>
-        <w:t>input</w:t>
-      </w:r>
-      <w:r>
-        <w:rPr>
-          <w:b w:val="0"/>
-        </w:rPr>
-        <w:t xml:space="preserve">, deciding step and result to choose support. This question is worked-case practice, not fresh mastery </w:t>
-      </w:r>
-      <w:r>
-        <w:rPr>
-          <w:b/>
-        </w:rPr>
-        <w:t>evidence</w:t>
-      </w:r>
-      <w:r>
-        <w:rPr>
-          <w:b w:val="0"/>
-        </w:rPr>
-        <w:t>.</w:t>
-      </w:r>
-    </w:p>
-    <w:p>
-      <w:pPr>
         <w:pStyle w:val="Heading1"/>
       </w:pPr>
       <w:r>
-        <w:t>04. Run the weekly evidence lab</w:t>
-      </w:r>
-    </w:p>
-    <w:p>
-      <w:r>
-        <w:t>Run the evidence investigation, capture actual observations and choose support from the first reasoning error.</w:t>
-      </w:r>
-    </w:p>
-    <w:p>
-      <w:pPr>
-        <w:spacing w:line="336" w:lineRule="auto" w:after="180"/>
-      </w:pPr>
-      <w:r>
-        <w:rPr>
-          <w:b w:val="0"/>
-        </w:rPr>
-        <w:t xml:space="preserve">Predict first, test honestly, and explain what the </w:t>
-      </w:r>
-      <w:r>
-        <w:rPr>
-          <w:b/>
-        </w:rPr>
-        <w:t>evidence</w:t>
-      </w:r>
-      <w:r>
-        <w:rPr>
-          <w:b w:val="0"/>
-        </w:rPr>
-        <w:t xml:space="preserve"> means.</w:t>
-      </w:r>
-    </w:p>
-    <w:p>
-      <w:pPr>
-        <w:pStyle w:val="Heading3"/>
-      </w:pPr>
-      <w:r>
-        <w:t>1. Predict</w:t>
-      </w:r>
-    </w:p>
-    <w:p>
-      <w:pPr>
-        <w:spacing w:line="336" w:lineRule="auto" w:after="180"/>
-        <w:shd w:fill="F4F9FC"/>
-      </w:pPr>
-      <w:r>
-        <w:rPr>
-          <w:b w:val="0"/>
-        </w:rPr>
-        <w:t xml:space="preserve">State your </w:t>
-      </w:r>
-      <w:r>
-        <w:rPr>
-          <w:b/>
-        </w:rPr>
-        <w:t>prediction</w:t>
-      </w:r>
-      <w:r>
-        <w:rPr>
-          <w:b w:val="0"/>
-        </w:rPr>
-        <w:t xml:space="preserve"> before the result is known.</w:t>
-      </w:r>
-    </w:p>
-    <w:p>
-      <w:pPr>
-        <w:pStyle w:val="Heading3"/>
-      </w:pPr>
-      <w:r>
-        <w:t>2. Investigate</w:t>
-      </w:r>
-    </w:p>
-    <w:p>
-      <w:pPr>
-        <w:spacing w:line="336" w:lineRule="auto" w:after="180"/>
-        <w:shd w:fill="F4F9FC"/>
-      </w:pPr>
-      <w:r>
-        <w:rPr>
-          <w:b w:val="0"/>
-        </w:rPr>
-        <w:t xml:space="preserve">Complete the task: Sort six devices by </w:t>
-      </w:r>
-      <w:r>
-        <w:rPr>
-          <w:b/>
-        </w:rPr>
-        <w:t>mechanism</w:t>
-      </w:r>
-      <w:r>
-        <w:rPr>
-          <w:b w:val="0"/>
-        </w:rPr>
-        <w:t xml:space="preserve"> and defend two borderline cases.</w:t>
-      </w:r>
-    </w:p>
-    <w:p>
-      <w:pPr>
-        <w:pStyle w:val="Heading3"/>
-      </w:pPr>
-      <w:r>
-        <w:t>3. Compare cases</w:t>
-      </w:r>
-    </w:p>
-    <w:p>
-      <w:pPr>
-        <w:spacing w:line="336" w:lineRule="auto" w:after="180"/>
-        <w:shd w:fill="F4F9FC"/>
-      </w:pPr>
-      <w:r>
-        <w:rPr>
-          <w:b w:val="0"/>
-        </w:rPr>
+        <w:t>04. Run the device detective investigation</w:t>
+      </w:r>
+    </w:p>
+    <w:p>
+      <w:r>
+        <w:t>The device cards are supported practice. Reserve the greenhouse for the independent attempt.</w:t>
+      </w:r>
+    </w:p>
+    <w:p>
+      <w:pPr>
+        <w:pStyle w:val="Heading2"/>
+      </w:pPr>
+      <w:r>
+        <w:t>Organise the task</w:t>
+      </w:r>
+    </w:p>
+    <w:p>
+      <w:pPr>
+        <w:pStyle w:val="ListNumber"/>
+      </w:pPr>
+      <w:r>
+        <w:t>Complete the task: Sort six devices by mechanism and defend two borderline cases.</w:t>
+      </w:r>
+    </w:p>
+    <w:p>
+      <w:pPr>
+        <w:pStyle w:val="ListNumber"/>
+      </w:pPr>
+      <w:r>
         <w:t>Keep a normal case and an edge case clearly separated.</w:t>
       </w:r>
     </w:p>
     <w:p>
       <w:pPr>
-        <w:pStyle w:val="Heading3"/>
-      </w:pPr>
-      <w:r>
-        <w:t>4. Record honestly</w:t>
-      </w:r>
-    </w:p>
-    <w:p>
-      <w:pPr>
-        <w:spacing w:line="336" w:lineRule="auto" w:after="180"/>
-        <w:shd w:fill="F4F9FC"/>
-      </w:pPr>
-      <w:r>
-        <w:rPr>
-          <w:b w:val="0"/>
-        </w:rPr>
-        <w:t xml:space="preserve">Record what happened—even when it does not match your </w:t>
-      </w:r>
-      <w:r>
-        <w:rPr>
-          <w:b/>
-        </w:rPr>
-        <w:t>prediction</w:t>
-      </w:r>
-      <w:r>
-        <w:rPr>
-          <w:b w:val="0"/>
-        </w:rPr>
-        <w:t>.</w:t>
-      </w:r>
-    </w:p>
-    <w:p>
-      <w:pPr>
-        <w:pStyle w:val="Heading3"/>
-      </w:pPr>
-      <w:r>
-        <w:t>5. Explain and plan the next test</w:t>
-      </w:r>
-    </w:p>
-    <w:p>
-      <w:pPr>
-        <w:spacing w:line="336" w:lineRule="auto" w:after="180"/>
-        <w:shd w:fill="F4F9FC"/>
-      </w:pPr>
-      <w:r>
-        <w:rPr>
-          <w:b w:val="0"/>
-        </w:rPr>
+        <w:pStyle w:val="ListNumber"/>
+      </w:pPr>
+      <w:r>
+        <w:t>Record what happened—even when it does not match your prediction.</w:t>
+      </w:r>
+    </w:p>
+    <w:p>
+      <w:pPr>
+        <w:pStyle w:val="ListNumber"/>
+      </w:pPr>
+      <w:r>
         <w:t>Explain the result, one limitation, and the next useful test.</w:t>
       </w:r>
     </w:p>
     <w:p>
       <w:pPr>
-        <w:spacing w:line="336" w:lineRule="auto" w:after="180"/>
-      </w:pPr>
-      <w:r>
-        <w:rPr>
-          <w:b w:val="0"/>
-        </w:rPr>
-        <w:t>INDEPENDENCE After support is removed, repeat the proof with a fresh case.</w:t>
-      </w:r>
-    </w:p>
-    <w:p>
-      <w:pPr>
-        <w:pStyle w:val="Heading3"/>
-      </w:pPr>
-      <w:r>
-        <w:t>Make the lab runnable</w:t>
-      </w:r>
-    </w:p>
-    <w:p>
-      <w:pPr>
-        <w:spacing w:line="336" w:lineRule="auto" w:after="180"/>
-      </w:pPr>
-      <w:r>
-        <w:rPr>
-          <w:b w:val="0"/>
-        </w:rPr>
-        <w:t>Use the concrete case as the shared normal case and the independent question as a second case. Each pair creates a boundary or missing-information case and predicts its result before testing.</w:t>
-      </w:r>
-    </w:p>
-    <w:p>
-      <w:pPr>
-        <w:spacing w:line="336" w:lineRule="auto" w:after="180"/>
-      </w:pPr>
-      <w:r>
-        <w:rPr>
-          <w:b w:val="0"/>
-        </w:rPr>
-        <w:t>Keep the expected result separate from an observed mistake.</w:t>
+        <w:pStyle w:val="Heading2"/>
+      </w:pPr>
+      <w:r>
+        <w:t>Keep an inspectable record</w:t>
       </w:r>
     </w:p>
     <w:tbl>
@@ -4151,30 +3880,21 @@
     </w:tbl>
     <w:p>
       <w:pPr>
-        <w:pStyle w:val="Heading3"/>
-      </w:pPr>
-      <w:r>
-        <w:t>Diagnose and reteach</w:t>
-      </w:r>
-    </w:p>
-    <w:p>
-      <w:pPr>
-        <w:pStyle w:val="Heading3"/>
-      </w:pPr>
-      <w:r>
-        <w:t>Find the unsupported claim</w:t>
+        <w:pStyle w:val="Heading2"/>
+      </w:pPr>
+      <w:r>
+        <w:t>Diagnose the first misunderstanding</w:t>
       </w:r>
     </w:p>
     <w:p>
       <w:pPr>
         <w:spacing w:line="336" w:lineRule="auto" w:after="180"/>
-        <w:shd w:fill="F5F1FB"/>
-      </w:pPr>
-      <w:r>
-        <w:rPr>
-          <w:b w:val="0"/>
-        </w:rPr>
-        <w:t>CLAIM TO REPAIR Talking proves that a machine learned.</w:t>
+      </w:pPr>
+      <w:r>
+        <w:rPr>
+          <w:b w:val="0"/>
+        </w:rPr>
+        <w:t>All rules are outside AI: Explain that AI also includes symbolic reasoning. In the specific bus case, the simple colour threshold is automation; the full system contains a fitted predictor.</w:t>
       </w:r>
     </w:p>
     <w:p>
@@ -4185,7 +3905,67 @@
         <w:rPr>
           <w:b w:val="0"/>
         </w:rPr>
-        <w:t>For guessing, return to given facts and request a trace. For vocabulary without application, use one example and one non-example. For arithmetic errors, check the setup before the calculation.</w:t>
+        <w:t xml:space="preserve">A correct </w:t>
+      </w:r>
+      <w:r>
+        <w:rPr>
+          <w:b/>
+        </w:rPr>
+        <w:t>output</w:t>
+      </w:r>
+      <w:r>
+        <w:rPr>
+          <w:b w:val="0"/>
+        </w:rPr>
+        <w:t xml:space="preserve"> proves a </w:t>
+      </w:r>
+      <w:r>
+        <w:rPr>
+          <w:b/>
+        </w:rPr>
+        <w:t>learned model</w:t>
+      </w:r>
+      <w:r>
+        <w:rPr>
+          <w:b w:val="0"/>
+        </w:rPr>
+        <w:t xml:space="preserve">: Ask whether a calculator, recording or person could produce the same correct </w:t>
+      </w:r>
+      <w:r>
+        <w:rPr>
+          <w:b/>
+        </w:rPr>
+        <w:t>output</w:t>
+      </w:r>
+      <w:r>
+        <w:rPr>
+          <w:b w:val="0"/>
+        </w:rPr>
+        <w:t xml:space="preserve">. Require </w:t>
+      </w:r>
+      <w:r>
+        <w:rPr>
+          <w:b/>
+        </w:rPr>
+        <w:t>evidence</w:t>
+      </w:r>
+      <w:r>
+        <w:rPr>
+          <w:b w:val="0"/>
+        </w:rPr>
+        <w:t xml:space="preserve"> about </w:t>
+      </w:r>
+      <w:r>
+        <w:rPr>
+          <w:b/>
+        </w:rPr>
+        <w:t>fitting</w:t>
+      </w:r>
+      <w:r>
+        <w:rPr>
+          <w:b w:val="0"/>
+        </w:rPr>
+        <w:t xml:space="preserve"> or reasoning.</w:t>
       </w:r>
     </w:p>
     <w:p>
@@ -4196,116 +3976,15 @@
         <w:rPr>
           <w:b w:val="0"/>
         </w:rPr>
-        <w:t>Finish with a different uncoached case before recording mastery.</w:t>
-      </w:r>
-    </w:p>
-    <w:p>
-      <w:pPr>
-        <w:pStyle w:val="Heading3"/>
-      </w:pPr>
-      <w:r>
-        <w:t>Address these additional misconceptions</w:t>
-      </w:r>
-    </w:p>
-    <w:p>
-      <w:pPr>
-        <w:spacing w:line="336" w:lineRule="auto" w:after="180"/>
-      </w:pPr>
-      <w:r>
-        <w:rPr>
-          <w:b w:val="0"/>
-        </w:rPr>
-        <w:t>All rules are outside AI: Explain that AI also includes symbolic reasoning. In the specific bus case, the simple colour threshold is automation; the full system contains a fitted predictor.</w:t>
-      </w:r>
-    </w:p>
-    <w:p>
-      <w:pPr>
-        <w:spacing w:line="336" w:lineRule="auto" w:after="180"/>
-      </w:pPr>
-      <w:r>
-        <w:rPr>
-          <w:b w:val="0"/>
-        </w:rPr>
-        <w:t xml:space="preserve">A correct </w:t>
-      </w:r>
-      <w:r>
-        <w:rPr>
-          <w:b/>
-        </w:rPr>
-        <w:t>output</w:t>
-      </w:r>
-      <w:r>
-        <w:rPr>
-          <w:b w:val="0"/>
-        </w:rPr>
-        <w:t xml:space="preserve"> proves a </w:t>
-      </w:r>
-      <w:r>
-        <w:rPr>
-          <w:b/>
-        </w:rPr>
-        <w:t>learned model</w:t>
-      </w:r>
-      <w:r>
-        <w:rPr>
-          <w:b w:val="0"/>
-        </w:rPr>
-        <w:t xml:space="preserve">: Ask whether a calculator, recording or person could produce the same correct </w:t>
-      </w:r>
-      <w:r>
-        <w:rPr>
-          <w:b/>
-        </w:rPr>
-        <w:t>output</w:t>
-      </w:r>
-      <w:r>
-        <w:rPr>
-          <w:b w:val="0"/>
-        </w:rPr>
-        <w:t xml:space="preserve">. Require </w:t>
-      </w:r>
-      <w:r>
-        <w:rPr>
-          <w:b/>
-        </w:rPr>
-        <w:t>evidence</w:t>
-      </w:r>
-      <w:r>
-        <w:rPr>
-          <w:b w:val="0"/>
-        </w:rPr>
-        <w:t xml:space="preserve"> about </w:t>
-      </w:r>
-      <w:r>
-        <w:rPr>
-          <w:b/>
-        </w:rPr>
-        <w:t>fitting</w:t>
-      </w:r>
-      <w:r>
-        <w:rPr>
-          <w:b w:val="0"/>
-        </w:rPr>
-        <w:t xml:space="preserve"> or reasoning.</w:t>
-      </w:r>
-    </w:p>
-    <w:p>
-      <w:pPr>
-        <w:spacing w:line="336" w:lineRule="auto" w:after="180"/>
-      </w:pPr>
-      <w:r>
-        <w:rPr>
-          <w:b w:val="0"/>
-        </w:rPr>
         <w:t>Unknown is a bad answer: Accept unknown when the learner identifies a specific missing fact and a useful way to obtain it.</w:t>
       </w:r>
     </w:p>
     <w:p>
       <w:pPr>
-        <w:pStyle w:val="Heading3"/>
-      </w:pPr>
-      <w:r>
-        <w:t>Match the support to the first error</w:t>
+        <w:pStyle w:val="Heading2"/>
+      </w:pPr>
+      <w:r>
+        <w:t>Choose the next teaching action</w:t>
       </w:r>
     </w:p>
     <w:tbl>
@@ -4478,15 +4157,840 @@
     </w:p>
     <w:p>
       <w:pPr>
+        <w:pStyle w:val="Heading2"/>
+      </w:pPr>
+      <w:r>
+        <w:t>Original lab setup, alternative workflow and general guidance · reference / check after trying</w:t>
+      </w:r>
+    </w:p>
+    <w:p>
+      <w:pPr>
+        <w:spacing w:line="336" w:lineRule="auto" w:after="180"/>
+      </w:pPr>
+      <w:r>
+        <w:rPr>
+          <w:b w:val="0"/>
+        </w:rPr>
+        <w:t>Run the weekly evidence lab</w:t>
+      </w:r>
+    </w:p>
+    <w:p>
+      <w:pPr>
+        <w:spacing w:line="336" w:lineRule="auto" w:after="180"/>
+      </w:pPr>
+      <w:r>
+        <w:rPr>
+          <w:b w:val="0"/>
+        </w:rPr>
+        <w:t xml:space="preserve">Predict first, test honestly, and explain what the </w:t>
+      </w:r>
+      <w:r>
+        <w:rPr>
+          <w:b/>
+        </w:rPr>
+        <w:t>evidence</w:t>
+      </w:r>
+      <w:r>
+        <w:rPr>
+          <w:b w:val="0"/>
+        </w:rPr>
+        <w:t xml:space="preserve"> means.</w:t>
+      </w:r>
+    </w:p>
+    <w:p>
+      <w:pPr>
+        <w:spacing w:line="336" w:lineRule="auto" w:after="180"/>
+      </w:pPr>
+      <w:r>
+        <w:rPr>
+          <w:b w:val="0"/>
+        </w:rPr>
+        <w:t xml:space="preserve">State your </w:t>
+      </w:r>
+      <w:r>
+        <w:rPr>
+          <w:b/>
+        </w:rPr>
+        <w:t>prediction</w:t>
+      </w:r>
+      <w:r>
+        <w:rPr>
+          <w:b w:val="0"/>
+        </w:rPr>
+        <w:t xml:space="preserve"> before the result is known.</w:t>
+      </w:r>
+    </w:p>
+    <w:p>
+      <w:pPr>
+        <w:spacing w:line="336" w:lineRule="auto" w:after="180"/>
+      </w:pPr>
+      <w:r>
+        <w:rPr>
+          <w:b w:val="0"/>
+        </w:rPr>
+        <w:t>INDEPENDENCE After support is removed, repeat the proof with a fresh case.</w:t>
+      </w:r>
+    </w:p>
+    <w:p>
+      <w:pPr>
+        <w:pStyle w:val="Heading3"/>
+      </w:pPr>
+      <w:r>
+        <w:t>Make the lab runnable</w:t>
+      </w:r>
+    </w:p>
+    <w:p>
+      <w:pPr>
+        <w:spacing w:line="336" w:lineRule="auto" w:after="180"/>
+      </w:pPr>
+      <w:r>
+        <w:rPr>
+          <w:b w:val="0"/>
+        </w:rPr>
+        <w:t>Use the six-device case as shared practice. Each pair creates a missing-information or changed-evidence case and predicts what could be concluded before checking it. Keep the greenhouse for an individual first attempt before hints or feedback; do not use it as a paired lab example.</w:t>
+      </w:r>
+    </w:p>
+    <w:p>
+      <w:pPr>
+        <w:pStyle w:val="Heading3"/>
+      </w:pPr>
+      <w:r>
+        <w:t>Diagnose and reteach</w:t>
+      </w:r>
+    </w:p>
+    <w:p>
+      <w:pPr>
+        <w:spacing w:line="336" w:lineRule="auto" w:after="180"/>
+      </w:pPr>
+      <w:r>
+        <w:rPr>
+          <w:b w:val="0"/>
+        </w:rPr>
+        <w:t>CLAIM TO REPAIR Talking proves that a machine learned.</w:t>
+      </w:r>
+    </w:p>
+    <w:p>
+      <w:pPr>
+        <w:spacing w:line="336" w:lineRule="auto" w:after="180"/>
+      </w:pPr>
+      <w:r>
+        <w:rPr>
+          <w:b w:val="0"/>
+        </w:rPr>
+        <w:t>For guessing, return to given facts and request a trace. For vocabulary without application, use one example and one non-example. For arithmetic errors, check the setup before the calculation.</w:t>
+      </w:r>
+    </w:p>
+    <w:p>
+      <w:pPr>
+        <w:spacing w:line="336" w:lineRule="auto" w:after="180"/>
+      </w:pPr>
+      <w:r>
+        <w:rPr>
+          <w:b w:val="0"/>
+        </w:rPr>
+        <w:t>Finish with a different uncoached case before recording mastery.</w:t>
+      </w:r>
+    </w:p>
+    <w:p>
+      <w:pPr>
+        <w:pStyle w:val="Heading3"/>
+      </w:pPr>
+      <w:r>
+        <w:t>Address these additional misconceptions</w:t>
+      </w:r>
+    </w:p>
+    <w:p>
+      <w:pPr>
+        <w:pStyle w:val="Heading3"/>
+      </w:pPr>
+      <w:r>
+        <w:t>Match the support to the first error</w:t>
+      </w:r>
+    </w:p>
+    <w:p>
+      <w:pPr>
         <w:pStyle w:val="Heading1"/>
       </w:pPr>
       <w:r>
-        <w:t>05. Assess and explain the answers</w:t>
-      </w:r>
-    </w:p>
-    <w:p>
-      <w:r>
-        <w:t>Use the keys after the relevant attempts. Previously discussed cases are practice; the reserved independent transfer question is the greenhouse case.</w:t>
+        <w:t>05. Assess the explanation, not the label</w:t>
+      </w:r>
+    </w:p>
+    <w:p>
+      <w:r>
+        <w:t>Use the selected greenhouse key after the first attempt. Keep the other tasks clearly identified as practice.</w:t>
+      </w:r>
+    </w:p>
+    <w:p>
+      <w:pPr>
+        <w:pStyle w:val="Heading2"/>
+      </w:pPr>
+      <w:r>
+        <w:t>Selected independent case: greenhouse</w:t>
+      </w:r>
+    </w:p>
+    <w:p>
+      <w:pPr>
+        <w:spacing w:line="336" w:lineRule="auto" w:after="180"/>
+      </w:pPr>
+      <w:r>
+        <w:rPr>
+          <w:b w:val="0"/>
+        </w:rPr>
+        <w:t xml:space="preserve">Selected case: A school greenhouse estimates tomorrow's temperature using a model fitted on historical weather. A </w:t>
+      </w:r>
+      <w:r>
+        <w:rPr>
+          <w:b/>
+        </w:rPr>
+        <w:t>written rule</w:t>
+      </w:r>
+      <w:r>
+        <w:rPr>
+          <w:b w:val="0"/>
+        </w:rPr>
+        <w:t xml:space="preserve"> displays CHECK PLANTS above 30 degrees C. A caretaker chooses whether to open a vent.</w:t>
+      </w:r>
+    </w:p>
+    <w:p>
+      <w:pPr>
+        <w:spacing w:line="336" w:lineRule="auto" w:after="180"/>
+      </w:pPr>
+      <w:r>
+        <w:rPr>
+          <w:b w:val="0"/>
+        </w:rPr>
+        <w:t xml:space="preserve">Identify each </w:t>
+      </w:r>
+      <w:r>
+        <w:rPr>
+          <w:b/>
+        </w:rPr>
+        <w:t>mechanism</w:t>
+      </w:r>
+      <w:r>
+        <w:rPr>
+          <w:b w:val="0"/>
+        </w:rPr>
+        <w:t xml:space="preserve"> and explain why a correct CHECK PLANTS message would not prove an accurate temperature </w:t>
+      </w:r>
+      <w:r>
+        <w:rPr>
+          <w:b/>
+        </w:rPr>
+        <w:t>prediction</w:t>
+      </w:r>
+      <w:r>
+        <w:rPr>
+          <w:b w:val="0"/>
+        </w:rPr>
+        <w:t>.</w:t>
+      </w:r>
+    </w:p>
+    <w:p>
+      <w:pPr>
+        <w:spacing w:line="336" w:lineRule="auto" w:after="180"/>
+      </w:pPr>
+      <w:r>
+        <w:rPr>
+          <w:b w:val="0"/>
+        </w:rPr>
+        <w:t xml:space="preserve">The forecast is learned-model </w:t>
+      </w:r>
+      <w:r>
+        <w:rPr>
+          <w:b/>
+        </w:rPr>
+        <w:t>prediction</w:t>
+      </w:r>
+      <w:r>
+        <w:rPr>
+          <w:b w:val="0"/>
+        </w:rPr>
+        <w:t>; the message is a written threshold; vent opening is the caretaker's decision. The message may correctly follow a forecast that is itself inaccurate.</w:t>
+      </w:r>
+    </w:p>
+    <w:p>
+      <w:pPr>
+        <w:spacing w:line="336" w:lineRule="auto" w:after="180"/>
+      </w:pPr>
+      <w:r>
+        <w:rPr>
+          <w:b w:val="0"/>
+        </w:rPr>
+        <w:t xml:space="preserve">Compare the forecast with a predefined temperature </w:t>
+      </w:r>
+      <w:r>
+        <w:rPr>
+          <w:b/>
+        </w:rPr>
+        <w:t>observation</w:t>
+      </w:r>
+      <w:r>
+        <w:rPr>
+          <w:b w:val="0"/>
+        </w:rPr>
+        <w:t xml:space="preserve"> at the relevant place and time before judging </w:t>
+      </w:r>
+      <w:r>
+        <w:rPr>
+          <w:b/>
+        </w:rPr>
+        <w:t>prediction</w:t>
+      </w:r>
+      <w:r>
+        <w:rPr>
+          <w:b w:val="0"/>
+        </w:rPr>
+        <w:t xml:space="preserve"> accuracy.</w:t>
+      </w:r>
+    </w:p>
+    <w:p>
+      <w:pPr>
+        <w:pStyle w:val="Heading2"/>
+      </w:pPr>
+      <w:r>
+        <w:t>Judge the evidence in the response</w:t>
+      </w:r>
+    </w:p>
+    <w:tbl>
+      <w:tblPr>
+        <w:tblStyle w:val="LightShading-Accent1"/>
+        <w:tblW w:type="auto" w:w="0"/>
+        <w:tblLook w:firstColumn="1" w:firstRow="1" w:lastColumn="0" w:lastRow="0" w:noHBand="0" w:noVBand="1" w:val="04A0"/>
+      </w:tblPr>
+      <w:tblGrid>
+        <w:gridCol w:w="5112"/>
+        <w:gridCol w:w="5112"/>
+      </w:tblGrid>
+      <w:tr>
+        <w:trPr>
+          <w:tblHeader/>
+        </w:trPr>
+        <w:tc>
+          <w:tcPr>
+            <w:tcW w:type="dxa" w:w="5112"/>
+          </w:tcPr>
+          <w:p>
+            <w:r>
+              <w:t>Dimension</w:t>
+            </w:r>
+          </w:p>
+        </w:tc>
+        <w:tc>
+          <w:tcPr>
+            <w:tcW w:type="dxa" w:w="5112"/>
+          </w:tcPr>
+          <w:p>
+            <w:r>
+              <w:t>Evidence required</w:t>
+            </w:r>
+          </w:p>
+        </w:tc>
+      </w:tr>
+      <w:tr>
+        <w:tc>
+          <w:tcPr>
+            <w:tcW w:type="dxa" w:w="5112"/>
+          </w:tcPr>
+          <w:p>
+            <w:r>
+              <w:t>Explanation</w:t>
+            </w:r>
+          </w:p>
+        </w:tc>
+        <w:tc>
+          <w:tcPr>
+            <w:tcW w:type="dxa" w:w="5112"/>
+          </w:tcPr>
+          <w:p>
+            <w:r>
+              <w:t>Names the applicable idea or procedure and ties it to the supplied facts.</w:t>
+            </w:r>
+          </w:p>
+        </w:tc>
+      </w:tr>
+      <w:tr>
+        <w:tc>
+          <w:tcPr>
+            <w:tcW w:type="dxa" w:w="5112"/>
+          </w:tcPr>
+          <w:p>
+            <w:r>
+              <w:t>Trace and result</w:t>
+            </w:r>
+          </w:p>
+        </w:tc>
+        <w:tc>
+          <w:tcPr>
+            <w:tcW w:type="dxa" w:w="5112"/>
+          </w:tcPr>
+          <w:p>
+            <w:r>
+              <w:t>Preserves the given inputs and shows the relevant intermediate steps; distinguishes a prediction from an observed execution.</w:t>
+            </w:r>
+          </w:p>
+        </w:tc>
+      </w:tr>
+      <w:tr>
+        <w:tc>
+          <w:tcPr>
+            <w:tcW w:type="dxa" w:w="5112"/>
+          </w:tcPr>
+          <w:p>
+            <w:r>
+              <w:t>Limits</w:t>
+            </w:r>
+          </w:p>
+        </w:tc>
+        <w:tc>
+          <w:tcPr>
+            <w:tcW w:type="dxa" w:w="5112"/>
+          </w:tcPr>
+          <w:p>
+            <w:r>
+              <w:t>States the assumptions, missing evidence or conditions under which the result would change.</w:t>
+            </w:r>
+          </w:p>
+        </w:tc>
+      </w:tr>
+    </w:tbl>
+    <w:p>
+      <w:pPr>
+        <w:spacing w:line="336" w:lineRule="auto" w:after="180"/>
+      </w:pPr>
+      <w:r>
+        <w:rPr>
+          <w:b w:val="0"/>
+        </w:rPr>
+        <w:t>Record each dimension as not yet, with support, or independent. Accept a valid alternative procedure with a defensible trace.</w:t>
+      </w:r>
+    </w:p>
+    <w:p>
+      <w:pPr>
+        <w:spacing w:line="336" w:lineRule="auto" w:after="180"/>
+      </w:pPr>
+      <w:r>
+        <w:rPr>
+          <w:b w:val="0"/>
+        </w:rPr>
+        <w:t xml:space="preserve">Do not penalise an honestly recorded model failure if the learner correctly explains its </w:t>
+      </w:r>
+      <w:r>
+        <w:rPr>
+          <w:b/>
+        </w:rPr>
+        <w:t>evidence</w:t>
+      </w:r>
+      <w:r>
+        <w:rPr>
+          <w:b w:val="0"/>
+        </w:rPr>
+        <w:t xml:space="preserve"> and limits.</w:t>
+      </w:r>
+    </w:p>
+    <w:p>
+      <w:pPr>
+        <w:pStyle w:val="Heading2"/>
+      </w:pPr>
+      <w:r>
+        <w:t>Give feedback the learner can use</w:t>
+      </w:r>
+    </w:p>
+    <w:p>
+      <w:pPr>
+        <w:spacing w:line="336" w:lineRule="auto" w:after="180"/>
+      </w:pPr>
+      <w:r>
+        <w:rPr>
+          <w:b w:val="0"/>
+        </w:rPr>
+        <w:t>Name the earliest unsupported step and give one action to repair it. Have the learner make that repair now and explain why. Then assess the relevant skill on a fresh, fully specified case.</w:t>
+      </w:r>
+    </w:p>
+    <w:p>
+      <w:pPr>
+        <w:spacing w:line="336" w:lineRule="auto" w:after="180"/>
+      </w:pPr>
+      <w:r>
+        <w:rPr>
+          <w:b w:val="0"/>
+        </w:rPr>
+        <w:t>Confirm it was not previously practised with feedback; solve and check the new case before assigning it. A follow-up design prompt is a starting brief, not automatically an equivalent test.</w:t>
+      </w:r>
+    </w:p>
+    <w:p>
+      <w:pPr>
+        <w:pStyle w:val="Heading2"/>
+      </w:pPr>
+      <w:r>
+        <w:t>Workbook W1: observation and mechanism</w:t>
+      </w:r>
+    </w:p>
+    <w:p>
+      <w:pPr>
+        <w:spacing w:line="336" w:lineRule="auto" w:after="180"/>
+      </w:pPr>
+      <w:r>
+        <w:rPr>
+          <w:b w:val="0"/>
+        </w:rPr>
+        <w:t xml:space="preserve">A door opens when a visitor approaches. Its label says intelligent entrance. List two </w:t>
+      </w:r>
+      <w:r>
+        <w:rPr>
+          <w:b/>
+        </w:rPr>
+        <w:t>observation</w:t>
+      </w:r>
+      <w:r>
+        <w:rPr>
+          <w:b w:val="0"/>
+        </w:rPr>
+        <w:t xml:space="preserve">s and write one </w:t>
+      </w:r>
+      <w:r>
+        <w:rPr>
+          <w:b/>
+        </w:rPr>
+        <w:t>mechanism</w:t>
+      </w:r>
+      <w:r>
+        <w:rPr>
+          <w:b w:val="0"/>
+        </w:rPr>
+        <w:t xml:space="preserve"> question whose answer would help classify the opening decision.</w:t>
+      </w:r>
+    </w:p>
+    <w:p>
+      <w:pPr>
+        <w:spacing w:line="336" w:lineRule="auto" w:after="180"/>
+      </w:pPr>
+      <w:r>
+        <w:rPr>
+          <w:b/>
+        </w:rPr>
+        <w:t>Observation</w:t>
+      </w:r>
+      <w:r>
+        <w:rPr>
+          <w:b w:val="0"/>
+        </w:rPr>
+        <w:t>s include that the door opened when the visitor approached and that its label says intelligent entrance.</w:t>
+      </w:r>
+    </w:p>
+    <w:p>
+      <w:pPr>
+        <w:spacing w:line="336" w:lineRule="auto" w:after="180"/>
+      </w:pPr>
+      <w:r>
+        <w:rPr>
+          <w:b w:val="0"/>
+        </w:rPr>
+        <w:t xml:space="preserve">A useful question asks whether a written sensor threshold, a model fitted on examples or a person controls opening. The label is an observed marketing claim, not </w:t>
+      </w:r>
+      <w:r>
+        <w:rPr>
+          <w:b/>
+        </w:rPr>
+        <w:t>mechanism</w:t>
+      </w:r>
+      <w:r>
+        <w:rPr>
+          <w:b w:val="0"/>
+        </w:rPr>
+        <w:t xml:space="preserve"> </w:t>
+      </w:r>
+      <w:r>
+        <w:rPr>
+          <w:b/>
+        </w:rPr>
+        <w:t>evidence</w:t>
+      </w:r>
+      <w:r>
+        <w:rPr>
+          <w:b w:val="0"/>
+        </w:rPr>
+        <w:t>.</w:t>
+      </w:r>
+    </w:p>
+    <w:p>
+      <w:pPr>
+        <w:pStyle w:val="Heading2"/>
+      </w:pPr>
+      <w:r>
+        <w:t>Workbook W2: photo-library trace</w:t>
+      </w:r>
+    </w:p>
+    <w:p>
+      <w:pPr>
+        <w:spacing w:line="336" w:lineRule="auto" w:after="180"/>
+      </w:pPr>
+      <w:r>
+        <w:rPr>
+          <w:b w:val="0"/>
+        </w:rPr>
+        <w:t xml:space="preserve">Use the photo-library case from the lesson. Classify the </w:t>
+      </w:r>
+      <w:r>
+        <w:rPr>
+          <w:b/>
+        </w:rPr>
+        <w:t>prediction</w:t>
+      </w:r>
+      <w:r>
+        <w:rPr>
+          <w:b w:val="0"/>
+        </w:rPr>
+        <w:t>, album-placement rule and owner move. A bicycle photo is in the wrong album. Name the first two records you would inspect.</w:t>
+      </w:r>
+    </w:p>
+    <w:p>
+      <w:pPr>
+        <w:spacing w:line="336" w:lineRule="auto" w:after="180"/>
+      </w:pPr>
+      <w:r>
+        <w:rPr>
+          <w:b/>
+        </w:rPr>
+        <w:t>Prediction</w:t>
+      </w:r>
+      <w:r>
+        <w:rPr>
+          <w:b w:val="0"/>
+        </w:rPr>
+        <w:t xml:space="preserve"> is learned because it was fitted using labelled pictures. Album placement is a </w:t>
+      </w:r>
+      <w:r>
+        <w:rPr>
+          <w:b/>
+        </w:rPr>
+        <w:t>written rule</w:t>
+      </w:r>
+      <w:r>
+        <w:rPr>
+          <w:b w:val="0"/>
+        </w:rPr>
+        <w:t xml:space="preserve">; the owner move is </w:t>
+      </w:r>
+      <w:r>
+        <w:rPr>
+          <w:b/>
+        </w:rPr>
+        <w:t>human control</w:t>
+      </w:r>
+      <w:r>
+        <w:rPr>
+          <w:b w:val="0"/>
+        </w:rPr>
+        <w:t xml:space="preserve">. Inspect the stored </w:t>
+      </w:r>
+      <w:r>
+        <w:rPr>
+          <w:b/>
+        </w:rPr>
+        <w:t>prediction</w:t>
+      </w:r>
+      <w:r>
+        <w:rPr>
+          <w:b w:val="0"/>
+        </w:rPr>
+        <w:t xml:space="preserve"> and the placement or move record.</w:t>
+      </w:r>
+    </w:p>
+    <w:p>
+      <w:pPr>
+        <w:spacing w:line="336" w:lineRule="auto" w:after="180"/>
+      </w:pPr>
+      <w:r>
+        <w:rPr>
+          <w:b w:val="0"/>
+        </w:rPr>
+        <w:t xml:space="preserve">A wrong album alone cannot distinguish </w:t>
+      </w:r>
+      <w:r>
+        <w:rPr>
+          <w:b/>
+        </w:rPr>
+        <w:t>prediction</w:t>
+      </w:r>
+      <w:r>
+        <w:rPr>
+          <w:b w:val="0"/>
+        </w:rPr>
+        <w:t xml:space="preserve"> error from a later action.</w:t>
+      </w:r>
+    </w:p>
+    <w:p>
+      <w:pPr>
+        <w:pStyle w:val="Heading2"/>
+      </w:pPr>
+      <w:r>
+        <w:t>Workbook W3: competing explanations</w:t>
+      </w:r>
+    </w:p>
+    <w:p>
+      <w:pPr>
+        <w:spacing w:line="336" w:lineRule="auto" w:after="180"/>
+      </w:pPr>
+      <w:r>
+        <w:rPr>
+          <w:b w:val="0"/>
+        </w:rPr>
+        <w:t xml:space="preserve">Maya says a vacuum must learn because it changes direction after hitting a chair. Give two different </w:t>
+      </w:r>
+      <w:r>
+        <w:rPr>
+          <w:b/>
+        </w:rPr>
+        <w:t>mechanism</w:t>
+      </w:r>
+      <w:r>
+        <w:rPr>
+          <w:b w:val="0"/>
+        </w:rPr>
+        <w:t xml:space="preserve">s consistent with that </w:t>
+      </w:r>
+      <w:r>
+        <w:rPr>
+          <w:b/>
+        </w:rPr>
+        <w:t>observation</w:t>
+      </w:r>
+      <w:r>
+        <w:rPr>
+          <w:b w:val="0"/>
+        </w:rPr>
+        <w:t xml:space="preserve">. What </w:t>
+      </w:r>
+      <w:r>
+        <w:rPr>
+          <w:b/>
+        </w:rPr>
+        <w:t>evidence</w:t>
+      </w:r>
+      <w:r>
+        <w:rPr>
+          <w:b w:val="0"/>
+        </w:rPr>
+        <w:t xml:space="preserve"> would distinguish them?</w:t>
+      </w:r>
+    </w:p>
+    <w:p>
+      <w:pPr>
+        <w:spacing w:line="336" w:lineRule="auto" w:after="180"/>
+      </w:pPr>
+      <w:r>
+        <w:rPr>
+          <w:b w:val="0"/>
+        </w:rPr>
+        <w:t>A written contact-sensor rule could turn the vacuum, or a learned navigation model could choose a turn. A person could also control it.</w:t>
+      </w:r>
+    </w:p>
+    <w:p>
+      <w:pPr>
+        <w:spacing w:line="336" w:lineRule="auto" w:after="180"/>
+      </w:pPr>
+      <w:r>
+        <w:rPr>
+          <w:b w:val="0"/>
+        </w:rPr>
+        <w:t xml:space="preserve">Documentation of the route-selection </w:t>
+      </w:r>
+      <w:r>
+        <w:rPr>
+          <w:b/>
+        </w:rPr>
+        <w:t>process</w:t>
+      </w:r>
+      <w:r>
+        <w:rPr>
+          <w:b w:val="0"/>
+        </w:rPr>
+        <w:t xml:space="preserve"> or a controlled trace could distinguish these </w:t>
+      </w:r>
+      <w:r>
+        <w:rPr>
+          <w:b/>
+        </w:rPr>
+        <w:t>mechanism</w:t>
+      </w:r>
+      <w:r>
+        <w:rPr>
+          <w:b w:val="0"/>
+        </w:rPr>
+        <w:t>s. Direction change alone is insufficient.</w:t>
+      </w:r>
+    </w:p>
+    <w:p>
+      <w:pPr>
+        <w:pStyle w:val="Heading2"/>
+      </w:pPr>
+      <w:r>
+        <w:t>Workbook W5: evidence-card design</w:t>
+      </w:r>
+    </w:p>
+    <w:p>
+      <w:pPr>
+        <w:spacing w:line="336" w:lineRule="auto" w:after="180"/>
+      </w:pPr>
+      <w:r>
+        <w:rPr>
+          <w:b w:val="0"/>
+        </w:rPr>
+        <w:t xml:space="preserve">Invent one product containing two </w:t>
+      </w:r>
+      <w:r>
+        <w:rPr>
+          <w:b/>
+        </w:rPr>
+        <w:t>mechanism</w:t>
+      </w:r>
+      <w:r>
+        <w:rPr>
+          <w:b w:val="0"/>
+        </w:rPr>
+        <w:t>s. State the supplied facts, draw an information path and write one claim the facts support and one they do not. Do not use real classmates' personal information.</w:t>
+      </w:r>
+    </w:p>
+    <w:p>
+      <w:pPr>
+        <w:spacing w:line="336" w:lineRule="auto" w:after="180"/>
+      </w:pPr>
+      <w:r>
+        <w:rPr>
+          <w:b w:val="0"/>
+        </w:rPr>
+        <w:t>Accept a coherent case such as a trained speech recogniser supplying text to a written keyword rule. The support must connect to supplied facts, and the unsupported claim must exceed them, such as assuming perfect recognition.</w:t>
+      </w:r>
+    </w:p>
+    <w:p>
+      <w:pPr>
+        <w:spacing w:line="336" w:lineRule="auto" w:after="180"/>
+      </w:pPr>
+      <w:r>
+        <w:rPr>
+          <w:b w:val="0"/>
+        </w:rPr>
+        <w:t>Check that the learner distinguishes the two decisions rather than merely naming two devices.</w:t>
+      </w:r>
+    </w:p>
+    <w:p>
+      <w:pPr>
+        <w:pStyle w:val="Heading2"/>
+      </w:pPr>
+      <w:r>
+        <w:t>Other practice keys, repeated greenhouse copy and earlier scoring option · reference / check after trying</w:t>
+      </w:r>
+    </w:p>
+    <w:p>
+      <w:pPr>
+        <w:spacing w:line="336" w:lineRule="auto" w:after="180"/>
+      </w:pPr>
+      <w:r>
+        <w:rPr>
+          <w:b w:val="0"/>
+        </w:rPr>
+        <w:t>Assess and explain the answers</w:t>
       </w:r>
     </w:p>
     <w:p>
@@ -4499,22 +5003,79 @@
     </w:p>
     <w:p>
       <w:pPr>
+        <w:spacing w:line="336" w:lineRule="auto" w:after="180"/>
+      </w:pPr>
+      <w:r>
+        <w:rPr>
+          <w:b w:val="0"/>
+        </w:rPr>
+        <w:t xml:space="preserve">The lamp uses a fixed rule; the photo sorter uses a </w:t>
+      </w:r>
+      <w:r>
+        <w:rPr>
+          <w:b/>
+        </w:rPr>
+        <w:t>learned model</w:t>
+      </w:r>
+      <w:r>
+        <w:rPr>
+          <w:b w:val="0"/>
+        </w:rPr>
+        <w:t xml:space="preserve">; the car follows human commands; the calculator performs arithmetic. The speaker and vacuum need </w:t>
+      </w:r>
+      <w:r>
+        <w:rPr>
+          <w:b/>
+        </w:rPr>
+        <w:t>mechanism</w:t>
+      </w:r>
+      <w:r>
+        <w:rPr>
+          <w:b w:val="0"/>
+        </w:rPr>
+        <w:t xml:space="preserve"> details. Products can combine </w:t>
+      </w:r>
+      <w:r>
+        <w:rPr>
+          <w:b/>
+        </w:rPr>
+        <w:t>mechanism</w:t>
+      </w:r>
+      <w:r>
+        <w:rPr>
+          <w:b w:val="0"/>
+        </w:rPr>
+        <w:t>s.</w:t>
+      </w:r>
+    </w:p>
+    <w:p>
+      <w:pPr>
+        <w:spacing w:line="336" w:lineRule="auto" w:after="180"/>
+      </w:pPr>
+      <w:r>
+        <w:rPr>
+          <w:b w:val="0"/>
+        </w:rPr>
+        <w:t>A robot body or smart label proves none of them.</w:t>
+      </w:r>
+    </w:p>
+    <w:p>
+      <w:pPr>
         <w:pStyle w:val="Heading3"/>
       </w:pPr>
       <w:r>
-        <w:t>Teacher key · Worked case answer</w:t>
+        <w:t>Additional transfer practice question</w:t>
       </w:r>
     </w:p>
     <w:p>
       <w:pPr>
         <w:spacing w:line="336" w:lineRule="auto" w:after="180"/>
-        <w:shd w:fill="F1F6FC"/>
-      </w:pPr>
-      <w:r>
-        <w:rPr>
-          <w:b w:val="0"/>
-        </w:rPr>
-        <w:t xml:space="preserve">The lamp uses a fixed rule; the photo sorter uses a </w:t>
+      </w:pPr>
+      <w:r>
+        <w:rPr>
+          <w:b w:val="0"/>
+        </w:rPr>
+        <w:t xml:space="preserve">A toy follows your steering buttons. A photo app learned from labelled pictures. A talking clock follows a written timetable. Which uses a </w:t>
       </w:r>
       <w:r>
         <w:rPr>
@@ -4526,117 +5087,32 @@
         <w:rPr>
           <w:b w:val="0"/>
         </w:rPr>
-        <w:t xml:space="preserve">; the car follows human commands; the calculator performs arithmetic. The speaker and vacuum need </w:t>
+        <w:t xml:space="preserve">? What </w:t>
       </w:r>
       <w:r>
         <w:rPr>
           <w:b/>
         </w:rPr>
-        <w:t>mechanism</w:t>
-      </w:r>
-      <w:r>
-        <w:rPr>
-          <w:b w:val="0"/>
-        </w:rPr>
-        <w:t xml:space="preserve"> details. Products can combine </w:t>
-      </w:r>
-      <w:r>
-        <w:rPr>
-          <w:b/>
-        </w:rPr>
-        <w:t>mechanism</w:t>
-      </w:r>
-      <w:r>
-        <w:rPr>
-          <w:b w:val="0"/>
-        </w:rPr>
-        <w:t>s.</w:t>
+        <w:t>evidence</w:t>
+      </w:r>
+      <w:r>
+        <w:rPr>
+          <w:b w:val="0"/>
+        </w:rPr>
+        <w:t xml:space="preserve"> supports each classification?</w:t>
+      </w:r>
+    </w:p>
+    <w:p>
+      <w:pPr>
+        <w:pStyle w:val="Heading3"/>
+      </w:pPr>
+      <w:r>
+        <w:t>Reasoned practice answer</w:t>
       </w:r>
     </w:p>
     <w:p>
       <w:pPr>
         <w:spacing w:line="336" w:lineRule="auto" w:after="180"/>
-        <w:shd w:fill="F1F6FC"/>
-      </w:pPr>
-      <w:r>
-        <w:rPr>
-          <w:b w:val="0"/>
-        </w:rPr>
-        <w:t>A robot body or smart label proves none of them.</w:t>
-      </w:r>
-    </w:p>
-    <w:p>
-      <w:pPr>
-        <w:pStyle w:val="Heading3"/>
-      </w:pPr>
-      <w:r>
-        <w:t>Independent question</w:t>
-      </w:r>
-    </w:p>
-    <w:p>
-      <w:pPr>
-        <w:pStyle w:val="Heading3"/>
-      </w:pPr>
-      <w:r>
-        <w:t>Independent question · withhold the key</w:t>
-      </w:r>
-    </w:p>
-    <w:p>
-      <w:pPr>
-        <w:spacing w:line="336" w:lineRule="auto" w:after="180"/>
-        <w:shd w:fill="F5F1FB"/>
-      </w:pPr>
-      <w:r>
-        <w:rPr>
-          <w:b w:val="0"/>
-        </w:rPr>
-        <w:t xml:space="preserve">A toy follows your steering buttons. A photo app learned from labelled pictures. A talking clock follows a written timetable. Which uses a </w:t>
-      </w:r>
-      <w:r>
-        <w:rPr>
-          <w:b/>
-        </w:rPr>
-        <w:t>learned model</w:t>
-      </w:r>
-      <w:r>
-        <w:rPr>
-          <w:b w:val="0"/>
-        </w:rPr>
-        <w:t xml:space="preserve">? What </w:t>
-      </w:r>
-      <w:r>
-        <w:rPr>
-          <w:b/>
-        </w:rPr>
-        <w:t>evidence</w:t>
-      </w:r>
-      <w:r>
-        <w:rPr>
-          <w:b w:val="0"/>
-        </w:rPr>
-        <w:t xml:space="preserve"> supports each classification?</w:t>
-      </w:r>
-    </w:p>
-    <w:p>
-      <w:pPr>
-        <w:pStyle w:val="Heading3"/>
-      </w:pPr>
-      <w:r>
-        <w:t>Expected independent answer</w:t>
-      </w:r>
-    </w:p>
-    <w:p>
-      <w:pPr>
-        <w:pStyle w:val="Heading3"/>
-      </w:pPr>
-      <w:r>
-        <w:t>Teacher key · Expected independent answer</w:t>
-      </w:r>
-    </w:p>
-    <w:p>
-      <w:pPr>
-        <w:spacing w:line="336" w:lineRule="auto" w:after="180"/>
-        <w:shd w:fill="F1F6FC"/>
       </w:pPr>
       <w:r>
         <w:rPr>
@@ -4966,94 +5442,440 @@
     </w:p>
     <w:p>
       <w:pPr>
+        <w:spacing w:line="336" w:lineRule="auto" w:after="180"/>
+      </w:pPr>
+      <w:r>
+        <w:rPr>
+          <w:b w:val="0"/>
+        </w:rPr>
+        <w:t xml:space="preserve">The </w:t>
+      </w:r>
+      <w:r>
+        <w:rPr>
+          <w:b/>
+        </w:rPr>
+        <w:t>prediction</w:t>
+      </w:r>
+      <w:r>
+        <w:rPr>
+          <w:b w:val="0"/>
+        </w:rPr>
+        <w:t xml:space="preserve"> uses a </w:t>
+      </w:r>
+      <w:r>
+        <w:rPr>
+          <w:b/>
+        </w:rPr>
+        <w:t>learned model</w:t>
+      </w:r>
+      <w:r>
+        <w:rPr>
+          <w:b w:val="0"/>
+        </w:rPr>
+        <w:t xml:space="preserve">; the colour uses a written threshold; the override is </w:t>
+      </w:r>
+      <w:r>
+        <w:rPr>
+          <w:b/>
+        </w:rPr>
+        <w:t>human control</w:t>
+      </w:r>
+      <w:r>
+        <w:rPr>
+          <w:b w:val="0"/>
+        </w:rPr>
+        <w:t xml:space="preserve">. The red display alone reveals no </w:t>
+      </w:r>
+      <w:r>
+        <w:rPr>
+          <w:b/>
+        </w:rPr>
+        <w:t>training</w:t>
+      </w:r>
+      <w:r>
+        <w:rPr>
+          <w:b w:val="0"/>
+        </w:rPr>
+        <w:t xml:space="preserve"> </w:t>
+      </w:r>
+      <w:r>
+        <w:rPr>
+          <w:b/>
+        </w:rPr>
+        <w:t>evidence</w:t>
+      </w:r>
+      <w:r>
+        <w:rPr>
+          <w:b w:val="0"/>
+        </w:rPr>
+        <w:t>. Ask how the delay estimate was produced.</w:t>
+      </w:r>
+    </w:p>
+    <w:p>
+      <w:pPr>
+        <w:spacing w:line="336" w:lineRule="auto" w:after="180"/>
+      </w:pPr>
+      <w:r>
+        <w:rPr>
+          <w:b w:val="0"/>
+        </w:rPr>
+        <w:t xml:space="preserve">One product can combine </w:t>
+      </w:r>
+      <w:r>
+        <w:rPr>
+          <w:b/>
+        </w:rPr>
+        <w:t>mechanism</w:t>
+      </w:r>
+      <w:r>
+        <w:rPr>
+          <w:b w:val="0"/>
+        </w:rPr>
+        <w:t>s; simple automation does not define all of AI.</w:t>
+      </w:r>
+    </w:p>
+    <w:p>
+      <w:pPr>
         <w:pStyle w:val="Heading3"/>
       </w:pPr>
       <w:r>
-        <w:t>Teacher key · Original transfer answer</w:t>
+        <w:t>Explanations for the additional workbook examples</w:t>
+      </w:r>
+    </w:p>
+    <w:p>
+      <w:pPr>
+        <w:pStyle w:val="Heading3"/>
+      </w:pPr>
+      <w:r>
+        <w:t>W1 Separate observations from explanations</w:t>
+      </w:r>
+    </w:p>
+    <w:p>
+      <w:pPr>
+        <w:pStyle w:val="Heading3"/>
+      </w:pPr>
+      <w:r>
+        <w:t>W2 Complete the photo library explanation</w:t>
+      </w:r>
+    </w:p>
+    <w:p>
+      <w:pPr>
+        <w:pStyle w:val="Heading3"/>
+      </w:pPr>
+      <w:r>
+        <w:t>W3 Challenge an unsupported conclusion</w:t>
+      </w:r>
+    </w:p>
+    <w:p>
+      <w:pPr>
+        <w:pStyle w:val="Heading3"/>
+      </w:pPr>
+      <w:r>
+        <w:t>W4 Investigate a new hybrid system</w:t>
       </w:r>
     </w:p>
     <w:p>
       <w:pPr>
         <w:spacing w:line="336" w:lineRule="auto" w:after="180"/>
-        <w:shd w:fill="F1F6FC"/>
-      </w:pPr>
-      <w:r>
-        <w:rPr>
-          <w:b w:val="0"/>
-        </w:rPr>
-        <w:t xml:space="preserve">The </w:t>
+      </w:pPr>
+      <w:r>
+        <w:rPr>
+          <w:b w:val="0"/>
+        </w:rPr>
+        <w:t xml:space="preserve">A school greenhouse estimates tomorrow's temperature using a model fitted on historical weather. A </w:t>
       </w:r>
       <w:r>
         <w:rPr>
           <w:b/>
         </w:rPr>
+        <w:t>written rule</w:t>
+      </w:r>
+      <w:r>
+        <w:rPr>
+          <w:b w:val="0"/>
+        </w:rPr>
+        <w:t xml:space="preserve"> displays CHECK PLANTS above 30 degrees C. A caretaker chooses whether to open a vent.</w:t>
+      </w:r>
+    </w:p>
+    <w:p>
+      <w:pPr>
+        <w:spacing w:line="336" w:lineRule="auto" w:after="180"/>
+      </w:pPr>
+      <w:r>
+        <w:rPr>
+          <w:b w:val="0"/>
+        </w:rPr>
+        <w:t xml:space="preserve">Identify each </w:t>
+      </w:r>
+      <w:r>
+        <w:rPr>
+          <w:b/>
+        </w:rPr>
+        <w:t>mechanism</w:t>
+      </w:r>
+      <w:r>
+        <w:rPr>
+          <w:b w:val="0"/>
+        </w:rPr>
+        <w:t xml:space="preserve"> and explain why a correct CHECK PLANTS message would not prove an accurate temperature </w:t>
+      </w:r>
+      <w:r>
+        <w:rPr>
+          <w:b/>
+        </w:rPr>
         <w:t>prediction</w:t>
       </w:r>
       <w:r>
         <w:rPr>
           <w:b w:val="0"/>
         </w:rPr>
-        <w:t xml:space="preserve"> uses a </w:t>
+        <w:t>.</w:t>
+      </w:r>
+    </w:p>
+    <w:p>
+      <w:pPr>
+        <w:spacing w:line="336" w:lineRule="auto" w:after="180"/>
+      </w:pPr>
+      <w:r>
+        <w:rPr>
+          <w:b w:val="0"/>
+        </w:rPr>
+        <w:t xml:space="preserve">The forecast is learned-model </w:t>
       </w:r>
       <w:r>
         <w:rPr>
           <w:b/>
         </w:rPr>
+        <w:t>prediction</w:t>
+      </w:r>
+      <w:r>
+        <w:rPr>
+          <w:b w:val="0"/>
+        </w:rPr>
+        <w:t>; the message is a written threshold; vent opening is the caretaker's decision. The message may correctly follow a forecast that is itself inaccurate.</w:t>
+      </w:r>
+    </w:p>
+    <w:p>
+      <w:pPr>
+        <w:spacing w:line="336" w:lineRule="auto" w:after="180"/>
+      </w:pPr>
+      <w:r>
+        <w:rPr>
+          <w:b w:val="0"/>
+        </w:rPr>
+        <w:t xml:space="preserve">Compare the forecast with a predefined temperature </w:t>
+      </w:r>
+      <w:r>
+        <w:rPr>
+          <w:b/>
+        </w:rPr>
+        <w:t>observation</w:t>
+      </w:r>
+      <w:r>
+        <w:rPr>
+          <w:b w:val="0"/>
+        </w:rPr>
+        <w:t xml:space="preserve"> at the relevant place and time before judging </w:t>
+      </w:r>
+      <w:r>
+        <w:rPr>
+          <w:b/>
+        </w:rPr>
+        <w:t>prediction</w:t>
+      </w:r>
+      <w:r>
+        <w:rPr>
+          <w:b w:val="0"/>
+        </w:rPr>
+        <w:t xml:space="preserve"> accuracy.</w:t>
+      </w:r>
+    </w:p>
+    <w:p>
+      <w:pPr>
+        <w:pStyle w:val="Heading3"/>
+      </w:pPr>
+      <w:r>
+        <w:t>W5 Design an evidence card</w:t>
+      </w:r>
+    </w:p>
+    <w:p>
+      <w:pPr>
+        <w:pStyle w:val="Heading3"/>
+      </w:pPr>
+      <w:r>
+        <w:t>Assess independent transfer</w:t>
+      </w:r>
+    </w:p>
+    <w:p>
+      <w:pPr>
+        <w:pStyle w:val="Heading3"/>
+      </w:pPr>
+      <w:r>
+        <w:t>Selected case answer</w:t>
+      </w:r>
+    </w:p>
+    <w:p>
+      <w:pPr>
+        <w:pStyle w:val="Heading3"/>
+      </w:pPr>
+      <w:r>
+        <w:t>Feedback that the learner uses</w:t>
+      </w:r>
+    </w:p>
+    <w:p>
+      <w:pPr>
+        <w:pStyle w:val="Heading1"/>
+      </w:pPr>
+      <w:r>
+        <w:t>06. Connect, adapt and return later</w:t>
+      </w:r>
+    </w:p>
+    <w:p>
+      <w:r>
+        <w:t>Keep one useful project record, adapt access to the explanation, and plan a changed-case return check.</w:t>
+      </w:r>
+    </w:p>
+    <w:p>
+      <w:pPr>
+        <w:pStyle w:val="Heading2"/>
+      </w:pPr>
+      <w:r>
+        <w:t>Project evidence to keep</w:t>
+      </w:r>
+    </w:p>
+    <w:p>
+      <w:pPr>
+        <w:spacing w:line="336" w:lineRule="auto" w:after="180"/>
+      </w:pPr>
+      <w:r>
+        <w:rPr>
+          <w:b w:val="0"/>
+        </w:rPr>
+        <w:t xml:space="preserve">Choose whether the Helpful Classroom Sorter needs a person, fixed rule, or </w:t>
+      </w:r>
+      <w:r>
+        <w:rPr>
+          <w:b/>
+        </w:rPr>
         <w:t>learned model</w:t>
       </w:r>
       <w:r>
         <w:rPr>
           <w:b w:val="0"/>
         </w:rPr>
-        <w:t xml:space="preserve">; the colour uses a written threshold; the override is </w:t>
+        <w:t>; justify the smallest safe solution.</w:t>
+      </w:r>
+    </w:p>
+    <w:p>
+      <w:pPr>
+        <w:spacing w:line="336" w:lineRule="auto" w:after="180"/>
+      </w:pPr>
+      <w:r>
+        <w:rPr>
+          <w:b w:val="0"/>
+        </w:rPr>
+        <w:t xml:space="preserve">Keep the decision, </w:t>
       </w:r>
       <w:r>
         <w:rPr>
           <w:b/>
         </w:rPr>
-        <w:t>human control</w:t>
-      </w:r>
-      <w:r>
-        <w:rPr>
-          <w:b w:val="0"/>
-        </w:rPr>
-        <w:t xml:space="preserve">. The red display alone reveals no </w:t>
+        <w:t>input</w:t>
+      </w:r>
+      <w:r>
+        <w:rPr>
+          <w:b w:val="0"/>
+        </w:rPr>
+        <w:t xml:space="preserve">, result, explanation and remaining limitation in the project </w:t>
       </w:r>
       <w:r>
         <w:rPr>
           <w:b/>
         </w:rPr>
-        <w:t>training</w:t>
-      </w:r>
-      <w:r>
-        <w:rPr>
-          <w:b w:val="0"/>
-        </w:rPr>
-        <w:t xml:space="preserve"> </w:t>
+        <w:t>evidence</w:t>
+      </w:r>
+      <w:r>
+        <w:rPr>
+          <w:b w:val="0"/>
+        </w:rPr>
+        <w:t xml:space="preserve"> record. Retrieve this record next week rather than restarting the project.</w:t>
+      </w:r>
+    </w:p>
+    <w:p>
+      <w:pPr>
+        <w:spacing w:line="336" w:lineRule="auto" w:after="180"/>
+      </w:pPr>
+      <w:r>
+        <w:rPr>
+          <w:b w:val="0"/>
+        </w:rPr>
+        <w:t>For the Helpful Classroom Sorter, annotate which decisions follow written instructions and which, if any, were fitted from examples.</w:t>
+      </w:r>
+    </w:p>
+    <w:p>
+      <w:pPr>
+        <w:pStyle w:val="Heading2"/>
+      </w:pPr>
+      <w:r>
+        <w:t>Remove barriers; retain the reasoning goal</w:t>
+      </w:r>
+    </w:p>
+    <w:p>
+      <w:pPr>
+        <w:spacing w:line="336" w:lineRule="auto" w:after="180"/>
+      </w:pPr>
+      <w:r>
+        <w:rPr>
+          <w:b w:val="0"/>
+        </w:rPr>
+        <w:t xml:space="preserve">Use physical cards, spoken explanations and a three-stage drawing. Read aloud without giving the answer. Stretch: compare two </w:t>
       </w:r>
       <w:r>
         <w:rPr>
           <w:b/>
         </w:rPr>
+        <w:t>mechanism</w:t>
+      </w:r>
+      <w:r>
+        <w:rPr>
+          <w:b w:val="0"/>
+        </w:rPr>
+        <w:t xml:space="preserve">s with the same visible </w:t>
+      </w:r>
+      <w:r>
+        <w:rPr>
+          <w:b/>
+        </w:rPr>
+        <w:t>output</w:t>
+      </w:r>
+      <w:r>
+        <w:rPr>
+          <w:b w:val="0"/>
+        </w:rPr>
+        <w:t xml:space="preserve"> and explain what </w:t>
+      </w:r>
+      <w:r>
+        <w:rPr>
+          <w:b/>
+        </w:rPr>
         <w:t>evidence</w:t>
       </w:r>
       <w:r>
         <w:rPr>
           <w:b w:val="0"/>
         </w:rPr>
-        <w:t>. Ask how the delay estimate was produced.</w:t>
+        <w:t xml:space="preserve"> distinguishes them.</w:t>
       </w:r>
     </w:p>
     <w:p>
       <w:pPr>
         <w:spacing w:line="336" w:lineRule="auto" w:after="180"/>
-        <w:shd w:fill="F1F6FC"/>
-      </w:pPr>
-      <w:r>
-        <w:rPr>
-          <w:b w:val="0"/>
-        </w:rPr>
-        <w:t xml:space="preserve">One product can combine </w:t>
+      </w:pPr>
+      <w:r>
+        <w:rPr>
+          <w:b w:val="0"/>
+        </w:rPr>
+        <w:t xml:space="preserve">Read the cases aloud and let students use arrows or spoken explanations. Supply the three </w:t>
       </w:r>
       <w:r>
         <w:rPr>
@@ -5065,1259 +5887,94 @@
         <w:rPr>
           <w:b w:val="0"/>
         </w:rPr>
-        <w:t>s; simple automation does not define all of AI.</w:t>
-      </w:r>
-    </w:p>
-    <w:p>
-      <w:pPr>
-        <w:pStyle w:val="Heading3"/>
-      </w:pPr>
-      <w:r>
-        <w:t>Explanations for the additional workbook examples</w:t>
-      </w:r>
-    </w:p>
-    <w:p>
-      <w:pPr>
-        <w:pStyle w:val="Heading3"/>
-      </w:pPr>
-      <w:r>
-        <w:t>W1 Separate observations from explanations</w:t>
-      </w:r>
-    </w:p>
-    <w:p>
-      <w:pPr>
-        <w:pStyle w:val="Heading3"/>
-      </w:pPr>
-      <w:r>
-        <w:t>Workbook question · W1</w:t>
+        <w:t xml:space="preserve"> labels if vocabulary is the barrier, but record that support.</w:t>
       </w:r>
     </w:p>
     <w:p>
       <w:pPr>
         <w:spacing w:line="336" w:lineRule="auto" w:after="180"/>
-        <w:shd w:fill="F5F1FB"/>
-      </w:pPr>
-      <w:r>
-        <w:rPr>
-          <w:b w:val="0"/>
-        </w:rPr>
-        <w:t xml:space="preserve">A door opens when a visitor approaches. Its label says intelligent entrance. List two </w:t>
+      </w:pPr>
+      <w:r>
+        <w:rPr>
+          <w:b w:val="0"/>
+        </w:rPr>
+        <w:t xml:space="preserve">Extension students should design two </w:t>
       </w:r>
       <w:r>
         <w:rPr>
           <w:b/>
         </w:rPr>
-        <w:t>observation</w:t>
-      </w:r>
-      <w:r>
-        <w:rPr>
-          <w:b w:val="0"/>
-        </w:rPr>
-        <w:t xml:space="preserve">s and write one </w:t>
+        <w:t>mechanism</w:t>
+      </w:r>
+      <w:r>
+        <w:rPr>
+          <w:b w:val="0"/>
+        </w:rPr>
+        <w:t xml:space="preserve">s producing the same </w:t>
       </w:r>
       <w:r>
         <w:rPr>
           <w:b/>
         </w:rPr>
-        <w:t>mechanism</w:t>
-      </w:r>
-      <w:r>
-        <w:rPr>
-          <w:b w:val="0"/>
-        </w:rPr>
-        <w:t xml:space="preserve"> question whose answer would help classify the opening decision.</w:t>
-      </w:r>
-    </w:p>
-    <w:p>
-      <w:pPr>
-        <w:pStyle w:val="Heading3"/>
-      </w:pPr>
-      <w:r>
-        <w:t>Teacher reasoning · W1</w:t>
+        <w:t>output</w:t>
+      </w:r>
+      <w:r>
+        <w:rPr>
+          <w:b w:val="0"/>
+        </w:rPr>
+        <w:t xml:space="preserve"> and propose </w:t>
+      </w:r>
+      <w:r>
+        <w:rPr>
+          <w:b/>
+        </w:rPr>
+        <w:t>evidence</w:t>
+      </w:r>
+      <w:r>
+        <w:rPr>
+          <w:b w:val="0"/>
+        </w:rPr>
+        <w:t xml:space="preserve"> that would distinguish them.</w:t>
       </w:r>
     </w:p>
     <w:p>
       <w:pPr>
         <w:spacing w:line="336" w:lineRule="auto" w:after="180"/>
-        <w:shd w:fill="F1F6FC"/>
-      </w:pPr>
+      </w:pPr>
+      <w:r>
+        <w:rPr>
+          <w:b w:val="0"/>
+        </w:rPr>
+        <w:t xml:space="preserve">For W4, require all three components classified with their supplied </w:t>
+      </w:r>
       <w:r>
         <w:rPr>
           <w:b/>
         </w:rPr>
-        <w:t>Observation</w:t>
-      </w:r>
-      <w:r>
-        <w:rPr>
-          <w:b w:val="0"/>
-        </w:rPr>
-        <w:t>s include that the door opened when the visitor approached and that its label says intelligent entrance.</w:t>
+        <w:t>evidence</w:t>
+      </w:r>
+      <w:r>
+        <w:rPr>
+          <w:b w:val="0"/>
+        </w:rPr>
+        <w:t xml:space="preserve"> and an explanation that a downstream rule can operate correctly on a wrong estimate. A label without supporting </w:t>
+      </w:r>
+      <w:r>
+        <w:rPr>
+          <w:b/>
+        </w:rPr>
+        <w:t>evidence</w:t>
+      </w:r>
+      <w:r>
+        <w:rPr>
+          <w:b w:val="0"/>
+        </w:rPr>
+        <w:t xml:space="preserve"> is developing.</w:t>
       </w:r>
     </w:p>
     <w:p>
       <w:pPr>
         <w:spacing w:line="336" w:lineRule="auto" w:after="180"/>
-        <w:shd w:fill="F1F6FC"/>
-      </w:pPr>
-      <w:r>
-        <w:rPr>
-          <w:b w:val="0"/>
-        </w:rPr>
-        <w:t xml:space="preserve">A useful question asks whether a written sensor threshold, a model fitted on examples or a person controls opening. The label is an observed marketing claim, not </w:t>
-      </w:r>
-      <w:r>
-        <w:rPr>
-          <w:b/>
-        </w:rPr>
-        <w:t>mechanism</w:t>
-      </w:r>
-      <w:r>
-        <w:rPr>
-          <w:b w:val="0"/>
-        </w:rPr>
-        <w:t xml:space="preserve"> </w:t>
-      </w:r>
-      <w:r>
-        <w:rPr>
-          <w:b/>
-        </w:rPr>
-        <w:t>evidence</w:t>
-      </w:r>
-      <w:r>
-        <w:rPr>
-          <w:b w:val="0"/>
-        </w:rPr>
-        <w:t>.</w:t>
-      </w:r>
-    </w:p>
-    <w:p>
-      <w:pPr>
-        <w:pStyle w:val="Heading3"/>
-      </w:pPr>
-      <w:r>
-        <w:t>W2 Complete the photo library explanation</w:t>
-      </w:r>
-    </w:p>
-    <w:p>
-      <w:pPr>
-        <w:pStyle w:val="Heading3"/>
-      </w:pPr>
-      <w:r>
-        <w:t>Workbook question · W2</w:t>
-      </w:r>
-    </w:p>
-    <w:p>
-      <w:pPr>
-        <w:spacing w:line="336" w:lineRule="auto" w:after="180"/>
-        <w:shd w:fill="F5F1FB"/>
-      </w:pPr>
-      <w:r>
-        <w:rPr>
-          <w:b w:val="0"/>
-        </w:rPr>
-        <w:t xml:space="preserve">Use the photo-library case from the lesson. Classify the </w:t>
-      </w:r>
-      <w:r>
-        <w:rPr>
-          <w:b/>
-        </w:rPr>
-        <w:t>prediction</w:t>
-      </w:r>
-      <w:r>
-        <w:rPr>
-          <w:b w:val="0"/>
-        </w:rPr>
-        <w:t>, album-placement rule and owner move. A bicycle photo is in the wrong album. Name the first two records you would inspect.</w:t>
-      </w:r>
-    </w:p>
-    <w:p>
-      <w:pPr>
-        <w:pStyle w:val="Heading3"/>
-      </w:pPr>
-      <w:r>
-        <w:t>Teacher reasoning · W2</w:t>
-      </w:r>
-    </w:p>
-    <w:p>
-      <w:pPr>
-        <w:spacing w:line="336" w:lineRule="auto" w:after="180"/>
-        <w:shd w:fill="F1F6FC"/>
-      </w:pPr>
-      <w:r>
-        <w:rPr>
-          <w:b/>
-        </w:rPr>
-        <w:t>Prediction</w:t>
-      </w:r>
-      <w:r>
-        <w:rPr>
-          <w:b w:val="0"/>
-        </w:rPr>
-        <w:t xml:space="preserve"> is learned because it was fitted using labelled pictures. Album placement is a </w:t>
-      </w:r>
-      <w:r>
-        <w:rPr>
-          <w:b/>
-        </w:rPr>
-        <w:t>written rule</w:t>
-      </w:r>
-      <w:r>
-        <w:rPr>
-          <w:b w:val="0"/>
-        </w:rPr>
-        <w:t xml:space="preserve">; the owner move is </w:t>
-      </w:r>
-      <w:r>
-        <w:rPr>
-          <w:b/>
-        </w:rPr>
-        <w:t>human control</w:t>
-      </w:r>
-      <w:r>
-        <w:rPr>
-          <w:b w:val="0"/>
-        </w:rPr>
-        <w:t xml:space="preserve">. Inspect the stored </w:t>
-      </w:r>
-      <w:r>
-        <w:rPr>
-          <w:b/>
-        </w:rPr>
-        <w:t>prediction</w:t>
-      </w:r>
-      <w:r>
-        <w:rPr>
-          <w:b w:val="0"/>
-        </w:rPr>
-        <w:t xml:space="preserve"> and the placement or move record.</w:t>
-      </w:r>
-    </w:p>
-    <w:p>
-      <w:pPr>
-        <w:spacing w:line="336" w:lineRule="auto" w:after="180"/>
-        <w:shd w:fill="F1F6FC"/>
-      </w:pPr>
-      <w:r>
-        <w:rPr>
-          <w:b w:val="0"/>
-        </w:rPr>
-        <w:t xml:space="preserve">A wrong album alone cannot distinguish </w:t>
-      </w:r>
-      <w:r>
-        <w:rPr>
-          <w:b/>
-        </w:rPr>
-        <w:t>prediction</w:t>
-      </w:r>
-      <w:r>
-        <w:rPr>
-          <w:b w:val="0"/>
-        </w:rPr>
-        <w:t xml:space="preserve"> error from a later action.</w:t>
-      </w:r>
-    </w:p>
-    <w:p>
-      <w:pPr>
-        <w:pStyle w:val="Heading3"/>
-      </w:pPr>
-      <w:r>
-        <w:t>W3 Challenge an unsupported conclusion</w:t>
-      </w:r>
-    </w:p>
-    <w:p>
-      <w:pPr>
-        <w:pStyle w:val="Heading3"/>
-      </w:pPr>
-      <w:r>
-        <w:t>Workbook question · W3</w:t>
-      </w:r>
-    </w:p>
-    <w:p>
-      <w:pPr>
-        <w:spacing w:line="336" w:lineRule="auto" w:after="180"/>
-        <w:shd w:fill="F5F1FB"/>
-      </w:pPr>
-      <w:r>
-        <w:rPr>
-          <w:b w:val="0"/>
-        </w:rPr>
-        <w:t xml:space="preserve">Maya says a vacuum must learn because it changes direction after hitting a chair. Give two different </w:t>
-      </w:r>
-      <w:r>
-        <w:rPr>
-          <w:b/>
-        </w:rPr>
-        <w:t>mechanism</w:t>
-      </w:r>
-      <w:r>
-        <w:rPr>
-          <w:b w:val="0"/>
-        </w:rPr>
-        <w:t xml:space="preserve">s consistent with that </w:t>
-      </w:r>
-      <w:r>
-        <w:rPr>
-          <w:b/>
-        </w:rPr>
-        <w:t>observation</w:t>
-      </w:r>
-      <w:r>
-        <w:rPr>
-          <w:b w:val="0"/>
-        </w:rPr>
-        <w:t xml:space="preserve">. What </w:t>
-      </w:r>
-      <w:r>
-        <w:rPr>
-          <w:b/>
-        </w:rPr>
-        <w:t>evidence</w:t>
-      </w:r>
-      <w:r>
-        <w:rPr>
-          <w:b w:val="0"/>
-        </w:rPr>
-        <w:t xml:space="preserve"> would distinguish them?</w:t>
-      </w:r>
-    </w:p>
-    <w:p>
-      <w:pPr>
-        <w:pStyle w:val="Heading3"/>
-      </w:pPr>
-      <w:r>
-        <w:t>Teacher reasoning · W3</w:t>
-      </w:r>
-    </w:p>
-    <w:p>
-      <w:pPr>
-        <w:spacing w:line="336" w:lineRule="auto" w:after="180"/>
-        <w:shd w:fill="F1F6FC"/>
-      </w:pPr>
-      <w:r>
-        <w:rPr>
-          <w:b w:val="0"/>
-        </w:rPr>
-        <w:t>A written contact-sensor rule could turn the vacuum, or a learned navigation model could choose a turn. A person could also control it.</w:t>
-      </w:r>
-    </w:p>
-    <w:p>
-      <w:pPr>
-        <w:spacing w:line="336" w:lineRule="auto" w:after="180"/>
-        <w:shd w:fill="F1F6FC"/>
-      </w:pPr>
-      <w:r>
-        <w:rPr>
-          <w:b w:val="0"/>
-        </w:rPr>
-        <w:t xml:space="preserve">Documentation of the route-selection </w:t>
-      </w:r>
-      <w:r>
-        <w:rPr>
-          <w:b/>
-        </w:rPr>
-        <w:t>process</w:t>
-      </w:r>
-      <w:r>
-        <w:rPr>
-          <w:b w:val="0"/>
-        </w:rPr>
-        <w:t xml:space="preserve"> or a controlled trace could distinguish these </w:t>
-      </w:r>
-      <w:r>
-        <w:rPr>
-          <w:b/>
-        </w:rPr>
-        <w:t>mechanism</w:t>
-      </w:r>
-      <w:r>
-        <w:rPr>
-          <w:b w:val="0"/>
-        </w:rPr>
-        <w:t>s. Direction change alone is insufficient.</w:t>
-      </w:r>
-    </w:p>
-    <w:p>
-      <w:pPr>
-        <w:pStyle w:val="Heading3"/>
-      </w:pPr>
-      <w:r>
-        <w:t>W4 Investigate a new hybrid system</w:t>
-      </w:r>
-    </w:p>
-    <w:p>
-      <w:pPr>
-        <w:pStyle w:val="Heading3"/>
-      </w:pPr>
-      <w:r>
-        <w:t>Workbook question · W4</w:t>
-      </w:r>
-    </w:p>
-    <w:p>
-      <w:pPr>
-        <w:spacing w:line="336" w:lineRule="auto" w:after="180"/>
-        <w:shd w:fill="F5F1FB"/>
-      </w:pPr>
-      <w:r>
-        <w:rPr>
-          <w:b w:val="0"/>
-        </w:rPr>
-        <w:t xml:space="preserve">A school greenhouse estimates tomorrow's temperature using a model fitted on historical weather. A </w:t>
-      </w:r>
-      <w:r>
-        <w:rPr>
-          <w:b/>
-        </w:rPr>
-        <w:t>written rule</w:t>
-      </w:r>
-      <w:r>
-        <w:rPr>
-          <w:b w:val="0"/>
-        </w:rPr>
-        <w:t xml:space="preserve"> displays CHECK PLANTS above 30 degrees C. A caretaker chooses whether to open a vent.</w:t>
-      </w:r>
-    </w:p>
-    <w:p>
-      <w:pPr>
-        <w:spacing w:line="336" w:lineRule="auto" w:after="180"/>
-        <w:shd w:fill="F5F1FB"/>
-      </w:pPr>
-      <w:r>
-        <w:rPr>
-          <w:b w:val="0"/>
-        </w:rPr>
-        <w:t xml:space="preserve">Identify each </w:t>
-      </w:r>
-      <w:r>
-        <w:rPr>
-          <w:b/>
-        </w:rPr>
-        <w:t>mechanism</w:t>
-      </w:r>
-      <w:r>
-        <w:rPr>
-          <w:b w:val="0"/>
-        </w:rPr>
-        <w:t xml:space="preserve"> and explain why a correct CHECK PLANTS message would not prove an accurate temperature </w:t>
-      </w:r>
-      <w:r>
-        <w:rPr>
-          <w:b/>
-        </w:rPr>
-        <w:t>prediction</w:t>
-      </w:r>
-      <w:r>
-        <w:rPr>
-          <w:b w:val="0"/>
-        </w:rPr>
-        <w:t>.</w:t>
-      </w:r>
-    </w:p>
-    <w:p>
-      <w:pPr>
-        <w:pStyle w:val="Heading3"/>
-      </w:pPr>
-      <w:r>
-        <w:t>Teacher reasoning · W4</w:t>
-      </w:r>
-    </w:p>
-    <w:p>
-      <w:pPr>
-        <w:spacing w:line="336" w:lineRule="auto" w:after="180"/>
-        <w:shd w:fill="F1F6FC"/>
-      </w:pPr>
-      <w:r>
-        <w:rPr>
-          <w:b w:val="0"/>
-        </w:rPr>
-        <w:t xml:space="preserve">The forecast is learned-model </w:t>
-      </w:r>
-      <w:r>
-        <w:rPr>
-          <w:b/>
-        </w:rPr>
-        <w:t>prediction</w:t>
-      </w:r>
-      <w:r>
-        <w:rPr>
-          <w:b w:val="0"/>
-        </w:rPr>
-        <w:t>; the message is a written threshold; vent opening is the caretaker's decision. The message may correctly follow a forecast that is itself inaccurate.</w:t>
-      </w:r>
-    </w:p>
-    <w:p>
-      <w:pPr>
-        <w:spacing w:line="336" w:lineRule="auto" w:after="180"/>
-        <w:shd w:fill="F1F6FC"/>
-      </w:pPr>
-      <w:r>
-        <w:rPr>
-          <w:b w:val="0"/>
-        </w:rPr>
-        <w:t xml:space="preserve">Compare the forecast with a predefined temperature </w:t>
-      </w:r>
-      <w:r>
-        <w:rPr>
-          <w:b/>
-        </w:rPr>
-        <w:t>observation</w:t>
-      </w:r>
-      <w:r>
-        <w:rPr>
-          <w:b w:val="0"/>
-        </w:rPr>
-        <w:t xml:space="preserve"> at the relevant place and time before judging </w:t>
-      </w:r>
-      <w:r>
-        <w:rPr>
-          <w:b/>
-        </w:rPr>
-        <w:t>prediction</w:t>
-      </w:r>
-      <w:r>
-        <w:rPr>
-          <w:b w:val="0"/>
-        </w:rPr>
-        <w:t xml:space="preserve"> accuracy.</w:t>
-      </w:r>
-    </w:p>
-    <w:p>
-      <w:pPr>
-        <w:pStyle w:val="Heading3"/>
-      </w:pPr>
-      <w:r>
-        <w:t>W5 Design an evidence card</w:t>
-      </w:r>
-    </w:p>
-    <w:p>
-      <w:pPr>
-        <w:pStyle w:val="Heading3"/>
-      </w:pPr>
-      <w:r>
-        <w:t>Workbook question · W5</w:t>
-      </w:r>
-    </w:p>
-    <w:p>
-      <w:pPr>
-        <w:spacing w:line="336" w:lineRule="auto" w:after="180"/>
-        <w:shd w:fill="F5F1FB"/>
-      </w:pPr>
-      <w:r>
-        <w:rPr>
-          <w:b w:val="0"/>
-        </w:rPr>
-        <w:t xml:space="preserve">Invent one product containing two </w:t>
-      </w:r>
-      <w:r>
-        <w:rPr>
-          <w:b/>
-        </w:rPr>
-        <w:t>mechanism</w:t>
-      </w:r>
-      <w:r>
-        <w:rPr>
-          <w:b w:val="0"/>
-        </w:rPr>
-        <w:t>s. State the supplied facts, draw an information path and write one claim the facts support and one they do not. Do not use real classmates' personal information.</w:t>
-      </w:r>
-    </w:p>
-    <w:p>
-      <w:pPr>
-        <w:pStyle w:val="Heading3"/>
-      </w:pPr>
-      <w:r>
-        <w:t>Teacher reasoning · W5</w:t>
-      </w:r>
-    </w:p>
-    <w:p>
-      <w:pPr>
-        <w:spacing w:line="336" w:lineRule="auto" w:after="180"/>
-        <w:shd w:fill="F1F6FC"/>
-      </w:pPr>
-      <w:r>
-        <w:rPr>
-          <w:b w:val="0"/>
-        </w:rPr>
-        <w:t>Accept a coherent case such as a trained speech recogniser supplying text to a written keyword rule. The support must connect to supplied facts, and the unsupported claim must exceed them, such as assuming perfect recognition.</w:t>
-      </w:r>
-    </w:p>
-    <w:p>
-      <w:pPr>
-        <w:spacing w:line="336" w:lineRule="auto" w:after="180"/>
-        <w:shd w:fill="F1F6FC"/>
-      </w:pPr>
-      <w:r>
-        <w:rPr>
-          <w:b w:val="0"/>
-        </w:rPr>
-        <w:t>Check that the learner distinguishes the two decisions rather than merely naming two devices.</w:t>
-      </w:r>
-    </w:p>
-    <w:p>
-      <w:pPr>
-        <w:pStyle w:val="Heading3"/>
-      </w:pPr>
-      <w:r>
-        <w:t>Assess independent transfer</w:t>
-      </w:r>
-    </w:p>
-    <w:p>
-      <w:pPr>
-        <w:spacing w:line="336" w:lineRule="auto" w:after="180"/>
-      </w:pPr>
-      <w:r>
-        <w:rPr>
-          <w:b w:val="0"/>
-        </w:rPr>
-        <w:t xml:space="preserve">Selected case: A school greenhouse estimates tomorrow's temperature using a model fitted on historical weather. A </w:t>
-      </w:r>
-      <w:r>
-        <w:rPr>
-          <w:b/>
-        </w:rPr>
-        <w:t>written rule</w:t>
-      </w:r>
-      <w:r>
-        <w:rPr>
-          <w:b w:val="0"/>
-        </w:rPr>
-        <w:t xml:space="preserve"> displays CHECK PLANTS above 30 degrees C. A caretaker chooses whether to open a vent.</w:t>
-      </w:r>
-    </w:p>
-    <w:p>
-      <w:pPr>
-        <w:spacing w:line="336" w:lineRule="auto" w:after="180"/>
-      </w:pPr>
-      <w:r>
-        <w:rPr>
-          <w:b w:val="0"/>
-        </w:rPr>
-        <w:t xml:space="preserve">Identify each </w:t>
-      </w:r>
-      <w:r>
-        <w:rPr>
-          <w:b/>
-        </w:rPr>
-        <w:t>mechanism</w:t>
-      </w:r>
-      <w:r>
-        <w:rPr>
-          <w:b w:val="0"/>
-        </w:rPr>
-        <w:t xml:space="preserve"> and explain why a correct CHECK PLANTS message would not prove an accurate temperature </w:t>
-      </w:r>
-      <w:r>
-        <w:rPr>
-          <w:b/>
-        </w:rPr>
-        <w:t>prediction</w:t>
-      </w:r>
-      <w:r>
-        <w:rPr>
-          <w:b w:val="0"/>
-        </w:rPr>
-        <w:t>.</w:t>
-      </w:r>
-    </w:p>
-    <w:p>
-      <w:pPr>
-        <w:pStyle w:val="Heading3"/>
-      </w:pPr>
-      <w:r>
-        <w:t>Selected case answer</w:t>
-      </w:r>
-    </w:p>
-    <w:p>
-      <w:pPr>
-        <w:pStyle w:val="Heading3"/>
-      </w:pPr>
-      <w:r>
-        <w:t>Teacher key · Selected case answer</w:t>
-      </w:r>
-    </w:p>
-    <w:p>
-      <w:pPr>
-        <w:spacing w:line="336" w:lineRule="auto" w:after="180"/>
-        <w:shd w:fill="F1F6FC"/>
-      </w:pPr>
-      <w:r>
-        <w:rPr>
-          <w:b w:val="0"/>
-        </w:rPr>
-        <w:t xml:space="preserve">The forecast is learned-model </w:t>
-      </w:r>
-      <w:r>
-        <w:rPr>
-          <w:b/>
-        </w:rPr>
-        <w:t>prediction</w:t>
-      </w:r>
-      <w:r>
-        <w:rPr>
-          <w:b w:val="0"/>
-        </w:rPr>
-        <w:t>; the message is a written threshold; vent opening is the caretaker's decision. The message may correctly follow a forecast that is itself inaccurate.</w:t>
-      </w:r>
-    </w:p>
-    <w:p>
-      <w:pPr>
-        <w:spacing w:line="336" w:lineRule="auto" w:after="180"/>
-        <w:shd w:fill="F1F6FC"/>
-      </w:pPr>
-      <w:r>
-        <w:rPr>
-          <w:b w:val="0"/>
-        </w:rPr>
-        <w:t xml:space="preserve">Compare the forecast with a predefined temperature </w:t>
-      </w:r>
-      <w:r>
-        <w:rPr>
-          <w:b/>
-        </w:rPr>
-        <w:t>observation</w:t>
-      </w:r>
-      <w:r>
-        <w:rPr>
-          <w:b w:val="0"/>
-        </w:rPr>
-        <w:t xml:space="preserve"> at the relevant place and time before judging </w:t>
-      </w:r>
-      <w:r>
-        <w:rPr>
-          <w:b/>
-        </w:rPr>
-        <w:t>prediction</w:t>
-      </w:r>
-      <w:r>
-        <w:rPr>
-          <w:b w:val="0"/>
-        </w:rPr>
-        <w:t xml:space="preserve"> accuracy.</w:t>
-      </w:r>
-    </w:p>
-    <w:tbl>
-      <w:tblPr>
-        <w:tblStyle w:val="LightShading-Accent1"/>
-        <w:tblW w:type="auto" w:w="0"/>
-        <w:tblLook w:firstColumn="1" w:firstRow="1" w:lastColumn="0" w:lastRow="0" w:noHBand="0" w:noVBand="1" w:val="04A0"/>
-      </w:tblPr>
-      <w:tblGrid>
-        <w:gridCol w:w="5112"/>
-        <w:gridCol w:w="5112"/>
-      </w:tblGrid>
-      <w:tr>
-        <w:trPr>
-          <w:tblHeader/>
-        </w:trPr>
-        <w:tc>
-          <w:tcPr>
-            <w:tcW w:type="dxa" w:w="5112"/>
-          </w:tcPr>
-          <w:p>
-            <w:r>
-              <w:t>Dimension</w:t>
-            </w:r>
-          </w:p>
-        </w:tc>
-        <w:tc>
-          <w:tcPr>
-            <w:tcW w:type="dxa" w:w="5112"/>
-          </w:tcPr>
-          <w:p>
-            <w:r>
-              <w:t>Evidence required</w:t>
-            </w:r>
-          </w:p>
-        </w:tc>
-      </w:tr>
-      <w:tr>
-        <w:tc>
-          <w:tcPr>
-            <w:tcW w:type="dxa" w:w="5112"/>
-          </w:tcPr>
-          <w:p>
-            <w:r>
-              <w:t>Explanation</w:t>
-            </w:r>
-          </w:p>
-        </w:tc>
-        <w:tc>
-          <w:tcPr>
-            <w:tcW w:type="dxa" w:w="5112"/>
-          </w:tcPr>
-          <w:p>
-            <w:r>
-              <w:t>Names the applicable idea or procedure and ties it to the supplied facts.</w:t>
-            </w:r>
-          </w:p>
-        </w:tc>
-      </w:tr>
-      <w:tr>
-        <w:tc>
-          <w:tcPr>
-            <w:tcW w:type="dxa" w:w="5112"/>
-          </w:tcPr>
-          <w:p>
-            <w:r>
-              <w:t>Trace and result</w:t>
-            </w:r>
-          </w:p>
-        </w:tc>
-        <w:tc>
-          <w:tcPr>
-            <w:tcW w:type="dxa" w:w="5112"/>
-          </w:tcPr>
-          <w:p>
-            <w:r>
-              <w:t>Preserves the given inputs and shows the relevant intermediate steps; distinguishes a prediction from an observed execution.</w:t>
-            </w:r>
-          </w:p>
-        </w:tc>
-      </w:tr>
-      <w:tr>
-        <w:tc>
-          <w:tcPr>
-            <w:tcW w:type="dxa" w:w="5112"/>
-          </w:tcPr>
-          <w:p>
-            <w:r>
-              <w:t>Limits</w:t>
-            </w:r>
-          </w:p>
-        </w:tc>
-        <w:tc>
-          <w:tcPr>
-            <w:tcW w:type="dxa" w:w="5112"/>
-          </w:tcPr>
-          <w:p>
-            <w:r>
-              <w:t>States the assumptions, missing evidence or conditions under which the result would change.</w:t>
-            </w:r>
-          </w:p>
-        </w:tc>
-      </w:tr>
-    </w:tbl>
-    <w:p>
-      <w:pPr>
-        <w:pStyle w:val="Heading3"/>
-      </w:pPr>
-      <w:r>
-        <w:t>Teacher key · Selected case answer</w:t>
-      </w:r>
-    </w:p>
-    <w:p>
-      <w:pPr>
-        <w:spacing w:line="336" w:lineRule="auto" w:after="180"/>
-        <w:shd w:fill="F1F6FC"/>
-      </w:pPr>
-      <w:r>
-        <w:rPr>
-          <w:b w:val="0"/>
-        </w:rPr>
-        <w:t>Record each dimension as not yet, with support, or independent. Accept a valid alternative procedure with a defensible trace.</w:t>
-      </w:r>
-    </w:p>
-    <w:p>
-      <w:pPr>
-        <w:spacing w:line="336" w:lineRule="auto" w:after="180"/>
-        <w:shd w:fill="F1F6FC"/>
-      </w:pPr>
-      <w:r>
-        <w:rPr>
-          <w:b w:val="0"/>
-        </w:rPr>
-        <w:t xml:space="preserve">Do not penalise an honestly recorded model failure if the learner correctly explains its </w:t>
-      </w:r>
-      <w:r>
-        <w:rPr>
-          <w:b/>
-        </w:rPr>
-        <w:t>evidence</w:t>
-      </w:r>
-      <w:r>
-        <w:rPr>
-          <w:b w:val="0"/>
-        </w:rPr>
-        <w:t xml:space="preserve"> and limits.</w:t>
-      </w:r>
-    </w:p>
-    <w:p>
-      <w:pPr>
-        <w:pStyle w:val="Heading3"/>
-      </w:pPr>
-      <w:r>
-        <w:t>Feedback that the learner uses</w:t>
-      </w:r>
-    </w:p>
-    <w:p>
-      <w:pPr>
-        <w:spacing w:line="336" w:lineRule="auto" w:after="180"/>
-      </w:pPr>
-      <w:r>
-        <w:rPr>
-          <w:b w:val="0"/>
-        </w:rPr>
-        <w:t>Name the earliest unsupported step and give one action to repair it. Have the learner make that repair now and explain why. Then assess the relevant skill on a fresh, fully specified case.</w:t>
-      </w:r>
-    </w:p>
-    <w:p>
-      <w:pPr>
-        <w:spacing w:line="336" w:lineRule="auto" w:after="180"/>
-      </w:pPr>
-      <w:r>
-        <w:rPr>
-          <w:b w:val="0"/>
-        </w:rPr>
-        <w:t>Confirm it was not previously practised with feedback; solve and check the new case before assigning it. A follow-up design prompt is a starting brief, not automatically an equivalent test.</w:t>
-      </w:r>
-    </w:p>
-    <w:p>
-      <w:pPr>
-        <w:pStyle w:val="Heading1"/>
-      </w:pPr>
-      <w:r>
-        <w:t>06. Connect and extend learning</w:t>
-      </w:r>
-    </w:p>
-    <w:p>
-      <w:r>
-        <w:t>Connect the explanation to the project, plan extensions and revisit prerequisites where needed.</w:t>
-      </w:r>
-    </w:p>
-    <w:p>
-      <w:pPr>
-        <w:pStyle w:val="Heading3"/>
-      </w:pPr>
-      <w:r>
-        <w:t>Helpful Classroom Sorter</w:t>
-      </w:r>
-    </w:p>
-    <w:p>
-      <w:pPr>
-        <w:spacing w:line="336" w:lineRule="auto" w:after="180"/>
-      </w:pPr>
-      <w:r>
-        <w:rPr>
-          <w:b w:val="0"/>
-        </w:rPr>
-        <w:t xml:space="preserve">Choose whether the Helpful Classroom Sorter needs a person, fixed rule, or </w:t>
-      </w:r>
-      <w:r>
-        <w:rPr>
-          <w:b/>
-        </w:rPr>
-        <w:t>learned model</w:t>
-      </w:r>
-      <w:r>
-        <w:rPr>
-          <w:b w:val="0"/>
-        </w:rPr>
-        <w:t>; justify the smallest safe solution.</w:t>
-      </w:r>
-    </w:p>
-    <w:p>
-      <w:pPr>
-        <w:spacing w:line="336" w:lineRule="auto" w:after="180"/>
-      </w:pPr>
-      <w:r>
-        <w:rPr>
-          <w:b w:val="0"/>
-        </w:rPr>
-        <w:t xml:space="preserve">Keep the decision, </w:t>
-      </w:r>
-      <w:r>
-        <w:rPr>
-          <w:b/>
-        </w:rPr>
-        <w:t>input</w:t>
-      </w:r>
-      <w:r>
-        <w:rPr>
-          <w:b w:val="0"/>
-        </w:rPr>
-        <w:t xml:space="preserve">, result, explanation and remaining limitation in the project </w:t>
-      </w:r>
-      <w:r>
-        <w:rPr>
-          <w:b/>
-        </w:rPr>
-        <w:t>evidence</w:t>
-      </w:r>
-      <w:r>
-        <w:rPr>
-          <w:b w:val="0"/>
-        </w:rPr>
-        <w:t xml:space="preserve"> record. Retrieve this record next week rather than restarting the project.</w:t>
-      </w:r>
-    </w:p>
-    <w:p>
-      <w:pPr>
-        <w:pStyle w:val="Heading3"/>
-      </w:pPr>
-      <w:r>
-        <w:t>Support and stretch</w:t>
-      </w:r>
-    </w:p>
-    <w:p>
-      <w:pPr>
-        <w:spacing w:line="336" w:lineRule="auto" w:after="180"/>
-      </w:pPr>
-      <w:r>
-        <w:rPr>
-          <w:b w:val="0"/>
-        </w:rPr>
-        <w:t xml:space="preserve">Use physical cards, spoken explanations and a three-stage drawing. Read aloud without giving the answer. Stretch: compare two </w:t>
-      </w:r>
-      <w:r>
-        <w:rPr>
-          <w:b/>
-        </w:rPr>
-        <w:t>mechanism</w:t>
-      </w:r>
-      <w:r>
-        <w:rPr>
-          <w:b w:val="0"/>
-        </w:rPr>
-        <w:t xml:space="preserve">s with the same visible </w:t>
-      </w:r>
-      <w:r>
-        <w:rPr>
-          <w:b/>
-        </w:rPr>
-        <w:t>output</w:t>
-      </w:r>
-      <w:r>
-        <w:rPr>
-          <w:b w:val="0"/>
-        </w:rPr>
-        <w:t xml:space="preserve"> and explain what </w:t>
-      </w:r>
-      <w:r>
-        <w:rPr>
-          <w:b/>
-        </w:rPr>
-        <w:t>evidence</w:t>
-      </w:r>
-      <w:r>
-        <w:rPr>
-          <w:b w:val="0"/>
-        </w:rPr>
-        <w:t xml:space="preserve"> distinguishes them.</w:t>
-      </w:r>
-    </w:p>
-    <w:p>
-      <w:pPr>
-        <w:pStyle w:val="Heading3"/>
-      </w:pPr>
-      <w:r>
-        <w:t>Exit reflection</w:t>
-      </w:r>
-    </w:p>
-    <w:p>
-      <w:pPr>
-        <w:spacing w:line="336" w:lineRule="auto" w:after="180"/>
-      </w:pPr>
-      <w:r>
-        <w:rPr>
-          <w:b w:val="0"/>
-        </w:rPr>
-        <w:t xml:space="preserve">Ask for one decision the learner can now justify and one situation requiring more </w:t>
-      </w:r>
-      <w:r>
-        <w:rPr>
-          <w:b/>
-        </w:rPr>
-        <w:t>evidence</w:t>
-      </w:r>
-      <w:r>
-        <w:rPr>
-          <w:b w:val="0"/>
-        </w:rPr>
-        <w:t xml:space="preserve"> or human review. Confidence ratings are separate from correct independent performance.</w:t>
-      </w:r>
-    </w:p>
-    <w:p>
-      <w:pPr>
-        <w:pStyle w:val="Heading3"/>
-      </w:pPr>
-      <w:r>
-        <w:t>Bridge to the next week</w:t>
-      </w:r>
-    </w:p>
-    <w:p>
-      <w:pPr>
-        <w:spacing w:line="336" w:lineRule="auto" w:after="180"/>
-      </w:pPr>
-      <w:r>
-        <w:rPr>
-          <w:b w:val="0"/>
-        </w:rPr>
-        <w:t xml:space="preserve">Next: Week 2: </w:t>
-      </w:r>
-      <w:r>
-        <w:rPr>
-          <w:b/>
-        </w:rPr>
-        <w:t>Input</w:t>
-      </w:r>
-      <w:r>
-        <w:rPr>
-          <w:b w:val="0"/>
-        </w:rPr>
-        <w:t xml:space="preserve">, </w:t>
-      </w:r>
-      <w:r>
-        <w:rPr>
-          <w:b/>
-        </w:rPr>
-        <w:t>Process</w:t>
-      </w:r>
-      <w:r>
-        <w:rPr>
-          <w:b w:val="0"/>
-        </w:rPr>
-        <w:t xml:space="preserve">, </w:t>
-      </w:r>
-      <w:r>
-        <w:rPr>
-          <w:b/>
-        </w:rPr>
-        <w:t>Output</w:t>
-      </w:r>
-      <w:r>
-        <w:rPr>
-          <w:b w:val="0"/>
-        </w:rPr>
-        <w:t xml:space="preserve">. Retrieve today’s </w:t>
-      </w:r>
-      <w:r>
-        <w:rPr>
-          <w:b/>
-        </w:rPr>
-        <w:t>evidence</w:t>
-      </w:r>
-      <w:r>
-        <w:rPr>
-          <w:b w:val="0"/>
-        </w:rPr>
-        <w:t xml:space="preserve"> and identify what carries forward and what is new.</w:t>
-      </w:r>
-    </w:p>
-    <w:p>
-      <w:pPr>
-        <w:pStyle w:val="Heading3"/>
-      </w:pPr>
-      <w:r>
-        <w:t>Support and fresh reassessment</w:t>
-      </w:r>
-    </w:p>
-    <w:p>
-      <w:pPr>
-        <w:spacing w:line="336" w:lineRule="auto" w:after="180"/>
-      </w:pPr>
-      <w:r>
-        <w:rPr>
-          <w:b w:val="0"/>
-        </w:rPr>
-        <w:t xml:space="preserve">Read the cases aloud and let students use arrows or spoken explanations. Supply the three </w:t>
-      </w:r>
-      <w:r>
-        <w:rPr>
-          <w:b/>
-        </w:rPr>
-        <w:t>mechanism</w:t>
-      </w:r>
-      <w:r>
-        <w:rPr>
-          <w:b w:val="0"/>
-        </w:rPr>
-        <w:t xml:space="preserve"> labels if vocabulary is the barrier, but record that support.</w:t>
-      </w:r>
-    </w:p>
-    <w:p>
-      <w:pPr>
-        <w:spacing w:line="336" w:lineRule="auto" w:after="180"/>
-      </w:pPr>
-      <w:r>
-        <w:rPr>
-          <w:b w:val="0"/>
-        </w:rPr>
-        <w:t xml:space="preserve">Extension students should design two </w:t>
-      </w:r>
-      <w:r>
-        <w:rPr>
-          <w:b/>
-        </w:rPr>
-        <w:t>mechanism</w:t>
-      </w:r>
-      <w:r>
-        <w:rPr>
-          <w:b w:val="0"/>
-        </w:rPr>
-        <w:t xml:space="preserve">s producing the same </w:t>
-      </w:r>
-      <w:r>
-        <w:rPr>
-          <w:b/>
-        </w:rPr>
-        <w:t>output</w:t>
-      </w:r>
-      <w:r>
-        <w:rPr>
-          <w:b w:val="0"/>
-        </w:rPr>
-        <w:t xml:space="preserve"> and propose </w:t>
-      </w:r>
-      <w:r>
-        <w:rPr>
-          <w:b/>
-        </w:rPr>
-        <w:t>evidence</w:t>
-      </w:r>
-      <w:r>
-        <w:rPr>
-          <w:b w:val="0"/>
-        </w:rPr>
-        <w:t xml:space="preserve"> that would distinguish them.</w:t>
-      </w:r>
-    </w:p>
-    <w:p>
-      <w:pPr>
-        <w:spacing w:line="336" w:lineRule="auto" w:after="180"/>
-      </w:pPr>
-      <w:r>
-        <w:rPr>
-          <w:b w:val="0"/>
-        </w:rPr>
-        <w:t xml:space="preserve">For W4, require all three components classified with their supplied </w:t>
-      </w:r>
-      <w:r>
-        <w:rPr>
-          <w:b/>
-        </w:rPr>
-        <w:t>evidence</w:t>
-      </w:r>
-      <w:r>
-        <w:rPr>
-          <w:b w:val="0"/>
-        </w:rPr>
-        <w:t xml:space="preserve"> and an explanation that a downstream rule can operate correctly on a wrong estimate. A label without supporting </w:t>
-      </w:r>
-      <w:r>
-        <w:rPr>
-          <w:b/>
-        </w:rPr>
-        <w:t>evidence</w:t>
-      </w:r>
-      <w:r>
-        <w:rPr>
-          <w:b w:val="0"/>
-        </w:rPr>
-        <w:t xml:space="preserve"> is developing.</w:t>
-      </w:r>
-    </w:p>
-    <w:p>
-      <w:pPr>
-        <w:spacing w:line="336" w:lineRule="auto" w:after="180"/>
       </w:pPr>
       <w:r>
         <w:rPr>
@@ -6328,21 +5985,10 @@
     </w:p>
     <w:p>
       <w:pPr>
-        <w:spacing w:line="336" w:lineRule="auto" w:after="180"/>
-      </w:pPr>
-      <w:r>
-        <w:rPr>
-          <w:b w:val="0"/>
-        </w:rPr>
-        <w:t>Week 2 follows how information is represented and changed between components. Keep the three-row bus diagram: the delay number and the warning colour are different representations of related information.</w:t>
-      </w:r>
-    </w:p>
-    <w:p>
-      <w:pPr>
-        <w:pStyle w:val="Heading3"/>
-      </w:pPr>
-      <w:r>
-        <w:t>Plan the delayed return</w:t>
+        <w:pStyle w:val="Heading2"/>
+      </w:pPr>
+      <w:r>
+        <w:t>Plan a later check</w:t>
       </w:r>
     </w:p>
     <w:p>
@@ -6559,48 +6205,212 @@
     </w:p>
     <w:p>
       <w:pPr>
+        <w:pStyle w:val="Heading2"/>
+      </w:pPr>
+      <w:r>
+        <w:t>Connect to Week 2</w:t>
+      </w:r>
+    </w:p>
+    <w:p>
+      <w:pPr>
+        <w:spacing w:line="336" w:lineRule="auto" w:after="180"/>
+      </w:pPr>
+      <w:r>
+        <w:rPr>
+          <w:b w:val="0"/>
+        </w:rPr>
+        <w:t xml:space="preserve">Ask for one decision the learner can now justify and one situation requiring more </w:t>
+      </w:r>
+      <w:r>
+        <w:rPr>
+          <w:b/>
+        </w:rPr>
+        <w:t>evidence</w:t>
+      </w:r>
+      <w:r>
+        <w:rPr>
+          <w:b w:val="0"/>
+        </w:rPr>
+        <w:t xml:space="preserve"> or human review. Confidence ratings are separate from correct independent performance.</w:t>
+      </w:r>
+    </w:p>
+    <w:p>
+      <w:pPr>
+        <w:spacing w:line="336" w:lineRule="auto" w:after="180"/>
+      </w:pPr>
+      <w:r>
+        <w:rPr>
+          <w:b w:val="0"/>
+        </w:rPr>
+        <w:t xml:space="preserve">Next: Week 2: </w:t>
+      </w:r>
+      <w:r>
+        <w:rPr>
+          <w:b/>
+        </w:rPr>
+        <w:t>Input</w:t>
+      </w:r>
+      <w:r>
+        <w:rPr>
+          <w:b w:val="0"/>
+        </w:rPr>
+        <w:t xml:space="preserve">, </w:t>
+      </w:r>
+      <w:r>
+        <w:rPr>
+          <w:b/>
+        </w:rPr>
+        <w:t>Process</w:t>
+      </w:r>
+      <w:r>
+        <w:rPr>
+          <w:b w:val="0"/>
+        </w:rPr>
+        <w:t xml:space="preserve">, </w:t>
+      </w:r>
+      <w:r>
+        <w:rPr>
+          <w:b/>
+        </w:rPr>
+        <w:t>Output</w:t>
+      </w:r>
+      <w:r>
+        <w:rPr>
+          <w:b w:val="0"/>
+        </w:rPr>
+        <w:t xml:space="preserve">. Retrieve today’s </w:t>
+      </w:r>
+      <w:r>
+        <w:rPr>
+          <w:b/>
+        </w:rPr>
+        <w:t>evidence</w:t>
+      </w:r>
+      <w:r>
+        <w:rPr>
+          <w:b w:val="0"/>
+        </w:rPr>
+        <w:t xml:space="preserve"> and identify what carries forward and what is new.</w:t>
+      </w:r>
+    </w:p>
+    <w:p>
+      <w:pPr>
+        <w:spacing w:line="336" w:lineRule="auto" w:after="180"/>
+      </w:pPr>
+      <w:r>
+        <w:rPr>
+          <w:b w:val="0"/>
+        </w:rPr>
+        <w:t>Week 2 follows how information is represented and changed between components. Keep the three-row bus diagram: the delay number and the warning colour are different representations of related information.</w:t>
+      </w:r>
+    </w:p>
+    <w:p>
+      <w:pPr>
+        <w:pStyle w:val="Heading2"/>
+      </w:pPr>
+      <w:r>
+        <w:t>Original project and extension headings · reference / check after trying</w:t>
+      </w:r>
+    </w:p>
+    <w:p>
+      <w:pPr>
+        <w:spacing w:line="336" w:lineRule="auto" w:after="180"/>
+      </w:pPr>
+      <w:r>
+        <w:rPr>
+          <w:b w:val="0"/>
+        </w:rPr>
+        <w:t>Connect and extend learning</w:t>
+      </w:r>
+    </w:p>
+    <w:p>
+      <w:pPr>
         <w:pStyle w:val="Heading3"/>
       </w:pPr>
       <w:r>
+        <w:t>Helpful Classroom Sorter</w:t>
+      </w:r>
+    </w:p>
+    <w:p>
+      <w:pPr>
+        <w:pStyle w:val="Heading3"/>
+      </w:pPr>
+      <w:r>
+        <w:t>Support and stretch</w:t>
+      </w:r>
+    </w:p>
+    <w:p>
+      <w:pPr>
+        <w:pStyle w:val="Heading3"/>
+      </w:pPr>
+      <w:r>
+        <w:t>Exit reflection</w:t>
+      </w:r>
+    </w:p>
+    <w:p>
+      <w:pPr>
+        <w:pStyle w:val="Heading3"/>
+      </w:pPr>
+      <w:r>
+        <w:t>Bridge to the next week</w:t>
+      </w:r>
+    </w:p>
+    <w:p>
+      <w:pPr>
+        <w:pStyle w:val="Heading3"/>
+      </w:pPr>
+      <w:r>
+        <w:t>Support and fresh reassessment</w:t>
+      </w:r>
+    </w:p>
+    <w:p>
+      <w:pPr>
+        <w:pStyle w:val="Heading3"/>
+      </w:pPr>
+      <w:r>
+        <w:t>Plan the delayed return</w:t>
+      </w:r>
+    </w:p>
+    <w:p>
+      <w:pPr>
+        <w:pStyle w:val="Heading3"/>
+      </w:pPr>
+      <w:r>
         <w:t>Project evidence from this case</w:t>
       </w:r>
     </w:p>
     <w:p>
       <w:pPr>
+        <w:pStyle w:val="Heading1"/>
+      </w:pPr>
+      <w:r>
+        <w:t>Reference bank and extra practice</w:t>
+      </w:r>
+    </w:p>
+    <w:p>
+      <w:pPr>
+        <w:pStyle w:val="Heading1"/>
+      </w:pPr>
+      <w:r>
+        <w:t>07. Reference: alternative planning checklist</w:t>
+      </w:r>
+    </w:p>
+    <w:p>
+      <w:r>
+        <w:t>This repeats the main teaching cycle in checklist form. Use one planning route, not both.</w:t>
+      </w:r>
+    </w:p>
+    <w:p>
+      <w:pPr>
+        <w:pStyle w:val="Heading2"/>
+      </w:pPr>
+      <w:r>
+        <w:t>Preparation checklist</w:t>
+      </w:r>
+    </w:p>
+    <w:p>
+      <w:pPr>
         <w:spacing w:line="336" w:lineRule="auto" w:after="180"/>
-      </w:pPr>
-      <w:r>
-        <w:rPr>
-          <w:b w:val="0"/>
-        </w:rPr>
-        <w:t>For the Helpful Classroom Sorter, annotate which decisions follow written instructions and which, if any, were fitted from examples.</w:t>
-      </w:r>
-    </w:p>
-    <w:p>
-      <w:pPr>
-        <w:pStyle w:val="Heading1"/>
-      </w:pPr>
-      <w:r>
-        <w:t>07. Prepare, teach and assess</w:t>
-      </w:r>
-    </w:p>
-    <w:p>
-      <w:r>
-        <w:t>Use this preparation summary alongside the detailed sections; it is a checklist, not a replacement lesson.</w:t>
-      </w:r>
-    </w:p>
-    <w:p>
-      <w:pPr>
-        <w:pStyle w:val="Heading3"/>
-      </w:pPr>
-      <w:r>
-        <w:t>Teaching target</w:t>
-      </w:r>
-    </w:p>
-    <w:p>
-      <w:pPr>
-        <w:spacing w:line="336" w:lineRule="auto" w:after="180"/>
-        <w:shd w:fill="EDF7F3"/>
       </w:pPr>
       <w:r>
         <w:rPr>
@@ -6777,6 +6587,14 @@
     </w:tbl>
     <w:p>
       <w:pPr>
+        <w:pStyle w:val="Heading2"/>
+      </w:pPr>
+      <w:r>
+        <w:t>Practice, support and assessment reminders</w:t>
+      </w:r>
+    </w:p>
+    <w:p>
+      <w:pPr>
         <w:spacing w:line="336" w:lineRule="auto" w:after="180"/>
       </w:pPr>
       <w:r>
@@ -6811,16 +6629,7 @@
     </w:p>
     <w:p>
       <w:pPr>
-        <w:pStyle w:val="Heading3"/>
-      </w:pPr>
-      <w:r>
-        <w:t>Supported practice answer</w:t>
-      </w:r>
-    </w:p>
-    <w:p>
-      <w:pPr>
         <w:spacing w:line="336" w:lineRule="auto" w:after="180"/>
-        <w:shd w:fill="F1F6FC"/>
       </w:pPr>
       <w:r>
         <w:rPr>
@@ -6880,7 +6689,6 @@
     <w:p>
       <w:pPr>
         <w:spacing w:line="336" w:lineRule="auto" w:after="180"/>
-        <w:shd w:fill="F1F6FC"/>
       </w:pPr>
       <w:r>
         <w:rPr>
@@ -6949,16 +6757,7 @@
     </w:p>
     <w:p>
       <w:pPr>
-        <w:pStyle w:val="Heading3"/>
-      </w:pPr>
-      <w:r>
-        <w:t>Repair the misconception</w:t>
-      </w:r>
-    </w:p>
-    <w:p>
-      <w:pPr>
         <w:spacing w:line="336" w:lineRule="auto" w:after="180"/>
-        <w:shd w:fill="FFF5E6"/>
       </w:pPr>
       <w:r>
         <w:rPr>
@@ -6969,16 +6768,7 @@
     </w:p>
     <w:p>
       <w:pPr>
-        <w:pStyle w:val="Heading3"/>
-      </w:pPr>
-      <w:r>
-        <w:t>Support without giving away the answer</w:t>
-      </w:r>
-    </w:p>
-    <w:p>
-      <w:pPr>
         <w:spacing w:line="336" w:lineRule="auto" w:after="180"/>
-        <w:shd w:fill="F1F6F8"/>
       </w:pPr>
       <w:r>
         <w:rPr>
@@ -7001,16 +6791,7 @@
     </w:p>
     <w:p>
       <w:pPr>
-        <w:pStyle w:val="Heading3"/>
-      </w:pPr>
-      <w:r>
-        <w:t>Extend the reasoning</w:t>
-      </w:r>
-    </w:p>
-    <w:p>
-      <w:pPr>
         <w:spacing w:line="336" w:lineRule="auto" w:after="180"/>
-        <w:shd w:fill="F5F1FB"/>
       </w:pPr>
       <w:r>
         <w:rPr>
@@ -7046,7 +6827,6 @@
     <w:p>
       <w:pPr>
         <w:spacing w:line="336" w:lineRule="auto" w:after="180"/>
-        <w:shd w:fill="F5F1FB"/>
       </w:pPr>
       <w:r>
         <w:rPr>
@@ -7057,16 +6837,7 @@
     </w:p>
     <w:p>
       <w:pPr>
-        <w:pStyle w:val="Heading3"/>
-      </w:pPr>
-      <w:r>
-        <w:t>Protect the independent attempt</w:t>
-      </w:r>
-    </w:p>
-    <w:p>
-      <w:pPr>
         <w:spacing w:line="336" w:lineRule="auto" w:after="180"/>
-        <w:shd w:fill="FFF5E6"/>
       </w:pPr>
       <w:r>
         <w:rPr>
@@ -7261,16 +7032,7 @@
     </w:tbl>
     <w:p>
       <w:pPr>
-        <w:pStyle w:val="Heading3"/>
-      </w:pPr>
-      <w:r>
-        <w:t>Project checkpoint</w:t>
-      </w:r>
-    </w:p>
-    <w:p>
-      <w:pPr>
         <w:spacing w:line="336" w:lineRule="auto" w:after="180"/>
-        <w:shd w:fill="EDF7F3"/>
       </w:pPr>
       <w:r>
         <w:rPr>
@@ -7319,12 +7081,20 @@
         <w:pStyle w:val="Heading1"/>
       </w:pPr>
       <w:r>
-        <w:t>08. Use feedback, labs and repair paths</w:t>
-      </w:r>
-    </w:p>
-    <w:p>
-      <w:r>
-        <w:t>Use feedback, review links and portfolios purposefully. Coding guidance applies when a later lesson contains a lab.</w:t>
+        <w:t>08. Reference: feedback and digital tools</w:t>
+      </w:r>
+    </w:p>
+    <w:p>
+      <w:r>
+        <w:t>Use tools to keep an explanation and its evidence. This week does not require a coding lab.</w:t>
+      </w:r>
+    </w:p>
+    <w:p>
+      <w:pPr>
+        <w:pStyle w:val="Heading2"/>
+      </w:pPr>
+      <w:r>
+        <w:t>Keep supported practice and assessment separate</w:t>
       </w:r>
     </w:p>
     <w:p>
@@ -7363,10 +7133,52 @@
     </w:p>
     <w:p>
       <w:pPr>
-        <w:pStyle w:val="Heading3"/>
-      </w:pPr>
-      <w:r>
-        <w:t>For lessons with executable code</w:t>
+        <w:pStyle w:val="Heading2"/>
+      </w:pPr>
+      <w:r>
+        <w:t>Use repair and portfolio records</w:t>
+      </w:r>
+    </w:p>
+    <w:p>
+      <w:pPr>
+        <w:spacing w:line="336" w:lineRule="auto" w:after="180"/>
+      </w:pPr>
+      <w:r>
+        <w:rPr>
+          <w:b w:val="0"/>
+        </w:rPr>
+        <w:t>Use the earlier worked-explanation links to address a specific missing building block, then return to the current question. Adapt this suggestion after observing the learner; it is not an automatic diagnosis.</w:t>
+      </w:r>
+    </w:p>
+    <w:p>
+      <w:pPr>
+        <w:spacing w:line="336" w:lineRule="auto" w:after="180"/>
+      </w:pPr>
+      <w:r>
+        <w:rPr>
+          <w:b w:val="0"/>
+        </w:rPr>
+        <w:t xml:space="preserve">Collect the completed-work portfolio as </w:t>
+      </w:r>
+      <w:r>
+        <w:rPr>
+          <w:b/>
+        </w:rPr>
+        <w:t>evidence</w:t>
+      </w:r>
+      <w:r>
+        <w:rPr>
+          <w:b w:val="0"/>
+        </w:rPr>
+        <w:t>. Record support separately from correctness, and assess explanation, trace/test and limitations. Progress ticks and quiz selections alone do not establish mastery.</w:t>
+      </w:r>
+    </w:p>
+    <w:p>
+      <w:pPr>
+        <w:pStyle w:val="Heading2"/>
+      </w:pPr>
+      <w:r>
+        <w:t>Coding guidance for later weeks · reference / check after trying</w:t>
       </w:r>
     </w:p>
     <w:p>
@@ -7377,7 +7189,6 @@
     <w:p>
       <w:pPr>
         <w:spacing w:line="336" w:lineRule="auto" w:after="180"/>
-        <w:shd w:fill="F1F6F8"/>
       </w:pPr>
       <w:r>
         <w:rPr>
@@ -7400,77 +7211,20 @@
     </w:p>
     <w:p>
       <w:pPr>
-        <w:spacing w:line="336" w:lineRule="auto" w:after="180"/>
-      </w:pPr>
-      <w:r>
-        <w:rPr>
-          <w:b w:val="0"/>
-        </w:rPr>
-        <w:t>Use the earlier worked-explanation links to address a specific missing building block, then return to the current question. Adapt this suggestion after observing the learner; it is not an automatic diagnosis.</w:t>
-      </w:r>
-    </w:p>
-    <w:p>
-      <w:pPr>
-        <w:spacing w:line="336" w:lineRule="auto" w:after="180"/>
-      </w:pPr>
-      <w:r>
-        <w:rPr>
-          <w:b w:val="0"/>
-        </w:rPr>
-        <w:t xml:space="preserve">Collect the completed-work portfolio as </w:t>
-      </w:r>
-      <w:r>
-        <w:rPr>
-          <w:b/>
-        </w:rPr>
-        <w:t>evidence</w:t>
-      </w:r>
-      <w:r>
-        <w:rPr>
-          <w:b w:val="0"/>
-        </w:rPr>
-        <w:t>. Record support separately from correctness, and assess explanation, trace/test and limitations. Progress ticks and quiz selections alone do not establish mastery.</w:t>
-      </w:r>
-    </w:p>
-    <w:p>
-      <w:pPr>
         <w:pStyle w:val="Heading1"/>
       </w:pPr>
       <w:r>
-        <w:t>09. Visual concept journey</w:t>
-      </w:r>
-    </w:p>
-    <w:p>
-      <w:r>
-        <w:t>Show one graphic at a time, ask for a prediction, then use the labelled trace and teacher reasoning to discuss it.</w:t>
-      </w:r>
-    </w:p>
-    <w:p>
-      <w:pPr>
-        <w:spacing w:line="336" w:lineRule="auto" w:after="180"/>
-      </w:pPr>
-      <w:r>
-        <w:rPr>
-          <w:b w:val="0"/>
-        </w:rPr>
-        <w:t xml:space="preserve">Use one picture at a time. Hide a worked result before asking for a </w:t>
-      </w:r>
-      <w:r>
-        <w:rPr>
-          <w:b/>
-        </w:rPr>
-        <w:t>prediction</w:t>
-      </w:r>
-      <w:r>
-        <w:rPr>
-          <w:b w:val="0"/>
-        </w:rPr>
-        <w:t>, then reveal it for feedback. These are supported teaching cases; retain the separate independent assessment for a fresh first attempt.</w:t>
-      </w:r>
-    </w:p>
-    <w:p>
-      <w:pPr>
-        <w:pStyle w:val="Heading3"/>
+        <w:t>09. Reference: teach with the six pictures</w:t>
+      </w:r>
+    </w:p>
+    <w:p>
+      <w:r>
+        <w:t>Choose the picture that serves your next teaching move rather than presenting the gallery as a second lesson.</w:t>
+      </w:r>
+    </w:p>
+    <w:p>
+      <w:pPr>
+        <w:pStyle w:val="Heading2"/>
       </w:pPr>
       <w:r>
         <w:t>01. Seeing a result is not explaining it</w:t>
@@ -7481,7 +7235,7 @@
         <w:drawing>
           <wp:inline xmlns:a="http://schemas.openxmlformats.org/drawingml/2006/main" xmlns:pic="http://schemas.openxmlformats.org/drawingml/2006/picture">
             <wp:extent cx="5486400" cy="3291840"/>
-            <wp:docPr id="2" name="Picture 2" descr="A bus has a red display showing a 12-minute delay. That is an observation. A supplied engineering note says past journeys fitted the delay model; that is evidence about its mechanism."/>
+            <wp:docPr id="3" name="Picture 3" descr="A bus has a red display showing a 12-minute delay. That is an observation. A supplied engineering note says past journeys fitted the delay model; that is evidence about its mechanism."/>
             <wp:cNvGraphicFramePr>
               <a:graphicFrameLocks noChangeAspect="1"/>
             </wp:cNvGraphicFramePr>
@@ -7490,177 +7244,6 @@
                 <pic:pic>
                   <pic:nvPicPr>
                     <pic:cNvPr id="0" name="academy-story-ai-1-1-01.png"/>
-                    <pic:cNvPicPr/>
-                  </pic:nvPicPr>
-                  <pic:blipFill>
-                    <a:blip r:embed="rId10"/>
-                    <a:stretch>
-                      <a:fillRect/>
-                    </a:stretch>
-                  </pic:blipFill>
-                  <pic:spPr>
-                    <a:xfrm>
-                      <a:off x="0" y="0"/>
-                      <a:ext cx="5486400" cy="3291840"/>
-                    </a:xfrm>
-                    <a:prstGeom prst="rect"/>
-                  </pic:spPr>
-                </pic:pic>
-              </a:graphicData>
-            </a:graphic>
-          </wp:inline>
-        </w:drawing>
-      </w:r>
-    </w:p>
-    <w:p>
-      <w:pPr>
-        <w:spacing w:line="336" w:lineRule="auto" w:after="180"/>
-      </w:pPr>
-      <w:r>
-        <w:rPr>
-          <w:b w:val="0"/>
-        </w:rPr>
-        <w:t xml:space="preserve">A bus has a red display showing a 12-minute delay. That is an </w:t>
-      </w:r>
-      <w:r>
-        <w:rPr>
-          <w:b/>
-        </w:rPr>
-        <w:t>observation</w:t>
-      </w:r>
-      <w:r>
-        <w:rPr>
-          <w:b w:val="0"/>
-        </w:rPr>
-        <w:t xml:space="preserve">. A supplied engineering note says past journeys fitted the delay model; that is </w:t>
-      </w:r>
-      <w:r>
-        <w:rPr>
-          <w:b/>
-        </w:rPr>
-        <w:t>evidence</w:t>
-      </w:r>
-      <w:r>
-        <w:rPr>
-          <w:b w:val="0"/>
-        </w:rPr>
-        <w:t xml:space="preserve"> about its </w:t>
-      </w:r>
-      <w:r>
-        <w:rPr>
-          <w:b/>
-        </w:rPr>
-        <w:t>mechanism</w:t>
-      </w:r>
-      <w:r>
-        <w:rPr>
-          <w:b w:val="0"/>
-        </w:rPr>
-        <w:t>.</w:t>
-      </w:r>
-    </w:p>
-    <w:p>
-      <w:pPr>
-        <w:spacing w:line="336" w:lineRule="auto" w:after="180"/>
-        <w:shd w:fill="F5F1FB"/>
-      </w:pPr>
-      <w:r>
-        <w:rPr>
-          <w:b w:val="0"/>
-        </w:rPr>
-        <w:t xml:space="preserve">Name one </w:t>
-      </w:r>
-      <w:r>
-        <w:rPr>
-          <w:b/>
-        </w:rPr>
-        <w:t>observation</w:t>
-      </w:r>
-      <w:r>
-        <w:rPr>
-          <w:b w:val="0"/>
-        </w:rPr>
-        <w:t xml:space="preserve"> and one claim that needs more </w:t>
-      </w:r>
-      <w:r>
-        <w:rPr>
-          <w:b/>
-        </w:rPr>
-        <w:t>evidence</w:t>
-      </w:r>
-      <w:r>
-        <w:rPr>
-          <w:b w:val="0"/>
-        </w:rPr>
-        <w:t>.</w:t>
-      </w:r>
-    </w:p>
-    <w:p>
-      <w:pPr>
-        <w:pStyle w:val="Heading3"/>
-      </w:pPr>
-      <w:r>
-        <w:t>Discuss while showing the picture</w:t>
-      </w:r>
-    </w:p>
-    <w:p>
-      <w:pPr>
-        <w:spacing w:line="336" w:lineRule="auto" w:after="180"/>
-        <w:shd w:fill="F1F6F8"/>
-      </w:pPr>
-      <w:r>
-        <w:rPr>
-          <w:b w:val="0"/>
-        </w:rPr>
-        <w:t xml:space="preserve">Teacher prompt: Name one </w:t>
-      </w:r>
-      <w:r>
-        <w:rPr>
-          <w:b/>
-        </w:rPr>
-        <w:t>observation</w:t>
-      </w:r>
-      <w:r>
-        <w:rPr>
-          <w:b w:val="0"/>
-        </w:rPr>
-        <w:t xml:space="preserve"> and one claim that needs more </w:t>
-      </w:r>
-      <w:r>
-        <w:rPr>
-          <w:b/>
-        </w:rPr>
-        <w:t>evidence</w:t>
-      </w:r>
-      <w:r>
-        <w:rPr>
-          <w:b w:val="0"/>
-        </w:rPr>
-        <w:t>. Ask learners to describe one label or arrow in ordinary words. Use the adjacent transcript if the image is difficult to see.</w:t>
-      </w:r>
-    </w:p>
-    <w:p>
-      <w:pPr>
-        <w:pStyle w:val="Heading3"/>
-      </w:pPr>
-      <w:r>
-        <w:t>02. Who or what makes this decision?</w:t>
-      </w:r>
-    </w:p>
-    <w:p>
-      <w:r>
-        <w:drawing>
-          <wp:inline xmlns:a="http://schemas.openxmlformats.org/drawingml/2006/main" xmlns:pic="http://schemas.openxmlformats.org/drawingml/2006/picture">
-            <wp:extent cx="5486400" cy="3291840"/>
-            <wp:docPr id="3" name="Picture 3" descr="A remote-controlled car follows human commands, a motion lamp follows a written rule, and a trained photo sorter applies a learned model. A product can combine mechanisms. AI also includes symbolic reasoning."/>
-            <wp:cNvGraphicFramePr>
-              <a:graphicFrameLocks noChangeAspect="1"/>
-            </wp:cNvGraphicFramePr>
-            <a:graphic>
-              <a:graphicData uri="http://schemas.openxmlformats.org/drawingml/2006/picture">
-                <pic:pic>
-                  <pic:nvPicPr>
-                    <pic:cNvPr id="0" name="academy-story-ai-1-1-02.png"/>
                     <pic:cNvPicPr/>
                   </pic:nvPicPr>
                   <pic:blipFill>
@@ -7691,31 +7274,31 @@
         <w:rPr>
           <w:b w:val="0"/>
         </w:rPr>
-        <w:t xml:space="preserve">A remote-controlled car follows human commands, a motion lamp follows a </w:t>
+        <w:t xml:space="preserve">A bus has a red display showing a 12-minute delay. That is an </w:t>
       </w:r>
       <w:r>
         <w:rPr>
           <w:b/>
         </w:rPr>
-        <w:t>written rule</w:t>
-      </w:r>
-      <w:r>
-        <w:rPr>
-          <w:b w:val="0"/>
-        </w:rPr>
-        <w:t xml:space="preserve">, and a trained photo sorter applies a </w:t>
+        <w:t>observation</w:t>
+      </w:r>
+      <w:r>
+        <w:rPr>
+          <w:b w:val="0"/>
+        </w:rPr>
+        <w:t xml:space="preserve">. A supplied engineering note says past journeys fitted the delay model; that is </w:t>
       </w:r>
       <w:r>
         <w:rPr>
           <w:b/>
         </w:rPr>
-        <w:t>learned model</w:t>
-      </w:r>
-      <w:r>
-        <w:rPr>
-          <w:b w:val="0"/>
-        </w:rPr>
-        <w:t xml:space="preserve">. A product can combine </w:t>
+        <w:t>evidence</w:t>
+      </w:r>
+      <w:r>
+        <w:rPr>
+          <w:b w:val="0"/>
+        </w:rPr>
+        <w:t xml:space="preserve"> about its </w:t>
       </w:r>
       <w:r>
         <w:rPr>
@@ -7727,47 +7310,85 @@
         <w:rPr>
           <w:b w:val="0"/>
         </w:rPr>
-        <w:t>s. AI also includes symbolic reasoning.</w:t>
+        <w:t>.</w:t>
       </w:r>
     </w:p>
     <w:p>
       <w:pPr>
         <w:spacing w:line="336" w:lineRule="auto" w:after="180"/>
-        <w:shd w:fill="F5F1FB"/>
-      </w:pPr>
-      <w:r>
-        <w:rPr>
-          <w:b w:val="0"/>
-        </w:rPr>
-        <w:t>Point to who or what makes each decision.</w:t>
-      </w:r>
-    </w:p>
-    <w:p>
-      <w:pPr>
-        <w:pStyle w:val="Heading3"/>
-      </w:pPr>
-      <w:r>
-        <w:t>Discuss while showing the picture</w:t>
+      </w:pPr>
+      <w:r>
+        <w:rPr>
+          <w:b w:val="0"/>
+        </w:rPr>
+        <w:t xml:space="preserve">Name one </w:t>
+      </w:r>
+      <w:r>
+        <w:rPr>
+          <w:b/>
+        </w:rPr>
+        <w:t>observation</w:t>
+      </w:r>
+      <w:r>
+        <w:rPr>
+          <w:b w:val="0"/>
+        </w:rPr>
+        <w:t xml:space="preserve"> and one claim that needs more </w:t>
+      </w:r>
+      <w:r>
+        <w:rPr>
+          <w:b/>
+        </w:rPr>
+        <w:t>evidence</w:t>
+      </w:r>
+      <w:r>
+        <w:rPr>
+          <w:b w:val="0"/>
+        </w:rPr>
+        <w:t>.</w:t>
       </w:r>
     </w:p>
     <w:p>
       <w:pPr>
         <w:spacing w:line="336" w:lineRule="auto" w:after="180"/>
-        <w:shd w:fill="F1F6F8"/>
-      </w:pPr>
-      <w:r>
-        <w:rPr>
-          <w:b w:val="0"/>
-        </w:rPr>
-        <w:t>Teacher prompt: Point to who or what makes each decision. Ask learners to describe one label or arrow in ordinary words. Use the adjacent transcript if the image is difficult to see.</w:t>
-      </w:r>
-    </w:p>
-    <w:p>
-      <w:pPr>
-        <w:pStyle w:val="Heading3"/>
-      </w:pPr>
-      <w:r>
-        <w:t>03. One bus display. Three different decisions.</w:t>
+      </w:pPr>
+      <w:r>
+        <w:rPr>
+          <w:b w:val="0"/>
+        </w:rPr>
+        <w:t xml:space="preserve">Teacher prompt: Name one </w:t>
+      </w:r>
+      <w:r>
+        <w:rPr>
+          <w:b/>
+        </w:rPr>
+        <w:t>observation</w:t>
+      </w:r>
+      <w:r>
+        <w:rPr>
+          <w:b w:val="0"/>
+        </w:rPr>
+        <w:t xml:space="preserve"> and one claim that needs more </w:t>
+      </w:r>
+      <w:r>
+        <w:rPr>
+          <w:b/>
+        </w:rPr>
+        <w:t>evidence</w:t>
+      </w:r>
+      <w:r>
+        <w:rPr>
+          <w:b w:val="0"/>
+        </w:rPr>
+        <w:t>. Ask learners to describe one label or arrow in ordinary words. Use the adjacent transcript if the image is difficult to see.</w:t>
+      </w:r>
+    </w:p>
+    <w:p>
+      <w:pPr>
+        <w:pStyle w:val="Heading2"/>
+      </w:pPr>
+      <w:r>
+        <w:t>02. Who or what makes this decision?</w:t>
       </w:r>
     </w:p>
     <w:p>
@@ -7775,7 +7396,7 @@
         <w:drawing>
           <wp:inline xmlns:a="http://schemas.openxmlformats.org/drawingml/2006/main" xmlns:pic="http://schemas.openxmlformats.org/drawingml/2006/picture">
             <wp:extent cx="5486400" cy="3291840"/>
-            <wp:docPr id="4" name="Picture 4" descr="Three separate rows trace the bus estimate, display colour and driver override. The fitted model estimates 12 minutes; the written greater-than-10 rule makes the display red; the driver can choose ROUTE CLOSED."/>
+            <wp:docPr id="4" name="Picture 4" descr="A remote-controlled car follows human commands, a motion lamp follows a written rule, and a trained photo sorter applies a learned model. A product can combine mechanisms. AI also includes symbolic reasoning."/>
             <wp:cNvGraphicFramePr>
               <a:graphicFrameLocks noChangeAspect="1"/>
             </wp:cNvGraphicFramePr>
@@ -7783,7 +7404,7 @@
               <a:graphicData uri="http://schemas.openxmlformats.org/drawingml/2006/picture">
                 <pic:pic>
                   <pic:nvPicPr>
-                    <pic:cNvPr id="0" name="academy-story-ai-1-1-03.png"/>
+                    <pic:cNvPr id="0" name="academy-story-ai-1-1-02.png"/>
                     <pic:cNvPicPr/>
                   </pic:nvPicPr>
                   <pic:blipFill>
@@ -7814,59 +7435,73 @@
         <w:rPr>
           <w:b w:val="0"/>
         </w:rPr>
-        <w:t xml:space="preserve">Three separate rows trace the bus estimate, display colour and driver override. The fitted model estimates </w:t>
+        <w:t xml:space="preserve">A remote-controlled car follows human commands, a motion lamp follows a </w:t>
       </w:r>
       <w:r>
         <w:rPr>
           <w:b/>
         </w:rPr>
-        <w:t>12 minutes</w:t>
-      </w:r>
-      <w:r>
-        <w:rPr>
-          <w:b w:val="0"/>
-        </w:rPr>
-        <w:t>; the written greater-than-10 rule makes the display red; the driver can choose ROUTE CLOSED.</w:t>
+        <w:t>written rule</w:t>
+      </w:r>
+      <w:r>
+        <w:rPr>
+          <w:b w:val="0"/>
+        </w:rPr>
+        <w:t xml:space="preserve">, and a trained photo sorter applies a </w:t>
+      </w:r>
+      <w:r>
+        <w:rPr>
+          <w:b/>
+        </w:rPr>
+        <w:t>learned model</w:t>
+      </w:r>
+      <w:r>
+        <w:rPr>
+          <w:b w:val="0"/>
+        </w:rPr>
+        <w:t xml:space="preserve">. A product can combine </w:t>
+      </w:r>
+      <w:r>
+        <w:rPr>
+          <w:b/>
+        </w:rPr>
+        <w:t>mechanism</w:t>
+      </w:r>
+      <w:r>
+        <w:rPr>
+          <w:b w:val="0"/>
+        </w:rPr>
+        <w:t>s. AI also includes symbolic reasoning.</w:t>
       </w:r>
     </w:p>
     <w:p>
       <w:pPr>
         <w:spacing w:line="336" w:lineRule="auto" w:after="180"/>
-        <w:shd w:fill="F5F1FB"/>
-      </w:pPr>
-      <w:r>
-        <w:rPr>
-          <w:b w:val="0"/>
-        </w:rPr>
-        <w:t>Trace the number, colour and override separately.</w:t>
-      </w:r>
-    </w:p>
-    <w:p>
-      <w:pPr>
-        <w:pStyle w:val="Heading3"/>
-      </w:pPr>
-      <w:r>
-        <w:t>Discuss while showing the picture</w:t>
+      </w:pPr>
+      <w:r>
+        <w:rPr>
+          <w:b w:val="0"/>
+        </w:rPr>
+        <w:t>Point to who or what makes each decision.</w:t>
       </w:r>
     </w:p>
     <w:p>
       <w:pPr>
         <w:spacing w:line="336" w:lineRule="auto" w:after="180"/>
-        <w:shd w:fill="F1F6F8"/>
-      </w:pPr>
-      <w:r>
-        <w:rPr>
-          <w:b w:val="0"/>
-        </w:rPr>
-        <w:t>Teacher prompt: Trace the number, colour and override separately. Ask learners to describe one label or arrow in ordinary words. Use the adjacent transcript if the image is difficult to see.</w:t>
-      </w:r>
-    </w:p>
-    <w:p>
-      <w:pPr>
-        <w:pStyle w:val="Heading3"/>
-      </w:pPr>
-      <w:r>
-        <w:t>04. Learn first. Predict later.</w:t>
+      </w:pPr>
+      <w:r>
+        <w:rPr>
+          <w:b w:val="0"/>
+        </w:rPr>
+        <w:t>Teacher prompt: Point to who or what makes each decision. Ask learners to describe one label or arrow in ordinary words. Use the adjacent transcript if the image is difficult to see.</w:t>
+      </w:r>
+    </w:p>
+    <w:p>
+      <w:pPr>
+        <w:pStyle w:val="Heading2"/>
+      </w:pPr>
+      <w:r>
+        <w:t>03. One bus display. Three different decisions.</w:t>
       </w:r>
     </w:p>
     <w:p>
@@ -7874,7 +7509,96 @@
         <w:drawing>
           <wp:inline xmlns:a="http://schemas.openxmlformats.org/drawingml/2006/main" xmlns:pic="http://schemas.openxmlformats.org/drawingml/2006/picture">
             <wp:extent cx="5486400" cy="3291840"/>
-            <wp:docPr id="5" name="Picture 5" descr="Earlier weather records are used to fit a model. Later, new measurements are passed to that fitted model to obtain a 70 percent rain forecast. It is an estimate, not a guarantee."/>
+            <wp:docPr id="5" name="Picture 5" descr="Three separate rows trace the bus estimate, display colour and driver override. The fitted model estimates 12 minutes; the written greater-than-10 rule makes the display red; the driver can choose ROUTE CLOSED."/>
+            <wp:cNvGraphicFramePr>
+              <a:graphicFrameLocks noChangeAspect="1"/>
+            </wp:cNvGraphicFramePr>
+            <a:graphic>
+              <a:graphicData uri="http://schemas.openxmlformats.org/drawingml/2006/picture">
+                <pic:pic>
+                  <pic:nvPicPr>
+                    <pic:cNvPr id="0" name="academy-story-ai-1-1-03.png"/>
+                    <pic:cNvPicPr/>
+                  </pic:nvPicPr>
+                  <pic:blipFill>
+                    <a:blip r:embed="rId9"/>
+                    <a:stretch>
+                      <a:fillRect/>
+                    </a:stretch>
+                  </pic:blipFill>
+                  <pic:spPr>
+                    <a:xfrm>
+                      <a:off x="0" y="0"/>
+                      <a:ext cx="5486400" cy="3291840"/>
+                    </a:xfrm>
+                    <a:prstGeom prst="rect"/>
+                  </pic:spPr>
+                </pic:pic>
+              </a:graphicData>
+            </a:graphic>
+          </wp:inline>
+        </w:drawing>
+      </w:r>
+    </w:p>
+    <w:p>
+      <w:pPr>
+        <w:spacing w:line="336" w:lineRule="auto" w:after="180"/>
+      </w:pPr>
+      <w:r>
+        <w:rPr>
+          <w:b w:val="0"/>
+        </w:rPr>
+        <w:t xml:space="preserve">Three separate rows trace the bus estimate, display colour and driver override. The fitted model estimates </w:t>
+      </w:r>
+      <w:r>
+        <w:rPr>
+          <w:b/>
+        </w:rPr>
+        <w:t>12 minutes</w:t>
+      </w:r>
+      <w:r>
+        <w:rPr>
+          <w:b w:val="0"/>
+        </w:rPr>
+        <w:t>; the written greater-than-10 rule makes the display red; the driver can choose ROUTE CLOSED.</w:t>
+      </w:r>
+    </w:p>
+    <w:p>
+      <w:pPr>
+        <w:spacing w:line="336" w:lineRule="auto" w:after="180"/>
+      </w:pPr>
+      <w:r>
+        <w:rPr>
+          <w:b w:val="0"/>
+        </w:rPr>
+        <w:t>Trace the number, colour and override separately.</w:t>
+      </w:r>
+    </w:p>
+    <w:p>
+      <w:pPr>
+        <w:spacing w:line="336" w:lineRule="auto" w:after="180"/>
+      </w:pPr>
+      <w:r>
+        <w:rPr>
+          <w:b w:val="0"/>
+        </w:rPr>
+        <w:t>Teacher prompt: Trace the number, colour and override separately. Ask learners to describe one label or arrow in ordinary words. Use the adjacent transcript if the image is difficult to see.</w:t>
+      </w:r>
+    </w:p>
+    <w:p>
+      <w:pPr>
+        <w:pStyle w:val="Heading2"/>
+      </w:pPr>
+      <w:r>
+        <w:t>04. Learn first. Predict later.</w:t>
+      </w:r>
+    </w:p>
+    <w:p>
+      <w:r>
+        <w:drawing>
+          <wp:inline xmlns:a="http://schemas.openxmlformats.org/drawingml/2006/main" xmlns:pic="http://schemas.openxmlformats.org/drawingml/2006/picture">
+            <wp:extent cx="5486400" cy="3291840"/>
+            <wp:docPr id="6" name="Picture 6" descr="Earlier weather records are used to fit a model. Later, new measurements are passed to that fitted model to obtain a 70 percent rain forecast. It is an estimate, not a guarantee."/>
             <wp:cNvGraphicFramePr>
               <a:graphicFrameLocks noChangeAspect="1"/>
             </wp:cNvGraphicFramePr>
@@ -7919,7 +7643,6 @@
     <w:p>
       <w:pPr>
         <w:spacing w:line="336" w:lineRule="auto" w:after="180"/>
-        <w:shd w:fill="F5F1FB"/>
       </w:pPr>
       <w:r>
         <w:rPr>
@@ -7930,16 +7653,7 @@
     </w:p>
     <w:p>
       <w:pPr>
-        <w:pStyle w:val="Heading3"/>
-      </w:pPr>
-      <w:r>
-        <w:t>Discuss while showing the picture</w:t>
-      </w:r>
-    </w:p>
-    <w:p>
-      <w:pPr>
         <w:spacing w:line="336" w:lineRule="auto" w:after="180"/>
-        <w:shd w:fill="F1F6F8"/>
       </w:pPr>
       <w:r>
         <w:rPr>
@@ -7951,7 +7665,6 @@
     <w:p>
       <w:pPr>
         <w:spacing w:line="336" w:lineRule="auto" w:after="180"/>
-        <w:shd w:fill="F1F6F8"/>
       </w:pPr>
       <w:r>
         <w:rPr>
@@ -7962,7 +7675,7 @@
     </w:p>
     <w:p>
       <w:pPr>
-        <w:pStyle w:val="Heading3"/>
+        <w:pStyle w:val="Heading2"/>
       </w:pPr>
       <w:r>
         <w:t>05. Change the rule. Keep the forecast.</w:t>
@@ -7973,7 +7686,7 @@
         <w:drawing>
           <wp:inline xmlns:a="http://schemas.openxmlformats.org/drawingml/2006/main" xmlns:pic="http://schemas.openxmlformats.org/drawingml/2006/picture">
             <wp:extent cx="5486400" cy="3291840"/>
-            <wp:docPr id="6" name="Picture 6" descr="With a 70 percent rain forecast, a 60 percent-or-more rule displays TAKE ONE. An 80 percent-or-more rule does not trigger that message. Only the boundary changed; the fitted model and forecast did not."/>
+            <wp:docPr id="7" name="Picture 7" descr="With a 70 percent rain forecast, a 60 percent-or-more rule displays TAKE ONE. An 80 percent-or-more rule does not trigger that message. Only the boundary changed; the fitted model and forecast did not."/>
             <wp:cNvGraphicFramePr>
               <a:graphicFrameLocks noChangeAspect="1"/>
             </wp:cNvGraphicFramePr>
@@ -8018,7 +7731,6 @@
     <w:p>
       <w:pPr>
         <w:spacing w:line="336" w:lineRule="auto" w:after="180"/>
-        <w:shd w:fill="F5F1FB"/>
       </w:pPr>
       <w:r>
         <w:rPr>
@@ -8053,16 +7765,7 @@
     </w:p>
     <w:p>
       <w:pPr>
-        <w:pStyle w:val="Heading3"/>
-      </w:pPr>
-      <w:r>
-        <w:t>Discuss while showing the picture</w:t>
-      </w:r>
-    </w:p>
-    <w:p>
-      <w:pPr>
         <w:spacing w:line="336" w:lineRule="auto" w:after="180"/>
-        <w:shd w:fill="F1F6F8"/>
       </w:pPr>
       <w:r>
         <w:rPr>
@@ -8098,7 +7801,6 @@
     <w:p>
       <w:pPr>
         <w:spacing w:line="336" w:lineRule="auto" w:after="180"/>
-        <w:shd w:fill="F1F6F8"/>
       </w:pPr>
       <w:r>
         <w:rPr>
@@ -8121,7 +7823,7 @@
     </w:p>
     <w:p>
       <w:pPr>
-        <w:pStyle w:val="Heading3"/>
+        <w:pStyle w:val="Heading2"/>
       </w:pPr>
       <w:r>
         <w:t>06. “Not enough information” is a useful answer</w:t>
@@ -8132,7 +7834,7 @@
         <w:drawing>
           <wp:inline xmlns:a="http://schemas.openxmlformats.org/drawingml/2006/main" xmlns:pic="http://schemas.openxmlformats.org/drawingml/2006/picture">
             <wp:extent cx="5486400" cy="3291840"/>
-            <wp:docPr id="7" name="Picture 7" descr="An unspecified smart robot vacuum moves and cleans, but its route mechanism is unknown. Ask for evidence of human commands, written rules or model fitting, and allow combinations. Apply this reasoning to a classroom sorter."/>
+            <wp:docPr id="8" name="Picture 8" descr="An unspecified smart robot vacuum moves and cleans, but its route mechanism is unknown. Ask for evidence of human commands, written rules or model fitting, and allow combinations. Apply this reasoning to a classroom sorter."/>
             <wp:cNvGraphicFramePr>
               <a:graphicFrameLocks noChangeAspect="1"/>
             </wp:cNvGraphicFramePr>
@@ -8225,7 +7927,6 @@
     <w:p>
       <w:pPr>
         <w:spacing w:line="336" w:lineRule="auto" w:after="180"/>
-        <w:shd w:fill="F5F1FB"/>
       </w:pPr>
       <w:r>
         <w:rPr>
@@ -8248,58 +7949,127 @@
     </w:p>
     <w:p>
       <w:pPr>
+        <w:spacing w:line="336" w:lineRule="auto" w:after="180"/>
+      </w:pPr>
+      <w:r>
+        <w:rPr>
+          <w:b w:val="0"/>
+        </w:rPr>
+        <w:t xml:space="preserve">Teacher prompt: Which </w:t>
+      </w:r>
+      <w:r>
+        <w:rPr>
+          <w:b/>
+        </w:rPr>
+        <w:t>evidence</w:t>
+      </w:r>
+      <w:r>
+        <w:rPr>
+          <w:b w:val="0"/>
+        </w:rPr>
+        <w:t xml:space="preserve"> would change your answer about the vacuum? Ask learners to describe one label or arrow in ordinary words. Use the adjacent transcript if the image is difficult to see.</w:t>
+      </w:r>
+    </w:p>
+    <w:p>
+      <w:pPr>
+        <w:spacing w:line="336" w:lineRule="auto" w:after="180"/>
+      </w:pPr>
+      <w:r>
+        <w:rPr>
+          <w:b w:val="0"/>
+        </w:rPr>
+        <w:t xml:space="preserve">Supported practice key: The forecast stage is learned; it remains </w:t>
+      </w:r>
+      <w:r>
+        <w:rPr>
+          <w:b/>
+        </w:rPr>
+        <w:t>70%</w:t>
+      </w:r>
+      <w:r>
+        <w:rPr>
+          <w:b w:val="0"/>
+        </w:rPr>
+        <w:t>. Only the boundary and resulting message changed.</w:t>
+      </w:r>
+    </w:p>
+    <w:p>
+      <w:pPr>
+        <w:pStyle w:val="Heading2"/>
+      </w:pPr>
+      <w:r>
+        <w:t>Whole-gallery teaching note · reference / check after trying</w:t>
+      </w:r>
+    </w:p>
+    <w:p>
+      <w:pPr>
+        <w:spacing w:line="336" w:lineRule="auto" w:after="180"/>
+      </w:pPr>
+      <w:r>
+        <w:rPr>
+          <w:b w:val="0"/>
+        </w:rPr>
+        <w:t xml:space="preserve">Use one picture at a time. Hide a worked result before asking for a </w:t>
+      </w:r>
+      <w:r>
+        <w:rPr>
+          <w:b/>
+        </w:rPr>
+        <w:t>prediction</w:t>
+      </w:r>
+      <w:r>
+        <w:rPr>
+          <w:b w:val="0"/>
+        </w:rPr>
+        <w:t>, then reveal it for feedback. These are supported teaching cases; retain the separate independent assessment for a fresh first attempt.</w:t>
+      </w:r>
+    </w:p>
+    <w:p>
+      <w:pPr>
         <w:pStyle w:val="Heading3"/>
       </w:pPr>
       <w:r>
-        <w:t>Discuss while showing the picture</w:t>
-      </w:r>
-    </w:p>
-    <w:p>
-      <w:pPr>
-        <w:spacing w:line="336" w:lineRule="auto" w:after="180"/>
-        <w:shd w:fill="F1F6F8"/>
-      </w:pPr>
-      <w:r>
-        <w:rPr>
-          <w:b w:val="0"/>
-        </w:rPr>
-        <w:t xml:space="preserve">Teacher prompt: Which </w:t>
-      </w:r>
-      <w:r>
-        <w:rPr>
-          <w:b/>
-        </w:rPr>
-        <w:t>evidence</w:t>
-      </w:r>
-      <w:r>
-        <w:rPr>
-          <w:b w:val="0"/>
-        </w:rPr>
-        <w:t xml:space="preserve"> would change your answer about the vacuum? Ask learners to describe one label or arrow in ordinary words. Use the adjacent transcript if the image is difficult to see.</w:t>
-      </w:r>
-    </w:p>
-    <w:p>
-      <w:pPr>
-        <w:spacing w:line="336" w:lineRule="auto" w:after="180"/>
-        <w:shd w:fill="F1F6F8"/>
-      </w:pPr>
-      <w:r>
-        <w:rPr>
-          <w:b w:val="0"/>
-        </w:rPr>
-        <w:t xml:space="preserve">Supported practice key: The forecast stage is learned; it remains </w:t>
-      </w:r>
-      <w:r>
-        <w:rPr>
-          <w:b/>
-        </w:rPr>
-        <w:t>70%</w:t>
-      </w:r>
-      <w:r>
-        <w:rPr>
-          <w:b w:val="0"/>
-        </w:rPr>
-        <w:t>. Only the boundary and resulting message changed.</w:t>
+        <w:t>01. Seeing a result is not explaining it</w:t>
+      </w:r>
+    </w:p>
+    <w:p>
+      <w:pPr>
+        <w:pStyle w:val="Heading3"/>
+      </w:pPr>
+      <w:r>
+        <w:t>02. Who or what makes this decision?</w:t>
+      </w:r>
+    </w:p>
+    <w:p>
+      <w:pPr>
+        <w:pStyle w:val="Heading3"/>
+      </w:pPr>
+      <w:r>
+        <w:t>03. One bus display. Three different decisions.</w:t>
+      </w:r>
+    </w:p>
+    <w:p>
+      <w:pPr>
+        <w:pStyle w:val="Heading3"/>
+      </w:pPr>
+      <w:r>
+        <w:t>04. Learn first. Predict later.</w:t>
+      </w:r>
+    </w:p>
+    <w:p>
+      <w:pPr>
+        <w:pStyle w:val="Heading3"/>
+      </w:pPr>
+      <w:r>
+        <w:t>05. Change the rule. Keep the forecast.</w:t>
+      </w:r>
+    </w:p>
+    <w:p>
+      <w:pPr>
+        <w:pStyle w:val="Heading3"/>
+      </w:pPr>
+      <w:r>
+        <w:t>06. “Not enough information” is a useful answer</w:t>
       </w:r>
     </w:p>
     <w:sectPr>
